--- a/drafts/sir-directed-hypergraphs/section3.docx
+++ b/drafts/sir-directed-hypergraphs/section3.docx
@@ -8889,7 +8889,61 @@
           <w:sz w:val="19"/>
           <w:szCs w:val="19"/>
         </w:rPr>
-        <w:t xml:space="preserve"> 个独立结构的均值，误差棒为结构间标准误，灰点划线为加权幂律拟合。(b) 终态规模随 </w:t>
+        <w:t xml:space="preserve"> 个独立结构的均值，误差棒为结构间标准误，灰点划线为加权幂律拟合，指数 </w:t>
+      </w:r>
+      <w:r>
+        <w:rPr>
+          <w:rFonts w:ascii="Cambria Math" w:eastAsia="SimSun" w:hAnsi="Cambria Math"/>
+          <w:i w:val="false"/>
+          <w:iCs w:val="false"/>
+          <w:sz w:val="19"/>
+          <w:szCs w:val="19"/>
+        </w:rPr>
+        <w:t xml:space="preserve">-1.2</w:t>
+      </w:r>
+      <w:r>
+        <w:rPr>
+          <w:rFonts w:ascii="Times New Roman" w:cs="Times New Roman" w:eastAsia="SimSun" w:hAnsi="Times New Roman"/>
+          <w:sz w:val="19"/>
+          <w:szCs w:val="19"/>
+        </w:rPr>
+        <w:t xml:space="preserve">（子集拟合散布约 </w:t>
+      </w:r>
+      <w:r>
+        <w:rPr>
+          <w:rFonts w:ascii="Cambria Math" w:eastAsia="SimSun" w:hAnsi="Cambria Math"/>
+          <w:i w:val="false"/>
+          <w:iCs w:val="false"/>
+          <w:sz w:val="19"/>
+          <w:szCs w:val="19"/>
+        </w:rPr>
+        <w:t xml:space="preserve">±0.2</w:t>
+      </w:r>
+      <w:r>
+        <w:rPr>
+          <w:rFonts w:ascii="Times New Roman" w:cs="Times New Roman" w:eastAsia="SimSun" w:hAnsi="Times New Roman"/>
+          <w:sz w:val="19"/>
+          <w:szCs w:val="19"/>
+        </w:rPr>
+        <w:t xml:space="preserve">，与 </w:t>
+      </w:r>
+      <w:r>
+        <w:rPr>
+          <w:rFonts w:ascii="Cambria Math" w:eastAsia="SimSun" w:hAnsi="Cambria Math"/>
+          <w:i w:val="false"/>
+          <w:iCs w:val="false"/>
+          <w:sz w:val="19"/>
+          <w:szCs w:val="19"/>
+        </w:rPr>
+        <w:t xml:space="preserve">-1</w:t>
+      </w:r>
+      <w:r>
+        <w:rPr>
+          <w:rFonts w:ascii="Times New Roman" w:cs="Times New Roman" w:eastAsia="SimSun" w:hAnsi="Times New Roman"/>
+          <w:sz w:val="19"/>
+          <w:szCs w:val="19"/>
+        </w:rPr>
+        <w:t xml:space="preserve"> 相容）。(b) 终态规模随 </w:t>
       </w:r>
       <w:r>
         <w:rPr>
@@ -9040,7 +9094,7 @@
         <w:rPr>
           <w:rFonts w:ascii="Times New Roman" w:cs="Times New Roman" w:eastAsia="SimSun" w:hAnsi="Times New Roman"/>
         </w:rPr>
-        <w:t xml:space="preserve">图 2(a) 分离出两种误差的不同性质。EBCM 的偏差按 </w:t>
+        <w:t xml:space="preserve">图 2(a) 分离出两种误差的不同性质。EBCM 的偏差随 </w:t>
       </w:r>
       <w:r>
         <w:rPr>
@@ -9052,10 +9106,15 @@
       </w:r>
       <w:r>
         <w:rPr>
-          <w:rFonts w:ascii="Cambria Math" w:eastAsia="SimSun" w:hAnsi="Cambria Math"/>
-          <w:i w:val="false"/>
-          <w:iCs w:val="false"/>
-          <w:vertAlign w:val="superscript"/>
+          <w:rFonts w:ascii="Times New Roman" w:cs="Times New Roman" w:eastAsia="SimSun" w:hAnsi="Times New Roman"/>
+        </w:rPr>
+        <w:t xml:space="preserve"> 幂律衰减，四点加权拟合给出指数 </w:t>
+      </w:r>
+      <w:r>
+        <w:rPr>
+          <w:rFonts w:ascii="Cambria Math" w:eastAsia="SimSun" w:hAnsi="Cambria Math"/>
+          <w:i w:val="false"/>
+          <w:iCs w:val="false"/>
         </w:rPr>
         <w:t xml:space="preserve">-1.22±0.05</w:t>
       </w:r>
@@ -9063,7 +9122,91 @@
         <w:rPr>
           <w:rFonts w:ascii="Times New Roman" w:cs="Times New Roman" w:eastAsia="SimSun" w:hAnsi="Times New Roman"/>
         </w:rPr>
-        <w:t xml:space="preserve"> 衰减——树状闭合的误差源于位形模型中密度为 </w:t>
+        <w:t xml:space="preserve">；但这一误差棒只是拟合的统计误差，改用子集重拟合得 </w:t>
+      </w:r>
+      <w:r>
+        <w:rPr>
+          <w:rFonts w:ascii="Cambria Math" w:eastAsia="SimSun" w:hAnsi="Cambria Math"/>
+          <w:i w:val="false"/>
+          <w:iCs w:val="false"/>
+        </w:rPr>
+        <w:t xml:space="preserve">-1.32±0.11</w:t>
+      </w:r>
+      <w:r>
+        <w:rPr>
+          <w:rFonts w:ascii="Times New Roman" w:cs="Times New Roman" w:eastAsia="SimSun" w:hAnsi="Times New Roman"/>
+        </w:rPr>
+        <w:t xml:space="preserve">、</w:t>
+      </w:r>
+      <w:r>
+        <w:rPr>
+          <w:rFonts w:ascii="Cambria Math" w:eastAsia="SimSun" w:hAnsi="Cambria Math"/>
+          <w:i w:val="false"/>
+          <w:iCs w:val="false"/>
+        </w:rPr>
+        <w:t xml:space="preserve">-1.21±0.10</w:t>
+      </w:r>
+      <w:r>
+        <w:rPr>
+          <w:rFonts w:ascii="Times New Roman" w:cs="Times New Roman" w:eastAsia="SimSun" w:hAnsi="Times New Roman"/>
+        </w:rPr>
+        <w:t xml:space="preserve">、</w:t>
+      </w:r>
+      <w:r>
+        <w:rPr>
+          <w:rFonts w:ascii="Cambria Math" w:eastAsia="SimSun" w:hAnsi="Cambria Math"/>
+          <w:i w:val="false"/>
+          <w:iCs w:val="false"/>
+        </w:rPr>
+        <w:t xml:space="preserve">-1.03±0.31</w:t>
+      </w:r>
+      <w:r>
+        <w:rPr>
+          <w:rFonts w:ascii="Times New Roman" w:cs="Times New Roman" w:eastAsia="SimSun" w:hAnsi="Times New Roman"/>
+        </w:rPr>
+        <w:t xml:space="preserve">，因而实际不确定度约 </w:t>
+      </w:r>
+      <w:r>
+        <w:rPr>
+          <w:rFonts w:ascii="Cambria Math" w:eastAsia="SimSun" w:hAnsi="Cambria Math"/>
+          <w:i w:val="false"/>
+          <w:iCs w:val="false"/>
+        </w:rPr>
+        <w:t xml:space="preserve">±0.2</w:t>
+      </w:r>
+      <w:r>
+        <w:rPr>
+          <w:rFonts w:ascii="Times New Roman" w:cs="Times New Roman" w:eastAsia="SimSun" w:hAnsi="Times New Roman"/>
+        </w:rPr>
+        <w:t xml:space="preserve">，数据尚不能把该指数与 </w:t>
+      </w:r>
+      <w:r>
+        <w:rPr>
+          <w:rFonts w:ascii="Cambria Math" w:eastAsia="SimSun" w:hAnsi="Cambria Math"/>
+          <w:i w:val="false"/>
+          <w:iCs w:val="false"/>
+        </w:rPr>
+        <w:t xml:space="preserve">-1</w:t>
+      </w:r>
+      <w:r>
+        <w:rPr>
+          <w:rFonts w:ascii="Times New Roman" w:cs="Times New Roman" w:eastAsia="SimSun" w:hAnsi="Times New Roman"/>
+        </w:rPr>
+        <w:t xml:space="preserve"> 区分开。</w:t>
+      </w:r>
+      <w:r>
+        <w:rPr>
+          <w:rFonts w:ascii="Cambria Math" w:eastAsia="SimSun" w:hAnsi="Cambria Math"/>
+          <w:i w:val="false"/>
+          <w:iCs w:val="false"/>
+        </w:rPr>
+        <w:t xml:space="preserve">-1</w:t>
+      </w:r>
+      <w:r>
+        <w:rPr>
+          <w:rFonts w:ascii="Times New Roman" w:cs="Times New Roman" w:eastAsia="SimSun" w:hAnsi="Times New Roman"/>
+        </w:rPr>
+        <w:t xml:space="preserve"> 正是树状闭合所预期的：位形模型中短回路的密度为 </w:t>
       </w:r>
       <w:r>
         <w:rPr>
@@ -9101,7 +9244,7 @@
         <w:rPr>
           <w:rFonts w:ascii="Times New Roman" w:cs="Times New Roman" w:eastAsia="SimSun" w:hAnsi="Times New Roman"/>
         </w:rPr>
-        <w:t xml:space="preserve"> 的短回路，随规模增大而消失。均场的偏差同样随 </w:t>
+        <w:t xml:space="preserve">。可以确定的是偏差趋于零。均场的偏差同样随 </w:t>
       </w:r>
       <w:r>
         <w:rPr>
@@ -9129,7 +9272,7 @@
         <w:rPr>
           <w:rFonts w:ascii="Times New Roman" w:cs="Times New Roman" w:eastAsia="SimSun" w:hAnsi="Times New Roman"/>
         </w:rPr>
-        <w:t xml:space="preserve">），但按 </w:t>
+        <w:t xml:space="preserve">），却按 </w:t>
       </w:r>
       <w:r>
         <w:rPr>
@@ -9175,7 +9318,7 @@
         <w:rPr>
           <w:rFonts w:ascii="Times New Roman" w:cs="Times New Roman" w:eastAsia="SimSun" w:hAnsi="Times New Roman"/>
         </w:rPr>
-        <w:t xml:space="preserve"> 外推收敛到非零平台 </w:t>
+        <w:t xml:space="preserve"> 外推到非零平台 </w:t>
       </w:r>
       <w:r>
         <w:rPr>
@@ -9191,13 +9334,13 @@
           <w:i w:val="false"/>
           <w:iCs w:val="false"/>
         </w:rPr>
-        <w:t xml:space="preserve">≈0.147</w:t>
-      </w:r>
-      <w:r>
-        <w:rPr>
-          <w:rFonts w:ascii="Times New Roman" w:cs="Times New Roman" w:eastAsia="SimSun" w:hAnsi="Times New Roman"/>
-        </w:rPr>
-        <w:t xml:space="preserve">。两者因而不是同一类误差：EBCM 的可以靠增大系统消除，均场的不能，因为那是闭合层级的误差。</w:t>
+        <w:t xml:space="preserve">=0.146±0.001</w:t>
+      </w:r>
+      <w:r>
+        <w:rPr>
+          <w:rFonts w:ascii="Times New Roman" w:cs="Times New Roman" w:eastAsia="SimSun" w:hAnsi="Times New Roman"/>
+        </w:rPr>
+        <w:t xml:space="preserve">（四种子集拟合的散布）。两者因而不是同一类误差：EBCM 的可以靠增大系统消除，均场的不能，因为那是闭合层级的误差。</w:t>
       </w:r>
       <w:r>
         <w:rPr>
@@ -9826,6 +9969,753 @@
           <w:rFonts w:ascii="Times New Roman" w:cs="Times New Roman" w:eastAsia="SimSun" w:hAnsi="Times New Roman"/>
         </w:rPr>
         <w:t xml:space="preserve"> 移动阈值，却不产生方向对称性破缺，二者并不矛盾。</w:t>
+      </w:r>
+    </w:p>
+    <w:p>
+      <w:pPr>
+        <w:spacing w:after="120" w:before="120" w:line="320" w:lineRule="auto"/>
+        <w:jc w:val="both"/>
+      </w:pPr>
+      <w:r>
+        <w:rPr>
+          <w:rFonts w:ascii="Times New Roman" w:cs="Times New Roman" w:eastAsia="SimSun" w:hAnsi="Times New Roman"/>
+          <w:b/>
+          <w:bCs/>
+        </w:rPr>
+        <w:t xml:space="preserve">独立复算。</w:t>
+      </w:r>
+      <w:r>
+        <w:rPr>
+          <w:rFonts w:ascii="Times New Roman" w:cs="Times New Roman" w:eastAsia="SimSun" w:hAnsi="Times New Roman"/>
+        </w:rPr>
+        <w:t xml:space="preserve"> 上述数字均由与原推导不共享路径的方式复核一遍（脚本 </w:t>
+      </w:r>
+      <w:r>
+        <w:rPr>
+          <w:rFonts w:ascii="Consolas" w:eastAsia="SimSun" w:hAnsi="Consolas"/>
+        </w:rPr>
+        <w:t xml:space="preserve">tools/section3_audit.py</w:t>
+      </w:r>
+      <w:r>
+        <w:rPr>
+          <w:rFonts w:ascii="Times New Roman" w:cs="Times New Roman" w:eastAsia="SimSun" w:hAnsi="Times New Roman"/>
+        </w:rPr>
+        <w:t xml:space="preserve">）。</w:t>
+      </w:r>
+      <w:r>
+        <w:rPr>
+          <w:rFonts w:ascii="Cambria Math" w:eastAsia="SimSun" w:hAnsi="Cambria Math"/>
+          <w:i w:val="false"/>
+          <w:iCs w:val="false"/>
+        </w:rPr>
+        <w:t xml:space="preserve">τ=1</w:t>
+      </w:r>
+      <w:r>
+        <w:rPr>
+          <w:rFonts w:ascii="Times New Roman" w:cs="Times New Roman" w:eastAsia="SimSun" w:hAnsi="Times New Roman"/>
+        </w:rPr>
+        <w:t xml:space="preserve"> 时方程组可解析积出终态：由 </w:t>
+      </w:r>
+      <w:r>
+        <w:rPr>
+          <w:rFonts w:ascii="Cambria Math" w:eastAsia="SimSun" w:hAnsi="Cambria Math"/>
+          <w:i w:val="false"/>
+          <w:iCs w:val="false"/>
+        </w:rPr>
+        <w:t xml:space="preserve">Φ̇=-β</w:t>
+      </w:r>
+      <w:r>
+        <w:rPr>
+          <w:rFonts w:ascii="Cambria Math" w:eastAsia="SimSun" w:hAnsi="Cambria Math"/>
+          <w:i/>
+          <w:iCs/>
+        </w:rPr>
+        <w:t xml:space="preserve">x</w:t>
+      </w:r>
+      <w:r>
+        <w:rPr>
+          <w:rFonts w:ascii="Cambria Math" w:eastAsia="SimSun" w:hAnsi="Cambria Math"/>
+          <w:i w:val="false"/>
+          <w:iCs w:val="false"/>
+          <w:vertAlign w:val="subscript"/>
+        </w:rPr>
+        <w:t xml:space="preserve">010</w:t>
+      </w:r>
+      <w:r>
+        <w:rPr>
+          <w:rFonts w:ascii="Times New Roman" w:cs="Times New Roman" w:eastAsia="SimSun" w:hAnsi="Times New Roman"/>
+        </w:rPr>
+        <w:t xml:space="preserve"> 与 </w:t>
+      </w:r>
+      <w:r>
+        <w:rPr>
+          <w:rFonts w:ascii="Cambria Math" w:eastAsia="SimSun" w:hAnsi="Cambria Math"/>
+          <w:i/>
+          <w:iCs/>
+        </w:rPr>
+        <w:t xml:space="preserve">x</w:t>
+      </w:r>
+      <w:r>
+        <w:rPr>
+          <w:rFonts w:ascii="Cambria Math" w:eastAsia="SimSun" w:hAnsi="Cambria Math"/>
+          <w:i w:val="false"/>
+          <w:iCs w:val="false"/>
+        </w:rPr>
+        <w:t xml:space="preserve">̇</w:t>
+      </w:r>
+      <w:r>
+        <w:rPr>
+          <w:rFonts w:ascii="Cambria Math" w:eastAsia="SimSun" w:hAnsi="Cambria Math"/>
+          <w:i w:val="false"/>
+          <w:iCs w:val="false"/>
+          <w:vertAlign w:val="subscript"/>
+        </w:rPr>
+        <w:t xml:space="preserve">001</w:t>
+      </w:r>
+      <w:r>
+        <w:rPr>
+          <w:rFonts w:ascii="Cambria Math" w:eastAsia="SimSun" w:hAnsi="Cambria Math"/>
+          <w:i w:val="false"/>
+          <w:iCs w:val="false"/>
+        </w:rPr>
+        <w:t xml:space="preserve">=μ</w:t>
+      </w:r>
+      <w:r>
+        <w:rPr>
+          <w:rFonts w:ascii="Cambria Math" w:eastAsia="SimSun" w:hAnsi="Cambria Math"/>
+          <w:i/>
+          <w:iCs/>
+        </w:rPr>
+        <w:t xml:space="preserve">x</w:t>
+      </w:r>
+      <w:r>
+        <w:rPr>
+          <w:rFonts w:ascii="Cambria Math" w:eastAsia="SimSun" w:hAnsi="Cambria Math"/>
+          <w:i w:val="false"/>
+          <w:iCs w:val="false"/>
+          <w:vertAlign w:val="subscript"/>
+        </w:rPr>
+        <w:t xml:space="preserve">010</w:t>
+      </w:r>
+      <w:r>
+        <w:rPr>
+          <w:rFonts w:ascii="Times New Roman" w:cs="Times New Roman" w:eastAsia="SimSun" w:hAnsi="Times New Roman"/>
+        </w:rPr>
+        <w:t xml:space="preserve"> 得 </w:t>
+      </w:r>
+      <w:r>
+        <w:rPr>
+          <w:rFonts w:ascii="Cambria Math" w:eastAsia="SimSun" w:hAnsi="Cambria Math"/>
+          <w:i/>
+          <w:iCs/>
+        </w:rPr>
+        <w:t xml:space="preserve">x</w:t>
+      </w:r>
+      <w:r>
+        <w:rPr>
+          <w:rFonts w:ascii="Cambria Math" w:eastAsia="SimSun" w:hAnsi="Cambria Math"/>
+          <w:i w:val="false"/>
+          <w:iCs w:val="false"/>
+          <w:vertAlign w:val="subscript"/>
+        </w:rPr>
+        <w:t xml:space="preserve">001</w:t>
+      </w:r>
+      <w:r>
+        <w:rPr>
+          <w:rFonts w:ascii="Cambria Math" w:eastAsia="SimSun" w:hAnsi="Cambria Math"/>
+          <w:i w:val="false"/>
+          <w:iCs w:val="false"/>
+        </w:rPr>
+        <w:t xml:space="preserve">=λ</w:t>
+      </w:r>
+      <w:r>
+        <w:rPr>
+          <w:rFonts w:ascii="Cambria Math" w:eastAsia="SimSun" w:hAnsi="Cambria Math"/>
+          <w:i w:val="false"/>
+          <w:iCs w:val="false"/>
+          <w:vertAlign w:val="superscript"/>
+        </w:rPr>
+        <w:t xml:space="preserve">-1</w:t>
+      </w:r>
+      <w:r>
+        <w:rPr>
+          <w:rFonts w:ascii="Cambria Math" w:eastAsia="SimSun" w:hAnsi="Cambria Math"/>
+          <w:i w:val="false"/>
+          <w:iCs w:val="false"/>
+        </w:rPr>
+        <w:t xml:space="preserve">(1-Φ)</w:t>
+      </w:r>
+      <w:r>
+        <w:rPr>
+          <w:rFonts w:ascii="Times New Roman" w:cs="Times New Roman" w:eastAsia="SimSun" w:hAnsi="Times New Roman"/>
+        </w:rPr>
+        <w:t xml:space="preserve">，令 </w:t>
+      </w:r>
+      <w:r>
+        <w:rPr>
+          <w:rFonts w:ascii="Cambria Math" w:eastAsia="SimSun" w:hAnsi="Cambria Math"/>
+          <w:i/>
+          <w:iCs/>
+        </w:rPr>
+        <w:t xml:space="preserve">t</w:t>
+      </w:r>
+      <w:r>
+        <w:rPr>
+          <w:rFonts w:ascii="Cambria Math" w:eastAsia="SimSun" w:hAnsi="Cambria Math"/>
+          <w:i w:val="false"/>
+          <w:iCs w:val="false"/>
+        </w:rPr>
+        <w:t xml:space="preserve">→∞</w:t>
+      </w:r>
+      <w:r>
+        <w:rPr>
+          <w:rFonts w:ascii="Times New Roman" w:cs="Times New Roman" w:eastAsia="SimSun" w:hAnsi="Times New Roman"/>
+        </w:rPr>
+        <w:t xml:space="preserve"> 即</w:t>
+      </w:r>
+    </w:p>
+    <w:p>
+      <w:pPr>
+        <w:tabs>
+          <w:tab w:val="center" w:pos="4680"/>
+          <w:tab w:val="right" w:pos="9360"/>
+        </w:tabs>
+        <w:spacing w:after="180" w:before="180" w:line="300"/>
+        <w:jc w:val="left"/>
+      </w:pPr>
+      <w:r>
+        <w:rPr>
+          <w:rFonts w:ascii="Cambria Math" w:eastAsia="SimSun" w:hAnsi="Cambria Math"/>
+        </w:rPr>
+        <w:t xml:space="preserve">	</w:t>
+      </w:r>
+      <w:r>
+        <w:rPr>
+          <w:rFonts w:ascii="Cambria Math" w:eastAsia="SimSun" w:hAnsi="Cambria Math"/>
+          <w:i w:val="false"/>
+          <w:iCs w:val="false"/>
+          <w:sz w:val="21"/>
+          <w:szCs w:val="21"/>
+        </w:rPr>
+        <w:t xml:space="preserve">Φ</w:t>
+      </w:r>
+      <w:r>
+        <w:rPr>
+          <w:rFonts w:ascii="Cambria Math" w:eastAsia="SimSun" w:hAnsi="Cambria Math"/>
+          <w:i w:val="false"/>
+          <w:iCs w:val="false"/>
+          <w:sz w:val="21"/>
+          <w:szCs w:val="21"/>
+          <w:vertAlign w:val="subscript"/>
+        </w:rPr>
+        <w:t xml:space="preserve">∞</w:t>
+      </w:r>
+      <w:r>
+        <w:rPr>
+          <w:rFonts w:ascii="Cambria Math" w:eastAsia="SimSun" w:hAnsi="Cambria Math"/>
+          <w:i w:val="false"/>
+          <w:iCs w:val="false"/>
+          <w:sz w:val="21"/>
+          <w:szCs w:val="21"/>
+        </w:rPr>
+        <w:t xml:space="preserve">=(1+λ (1-ε) ψ</w:t>
+      </w:r>
+      <w:r>
+        <w:rPr>
+          <w:rFonts w:ascii="Cambria Math" w:eastAsia="SimSun" w:hAnsi="Cambria Math"/>
+          <w:i w:val="false"/>
+          <w:iCs w:val="false"/>
+          <w:sz w:val="21"/>
+          <w:szCs w:val="21"/>
+          <w:vertAlign w:val="subscript"/>
+        </w:rPr>
+        <w:t xml:space="preserve">tail</w:t>
+      </w:r>
+      <w:r>
+        <w:rPr>
+          <w:rFonts w:ascii="Cambria Math" w:eastAsia="SimSun" w:hAnsi="Cambria Math"/>
+          <w:i w:val="false"/>
+          <w:iCs w:val="false"/>
+          <w:sz w:val="21"/>
+          <w:szCs w:val="21"/>
+        </w:rPr>
+        <w:t xml:space="preserve">(Φ</w:t>
+      </w:r>
+      <w:r>
+        <w:rPr>
+          <w:rFonts w:ascii="Cambria Math" w:eastAsia="SimSun" w:hAnsi="Cambria Math"/>
+          <w:i w:val="false"/>
+          <w:iCs w:val="false"/>
+          <w:sz w:val="21"/>
+          <w:szCs w:val="21"/>
+          <w:vertAlign w:val="subscript"/>
+        </w:rPr>
+        <w:t xml:space="preserve">∞</w:t>
+      </w:r>
+      <w:r>
+        <w:rPr>
+          <w:rFonts w:ascii="Cambria Math" w:eastAsia="SimSun" w:hAnsi="Cambria Math"/>
+          <w:i w:val="false"/>
+          <w:iCs w:val="false"/>
+          <w:sz w:val="21"/>
+          <w:szCs w:val="21"/>
+        </w:rPr>
+        <w:t xml:space="preserve">))/(1+λ)</w:t>
+      </w:r>
+      <w:r>
+        <w:rPr>
+          <w:rFonts w:ascii="Cambria Math" w:eastAsia="SimSun" w:hAnsi="Cambria Math"/>
+          <w:sz w:val="21"/>
+          <w:szCs w:val="21"/>
+        </w:rPr>
+        <w:t xml:space="preserve">	(42)</w:t>
+      </w:r>
+    </w:p>
+    <w:p>
+      <w:pPr>
+        <w:spacing w:after="120" w:before="120" w:line="320" w:lineRule="auto"/>
+        <w:jc w:val="both"/>
+      </w:pPr>
+      <w:r>
+        <w:rPr>
+          <w:rFonts w:ascii="Times New Roman" w:cs="Times New Roman" w:eastAsia="SimSun" w:hAnsi="Times New Roman"/>
+        </w:rPr>
+        <w:t xml:space="preserve">这是一个标量不动点，求解不涉及积分器；三组参数下它与 RK4 积分的 </w:t>
+      </w:r>
+      <w:r>
+        <w:rPr>
+          <w:rFonts w:ascii="Cambria Math" w:eastAsia="SimSun" w:hAnsi="Cambria Math"/>
+          <w:i/>
+          <w:iCs/>
+        </w:rPr>
+        <w:t xml:space="preserve">R</w:t>
+      </w:r>
+      <w:r>
+        <w:rPr>
+          <w:rFonts w:ascii="Cambria Math" w:eastAsia="SimSun" w:hAnsi="Cambria Math"/>
+          <w:i w:val="false"/>
+          <w:iCs w:val="false"/>
+        </w:rPr>
+        <w:t xml:space="preserve">(∞)</w:t>
+      </w:r>
+      <w:r>
+        <w:rPr>
+          <w:rFonts w:ascii="Times New Roman" w:cs="Times New Roman" w:eastAsia="SimSun" w:hAnsi="Times New Roman"/>
+        </w:rPr>
+        <w:t xml:space="preserve"> 相差不超过 </w:t>
+      </w:r>
+      <w:r>
+        <w:rPr>
+          <w:rFonts w:ascii="Cambria Math" w:eastAsia="SimSun" w:hAnsi="Cambria Math"/>
+          <w:i w:val="false"/>
+          <w:iCs w:val="false"/>
+        </w:rPr>
+        <w:t xml:space="preserve">8×10</w:t>
+      </w:r>
+      <w:r>
+        <w:rPr>
+          <w:rFonts w:ascii="Cambria Math" w:eastAsia="SimSun" w:hAnsi="Cambria Math"/>
+          <w:i w:val="false"/>
+          <w:iCs w:val="false"/>
+          <w:vertAlign w:val="superscript"/>
+        </w:rPr>
+        <w:t xml:space="preserve">-14</w:t>
+      </w:r>
+      <w:r>
+        <w:rPr>
+          <w:rFonts w:ascii="Times New Roman" w:cs="Times New Roman" w:eastAsia="SimSun" w:hAnsi="Times New Roman"/>
+        </w:rPr>
+        <w:t xml:space="preserve">。</w:t>
+      </w:r>
+      <w:r>
+        <w:rPr>
+          <w:rFonts w:ascii="Cambria Math" w:eastAsia="SimSun" w:hAnsi="Cambria Math"/>
+          <w:i/>
+          <w:iCs/>
+        </w:rPr>
+        <w:t xml:space="preserve">R</w:t>
+      </w:r>
+      <w:r>
+        <w:rPr>
+          <w:rFonts w:ascii="Cambria Math" w:eastAsia="SimSun" w:hAnsi="Cambria Math"/>
+          <w:i w:val="false"/>
+          <w:iCs w:val="false"/>
+          <w:vertAlign w:val="subscript"/>
+        </w:rPr>
+        <w:t xml:space="preserve">0</w:t>
+      </w:r>
+      <w:r>
+        <w:rPr>
+          <w:rFonts w:ascii="Cambria Math" w:eastAsia="SimSun" w:hAnsi="Cambria Math"/>
+          <w:i w:val="false"/>
+          <w:iCs w:val="false"/>
+        </w:rPr>
+        <w:t xml:space="preserve">=τκ β/(β+μ)</w:t>
+      </w:r>
+      <w:r>
+        <w:rPr>
+          <w:rFonts w:ascii="Times New Roman" w:cs="Times New Roman" w:eastAsia="SimSun" w:hAnsi="Times New Roman"/>
+        </w:rPr>
+        <w:t xml:space="preserve"> 另由直接抽样复核：按头槽抽取节点（即按 </w:t>
+      </w:r>
+      <w:r>
+        <w:rPr>
+          <w:rFonts w:ascii="Cambria Math" w:eastAsia="SimSun" w:hAnsi="Cambria Math"/>
+          <w:i/>
+          <w:iCs/>
+        </w:rPr>
+        <w:t xml:space="preserve">k</w:t>
+      </w:r>
+      <w:r>
+        <w:rPr>
+          <w:rFonts w:ascii="Cambria Math" w:eastAsia="SimSun" w:hAnsi="Cambria Math"/>
+          <w:i w:val="false"/>
+          <w:iCs w:val="false"/>
+          <w:vertAlign w:val="subscript"/>
+        </w:rPr>
+        <w:t xml:space="preserve">in</w:t>
+      </w:r>
+      <w:r>
+        <w:rPr>
+          <w:rFonts w:ascii="Times New Roman" w:cs="Times New Roman" w:eastAsia="SimSun" w:hAnsi="Times New Roman"/>
+        </w:rPr>
+        <w:t xml:space="preserve"> 偏置，与新感染节点的到达方式一致），赋以 </w:t>
+      </w:r>
+      <w:r>
+        <w:rPr>
+          <w:rFonts w:ascii="Cambria Math" w:eastAsia="SimSun" w:hAnsi="Cambria Math"/>
+          <w:i/>
+          <w:iCs/>
+        </w:rPr>
+        <w:t xml:space="preserve">Exp</w:t>
+      </w:r>
+      <w:r>
+        <w:rPr>
+          <w:rFonts w:ascii="Cambria Math" w:eastAsia="SimSun" w:hAnsi="Cambria Math"/>
+          <w:i w:val="false"/>
+          <w:iCs w:val="false"/>
+        </w:rPr>
+        <w:t xml:space="preserve">(μ)</w:t>
+      </w:r>
+      <w:r>
+        <w:rPr>
+          <w:rFonts w:ascii="Times New Roman" w:cs="Times New Roman" w:eastAsia="SimSun" w:hAnsi="Times New Roman"/>
+        </w:rPr>
+        <w:t xml:space="preserve"> 感染期，对其每条出超边的每个头成员各跑一个 </w:t>
+      </w:r>
+      <w:r>
+        <w:rPr>
+          <w:rFonts w:ascii="Cambria Math" w:eastAsia="SimSun" w:hAnsi="Cambria Math"/>
+          <w:i/>
+          <w:iCs/>
+        </w:rPr>
+        <w:t xml:space="preserve">Exp</w:t>
+      </w:r>
+      <w:r>
+        <w:rPr>
+          <w:rFonts w:ascii="Cambria Math" w:eastAsia="SimSun" w:hAnsi="Cambria Math"/>
+          <w:i w:val="false"/>
+          <w:iCs w:val="false"/>
+        </w:rPr>
+        <w:t xml:space="preserve">(β)</w:t>
+      </w:r>
+      <w:r>
+        <w:rPr>
+          <w:rFonts w:ascii="Times New Roman" w:cs="Times New Roman" w:eastAsia="SimSun" w:hAnsi="Times New Roman"/>
+        </w:rPr>
+        <w:t xml:space="preserve"> 时钟并计数子代；</w:t>
+      </w:r>
+      <w:r>
+        <w:rPr>
+          <w:rFonts w:ascii="Cambria Math" w:eastAsia="SimSun" w:hAnsi="Cambria Math"/>
+          <w:i w:val="false"/>
+          <w:iCs w:val="false"/>
+        </w:rPr>
+        <w:t xml:space="preserve">λ=0.3,0.8,2.0</w:t>
+      </w:r>
+      <w:r>
+        <w:rPr>
+          <w:rFonts w:ascii="Times New Roman" w:cs="Times New Roman" w:eastAsia="SimSun" w:hAnsi="Times New Roman"/>
+        </w:rPr>
+        <w:t xml:space="preserve"> 时测得值与预言的相对差分别为 </w:t>
+      </w:r>
+      <w:r>
+        <w:rPr>
+          <w:rFonts w:ascii="Cambria Math" w:eastAsia="SimSun" w:hAnsi="Cambria Math"/>
+          <w:i w:val="false"/>
+          <w:iCs w:val="false"/>
+        </w:rPr>
+        <w:t xml:space="preserve">4.0×10</w:t>
+      </w:r>
+      <w:r>
+        <w:rPr>
+          <w:rFonts w:ascii="Cambria Math" w:eastAsia="SimSun" w:hAnsi="Cambria Math"/>
+          <w:i w:val="false"/>
+          <w:iCs w:val="false"/>
+          <w:vertAlign w:val="superscript"/>
+        </w:rPr>
+        <w:t xml:space="preserve">-3</w:t>
+      </w:r>
+      <w:r>
+        <w:rPr>
+          <w:rFonts w:ascii="Times New Roman" w:cs="Times New Roman" w:eastAsia="SimSun" w:hAnsi="Times New Roman"/>
+        </w:rPr>
+        <w:t xml:space="preserve">、</w:t>
+      </w:r>
+      <w:r>
+        <w:rPr>
+          <w:rFonts w:ascii="Cambria Math" w:eastAsia="SimSun" w:hAnsi="Cambria Math"/>
+          <w:i w:val="false"/>
+          <w:iCs w:val="false"/>
+        </w:rPr>
+        <w:t xml:space="preserve">1.3×10</w:t>
+      </w:r>
+      <w:r>
+        <w:rPr>
+          <w:rFonts w:ascii="Cambria Math" w:eastAsia="SimSun" w:hAnsi="Cambria Math"/>
+          <w:i w:val="false"/>
+          <w:iCs w:val="false"/>
+          <w:vertAlign w:val="superscript"/>
+        </w:rPr>
+        <w:t xml:space="preserve">-3</w:t>
+      </w:r>
+      <w:r>
+        <w:rPr>
+          <w:rFonts w:ascii="Times New Roman" w:cs="Times New Roman" w:eastAsia="SimSun" w:hAnsi="Times New Roman"/>
+        </w:rPr>
+        <w:t xml:space="preserve">、</w:t>
+      </w:r>
+      <w:r>
+        <w:rPr>
+          <w:rFonts w:ascii="Cambria Math" w:eastAsia="SimSun" w:hAnsi="Cambria Math"/>
+          <w:i w:val="false"/>
+          <w:iCs w:val="false"/>
+        </w:rPr>
+        <w:t xml:space="preserve">5.4×10</w:t>
+      </w:r>
+      <w:r>
+        <w:rPr>
+          <w:rFonts w:ascii="Cambria Math" w:eastAsia="SimSun" w:hAnsi="Cambria Math"/>
+          <w:i w:val="false"/>
+          <w:iCs w:val="false"/>
+          <w:vertAlign w:val="superscript"/>
+        </w:rPr>
+        <w:t xml:space="preserve">-4</w:t>
+      </w:r>
+      <w:r>
+        <w:rPr>
+          <w:rFonts w:ascii="Times New Roman" w:cs="Times New Roman" w:eastAsia="SimSun" w:hAnsi="Times New Roman"/>
+        </w:rPr>
+        <w:t xml:space="preserve">，均在统计误差以内。该检验既不使用方程组也不使用 (42)。均场阈值 (40) 同样以其自身终态二分复核，</w:t>
+      </w:r>
+      <w:r>
+        <w:rPr>
+          <w:rFonts w:ascii="Cambria Math" w:eastAsia="SimSun" w:hAnsi="Cambria Math"/>
+          <w:i/>
+          <w:iCs/>
+        </w:rPr>
+        <w:t xml:space="preserve">t</w:t>
+      </w:r>
+      <w:r>
+        <w:rPr>
+          <w:rFonts w:ascii="Cambria Math" w:eastAsia="SimSun" w:hAnsi="Cambria Math"/>
+          <w:i w:val="false"/>
+          <w:iCs w:val="false"/>
+          <w:vertAlign w:val="subscript"/>
+        </w:rPr>
+        <w:t xml:space="preserve">max</w:t>
+      </w:r>
+      <w:r>
+        <w:rPr>
+          <w:rFonts w:ascii="Cambria Math" w:eastAsia="SimSun" w:hAnsi="Cambria Math"/>
+          <w:i w:val="false"/>
+          <w:iCs w:val="false"/>
+        </w:rPr>
+        <w:t xml:space="preserve">=6400</w:t>
+      </w:r>
+      <w:r>
+        <w:rPr>
+          <w:rFonts w:ascii="Times New Roman" w:cs="Times New Roman" w:eastAsia="SimSun" w:hAnsi="Times New Roman"/>
+        </w:rPr>
+        <w:t xml:space="preserve"> 时相对偏差 </w:t>
+      </w:r>
+      <w:r>
+        <w:rPr>
+          <w:rFonts w:ascii="Cambria Math" w:eastAsia="SimSun" w:hAnsi="Cambria Math"/>
+          <w:i w:val="false"/>
+          <w:iCs w:val="false"/>
+        </w:rPr>
+        <w:t xml:space="preserve">1.3×10</w:t>
+      </w:r>
+      <w:r>
+        <w:rPr>
+          <w:rFonts w:ascii="Cambria Math" w:eastAsia="SimSun" w:hAnsi="Cambria Math"/>
+          <w:i w:val="false"/>
+          <w:iCs w:val="false"/>
+          <w:vertAlign w:val="superscript"/>
+        </w:rPr>
+        <w:t xml:space="preserve">-4</w:t>
+      </w:r>
+      <w:r>
+        <w:rPr>
+          <w:rFonts w:ascii="Times New Roman" w:cs="Times New Roman" w:eastAsia="SimSun" w:hAnsi="Times New Roman"/>
+        </w:rPr>
+        <w:t xml:space="preserve">。</w:t>
+      </w:r>
+    </w:p>
+    <w:p>
+      <w:pPr>
+        <w:spacing w:after="120" w:before="120" w:line="320" w:lineRule="auto"/>
+        <w:jc w:val="both"/>
+      </w:pPr>
+      <w:r>
+        <w:rPr>
+          <w:rFonts w:ascii="Times New Roman" w:cs="Times New Roman" w:eastAsia="SimSun" w:hAnsi="Times New Roman"/>
+        </w:rPr>
+        <w:t xml:space="preserve">另有四项针对数值实现而非理论的核查，结果一并记录：位形模型的修复步在全部五种配置下未丢弃任何超边，实现的双度序列与请求值逐点相同；RK4 在 </w:t>
+      </w:r>
+      <w:r>
+        <w:rPr>
+          <w:rFonts w:ascii="Cambria Math" w:eastAsia="SimSun" w:hAnsi="Cambria Math"/>
+          <w:i/>
+          <w:iCs/>
+        </w:rPr>
+        <w:t xml:space="preserve">dt</w:t>
+      </w:r>
+      <w:r>
+        <w:rPr>
+          <w:rFonts w:ascii="Times New Roman" w:cs="Times New Roman" w:eastAsia="SimSun" w:hAnsi="Times New Roman"/>
+        </w:rPr>
+        <w:t xml:space="preserve"> 由 </w:t>
+      </w:r>
+      <w:r>
+        <w:rPr>
+          <w:rFonts w:ascii="Cambria Math" w:eastAsia="SimSun" w:hAnsi="Cambria Math"/>
+          <w:i w:val="false"/>
+          <w:iCs w:val="false"/>
+        </w:rPr>
+        <w:t xml:space="preserve">0.02</w:t>
+      </w:r>
+      <w:r>
+        <w:rPr>
+          <w:rFonts w:ascii="Times New Roman" w:cs="Times New Roman" w:eastAsia="SimSun" w:hAnsi="Times New Roman"/>
+        </w:rPr>
+        <w:t xml:space="preserve"> 减至 </w:t>
+      </w:r>
+      <w:r>
+        <w:rPr>
+          <w:rFonts w:ascii="Cambria Math" w:eastAsia="SimSun" w:hAnsi="Cambria Math"/>
+          <w:i w:val="false"/>
+          <w:iCs w:val="false"/>
+        </w:rPr>
+        <w:t xml:space="preserve">0.0025</w:t>
+      </w:r>
+      <w:r>
+        <w:rPr>
+          <w:rFonts w:ascii="Times New Roman" w:cs="Times New Roman" w:eastAsia="SimSun" w:hAnsi="Times New Roman"/>
+        </w:rPr>
+        <w:t xml:space="preserve"> 时 </w:t>
+      </w:r>
+      <w:r>
+        <w:rPr>
+          <w:rFonts w:ascii="Cambria Math" w:eastAsia="SimSun" w:hAnsi="Cambria Math"/>
+          <w:i/>
+          <w:iCs/>
+        </w:rPr>
+        <w:t xml:space="preserve">R</w:t>
+      </w:r>
+      <w:r>
+        <w:rPr>
+          <w:rFonts w:ascii="Cambria Math" w:eastAsia="SimSun" w:hAnsi="Cambria Math"/>
+          <w:i w:val="false"/>
+          <w:iCs w:val="false"/>
+        </w:rPr>
+        <w:t xml:space="preserve">(14)</w:t>
+      </w:r>
+      <w:r>
+        <w:rPr>
+          <w:rFonts w:ascii="Times New Roman" w:cs="Times New Roman" w:eastAsia="SimSun" w:hAnsi="Times New Roman"/>
+        </w:rPr>
+        <w:t xml:space="preserve"> 的变化小于 </w:t>
+      </w:r>
+      <w:r>
+        <w:rPr>
+          <w:rFonts w:ascii="Cambria Math" w:eastAsia="SimSun" w:hAnsi="Cambria Math"/>
+          <w:i w:val="false"/>
+          <w:iCs w:val="false"/>
+        </w:rPr>
+        <w:t xml:space="preserve">10</w:t>
+      </w:r>
+      <w:r>
+        <w:rPr>
+          <w:rFonts w:ascii="Cambria Math" w:eastAsia="SimSun" w:hAnsi="Cambria Math"/>
+          <w:i w:val="false"/>
+          <w:iCs w:val="false"/>
+          <w:vertAlign w:val="superscript"/>
+        </w:rPr>
+        <w:t xml:space="preserve">-12</w:t>
+      </w:r>
+      <w:r>
+        <w:rPr>
+          <w:rFonts w:ascii="Times New Roman" w:cs="Times New Roman" w:eastAsia="SimSun" w:hAnsi="Times New Roman"/>
+        </w:rPr>
+        <w:t xml:space="preserve">，故积分步长不是误差来源；仿真按 Bernoulli</w:t>
+      </w:r>
+      <w:r>
+        <w:rPr>
+          <w:rFonts w:ascii="Cambria Math" w:eastAsia="SimSun" w:hAnsi="Cambria Math"/>
+          <w:i w:val="false"/>
+          <w:iCs w:val="false"/>
+        </w:rPr>
+        <w:t xml:space="preserve">(ε)</w:t>
+      </w:r>
+      <w:r>
+        <w:rPr>
+          <w:rFonts w:ascii="Times New Roman" w:cs="Times New Roman" w:eastAsia="SimSun" w:hAnsi="Times New Roman"/>
+        </w:rPr>
+        <w:t xml:space="preserve"> 播种与按固定种子数播种的终态相差 </w:t>
+      </w:r>
+      <w:r>
+        <w:rPr>
+          <w:rFonts w:ascii="Cambria Math" w:eastAsia="SimSun" w:hAnsi="Cambria Math"/>
+          <w:i w:val="false"/>
+          <w:iCs w:val="false"/>
+        </w:rPr>
+        <w:t xml:space="preserve">0.5σ</w:t>
+      </w:r>
+      <w:r>
+        <w:rPr>
+          <w:rFonts w:ascii="Times New Roman" w:cs="Times New Roman" w:eastAsia="SimSun" w:hAnsi="Times New Roman"/>
+        </w:rPr>
+        <w:t xml:space="preserve">，故 ODE 假设的"恰好 </w:t>
+      </w:r>
+      <w:r>
+        <w:rPr>
+          <w:rFonts w:ascii="Cambria Math" w:eastAsia="SimSun" w:hAnsi="Cambria Math"/>
+          <w:i w:val="false"/>
+          <w:iCs w:val="false"/>
+        </w:rPr>
+        <w:t xml:space="preserve">ε</w:t>
+      </w:r>
+      <w:r>
+        <w:rPr>
+          <w:rFonts w:ascii="Times New Roman" w:cs="Times New Roman" w:eastAsia="SimSun" w:hAnsi="Times New Roman"/>
+        </w:rPr>
+        <w:t xml:space="preserve">"不引入系统偏置；增量式 Gillespie 采样器与逐事件重算的朴素实现相差 </w:t>
+      </w:r>
+      <w:r>
+        <w:rPr>
+          <w:rFonts w:ascii="Cambria Math" w:eastAsia="SimSun" w:hAnsi="Cambria Math"/>
+          <w:i w:val="false"/>
+          <w:iCs w:val="false"/>
+        </w:rPr>
+        <w:t xml:space="preserve">1.1σ</w:t>
+      </w:r>
+      <w:r>
+        <w:rPr>
+          <w:rFonts w:ascii="Times New Roman" w:cs="Times New Roman" w:eastAsia="SimSun" w:hAnsi="Times New Roman"/>
+        </w:rPr>
+        <w:t xml:space="preserve">。</w:t>
       </w:r>
     </w:p>
     <w:p>

--- a/drafts/sir-directed-hypergraphs/section3.docx
+++ b/drafts/sir-directed-hypergraphs/section3.docx
@@ -8479,7 +8479,143 @@
         <w:rPr>
           <w:rFonts w:ascii="Times New Roman" w:cs="Times New Roman" w:eastAsia="SimSun" w:hAnsi="Times New Roman"/>
         </w:rPr>
-        <w:t xml:space="preserve"> 上均无法用肉眼区分，包括峰高与峰位；均场则把峰值抬高约一倍并提前约两个时间单位。</w:t>
+        <w:t xml:space="preserve"> 上的最大偏差分别为 </w:t>
+      </w:r>
+      <w:r>
+        <w:rPr>
+          <w:rFonts w:ascii="Cambria Math" w:eastAsia="SimSun" w:hAnsi="Cambria Math"/>
+          <w:i w:val="false"/>
+          <w:iCs w:val="false"/>
+        </w:rPr>
+        <w:t xml:space="preserve">0.0031</w:t>
+      </w:r>
+      <w:r>
+        <w:rPr>
+          <w:rFonts w:ascii="Times New Roman" w:cs="Times New Roman" w:eastAsia="SimSun" w:hAnsi="Times New Roman"/>
+        </w:rPr>
+        <w:t xml:space="preserve"> 与 </w:t>
+      </w:r>
+      <w:r>
+        <w:rPr>
+          <w:rFonts w:ascii="Cambria Math" w:eastAsia="SimSun" w:hAnsi="Cambria Math"/>
+          <w:i w:val="false"/>
+          <w:iCs w:val="false"/>
+        </w:rPr>
+        <w:t xml:space="preserve">0.0008</w:t>
+      </w:r>
+      <w:r>
+        <w:rPr>
+          <w:rFonts w:ascii="Times New Roman" w:cs="Times New Roman" w:eastAsia="SimSun" w:hAnsi="Times New Roman"/>
+        </w:rPr>
+        <w:t xml:space="preserve">，均小于图中线宽；峰位完全重合（</w:t>
+      </w:r>
+      <w:r>
+        <w:rPr>
+          <w:rFonts w:ascii="Cambria Math" w:eastAsia="SimSun" w:hAnsi="Cambria Math"/>
+          <w:i/>
+          <w:iCs/>
+        </w:rPr>
+        <w:t xml:space="preserve">t</w:t>
+      </w:r>
+      <w:r>
+        <w:rPr>
+          <w:rFonts w:ascii="Cambria Math" w:eastAsia="SimSun" w:hAnsi="Cambria Math"/>
+          <w:i w:val="false"/>
+          <w:iCs w:val="false"/>
+        </w:rPr>
+        <w:t xml:space="preserve">=4.50</w:t>
+      </w:r>
+      <w:r>
+        <w:rPr>
+          <w:rFonts w:ascii="Times New Roman" w:cs="Times New Roman" w:eastAsia="SimSun" w:hAnsi="Times New Roman"/>
+        </w:rPr>
+        <w:t xml:space="preserve">），峰高相差 </w:t>
+      </w:r>
+      <w:r>
+        <w:rPr>
+          <w:rFonts w:ascii="Cambria Math" w:eastAsia="SimSun" w:hAnsi="Cambria Math"/>
+          <w:i w:val="false"/>
+          <w:iCs w:val="false"/>
+        </w:rPr>
+        <w:t xml:space="preserve">1.3%</w:t>
+      </w:r>
+      <w:r>
+        <w:rPr>
+          <w:rFonts w:ascii="Times New Roman" w:cs="Times New Roman" w:eastAsia="SimSun" w:hAnsi="Times New Roman"/>
+        </w:rPr>
+        <w:t xml:space="preserve">。均场则把峰值由 </w:t>
+      </w:r>
+      <w:r>
+        <w:rPr>
+          <w:rFonts w:ascii="Cambria Math" w:eastAsia="SimSun" w:hAnsi="Cambria Math"/>
+          <w:i w:val="false"/>
+          <w:iCs w:val="false"/>
+        </w:rPr>
+        <w:t xml:space="preserve">0.059</w:t>
+      </w:r>
+      <w:r>
+        <w:rPr>
+          <w:rFonts w:ascii="Times New Roman" w:cs="Times New Roman" w:eastAsia="SimSun" w:hAnsi="Times New Roman"/>
+        </w:rPr>
+        <w:t xml:space="preserve"> 抬到 </w:t>
+      </w:r>
+      <w:r>
+        <w:rPr>
+          <w:rFonts w:ascii="Cambria Math" w:eastAsia="SimSun" w:hAnsi="Cambria Math"/>
+          <w:i w:val="false"/>
+          <w:iCs w:val="false"/>
+        </w:rPr>
+        <w:t xml:space="preserve">0.117</w:t>
+      </w:r>
+      <w:r>
+        <w:rPr>
+          <w:rFonts w:ascii="Times New Roman" w:cs="Times New Roman" w:eastAsia="SimSun" w:hAnsi="Times New Roman"/>
+        </w:rPr>
+        <w:t xml:space="preserve">（约一倍），并把峰位由 </w:t>
+      </w:r>
+      <w:r>
+        <w:rPr>
+          <w:rFonts w:ascii="Cambria Math" w:eastAsia="SimSun" w:hAnsi="Cambria Math"/>
+          <w:i/>
+          <w:iCs/>
+        </w:rPr>
+        <w:t xml:space="preserve">t</w:t>
+      </w:r>
+      <w:r>
+        <w:rPr>
+          <w:rFonts w:ascii="Cambria Math" w:eastAsia="SimSun" w:hAnsi="Cambria Math"/>
+          <w:i w:val="false"/>
+          <w:iCs w:val="false"/>
+        </w:rPr>
+        <w:t xml:space="preserve">=4.50</w:t>
+      </w:r>
+      <w:r>
+        <w:rPr>
+          <w:rFonts w:ascii="Times New Roman" w:cs="Times New Roman" w:eastAsia="SimSun" w:hAnsi="Times New Roman"/>
+        </w:rPr>
+        <w:t xml:space="preserve"> 提前到 </w:t>
+      </w:r>
+      <w:r>
+        <w:rPr>
+          <w:rFonts w:ascii="Cambria Math" w:eastAsia="SimSun" w:hAnsi="Cambria Math"/>
+          <w:i/>
+          <w:iCs/>
+        </w:rPr>
+        <w:t xml:space="preserve">t</w:t>
+      </w:r>
+      <w:r>
+        <w:rPr>
+          <w:rFonts w:ascii="Cambria Math" w:eastAsia="SimSun" w:hAnsi="Cambria Math"/>
+          <w:i w:val="false"/>
+          <w:iCs w:val="false"/>
+        </w:rPr>
+        <w:t xml:space="preserve">=3.75</w:t>
+      </w:r>
+      <w:r>
+        <w:rPr>
+          <w:rFonts w:ascii="Times New Roman" w:cs="Times New Roman" w:eastAsia="SimSun" w:hAnsi="Times New Roman"/>
+        </w:rPr>
+        <w:t xml:space="preserve">。</w:t>
       </w:r>
     </w:p>
     <w:p>
@@ -8668,7 +8804,7 @@
           <w:sz w:val="19"/>
           <w:szCs w:val="19"/>
         </w:rPr>
-        <w:t xml:space="preserve"> 置信区间（窄于线宽）；蓝虚线为并发型 EBCM (29)，橙点线为均场闭合 (39)。(a) 易感比例；(b) 感染比例。</w:t>
+        <w:t xml:space="preserve"> 置信区间，最宽处约与线宽相当；蓝虚线为并发型 EBCM (29)，橙点线为均场闭合 (39)。(a) 易感比例；(b) 感染比例。</w:t>
       </w:r>
     </w:p>
     <w:p>
@@ -9537,7 +9673,7 @@
         <w:rPr>
           <w:rFonts w:ascii="Times New Roman" w:cs="Times New Roman" w:eastAsia="SimSun" w:hAnsi="Times New Roman"/>
         </w:rPr>
-        <w:t xml:space="preserve">同一张图也暴露出 EBCM 自身的限度，须如实报告。深超临界区（</w:t>
+        <w:t xml:space="preserve">同一张图也暴露出 EBCM 自身的限度，须如实报告。偏差在深超临界区最小（</w:t>
       </w:r>
       <w:r>
         <w:rPr>
@@ -9560,21 +9696,95 @@
         <w:rPr>
           <w:rFonts w:ascii="Times New Roman" w:cs="Times New Roman" w:eastAsia="SimSun" w:hAnsi="Times New Roman"/>
         </w:rPr>
-        <w:t xml:space="preserve">）与深亚临界区的偏差在 </w:t>
-      </w:r>
-      <w:r>
-        <w:rPr>
-          <w:rFonts w:ascii="Cambria Math" w:eastAsia="SimSun" w:hAnsi="Cambria Math"/>
-          <w:i w:val="false"/>
-          <w:iCs w:val="false"/>
-        </w:rPr>
-        <w:t xml:space="preserve">0.7%</w:t>
-      </w:r>
-      <w:r>
-        <w:rPr>
-          <w:rFonts w:ascii="Times New Roman" w:cs="Times New Roman" w:eastAsia="SimSun" w:hAnsi="Times New Roman"/>
-        </w:rPr>
-        <w:t xml:space="preserve"> 以内，但在 </w:t>
+        <w:t xml:space="preserve"> 处 </w:t>
+      </w:r>
+      <w:r>
+        <w:rPr>
+          <w:rFonts w:ascii="Cambria Math" w:eastAsia="SimSun" w:hAnsi="Cambria Math"/>
+          <w:i w:val="false"/>
+          <w:iCs w:val="false"/>
+        </w:rPr>
+        <w:t xml:space="preserve">≤0.7%</w:t>
+      </w:r>
+      <w:r>
+        <w:rPr>
+          <w:rFonts w:ascii="Times New Roman" w:cs="Times New Roman" w:eastAsia="SimSun" w:hAnsi="Times New Roman"/>
+        </w:rPr>
+        <w:t xml:space="preserve">），亚临界侧为 </w:t>
+      </w:r>
+      <w:r>
+        <w:rPr>
+          <w:rFonts w:ascii="Cambria Math" w:eastAsia="SimSun" w:hAnsi="Cambria Math"/>
+          <w:i w:val="false"/>
+          <w:iCs w:val="false"/>
+        </w:rPr>
+        <w:t xml:space="preserve">+3.3%</w:t>
+      </w:r>
+      <w:r>
+        <w:rPr>
+          <w:rFonts w:ascii="Times New Roman" w:cs="Times New Roman" w:eastAsia="SimSun" w:hAnsi="Times New Roman"/>
+        </w:rPr>
+        <w:t xml:space="preserve">（</w:t>
+      </w:r>
+      <w:r>
+        <w:rPr>
+          <w:rFonts w:ascii="Cambria Math" w:eastAsia="SimSun" w:hAnsi="Cambria Math"/>
+          <w:i w:val="false"/>
+          <w:iCs w:val="false"/>
+        </w:rPr>
+        <w:t xml:space="preserve">0.6λ</w:t>
+      </w:r>
+      <w:r>
+        <w:rPr>
+          <w:rFonts w:ascii="Cambria Math" w:eastAsia="SimSun" w:hAnsi="Cambria Math"/>
+          <w:i w:val="false"/>
+          <w:iCs w:val="false"/>
+          <w:vertAlign w:val="subscript"/>
+        </w:rPr>
+        <w:t xml:space="preserve">c</w:t>
+      </w:r>
+      <w:r>
+        <w:rPr>
+          <w:rFonts w:ascii="Times New Roman" w:cs="Times New Roman" w:eastAsia="SimSun" w:hAnsi="Times New Roman"/>
+        </w:rPr>
+        <w:t xml:space="preserve">）与 </w:t>
+      </w:r>
+      <w:r>
+        <w:rPr>
+          <w:rFonts w:ascii="Cambria Math" w:eastAsia="SimSun" w:hAnsi="Cambria Math"/>
+          <w:i w:val="false"/>
+          <w:iCs w:val="false"/>
+        </w:rPr>
+        <w:t xml:space="preserve">+1.7%</w:t>
+      </w:r>
+      <w:r>
+        <w:rPr>
+          <w:rFonts w:ascii="Times New Roman" w:cs="Times New Roman" w:eastAsia="SimSun" w:hAnsi="Times New Roman"/>
+        </w:rPr>
+        <w:t xml:space="preserve">（</w:t>
+      </w:r>
+      <w:r>
+        <w:rPr>
+          <w:rFonts w:ascii="Cambria Math" w:eastAsia="SimSun" w:hAnsi="Cambria Math"/>
+          <w:i w:val="false"/>
+          <w:iCs w:val="false"/>
+        </w:rPr>
+        <w:t xml:space="preserve">0.8λ</w:t>
+      </w:r>
+      <w:r>
+        <w:rPr>
+          <w:rFonts w:ascii="Cambria Math" w:eastAsia="SimSun" w:hAnsi="Cambria Math"/>
+          <w:i w:val="false"/>
+          <w:iCs w:val="false"/>
+          <w:vertAlign w:val="subscript"/>
+        </w:rPr>
+        <w:t xml:space="preserve">c</w:t>
+      </w:r>
+      <w:r>
+        <w:rPr>
+          <w:rFonts w:ascii="Times New Roman" w:cs="Times New Roman" w:eastAsia="SimSun" w:hAnsi="Times New Roman"/>
+        </w:rPr>
+        <w:t xml:space="preserve">），而在 </w:t>
       </w:r>
       <w:r>
         <w:rPr>
@@ -9620,7 +9830,7 @@
         <w:rPr>
           <w:rFonts w:ascii="Times New Roman" w:cs="Times New Roman" w:eastAsia="SimSun" w:hAnsi="Times New Roman"/>
         </w:rPr>
-        <w:t xml:space="preserve"> 处 EBCM 系统性高估约 </w:t>
+        <w:t xml:space="preserve"> 处 EBCM 系统性高估 </w:t>
       </w:r>
       <w:r>
         <w:rPr>
@@ -9634,7 +9844,7 @@
         <w:rPr>
           <w:rFonts w:ascii="Times New Roman" w:cs="Times New Roman" w:eastAsia="SimSun" w:hAnsi="Times New Roman"/>
         </w:rPr>
-        <w:t xml:space="preserve">–</w:t>
+        <w:t xml:space="preserve"> 与 </w:t>
       </w:r>
       <w:r>
         <w:rPr>
@@ -9676,7 +9886,7 @@
         <w:rPr>
           <w:rFonts w:ascii="Times New Roman" w:cs="Times New Roman" w:eastAsia="SimSun" w:hAnsi="Times New Roman"/>
         </w:rPr>
-        <w:t xml:space="preserve">）。这与 (24)–(29) 是 </w:t>
+        <w:t xml:space="preserve">）。偏差始终为正，且在阈值邻域出现尖峰。这与 (24)–(29) 是 </w:t>
       </w:r>
       <w:r>
         <w:rPr>
@@ -10555,6 +10765,355 @@
           <w:vertAlign w:val="superscript"/>
         </w:rPr>
         <w:t xml:space="preserve">-4</w:t>
+      </w:r>
+      <w:r>
+        <w:rPr>
+          <w:rFonts w:ascii="Times New Roman" w:cs="Times New Roman" w:eastAsia="SimSun" w:hAnsi="Times New Roman"/>
+        </w:rPr>
+        <w:t xml:space="preserve">。</w:t>
+      </w:r>
+    </w:p>
+    <w:p>
+      <w:pPr>
+        <w:spacing w:after="120" w:before="120" w:line="320" w:lineRule="auto"/>
+        <w:jc w:val="both"/>
+      </w:pPr>
+      <w:r>
+        <w:rPr>
+          <w:rFonts w:ascii="Times New Roman" w:cs="Times New Roman" w:eastAsia="SimSun" w:hAnsi="Times New Roman"/>
+        </w:rPr>
+        <w:t xml:space="preserve">阈值本身也已由仿真独立测定，此前它只是理论值。亚临界区单个种子引发的簇平均总规模为 </w:t>
+      </w:r>
+      <w:r>
+        <w:rPr>
+          <w:rFonts w:ascii="Cambria Math" w:eastAsia="SimSun" w:hAnsi="Cambria Math"/>
+          <w:i w:val="false"/>
+          <w:iCs w:val="false"/>
+        </w:rPr>
+        <w:t xml:space="preserve">1/(1-</w:t>
+      </w:r>
+      <w:r>
+        <w:rPr>
+          <w:rFonts w:ascii="Cambria Math" w:eastAsia="SimSun" w:hAnsi="Cambria Math"/>
+          <w:i/>
+          <w:iCs/>
+        </w:rPr>
+        <w:t xml:space="preserve">R</w:t>
+      </w:r>
+      <w:r>
+        <w:rPr>
+          <w:rFonts w:ascii="Cambria Math" w:eastAsia="SimSun" w:hAnsi="Cambria Math"/>
+          <w:i w:val="false"/>
+          <w:iCs w:val="false"/>
+          <w:vertAlign w:val="subscript"/>
+        </w:rPr>
+        <w:t xml:space="preserve">0</w:t>
+      </w:r>
+      <w:r>
+        <w:rPr>
+          <w:rFonts w:ascii="Cambria Math" w:eastAsia="SimSun" w:hAnsi="Cambria Math"/>
+          <w:i w:val="false"/>
+          <w:iCs w:val="false"/>
+        </w:rPr>
+        <w:t xml:space="preserve">)</w:t>
+      </w:r>
+      <w:r>
+        <w:rPr>
+          <w:rFonts w:ascii="Times New Roman" w:cs="Times New Roman" w:eastAsia="SimSun" w:hAnsi="Times New Roman"/>
+        </w:rPr>
+        <w:t xml:space="preserve">，故 </w:t>
+      </w:r>
+      <w:r>
+        <w:rPr>
+          <w:rFonts w:ascii="Cambria Math" w:eastAsia="SimSun" w:hAnsi="Cambria Math"/>
+          <w:i w:val="false"/>
+          <w:iCs w:val="false"/>
+        </w:rPr>
+        <w:t xml:space="preserve">ε/</w:t>
+      </w:r>
+      <w:r>
+        <w:rPr>
+          <w:rFonts w:ascii="Cambria Math" w:eastAsia="SimSun" w:hAnsi="Cambria Math"/>
+          <w:i/>
+          <w:iCs/>
+        </w:rPr>
+        <w:t xml:space="preserve">R</w:t>
+      </w:r>
+      <w:r>
+        <w:rPr>
+          <w:rFonts w:ascii="Cambria Math" w:eastAsia="SimSun" w:hAnsi="Cambria Math"/>
+          <w:i w:val="false"/>
+          <w:iCs w:val="false"/>
+        </w:rPr>
+        <w:t xml:space="preserve">(∞)→1-</w:t>
+      </w:r>
+      <w:r>
+        <w:rPr>
+          <w:rFonts w:ascii="Cambria Math" w:eastAsia="SimSun" w:hAnsi="Cambria Math"/>
+          <w:i/>
+          <w:iCs/>
+        </w:rPr>
+        <w:t xml:space="preserve">R</w:t>
+      </w:r>
+      <w:r>
+        <w:rPr>
+          <w:rFonts w:ascii="Cambria Math" w:eastAsia="SimSun" w:hAnsi="Cambria Math"/>
+          <w:i w:val="false"/>
+          <w:iCs w:val="false"/>
+          <w:vertAlign w:val="subscript"/>
+        </w:rPr>
+        <w:t xml:space="preserve">0</w:t>
+      </w:r>
+      <w:r>
+        <w:rPr>
+          <w:rFonts w:ascii="Cambria Math" w:eastAsia="SimSun" w:hAnsi="Cambria Math"/>
+          <w:i w:val="false"/>
+          <w:iCs w:val="false"/>
+        </w:rPr>
+        <w:t xml:space="preserve">(λ)</w:t>
+      </w:r>
+      <w:r>
+        <w:rPr>
+          <w:rFonts w:ascii="Times New Roman" w:cs="Times New Roman" w:eastAsia="SimSun" w:hAnsi="Times New Roman"/>
+        </w:rPr>
+        <w:t xml:space="preserve">，该量在 </w:t>
+      </w:r>
+      <w:r>
+        <w:rPr>
+          <w:rFonts w:ascii="Cambria Math" w:eastAsia="SimSun" w:hAnsi="Cambria Math"/>
+          <w:i w:val="false"/>
+          <w:iCs w:val="false"/>
+        </w:rPr>
+        <w:t xml:space="preserve">λ</w:t>
+      </w:r>
+      <w:r>
+        <w:rPr>
+          <w:rFonts w:ascii="Cambria Math" w:eastAsia="SimSun" w:hAnsi="Cambria Math"/>
+          <w:i w:val="false"/>
+          <w:iCs w:val="false"/>
+          <w:vertAlign w:val="subscript"/>
+        </w:rPr>
+        <w:t xml:space="preserve">c</w:t>
+      </w:r>
+      <w:r>
+        <w:rPr>
+          <w:rFonts w:ascii="Times New Roman" w:cs="Times New Roman" w:eastAsia="SimSun" w:hAnsi="Times New Roman"/>
+        </w:rPr>
+        <w:t xml:space="preserve"> 处归零。在 </w:t>
+      </w:r>
+      <w:r>
+        <w:rPr>
+          <w:rFonts w:ascii="Cambria Math" w:eastAsia="SimSun" w:hAnsi="Cambria Math"/>
+          <w:i/>
+          <w:iCs/>
+        </w:rPr>
+        <w:t xml:space="preserve">N</w:t>
+      </w:r>
+      <w:r>
+        <w:rPr>
+          <w:rFonts w:ascii="Cambria Math" w:eastAsia="SimSun" w:hAnsi="Cambria Math"/>
+          <w:i w:val="false"/>
+          <w:iCs w:val="false"/>
+        </w:rPr>
+        <w:t xml:space="preserve">=8000</w:t>
+      </w:r>
+      <w:r>
+        <w:rPr>
+          <w:rFonts w:ascii="Times New Roman" w:cs="Times New Roman" w:eastAsia="SimSun" w:hAnsi="Times New Roman"/>
+        </w:rPr>
+        <w:t xml:space="preserve"> 上取 </w:t>
+      </w:r>
+      <w:r>
+        <w:rPr>
+          <w:rFonts w:ascii="Cambria Math" w:eastAsia="SimSun" w:hAnsi="Cambria Math"/>
+          <w:i w:val="false"/>
+          <w:iCs w:val="false"/>
+        </w:rPr>
+        <w:t xml:space="preserve">λ/λ</w:t>
+      </w:r>
+      <w:r>
+        <w:rPr>
+          <w:rFonts w:ascii="Cambria Math" w:eastAsia="SimSun" w:hAnsi="Cambria Math"/>
+          <w:i w:val="false"/>
+          <w:iCs w:val="false"/>
+          <w:vertAlign w:val="subscript"/>
+        </w:rPr>
+        <w:t xml:space="preserve">c</w:t>
+      </w:r>
+      <w:r>
+        <w:rPr>
+          <w:rFonts w:ascii="Cambria Math" w:eastAsia="SimSun" w:hAnsi="Cambria Math"/>
+          <w:i w:val="false"/>
+          <w:iCs w:val="false"/>
+        </w:rPr>
+        <w:t xml:space="preserve">∈[0.4,0.8]</w:t>
+      </w:r>
+      <w:r>
+        <w:rPr>
+          <w:rFonts w:ascii="Times New Roman" w:cs="Times New Roman" w:eastAsia="SimSun" w:hAnsi="Times New Roman"/>
+        </w:rPr>
+        <w:t xml:space="preserve"> 五点、每点 </w:t>
+      </w:r>
+      <w:r>
+        <w:rPr>
+          <w:rFonts w:ascii="Cambria Math" w:eastAsia="SimSun" w:hAnsi="Cambria Math"/>
+          <w:i w:val="false"/>
+          <w:iCs w:val="false"/>
+        </w:rPr>
+        <w:t xml:space="preserve">1500</w:t>
+      </w:r>
+      <w:r>
+        <w:rPr>
+          <w:rFonts w:ascii="Times New Roman" w:cs="Times New Roman" w:eastAsia="SimSun" w:hAnsi="Times New Roman"/>
+        </w:rPr>
+        <w:t xml:space="preserve"> 次实现，加权外推得 </w:t>
+      </w:r>
+      <w:r>
+        <w:rPr>
+          <w:rFonts w:ascii="Cambria Math" w:eastAsia="SimSun" w:hAnsi="Cambria Math"/>
+          <w:i w:val="false"/>
+          <w:iCs w:val="false"/>
+        </w:rPr>
+        <w:t xml:space="preserve">λ</w:t>
+      </w:r>
+      <w:r>
+        <w:rPr>
+          <w:rFonts w:ascii="Cambria Math" w:eastAsia="SimSun" w:hAnsi="Cambria Math"/>
+          <w:i w:val="false"/>
+          <w:iCs w:val="false"/>
+          <w:vertAlign w:val="subscript"/>
+        </w:rPr>
+        <w:t xml:space="preserve">c</w:t>
+      </w:r>
+      <w:r>
+        <w:rPr>
+          <w:rFonts w:ascii="Cambria Math" w:eastAsia="SimSun" w:hAnsi="Cambria Math"/>
+          <w:i w:val="false"/>
+          <w:iCs w:val="false"/>
+        </w:rPr>
+        <w:t xml:space="preserve">=0.3410±0.0058</w:t>
+      </w:r>
+      <w:r>
+        <w:rPr>
+          <w:rFonts w:ascii="Times New Roman" w:cs="Times New Roman" w:eastAsia="SimSun" w:hAnsi="Times New Roman"/>
+        </w:rPr>
+        <w:t xml:space="preserve">，与 (35) 给出的 </w:t>
+      </w:r>
+      <w:r>
+        <w:rPr>
+          <w:rFonts w:ascii="Cambria Math" w:eastAsia="SimSun" w:hAnsi="Cambria Math"/>
+          <w:i w:val="false"/>
+          <w:iCs w:val="false"/>
+        </w:rPr>
+        <w:t xml:space="preserve">0.3327</w:t>
+      </w:r>
+      <w:r>
+        <w:rPr>
+          <w:rFonts w:ascii="Times New Roman" w:cs="Times New Roman" w:eastAsia="SimSun" w:hAnsi="Times New Roman"/>
+        </w:rPr>
+        <w:t xml:space="preserve"> 相差 </w:t>
+      </w:r>
+      <w:r>
+        <w:rPr>
+          <w:rFonts w:ascii="Cambria Math" w:eastAsia="SimSun" w:hAnsi="Cambria Math"/>
+          <w:i w:val="false"/>
+          <w:iCs w:val="false"/>
+        </w:rPr>
+        <w:t xml:space="preserve">1.4σ</w:t>
+      </w:r>
+      <w:r>
+        <w:rPr>
+          <w:rFonts w:ascii="Times New Roman" w:cs="Times New Roman" w:eastAsia="SimSun" w:hAnsi="Times New Roman"/>
+        </w:rPr>
+        <w:t xml:space="preserve">。拟合斜率给出 </w:t>
+      </w:r>
+      <w:r>
+        <w:rPr>
+          <w:rFonts w:ascii="Cambria Math" w:eastAsia="SimSun" w:hAnsi="Cambria Math"/>
+          <w:i w:val="false"/>
+          <w:iCs w:val="false"/>
+        </w:rPr>
+        <w:t xml:space="preserve">τκ-1=2.85±0.05</w:t>
+      </w:r>
+      <w:r>
+        <w:rPr>
+          <w:rFonts w:ascii="Times New Roman" w:cs="Times New Roman" w:eastAsia="SimSun" w:hAnsi="Times New Roman"/>
+        </w:rPr>
+        <w:t xml:space="preserve">，较公式值 </w:t>
+      </w:r>
+      <w:r>
+        <w:rPr>
+          <w:rFonts w:ascii="Cambria Math" w:eastAsia="SimSun" w:hAnsi="Cambria Math"/>
+          <w:i w:val="false"/>
+          <w:iCs w:val="false"/>
+        </w:rPr>
+        <w:t xml:space="preserve">3.01</w:t>
+      </w:r>
+      <w:r>
+        <w:rPr>
+          <w:rFonts w:ascii="Times New Roman" w:cs="Times New Roman" w:eastAsia="SimSun" w:hAnsi="Times New Roman"/>
+        </w:rPr>
+        <w:t xml:space="preserve"> 低约 </w:t>
+      </w:r>
+      <w:r>
+        <w:rPr>
+          <w:rFonts w:ascii="Cambria Math" w:eastAsia="SimSun" w:hAnsi="Cambria Math"/>
+          <w:i w:val="false"/>
+          <w:iCs w:val="false"/>
+        </w:rPr>
+        <w:t xml:space="preserve">5%</w:t>
+      </w:r>
+      <w:r>
+        <w:rPr>
+          <w:rFonts w:ascii="Times New Roman" w:cs="Times New Roman" w:eastAsia="SimSun" w:hAnsi="Times New Roman"/>
+        </w:rPr>
+        <w:t xml:space="preserve">；这一偏低方向是预期的——纯分支形式忽略易感耗尽与不同种子所生簇的重叠，二者都压低 </w:t>
+      </w:r>
+      <w:r>
+        <w:rPr>
+          <w:rFonts w:ascii="Cambria Math" w:eastAsia="SimSun" w:hAnsi="Cambria Math"/>
+          <w:i/>
+          <w:iCs/>
+        </w:rPr>
+        <w:t xml:space="preserve">R</w:t>
+      </w:r>
+      <w:r>
+        <w:rPr>
+          <w:rFonts w:ascii="Cambria Math" w:eastAsia="SimSun" w:hAnsi="Cambria Math"/>
+          <w:i w:val="false"/>
+          <w:iCs w:val="false"/>
+        </w:rPr>
+        <w:t xml:space="preserve">(∞)</w:t>
+      </w:r>
+      <w:r>
+        <w:rPr>
+          <w:rFonts w:ascii="Times New Roman" w:cs="Times New Roman" w:eastAsia="SimSun" w:hAnsi="Times New Roman"/>
+        </w:rPr>
+        <w:t xml:space="preserve">，从而抬高 </w:t>
+      </w:r>
+      <w:r>
+        <w:rPr>
+          <w:rFonts w:ascii="Cambria Math" w:eastAsia="SimSun" w:hAnsi="Cambria Math"/>
+          <w:i w:val="false"/>
+          <w:iCs w:val="false"/>
+        </w:rPr>
+        <w:t xml:space="preserve">ε/</w:t>
+      </w:r>
+      <w:r>
+        <w:rPr>
+          <w:rFonts w:ascii="Cambria Math" w:eastAsia="SimSun" w:hAnsi="Cambria Math"/>
+          <w:i/>
+          <w:iCs/>
+        </w:rPr>
+        <w:t xml:space="preserve">R</w:t>
+      </w:r>
+      <w:r>
+        <w:rPr>
+          <w:rFonts w:ascii="Cambria Math" w:eastAsia="SimSun" w:hAnsi="Cambria Math"/>
+          <w:i w:val="false"/>
+          <w:iCs w:val="false"/>
+        </w:rPr>
+        <w:t xml:space="preserve">(∞)</w:t>
       </w:r>
       <w:r>
         <w:rPr>

--- a/drafts/sir-directed-hypergraphs/section3.docx
+++ b/drafts/sir-directed-hypergraphs/section3.docx
@@ -4357,31 +4357,237 @@
       </w:pPr>
       <w:r>
         <w:rPr>
-          <w:rFonts w:ascii="Times New Roman" w:cs="Times New Roman" w:eastAsia="SimSun" w:hAnsi="Times New Roman"/>
+          <w:rFonts w:ascii="Cambria Math" w:eastAsia="SimSun" w:hAnsi="Cambria Math"/>
           <w:b/>
           <w:bCs/>
-        </w:rPr>
-        <w:t xml:space="preserve">一条精确恒等式。</w:t>
-      </w:r>
-      <w:r>
-        <w:rPr>
-          <w:rFonts w:ascii="Times New Roman" w:cs="Times New Roman" w:eastAsia="SimSun" w:hAnsi="Times New Roman"/>
-        </w:rPr>
-        <w:t xml:space="preserve"> 全部尾成员易感蕴含 </w:t>
-      </w:r>
-      <w:r>
-        <w:rPr>
-          <w:rFonts w:ascii="Cambria Math" w:eastAsia="SimSun" w:hAnsi="Cambria Math"/>
-          <w:i/>
-          <w:iCs/>
-        </w:rPr>
-        <w:t xml:space="preserve">e</w:t>
-      </w:r>
-      <w:r>
-        <w:rPr>
-          <w:rFonts w:ascii="Times New Roman" w:cs="Times New Roman" w:eastAsia="SimSun" w:hAnsi="Times New Roman"/>
-        </w:rPr>
-        <w:t xml:space="preserve"> 从未激活，因而必未传递，故</w:t>
+          <w:i w:val="false"/>
+          <w:iCs w:val="false"/>
+        </w:rPr>
+        <w:t xml:space="preserve">τ=2</w:t>
+      </w:r>
+      <w:r>
+        <w:rPr>
+          <w:rFonts w:ascii="Times New Roman" w:cs="Times New Roman" w:eastAsia="SimSun" w:hAnsi="Times New Roman"/>
+          <w:b/>
+          <w:bCs/>
+        </w:rPr>
+        <w:t xml:space="preserve"> 的显式形式。</w:t>
+      </w:r>
+      <w:r>
+        <w:rPr>
+          <w:rFonts w:ascii="Times New Roman" w:cs="Times New Roman" w:eastAsia="SimSun" w:hAnsi="Times New Roman"/>
+        </w:rPr>
+        <w:t xml:space="preserve"> 六个状态按 </w:t>
+      </w:r>
+      <w:r>
+        <w:rPr>
+          <w:rFonts w:ascii="Cambria Math" w:eastAsia="SimSun" w:hAnsi="Cambria Math"/>
+          <w:i w:val="false"/>
+          <w:iCs w:val="false"/>
+        </w:rPr>
+        <w:t xml:space="preserve">(</w:t>
+      </w:r>
+      <w:r>
+        <w:rPr>
+          <w:rFonts w:ascii="Cambria Math" w:eastAsia="SimSun" w:hAnsi="Cambria Math"/>
+          <w:i/>
+          <w:iCs/>
+        </w:rPr>
+        <w:t xml:space="preserve">a</w:t>
+      </w:r>
+      <w:r>
+        <w:rPr>
+          <w:rFonts w:ascii="Cambria Math" w:eastAsia="SimSun" w:hAnsi="Cambria Math"/>
+          <w:i w:val="false"/>
+          <w:iCs w:val="false"/>
+        </w:rPr>
+        <w:t xml:space="preserve">,</w:t>
+      </w:r>
+      <w:r>
+        <w:rPr>
+          <w:rFonts w:ascii="Cambria Math" w:eastAsia="SimSun" w:hAnsi="Cambria Math"/>
+          <w:i/>
+          <w:iCs/>
+        </w:rPr>
+        <w:t xml:space="preserve">b</w:t>
+      </w:r>
+      <w:r>
+        <w:rPr>
+          <w:rFonts w:ascii="Cambria Math" w:eastAsia="SimSun" w:hAnsi="Cambria Math"/>
+          <w:i w:val="false"/>
+          <w:iCs w:val="false"/>
+        </w:rPr>
+        <w:t xml:space="preserve">,</w:t>
+      </w:r>
+      <w:r>
+        <w:rPr>
+          <w:rFonts w:ascii="Cambria Math" w:eastAsia="SimSun" w:hAnsi="Cambria Math"/>
+          <w:i/>
+          <w:iCs/>
+        </w:rPr>
+        <w:t xml:space="preserve">c</w:t>
+      </w:r>
+      <w:r>
+        <w:rPr>
+          <w:rFonts w:ascii="Cambria Math" w:eastAsia="SimSun" w:hAnsi="Cambria Math"/>
+          <w:i w:val="false"/>
+          <w:iCs w:val="false"/>
+        </w:rPr>
+        <w:t xml:space="preserve">)</w:t>
+      </w:r>
+      <w:r>
+        <w:rPr>
+          <w:rFonts w:ascii="Times New Roman" w:cs="Times New Roman" w:eastAsia="SimSun" w:hAnsi="Times New Roman"/>
+        </w:rPr>
+        <w:t xml:space="preserve"> 记为 </w:t>
+      </w:r>
+      <w:r>
+        <w:rPr>
+          <w:rFonts w:ascii="Cambria Math" w:eastAsia="SimSun" w:hAnsi="Cambria Math"/>
+          <w:i/>
+          <w:iCs/>
+        </w:rPr>
+        <w:t xml:space="preserve">x</w:t>
+      </w:r>
+      <w:r>
+        <w:rPr>
+          <w:rFonts w:ascii="Cambria Math" w:eastAsia="SimSun" w:hAnsi="Cambria Math"/>
+          <w:i w:val="false"/>
+          <w:iCs w:val="false"/>
+          <w:vertAlign w:val="subscript"/>
+        </w:rPr>
+        <w:t xml:space="preserve">200</w:t>
+      </w:r>
+      <w:r>
+        <w:rPr>
+          <w:rFonts w:ascii="Cambria Math" w:eastAsia="SimSun" w:hAnsi="Cambria Math"/>
+          <w:i w:val="false"/>
+          <w:iCs w:val="false"/>
+        </w:rPr>
+        <w:t xml:space="preserve">,</w:t>
+      </w:r>
+      <w:r>
+        <w:rPr>
+          <w:rFonts w:ascii="Cambria Math" w:eastAsia="SimSun" w:hAnsi="Cambria Math"/>
+          <w:i/>
+          <w:iCs/>
+        </w:rPr>
+        <w:t xml:space="preserve">x</w:t>
+      </w:r>
+      <w:r>
+        <w:rPr>
+          <w:rFonts w:ascii="Cambria Math" w:eastAsia="SimSun" w:hAnsi="Cambria Math"/>
+          <w:i w:val="false"/>
+          <w:iCs w:val="false"/>
+          <w:vertAlign w:val="subscript"/>
+        </w:rPr>
+        <w:t xml:space="preserve">110</w:t>
+      </w:r>
+      <w:r>
+        <w:rPr>
+          <w:rFonts w:ascii="Cambria Math" w:eastAsia="SimSun" w:hAnsi="Cambria Math"/>
+          <w:i w:val="false"/>
+          <w:iCs w:val="false"/>
+        </w:rPr>
+        <w:t xml:space="preserve">,</w:t>
+      </w:r>
+      <w:r>
+        <w:rPr>
+          <w:rFonts w:ascii="Cambria Math" w:eastAsia="SimSun" w:hAnsi="Cambria Math"/>
+          <w:i/>
+          <w:iCs/>
+        </w:rPr>
+        <w:t xml:space="preserve">x</w:t>
+      </w:r>
+      <w:r>
+        <w:rPr>
+          <w:rFonts w:ascii="Cambria Math" w:eastAsia="SimSun" w:hAnsi="Cambria Math"/>
+          <w:i w:val="false"/>
+          <w:iCs w:val="false"/>
+          <w:vertAlign w:val="subscript"/>
+        </w:rPr>
+        <w:t xml:space="preserve">101</w:t>
+      </w:r>
+      <w:r>
+        <w:rPr>
+          <w:rFonts w:ascii="Cambria Math" w:eastAsia="SimSun" w:hAnsi="Cambria Math"/>
+          <w:i w:val="false"/>
+          <w:iCs w:val="false"/>
+        </w:rPr>
+        <w:t xml:space="preserve">,</w:t>
+      </w:r>
+      <w:r>
+        <w:rPr>
+          <w:rFonts w:ascii="Cambria Math" w:eastAsia="SimSun" w:hAnsi="Cambria Math"/>
+          <w:i/>
+          <w:iCs/>
+        </w:rPr>
+        <w:t xml:space="preserve">x</w:t>
+      </w:r>
+      <w:r>
+        <w:rPr>
+          <w:rFonts w:ascii="Cambria Math" w:eastAsia="SimSun" w:hAnsi="Cambria Math"/>
+          <w:i w:val="false"/>
+          <w:iCs w:val="false"/>
+          <w:vertAlign w:val="subscript"/>
+        </w:rPr>
+        <w:t xml:space="preserve">020</w:t>
+      </w:r>
+      <w:r>
+        <w:rPr>
+          <w:rFonts w:ascii="Cambria Math" w:eastAsia="SimSun" w:hAnsi="Cambria Math"/>
+          <w:i w:val="false"/>
+          <w:iCs w:val="false"/>
+        </w:rPr>
+        <w:t xml:space="preserve">,</w:t>
+      </w:r>
+      <w:r>
+        <w:rPr>
+          <w:rFonts w:ascii="Cambria Math" w:eastAsia="SimSun" w:hAnsi="Cambria Math"/>
+          <w:i/>
+          <w:iCs/>
+        </w:rPr>
+        <w:t xml:space="preserve">x</w:t>
+      </w:r>
+      <w:r>
+        <w:rPr>
+          <w:rFonts w:ascii="Cambria Math" w:eastAsia="SimSun" w:hAnsi="Cambria Math"/>
+          <w:i w:val="false"/>
+          <w:iCs w:val="false"/>
+          <w:vertAlign w:val="subscript"/>
+        </w:rPr>
+        <w:t xml:space="preserve">011</w:t>
+      </w:r>
+      <w:r>
+        <w:rPr>
+          <w:rFonts w:ascii="Cambria Math" w:eastAsia="SimSun" w:hAnsi="Cambria Math"/>
+          <w:i w:val="false"/>
+          <w:iCs w:val="false"/>
+        </w:rPr>
+        <w:t xml:space="preserve">,</w:t>
+      </w:r>
+      <w:r>
+        <w:rPr>
+          <w:rFonts w:ascii="Cambria Math" w:eastAsia="SimSun" w:hAnsi="Cambria Math"/>
+          <w:i/>
+          <w:iCs/>
+        </w:rPr>
+        <w:t xml:space="preserve">x</w:t>
+      </w:r>
+      <w:r>
+        <w:rPr>
+          <w:rFonts w:ascii="Cambria Math" w:eastAsia="SimSun" w:hAnsi="Cambria Math"/>
+          <w:i w:val="false"/>
+          <w:iCs w:val="false"/>
+          <w:vertAlign w:val="subscript"/>
+        </w:rPr>
+        <w:t xml:space="preserve">002</w:t>
+      </w:r>
+      <w:r>
+        <w:rPr>
+          <w:rFonts w:ascii="Times New Roman" w:cs="Times New Roman" w:eastAsia="SimSun" w:hAnsi="Times New Roman"/>
+        </w:rPr>
+        <w:t xml:space="preserve">，(29) 展开为</w:t>
       </w:r>
     </w:p>
     <w:p>
@@ -4416,91 +4622,336 @@
           <w:iCs w:val="false"/>
           <w:sz w:val="21"/>
           <w:szCs w:val="21"/>
-          <w:vertAlign w:val="subscript"/>
-        </w:rPr>
-        <w:t xml:space="preserve">τ00</w:t>
-      </w:r>
-      <w:r>
-        <w:rPr>
-          <w:rFonts w:ascii="Cambria Math" w:eastAsia="SimSun" w:hAnsi="Cambria Math"/>
-          <w:i w:val="false"/>
-          <w:iCs w:val="false"/>
-          <w:sz w:val="21"/>
-          <w:szCs w:val="21"/>
-        </w:rPr>
-        <w:t xml:space="preserve">(</w:t>
-      </w:r>
-      <w:r>
-        <w:rPr>
-          <w:rFonts w:ascii="Cambria Math" w:eastAsia="SimSun" w:hAnsi="Cambria Math"/>
-          <w:i/>
-          <w:iCs/>
-          <w:sz w:val="21"/>
-          <w:szCs w:val="21"/>
-        </w:rPr>
-        <w:t xml:space="preserve">t</w:t>
-      </w:r>
-      <w:r>
-        <w:rPr>
-          <w:rFonts w:ascii="Cambria Math" w:eastAsia="SimSun" w:hAnsi="Cambria Math"/>
-          <w:i w:val="false"/>
-          <w:iCs w:val="false"/>
-          <w:sz w:val="21"/>
-          <w:szCs w:val="21"/>
-        </w:rPr>
-        <w:t xml:space="preserve">)=[(1-ε) ψ</w:t>
-      </w:r>
-      <w:r>
-        <w:rPr>
-          <w:rFonts w:ascii="Cambria Math" w:eastAsia="SimSun" w:hAnsi="Cambria Math"/>
-          <w:i w:val="false"/>
-          <w:iCs w:val="false"/>
-          <w:sz w:val="21"/>
-          <w:szCs w:val="21"/>
-          <w:vertAlign w:val="subscript"/>
-        </w:rPr>
-        <w:t xml:space="preserve">tail</w:t>
-      </w:r>
-      <w:r>
-        <w:rPr>
-          <w:rFonts w:ascii="Cambria Math" w:eastAsia="SimSun" w:hAnsi="Cambria Math"/>
-          <w:i w:val="false"/>
-          <w:iCs w:val="false"/>
-          <w:sz w:val="21"/>
-          <w:szCs w:val="21"/>
-        </w:rPr>
-        <w:t xml:space="preserve">(Φ(</w:t>
-      </w:r>
-      <w:r>
-        <w:rPr>
-          <w:rFonts w:ascii="Cambria Math" w:eastAsia="SimSun" w:hAnsi="Cambria Math"/>
-          <w:i/>
-          <w:iCs/>
-          <w:sz w:val="21"/>
-          <w:szCs w:val="21"/>
-        </w:rPr>
-        <w:t xml:space="preserve">t</w:t>
-      </w:r>
-      <w:r>
-        <w:rPr>
-          <w:rFonts w:ascii="Cambria Math" w:eastAsia="SimSun" w:hAnsi="Cambria Math"/>
-          <w:i w:val="false"/>
-          <w:iCs w:val="false"/>
-          <w:sz w:val="21"/>
-          <w:szCs w:val="21"/>
-        </w:rPr>
-        <w:t xml:space="preserve">))]</w:t>
-      </w:r>
-      <w:r>
-        <w:rPr>
-          <w:rFonts w:ascii="Cambria Math" w:eastAsia="SimSun" w:hAnsi="Cambria Math"/>
-          <w:i w:val="false"/>
-          <w:iCs w:val="false"/>
-          <w:sz w:val="21"/>
-          <w:szCs w:val="21"/>
-          <w:vertAlign w:val="superscript"/>
-        </w:rPr>
-        <w:t xml:space="preserve">τ</w:t>
+        </w:rPr>
+        <w:t xml:space="preserve">̇</w:t>
+      </w:r>
+      <w:r>
+        <w:rPr>
+          <w:rFonts w:ascii="Cambria Math" w:eastAsia="SimSun" w:hAnsi="Cambria Math"/>
+          <w:i w:val="false"/>
+          <w:iCs w:val="false"/>
+          <w:sz w:val="21"/>
+          <w:szCs w:val="21"/>
+          <w:vertAlign w:val="subscript"/>
+        </w:rPr>
+        <w:t xml:space="preserve">200</w:t>
+      </w:r>
+      <w:r>
+        <w:rPr>
+          <w:rFonts w:ascii="Cambria Math" w:eastAsia="SimSun" w:hAnsi="Cambria Math"/>
+          <w:i w:val="false"/>
+          <w:iCs w:val="false"/>
+          <w:sz w:val="21"/>
+          <w:szCs w:val="21"/>
+        </w:rPr>
+        <w:t xml:space="preserve">=-2</w:t>
+      </w:r>
+      <w:r>
+        <w:rPr>
+          <w:rFonts w:ascii="Cambria Math" w:eastAsia="SimSun" w:hAnsi="Cambria Math"/>
+          <w:i/>
+          <w:iCs/>
+          <w:sz w:val="21"/>
+          <w:szCs w:val="21"/>
+        </w:rPr>
+        <w:t xml:space="preserve">h</w:t>
+      </w:r>
+      <w:r>
+        <w:rPr>
+          <w:rFonts w:ascii="Cambria Math" w:eastAsia="SimSun" w:hAnsi="Cambria Math"/>
+          <w:i w:val="false"/>
+          <w:iCs w:val="false"/>
+          <w:sz w:val="21"/>
+          <w:szCs w:val="21"/>
+        </w:rPr>
+        <w:t xml:space="preserve"> </w:t>
+      </w:r>
+      <w:r>
+        <w:rPr>
+          <w:rFonts w:ascii="Cambria Math" w:eastAsia="SimSun" w:hAnsi="Cambria Math"/>
+          <w:i/>
+          <w:iCs/>
+          <w:sz w:val="21"/>
+          <w:szCs w:val="21"/>
+        </w:rPr>
+        <w:t xml:space="preserve">x</w:t>
+      </w:r>
+      <w:r>
+        <w:rPr>
+          <w:rFonts w:ascii="Cambria Math" w:eastAsia="SimSun" w:hAnsi="Cambria Math"/>
+          <w:i w:val="false"/>
+          <w:iCs w:val="false"/>
+          <w:sz w:val="21"/>
+          <w:szCs w:val="21"/>
+          <w:vertAlign w:val="subscript"/>
+        </w:rPr>
+        <w:t xml:space="preserve">200</w:t>
+      </w:r>
+      <w:r>
+        <w:rPr>
+          <w:rFonts w:ascii="Cambria Math" w:eastAsia="SimSun" w:hAnsi="Cambria Math"/>
+          <w:i w:val="false"/>
+          <w:iCs w:val="false"/>
+          <w:sz w:val="21"/>
+          <w:szCs w:val="21"/>
+        </w:rPr>
+        <w:t xml:space="preserve">,  </w:t>
+      </w:r>
+      <w:r>
+        <w:rPr>
+          <w:rFonts w:ascii="Cambria Math" w:eastAsia="SimSun" w:hAnsi="Cambria Math"/>
+          <w:i/>
+          <w:iCs/>
+          <w:sz w:val="21"/>
+          <w:szCs w:val="21"/>
+        </w:rPr>
+        <w:t xml:space="preserve">x</w:t>
+      </w:r>
+      <w:r>
+        <w:rPr>
+          <w:rFonts w:ascii="Cambria Math" w:eastAsia="SimSun" w:hAnsi="Cambria Math"/>
+          <w:i w:val="false"/>
+          <w:iCs w:val="false"/>
+          <w:sz w:val="21"/>
+          <w:szCs w:val="21"/>
+        </w:rPr>
+        <w:t xml:space="preserve">̇</w:t>
+      </w:r>
+      <w:r>
+        <w:rPr>
+          <w:rFonts w:ascii="Cambria Math" w:eastAsia="SimSun" w:hAnsi="Cambria Math"/>
+          <w:i w:val="false"/>
+          <w:iCs w:val="false"/>
+          <w:sz w:val="21"/>
+          <w:szCs w:val="21"/>
+          <w:vertAlign w:val="subscript"/>
+        </w:rPr>
+        <w:t xml:space="preserve">110</w:t>
+      </w:r>
+      <w:r>
+        <w:rPr>
+          <w:rFonts w:ascii="Cambria Math" w:eastAsia="SimSun" w:hAnsi="Cambria Math"/>
+          <w:i w:val="false"/>
+          <w:iCs w:val="false"/>
+          <w:sz w:val="21"/>
+          <w:szCs w:val="21"/>
+        </w:rPr>
+        <w:t xml:space="preserve">=2</w:t>
+      </w:r>
+      <w:r>
+        <w:rPr>
+          <w:rFonts w:ascii="Cambria Math" w:eastAsia="SimSun" w:hAnsi="Cambria Math"/>
+          <w:i/>
+          <w:iCs/>
+          <w:sz w:val="21"/>
+          <w:szCs w:val="21"/>
+        </w:rPr>
+        <w:t xml:space="preserve">h</w:t>
+      </w:r>
+      <w:r>
+        <w:rPr>
+          <w:rFonts w:ascii="Cambria Math" w:eastAsia="SimSun" w:hAnsi="Cambria Math"/>
+          <w:i w:val="false"/>
+          <w:iCs w:val="false"/>
+          <w:sz w:val="21"/>
+          <w:szCs w:val="21"/>
+        </w:rPr>
+        <w:t xml:space="preserve"> </w:t>
+      </w:r>
+      <w:r>
+        <w:rPr>
+          <w:rFonts w:ascii="Cambria Math" w:eastAsia="SimSun" w:hAnsi="Cambria Math"/>
+          <w:i/>
+          <w:iCs/>
+          <w:sz w:val="21"/>
+          <w:szCs w:val="21"/>
+        </w:rPr>
+        <w:t xml:space="preserve">x</w:t>
+      </w:r>
+      <w:r>
+        <w:rPr>
+          <w:rFonts w:ascii="Cambria Math" w:eastAsia="SimSun" w:hAnsi="Cambria Math"/>
+          <w:i w:val="false"/>
+          <w:iCs w:val="false"/>
+          <w:sz w:val="21"/>
+          <w:szCs w:val="21"/>
+          <w:vertAlign w:val="subscript"/>
+        </w:rPr>
+        <w:t xml:space="preserve">200</w:t>
+      </w:r>
+      <w:r>
+        <w:rPr>
+          <w:rFonts w:ascii="Cambria Math" w:eastAsia="SimSun" w:hAnsi="Cambria Math"/>
+          <w:i w:val="false"/>
+          <w:iCs w:val="false"/>
+          <w:sz w:val="21"/>
+          <w:szCs w:val="21"/>
+        </w:rPr>
+        <w:t xml:space="preserve">-(</w:t>
+      </w:r>
+      <w:r>
+        <w:rPr>
+          <w:rFonts w:ascii="Cambria Math" w:eastAsia="SimSun" w:hAnsi="Cambria Math"/>
+          <w:i/>
+          <w:iCs/>
+          <w:sz w:val="21"/>
+          <w:szCs w:val="21"/>
+        </w:rPr>
+        <w:t xml:space="preserve">h</w:t>
+      </w:r>
+      <w:r>
+        <w:rPr>
+          <w:rFonts w:ascii="Cambria Math" w:eastAsia="SimSun" w:hAnsi="Cambria Math"/>
+          <w:i w:val="false"/>
+          <w:iCs w:val="false"/>
+          <w:sz w:val="21"/>
+          <w:szCs w:val="21"/>
+        </w:rPr>
+        <w:t xml:space="preserve">+μ+β) </w:t>
+      </w:r>
+      <w:r>
+        <w:rPr>
+          <w:rFonts w:ascii="Cambria Math" w:eastAsia="SimSun" w:hAnsi="Cambria Math"/>
+          <w:i/>
+          <w:iCs/>
+          <w:sz w:val="21"/>
+          <w:szCs w:val="21"/>
+        </w:rPr>
+        <w:t xml:space="preserve">x</w:t>
+      </w:r>
+      <w:r>
+        <w:rPr>
+          <w:rFonts w:ascii="Cambria Math" w:eastAsia="SimSun" w:hAnsi="Cambria Math"/>
+          <w:i w:val="false"/>
+          <w:iCs w:val="false"/>
+          <w:sz w:val="21"/>
+          <w:szCs w:val="21"/>
+          <w:vertAlign w:val="subscript"/>
+        </w:rPr>
+        <w:t xml:space="preserve">110</w:t>
+      </w:r>
+      <w:r>
+        <w:rPr>
+          <w:rFonts w:ascii="Cambria Math" w:eastAsia="SimSun" w:hAnsi="Cambria Math"/>
+          <w:i w:val="false"/>
+          <w:iCs w:val="false"/>
+          <w:sz w:val="21"/>
+          <w:szCs w:val="21"/>
+        </w:rPr>
+        <w:t xml:space="preserve">,  </w:t>
+      </w:r>
+      <w:r>
+        <w:rPr>
+          <w:rFonts w:ascii="Cambria Math" w:eastAsia="SimSun" w:hAnsi="Cambria Math"/>
+          <w:i/>
+          <w:iCs/>
+          <w:sz w:val="21"/>
+          <w:szCs w:val="21"/>
+        </w:rPr>
+        <w:t xml:space="preserve">x</w:t>
+      </w:r>
+      <w:r>
+        <w:rPr>
+          <w:rFonts w:ascii="Cambria Math" w:eastAsia="SimSun" w:hAnsi="Cambria Math"/>
+          <w:i w:val="false"/>
+          <w:iCs w:val="false"/>
+          <w:sz w:val="21"/>
+          <w:szCs w:val="21"/>
+        </w:rPr>
+        <w:t xml:space="preserve">̇</w:t>
+      </w:r>
+      <w:r>
+        <w:rPr>
+          <w:rFonts w:ascii="Cambria Math" w:eastAsia="SimSun" w:hAnsi="Cambria Math"/>
+          <w:i w:val="false"/>
+          <w:iCs w:val="false"/>
+          <w:sz w:val="21"/>
+          <w:szCs w:val="21"/>
+          <w:vertAlign w:val="subscript"/>
+        </w:rPr>
+        <w:t xml:space="preserve">101</w:t>
+      </w:r>
+      <w:r>
+        <w:rPr>
+          <w:rFonts w:ascii="Cambria Math" w:eastAsia="SimSun" w:hAnsi="Cambria Math"/>
+          <w:i w:val="false"/>
+          <w:iCs w:val="false"/>
+          <w:sz w:val="21"/>
+          <w:szCs w:val="21"/>
+        </w:rPr>
+        <w:t xml:space="preserve">=μ </w:t>
+      </w:r>
+      <w:r>
+        <w:rPr>
+          <w:rFonts w:ascii="Cambria Math" w:eastAsia="SimSun" w:hAnsi="Cambria Math"/>
+          <w:i/>
+          <w:iCs/>
+          <w:sz w:val="21"/>
+          <w:szCs w:val="21"/>
+        </w:rPr>
+        <w:t xml:space="preserve">x</w:t>
+      </w:r>
+      <w:r>
+        <w:rPr>
+          <w:rFonts w:ascii="Cambria Math" w:eastAsia="SimSun" w:hAnsi="Cambria Math"/>
+          <w:i w:val="false"/>
+          <w:iCs w:val="false"/>
+          <w:sz w:val="21"/>
+          <w:szCs w:val="21"/>
+          <w:vertAlign w:val="subscript"/>
+        </w:rPr>
+        <w:t xml:space="preserve">110</w:t>
+      </w:r>
+      <w:r>
+        <w:rPr>
+          <w:rFonts w:ascii="Cambria Math" w:eastAsia="SimSun" w:hAnsi="Cambria Math"/>
+          <w:i w:val="false"/>
+          <w:iCs w:val="false"/>
+          <w:sz w:val="21"/>
+          <w:szCs w:val="21"/>
+        </w:rPr>
+        <w:t xml:space="preserve">-</w:t>
+      </w:r>
+      <w:r>
+        <w:rPr>
+          <w:rFonts w:ascii="Cambria Math" w:eastAsia="SimSun" w:hAnsi="Cambria Math"/>
+          <w:i/>
+          <w:iCs/>
+          <w:sz w:val="21"/>
+          <w:szCs w:val="21"/>
+        </w:rPr>
+        <w:t xml:space="preserve">h</w:t>
+      </w:r>
+      <w:r>
+        <w:rPr>
+          <w:rFonts w:ascii="Cambria Math" w:eastAsia="SimSun" w:hAnsi="Cambria Math"/>
+          <w:i w:val="false"/>
+          <w:iCs w:val="false"/>
+          <w:sz w:val="21"/>
+          <w:szCs w:val="21"/>
+        </w:rPr>
+        <w:t xml:space="preserve"> </w:t>
+      </w:r>
+      <w:r>
+        <w:rPr>
+          <w:rFonts w:ascii="Cambria Math" w:eastAsia="SimSun" w:hAnsi="Cambria Math"/>
+          <w:i/>
+          <w:iCs/>
+          <w:sz w:val="21"/>
+          <w:szCs w:val="21"/>
+        </w:rPr>
+        <w:t xml:space="preserve">x</w:t>
+      </w:r>
+      <w:r>
+        <w:rPr>
+          <w:rFonts w:ascii="Cambria Math" w:eastAsia="SimSun" w:hAnsi="Cambria Math"/>
+          <w:i w:val="false"/>
+          <w:iCs w:val="false"/>
+          <w:sz w:val="21"/>
+          <w:szCs w:val="21"/>
+          <w:vertAlign w:val="subscript"/>
+        </w:rPr>
+        <w:t xml:space="preserve">101</w:t>
       </w:r>
       <w:r>
         <w:rPr>
@@ -4509,256 +4960,6 @@
           <w:szCs w:val="21"/>
         </w:rPr>
         <w:t xml:space="preserve">	(32)</w:t>
-      </w:r>
-    </w:p>
-    <w:p>
-      <w:pPr>
-        <w:spacing w:after="120" w:before="120" w:line="320" w:lineRule="auto"/>
-        <w:jc w:val="both"/>
-      </w:pPr>
-      <w:r>
-        <w:rPr>
-          <w:rFonts w:ascii="Times New Roman" w:cs="Times New Roman" w:eastAsia="SimSun" w:hAnsi="Times New Roman"/>
-        </w:rPr>
-        <w:t xml:space="preserve">对一切 </w:t>
-      </w:r>
-      <w:r>
-        <w:rPr>
-          <w:rFonts w:ascii="Cambria Math" w:eastAsia="SimSun" w:hAnsi="Cambria Math"/>
-          <w:i/>
-          <w:iCs/>
-        </w:rPr>
-        <w:t xml:space="preserve">t</w:t>
-      </w:r>
-      <w:r>
-        <w:rPr>
-          <w:rFonts w:ascii="Times New Roman" w:cs="Times New Roman" w:eastAsia="SimSun" w:hAnsi="Times New Roman"/>
-        </w:rPr>
-        <w:t xml:space="preserve"> 成立。(32) 不是额外假设，而是 (29) 的推论：对右端求导得 </w:t>
-      </w:r>
-      <w:r>
-        <w:rPr>
-          <w:rFonts w:ascii="Cambria Math" w:eastAsia="SimSun" w:hAnsi="Cambria Math"/>
-          <w:i w:val="false"/>
-          <w:iCs w:val="false"/>
-        </w:rPr>
-        <w:t xml:space="preserve">-τ</w:t>
-      </w:r>
-      <w:r>
-        <w:rPr>
-          <w:rFonts w:ascii="Cambria Math" w:eastAsia="SimSun" w:hAnsi="Cambria Math"/>
-          <w:i/>
-          <w:iCs/>
-        </w:rPr>
-        <w:t xml:space="preserve">h</w:t>
-      </w:r>
-      <w:r>
-        <w:rPr>
-          <w:rFonts w:ascii="Cambria Math" w:eastAsia="SimSun" w:hAnsi="Cambria Math"/>
-          <w:i w:val="false"/>
-          <w:iCs w:val="false"/>
-        </w:rPr>
-        <w:t xml:space="preserve"> </w:t>
-      </w:r>
-      <w:r>
-        <w:rPr>
-          <w:rFonts w:ascii="Cambria Math" w:eastAsia="SimSun" w:hAnsi="Cambria Math"/>
-          <w:i/>
-          <w:iCs/>
-        </w:rPr>
-        <w:t xml:space="preserve">x</w:t>
-      </w:r>
-      <w:r>
-        <w:rPr>
-          <w:rFonts w:ascii="Cambria Math" w:eastAsia="SimSun" w:hAnsi="Cambria Math"/>
-          <w:i w:val="false"/>
-          <w:iCs w:val="false"/>
-          <w:vertAlign w:val="subscript"/>
-        </w:rPr>
-        <w:t xml:space="preserve">τ00</w:t>
-      </w:r>
-      <w:r>
-        <w:rPr>
-          <w:rFonts w:ascii="Times New Roman" w:cs="Times New Roman" w:eastAsia="SimSun" w:hAnsi="Times New Roman"/>
-        </w:rPr>
-        <w:t xml:space="preserve">，与 (29) 在 </w:t>
-      </w:r>
-      <w:r>
-        <w:rPr>
-          <w:rFonts w:ascii="Cambria Math" w:eastAsia="SimSun" w:hAnsi="Cambria Math"/>
-          <w:i w:val="false"/>
-          <w:iCs w:val="false"/>
-        </w:rPr>
-        <w:t xml:space="preserve">(</w:t>
-      </w:r>
-      <w:r>
-        <w:rPr>
-          <w:rFonts w:ascii="Cambria Math" w:eastAsia="SimSun" w:hAnsi="Cambria Math"/>
-          <w:i/>
-          <w:iCs/>
-        </w:rPr>
-        <w:t xml:space="preserve">a</w:t>
-      </w:r>
-      <w:r>
-        <w:rPr>
-          <w:rFonts w:ascii="Cambria Math" w:eastAsia="SimSun" w:hAnsi="Cambria Math"/>
-          <w:i w:val="false"/>
-          <w:iCs w:val="false"/>
-        </w:rPr>
-        <w:t xml:space="preserve">,</w:t>
-      </w:r>
-      <w:r>
-        <w:rPr>
-          <w:rFonts w:ascii="Cambria Math" w:eastAsia="SimSun" w:hAnsi="Cambria Math"/>
-          <w:i/>
-          <w:iCs/>
-        </w:rPr>
-        <w:t xml:space="preserve">b</w:t>
-      </w:r>
-      <w:r>
-        <w:rPr>
-          <w:rFonts w:ascii="Cambria Math" w:eastAsia="SimSun" w:hAnsi="Cambria Math"/>
-          <w:i w:val="false"/>
-          <w:iCs w:val="false"/>
-        </w:rPr>
-        <w:t xml:space="preserve">,</w:t>
-      </w:r>
-      <w:r>
-        <w:rPr>
-          <w:rFonts w:ascii="Cambria Math" w:eastAsia="SimSun" w:hAnsi="Cambria Math"/>
-          <w:i/>
-          <w:iCs/>
-        </w:rPr>
-        <w:t xml:space="preserve">c</w:t>
-      </w:r>
-      <w:r>
-        <w:rPr>
-          <w:rFonts w:ascii="Cambria Math" w:eastAsia="SimSun" w:hAnsi="Cambria Math"/>
-          <w:i w:val="false"/>
-          <w:iCs w:val="false"/>
-        </w:rPr>
-        <w:t xml:space="preserve">)=(τ,0,0)</w:t>
-      </w:r>
-      <w:r>
-        <w:rPr>
-          <w:rFonts w:ascii="Times New Roman" w:cs="Times New Roman" w:eastAsia="SimSun" w:hAnsi="Times New Roman"/>
-        </w:rPr>
-        <w:t xml:space="preserve"> 处逐项相同。它为数值积分提供了一条无需仿真的自检。</w:t>
-      </w:r>
-    </w:p>
-    <w:p>
-      <w:pPr>
-        <w:spacing w:after="120" w:before="120" w:line="320" w:lineRule="auto"/>
-        <w:jc w:val="both"/>
-      </w:pPr>
-      <w:r>
-        <w:rPr>
-          <w:rFonts w:ascii="Cambria Math" w:eastAsia="SimSun" w:hAnsi="Cambria Math"/>
-          <w:b/>
-          <w:bCs/>
-          <w:i w:val="false"/>
-          <w:iCs w:val="false"/>
-        </w:rPr>
-        <w:t xml:space="preserve">θ≥2</w:t>
-      </w:r>
-      <w:r>
-        <w:rPr>
-          <w:rFonts w:ascii="Times New Roman" w:cs="Times New Roman" w:eastAsia="SimSun" w:hAnsi="Times New Roman"/>
-          <w:b/>
-          <w:bCs/>
-        </w:rPr>
-        <w:t xml:space="preserve">。</w:t>
-      </w:r>
-      <w:r>
-        <w:rPr>
-          <w:rFonts w:ascii="Times New Roman" w:cs="Times New Roman" w:eastAsia="SimSun" w:hAnsi="Times New Roman"/>
-        </w:rPr>
-        <w:t xml:space="preserve"> (29) 中只有湮灭项的指示函数依赖于 </w:t>
-      </w:r>
-      <w:r>
-        <w:rPr>
-          <w:rFonts w:ascii="Cambria Math" w:eastAsia="SimSun" w:hAnsi="Cambria Math"/>
-          <w:i w:val="false"/>
-          <w:iCs w:val="false"/>
-        </w:rPr>
-        <w:t xml:space="preserve">θ</w:t>
-      </w:r>
-      <w:r>
-        <w:rPr>
-          <w:rFonts w:ascii="Times New Roman" w:cs="Times New Roman" w:eastAsia="SimSun" w:hAnsi="Times New Roman"/>
-        </w:rPr>
-        <w:t xml:space="preserve">，故方程组对任意 </w:t>
-      </w:r>
-      <w:r>
-        <w:rPr>
-          <w:rFonts w:ascii="Cambria Math" w:eastAsia="SimSun" w:hAnsi="Cambria Math"/>
-          <w:i w:val="false"/>
-          <w:iCs w:val="false"/>
-        </w:rPr>
-        <w:t xml:space="preserve">θ</w:t>
-      </w:r>
-      <w:r>
-        <w:rPr>
-          <w:rFonts w:ascii="Times New Roman" w:cs="Times New Roman" w:eastAsia="SimSun" w:hAnsi="Times New Roman"/>
-        </w:rPr>
-        <w:t xml:space="preserve"> 形式不变。但下一小节的阈值分析不再适用：</w:t>
-      </w:r>
-      <w:r>
-        <w:rPr>
-          <w:rFonts w:ascii="Cambria Math" w:eastAsia="SimSun" w:hAnsi="Cambria Math"/>
-          <w:i w:val="false"/>
-          <w:iCs w:val="false"/>
-        </w:rPr>
-        <w:t xml:space="preserve">θ≥2</w:t>
-      </w:r>
-      <w:r>
-        <w:rPr>
-          <w:rFonts w:ascii="Times New Roman" w:cs="Times New Roman" w:eastAsia="SimSun" w:hAnsi="Times New Roman"/>
-        </w:rPr>
-        <w:t xml:space="preserve"> 时单个感染尾成员不足以激活超边，(29) 在无病定态附近的线性化没有增长模式，这与 II.B 所述 bootstrap 图像一致，须按第 IV 节的 </w:t>
-      </w:r>
-      <w:r>
-        <w:rPr>
-          <w:rFonts w:ascii="Cambria Math" w:eastAsia="SimSun" w:hAnsi="Cambria Math"/>
-          <w:i/>
-          <w:iCs/>
-        </w:rPr>
-        <w:t xml:space="preserve">k</w:t>
-      </w:r>
-      <w:r>
-        <w:rPr>
-          <w:rFonts w:ascii="Times New Roman" w:cs="Times New Roman" w:eastAsia="SimSun" w:hAnsi="Times New Roman"/>
-        </w:rPr>
-        <w:t xml:space="preserve">-core 途径处理。</w:t>
-      </w:r>
-    </w:p>
-    <w:p>
-      <w:pPr>
-        <w:pStyle w:val="Heading2"/>
-        <w:spacing w:after="160" w:before="300"/>
-      </w:pPr>
-      <w:r>
-        <w:rPr>
-          <w:rFonts w:ascii="Times New Roman" w:cs="Times New Roman" w:eastAsia="SimSun" w:hAnsi="Times New Roman"/>
-          <w:b/>
-          <w:bCs/>
-          <w:color w:val="1A1A1A"/>
-          <w:sz w:val="26"/>
-          <w:szCs w:val="26"/>
-        </w:rPr>
-        <w:t xml:space="preserve">C. 爆发阈值</w:t>
-      </w:r>
-    </w:p>
-    <w:p>
-      <w:pPr>
-        <w:spacing w:after="120" w:before="120" w:line="320" w:lineRule="auto"/>
-        <w:jc w:val="both"/>
-      </w:pPr>
-      <w:r>
-        <w:rPr>
-          <w:rFonts w:ascii="Times New Roman" w:cs="Times New Roman" w:eastAsia="SimSun" w:hAnsi="Times New Roman"/>
-        </w:rPr>
-        <w:t xml:space="preserve">令</w:t>
       </w:r>
     </w:p>
     <w:p>
@@ -4779,116 +4980,341 @@
       <w:r>
         <w:rPr>
           <w:rFonts w:ascii="Cambria Math" w:eastAsia="SimSun" w:hAnsi="Cambria Math"/>
-          <w:i w:val="false"/>
-          <w:iCs w:val="false"/>
-          <w:sz w:val="21"/>
-          <w:szCs w:val="21"/>
-        </w:rPr>
-        <w:t xml:space="preserve">κ≡ψ'</w:t>
-      </w:r>
-      <w:r>
-        <w:rPr>
-          <w:rFonts w:ascii="Cambria Math" w:eastAsia="SimSun" w:hAnsi="Cambria Math"/>
-          <w:i w:val="false"/>
-          <w:iCs w:val="false"/>
-          <w:sz w:val="21"/>
-          <w:szCs w:val="21"/>
-          <w:vertAlign w:val="subscript"/>
-        </w:rPr>
-        <w:t xml:space="preserve">tail</w:t>
-      </w:r>
-      <w:r>
-        <w:rPr>
-          <w:rFonts w:ascii="Cambria Math" w:eastAsia="SimSun" w:hAnsi="Cambria Math"/>
-          <w:i w:val="false"/>
-          <w:iCs w:val="false"/>
-          <w:sz w:val="21"/>
-          <w:szCs w:val="21"/>
-        </w:rPr>
-        <w:t xml:space="preserve">(1)=(⟨</w:t>
-      </w:r>
-      <w:r>
-        <w:rPr>
-          <w:rFonts w:ascii="Cambria Math" w:eastAsia="SimSun" w:hAnsi="Cambria Math"/>
-          <w:i/>
-          <w:iCs/>
-          <w:sz w:val="21"/>
-          <w:szCs w:val="21"/>
-        </w:rPr>
-        <w:t xml:space="preserve">k</w:t>
-      </w:r>
-      <w:r>
-        <w:rPr>
-          <w:rFonts w:ascii="Cambria Math" w:eastAsia="SimSun" w:hAnsi="Cambria Math"/>
-          <w:i w:val="false"/>
-          <w:iCs w:val="false"/>
-          <w:sz w:val="21"/>
-          <w:szCs w:val="21"/>
-          <w:vertAlign w:val="subscript"/>
-        </w:rPr>
-        <w:t xml:space="preserve">in</w:t>
-      </w:r>
-      <w:r>
-        <w:rPr>
-          <w:rFonts w:ascii="Cambria Math" w:eastAsia="SimSun" w:hAnsi="Cambria Math"/>
-          <w:i/>
-          <w:iCs/>
-          <w:sz w:val="21"/>
-          <w:szCs w:val="21"/>
-        </w:rPr>
-        <w:t xml:space="preserve">k</w:t>
-      </w:r>
-      <w:r>
-        <w:rPr>
-          <w:rFonts w:ascii="Cambria Math" w:eastAsia="SimSun" w:hAnsi="Cambria Math"/>
-          <w:i w:val="false"/>
-          <w:iCs w:val="false"/>
-          <w:sz w:val="21"/>
-          <w:szCs w:val="21"/>
-          <w:vertAlign w:val="subscript"/>
-        </w:rPr>
-        <w:t xml:space="preserve">out</w:t>
-      </w:r>
-      <w:r>
-        <w:rPr>
-          <w:rFonts w:ascii="Cambria Math" w:eastAsia="SimSun" w:hAnsi="Cambria Math"/>
-          <w:i w:val="false"/>
-          <w:iCs w:val="false"/>
-          <w:sz w:val="21"/>
-          <w:szCs w:val="21"/>
-        </w:rPr>
-        <w:t xml:space="preserve">⟩)/(⟨</w:t>
-      </w:r>
-      <w:r>
-        <w:rPr>
-          <w:rFonts w:ascii="Cambria Math" w:eastAsia="SimSun" w:hAnsi="Cambria Math"/>
-          <w:i/>
-          <w:iCs/>
-          <w:sz w:val="21"/>
-          <w:szCs w:val="21"/>
-        </w:rPr>
-        <w:t xml:space="preserve">k</w:t>
-      </w:r>
-      <w:r>
-        <w:rPr>
-          <w:rFonts w:ascii="Cambria Math" w:eastAsia="SimSun" w:hAnsi="Cambria Math"/>
-          <w:i w:val="false"/>
-          <w:iCs w:val="false"/>
-          <w:sz w:val="21"/>
-          <w:szCs w:val="21"/>
-          <w:vertAlign w:val="subscript"/>
-        </w:rPr>
-        <w:t xml:space="preserve">out</w:t>
-      </w:r>
-      <w:r>
-        <w:rPr>
-          <w:rFonts w:ascii="Cambria Math" w:eastAsia="SimSun" w:hAnsi="Cambria Math"/>
-          <w:i w:val="false"/>
-          <w:iCs w:val="false"/>
-          <w:sz w:val="21"/>
-          <w:szCs w:val="21"/>
-        </w:rPr>
-        <w:t xml:space="preserve">⟩)</w:t>
+          <w:i/>
+          <w:iCs/>
+          <w:sz w:val="21"/>
+          <w:szCs w:val="21"/>
+        </w:rPr>
+        <w:t xml:space="preserve">x</w:t>
+      </w:r>
+      <w:r>
+        <w:rPr>
+          <w:rFonts w:ascii="Cambria Math" w:eastAsia="SimSun" w:hAnsi="Cambria Math"/>
+          <w:i w:val="false"/>
+          <w:iCs w:val="false"/>
+          <w:sz w:val="21"/>
+          <w:szCs w:val="21"/>
+        </w:rPr>
+        <w:t xml:space="preserve">̇</w:t>
+      </w:r>
+      <w:r>
+        <w:rPr>
+          <w:rFonts w:ascii="Cambria Math" w:eastAsia="SimSun" w:hAnsi="Cambria Math"/>
+          <w:i w:val="false"/>
+          <w:iCs w:val="false"/>
+          <w:sz w:val="21"/>
+          <w:szCs w:val="21"/>
+          <w:vertAlign w:val="subscript"/>
+        </w:rPr>
+        <w:t xml:space="preserve">020</w:t>
+      </w:r>
+      <w:r>
+        <w:rPr>
+          <w:rFonts w:ascii="Cambria Math" w:eastAsia="SimSun" w:hAnsi="Cambria Math"/>
+          <w:i w:val="false"/>
+          <w:iCs w:val="false"/>
+          <w:sz w:val="21"/>
+          <w:szCs w:val="21"/>
+        </w:rPr>
+        <w:t xml:space="preserve">=</w:t>
+      </w:r>
+      <w:r>
+        <w:rPr>
+          <w:rFonts w:ascii="Cambria Math" w:eastAsia="SimSun" w:hAnsi="Cambria Math"/>
+          <w:i/>
+          <w:iCs/>
+          <w:sz w:val="21"/>
+          <w:szCs w:val="21"/>
+        </w:rPr>
+        <w:t xml:space="preserve">h</w:t>
+      </w:r>
+      <w:r>
+        <w:rPr>
+          <w:rFonts w:ascii="Cambria Math" w:eastAsia="SimSun" w:hAnsi="Cambria Math"/>
+          <w:i w:val="false"/>
+          <w:iCs w:val="false"/>
+          <w:sz w:val="21"/>
+          <w:szCs w:val="21"/>
+        </w:rPr>
+        <w:t xml:space="preserve"> </w:t>
+      </w:r>
+      <w:r>
+        <w:rPr>
+          <w:rFonts w:ascii="Cambria Math" w:eastAsia="SimSun" w:hAnsi="Cambria Math"/>
+          <w:i/>
+          <w:iCs/>
+          <w:sz w:val="21"/>
+          <w:szCs w:val="21"/>
+        </w:rPr>
+        <w:t xml:space="preserve">x</w:t>
+      </w:r>
+      <w:r>
+        <w:rPr>
+          <w:rFonts w:ascii="Cambria Math" w:eastAsia="SimSun" w:hAnsi="Cambria Math"/>
+          <w:i w:val="false"/>
+          <w:iCs w:val="false"/>
+          <w:sz w:val="21"/>
+          <w:szCs w:val="21"/>
+          <w:vertAlign w:val="subscript"/>
+        </w:rPr>
+        <w:t xml:space="preserve">110</w:t>
+      </w:r>
+      <w:r>
+        <w:rPr>
+          <w:rFonts w:ascii="Cambria Math" w:eastAsia="SimSun" w:hAnsi="Cambria Math"/>
+          <w:i w:val="false"/>
+          <w:iCs w:val="false"/>
+          <w:sz w:val="21"/>
+          <w:szCs w:val="21"/>
+        </w:rPr>
+        <w:t xml:space="preserve">-(2μ+β) </w:t>
+      </w:r>
+      <w:r>
+        <w:rPr>
+          <w:rFonts w:ascii="Cambria Math" w:eastAsia="SimSun" w:hAnsi="Cambria Math"/>
+          <w:i/>
+          <w:iCs/>
+          <w:sz w:val="21"/>
+          <w:szCs w:val="21"/>
+        </w:rPr>
+        <w:t xml:space="preserve">x</w:t>
+      </w:r>
+      <w:r>
+        <w:rPr>
+          <w:rFonts w:ascii="Cambria Math" w:eastAsia="SimSun" w:hAnsi="Cambria Math"/>
+          <w:i w:val="false"/>
+          <w:iCs w:val="false"/>
+          <w:sz w:val="21"/>
+          <w:szCs w:val="21"/>
+          <w:vertAlign w:val="subscript"/>
+        </w:rPr>
+        <w:t xml:space="preserve">020</w:t>
+      </w:r>
+      <w:r>
+        <w:rPr>
+          <w:rFonts w:ascii="Cambria Math" w:eastAsia="SimSun" w:hAnsi="Cambria Math"/>
+          <w:i w:val="false"/>
+          <w:iCs w:val="false"/>
+          <w:sz w:val="21"/>
+          <w:szCs w:val="21"/>
+        </w:rPr>
+        <w:t xml:space="preserve">,  </w:t>
+      </w:r>
+      <w:r>
+        <w:rPr>
+          <w:rFonts w:ascii="Cambria Math" w:eastAsia="SimSun" w:hAnsi="Cambria Math"/>
+          <w:i/>
+          <w:iCs/>
+          <w:sz w:val="21"/>
+          <w:szCs w:val="21"/>
+        </w:rPr>
+        <w:t xml:space="preserve">x</w:t>
+      </w:r>
+      <w:r>
+        <w:rPr>
+          <w:rFonts w:ascii="Cambria Math" w:eastAsia="SimSun" w:hAnsi="Cambria Math"/>
+          <w:i w:val="false"/>
+          <w:iCs w:val="false"/>
+          <w:sz w:val="21"/>
+          <w:szCs w:val="21"/>
+        </w:rPr>
+        <w:t xml:space="preserve">̇</w:t>
+      </w:r>
+      <w:r>
+        <w:rPr>
+          <w:rFonts w:ascii="Cambria Math" w:eastAsia="SimSun" w:hAnsi="Cambria Math"/>
+          <w:i w:val="false"/>
+          <w:iCs w:val="false"/>
+          <w:sz w:val="21"/>
+          <w:szCs w:val="21"/>
+          <w:vertAlign w:val="subscript"/>
+        </w:rPr>
+        <w:t xml:space="preserve">011</w:t>
+      </w:r>
+      <w:r>
+        <w:rPr>
+          <w:rFonts w:ascii="Cambria Math" w:eastAsia="SimSun" w:hAnsi="Cambria Math"/>
+          <w:i w:val="false"/>
+          <w:iCs w:val="false"/>
+          <w:sz w:val="21"/>
+          <w:szCs w:val="21"/>
+        </w:rPr>
+        <w:t xml:space="preserve">=</w:t>
+      </w:r>
+      <w:r>
+        <w:rPr>
+          <w:rFonts w:ascii="Cambria Math" w:eastAsia="SimSun" w:hAnsi="Cambria Math"/>
+          <w:i/>
+          <w:iCs/>
+          <w:sz w:val="21"/>
+          <w:szCs w:val="21"/>
+        </w:rPr>
+        <w:t xml:space="preserve">h</w:t>
+      </w:r>
+      <w:r>
+        <w:rPr>
+          <w:rFonts w:ascii="Cambria Math" w:eastAsia="SimSun" w:hAnsi="Cambria Math"/>
+          <w:i w:val="false"/>
+          <w:iCs w:val="false"/>
+          <w:sz w:val="21"/>
+          <w:szCs w:val="21"/>
+        </w:rPr>
+        <w:t xml:space="preserve"> </w:t>
+      </w:r>
+      <w:r>
+        <w:rPr>
+          <w:rFonts w:ascii="Cambria Math" w:eastAsia="SimSun" w:hAnsi="Cambria Math"/>
+          <w:i/>
+          <w:iCs/>
+          <w:sz w:val="21"/>
+          <w:szCs w:val="21"/>
+        </w:rPr>
+        <w:t xml:space="preserve">x</w:t>
+      </w:r>
+      <w:r>
+        <w:rPr>
+          <w:rFonts w:ascii="Cambria Math" w:eastAsia="SimSun" w:hAnsi="Cambria Math"/>
+          <w:i w:val="false"/>
+          <w:iCs w:val="false"/>
+          <w:sz w:val="21"/>
+          <w:szCs w:val="21"/>
+          <w:vertAlign w:val="subscript"/>
+        </w:rPr>
+        <w:t xml:space="preserve">101</w:t>
+      </w:r>
+      <w:r>
+        <w:rPr>
+          <w:rFonts w:ascii="Cambria Math" w:eastAsia="SimSun" w:hAnsi="Cambria Math"/>
+          <w:i w:val="false"/>
+          <w:iCs w:val="false"/>
+          <w:sz w:val="21"/>
+          <w:szCs w:val="21"/>
+        </w:rPr>
+        <w:t xml:space="preserve">+2μ </w:t>
+      </w:r>
+      <w:r>
+        <w:rPr>
+          <w:rFonts w:ascii="Cambria Math" w:eastAsia="SimSun" w:hAnsi="Cambria Math"/>
+          <w:i/>
+          <w:iCs/>
+          <w:sz w:val="21"/>
+          <w:szCs w:val="21"/>
+        </w:rPr>
+        <w:t xml:space="preserve">x</w:t>
+      </w:r>
+      <w:r>
+        <w:rPr>
+          <w:rFonts w:ascii="Cambria Math" w:eastAsia="SimSun" w:hAnsi="Cambria Math"/>
+          <w:i w:val="false"/>
+          <w:iCs w:val="false"/>
+          <w:sz w:val="21"/>
+          <w:szCs w:val="21"/>
+          <w:vertAlign w:val="subscript"/>
+        </w:rPr>
+        <w:t xml:space="preserve">020</w:t>
+      </w:r>
+      <w:r>
+        <w:rPr>
+          <w:rFonts w:ascii="Cambria Math" w:eastAsia="SimSun" w:hAnsi="Cambria Math"/>
+          <w:i w:val="false"/>
+          <w:iCs w:val="false"/>
+          <w:sz w:val="21"/>
+          <w:szCs w:val="21"/>
+        </w:rPr>
+        <w:t xml:space="preserve">-(μ+β) </w:t>
+      </w:r>
+      <w:r>
+        <w:rPr>
+          <w:rFonts w:ascii="Cambria Math" w:eastAsia="SimSun" w:hAnsi="Cambria Math"/>
+          <w:i/>
+          <w:iCs/>
+          <w:sz w:val="21"/>
+          <w:szCs w:val="21"/>
+        </w:rPr>
+        <w:t xml:space="preserve">x</w:t>
+      </w:r>
+      <w:r>
+        <w:rPr>
+          <w:rFonts w:ascii="Cambria Math" w:eastAsia="SimSun" w:hAnsi="Cambria Math"/>
+          <w:i w:val="false"/>
+          <w:iCs w:val="false"/>
+          <w:sz w:val="21"/>
+          <w:szCs w:val="21"/>
+          <w:vertAlign w:val="subscript"/>
+        </w:rPr>
+        <w:t xml:space="preserve">011</w:t>
+      </w:r>
+      <w:r>
+        <w:rPr>
+          <w:rFonts w:ascii="Cambria Math" w:eastAsia="SimSun" w:hAnsi="Cambria Math"/>
+          <w:i w:val="false"/>
+          <w:iCs w:val="false"/>
+          <w:sz w:val="21"/>
+          <w:szCs w:val="21"/>
+        </w:rPr>
+        <w:t xml:space="preserve">,  </w:t>
+      </w:r>
+      <w:r>
+        <w:rPr>
+          <w:rFonts w:ascii="Cambria Math" w:eastAsia="SimSun" w:hAnsi="Cambria Math"/>
+          <w:i/>
+          <w:iCs/>
+          <w:sz w:val="21"/>
+          <w:szCs w:val="21"/>
+        </w:rPr>
+        <w:t xml:space="preserve">x</w:t>
+      </w:r>
+      <w:r>
+        <w:rPr>
+          <w:rFonts w:ascii="Cambria Math" w:eastAsia="SimSun" w:hAnsi="Cambria Math"/>
+          <w:i w:val="false"/>
+          <w:iCs w:val="false"/>
+          <w:sz w:val="21"/>
+          <w:szCs w:val="21"/>
+        </w:rPr>
+        <w:t xml:space="preserve">̇</w:t>
+      </w:r>
+      <w:r>
+        <w:rPr>
+          <w:rFonts w:ascii="Cambria Math" w:eastAsia="SimSun" w:hAnsi="Cambria Math"/>
+          <w:i w:val="false"/>
+          <w:iCs w:val="false"/>
+          <w:sz w:val="21"/>
+          <w:szCs w:val="21"/>
+          <w:vertAlign w:val="subscript"/>
+        </w:rPr>
+        <w:t xml:space="preserve">002</w:t>
+      </w:r>
+      <w:r>
+        <w:rPr>
+          <w:rFonts w:ascii="Cambria Math" w:eastAsia="SimSun" w:hAnsi="Cambria Math"/>
+          <w:i w:val="false"/>
+          <w:iCs w:val="false"/>
+          <w:sz w:val="21"/>
+          <w:szCs w:val="21"/>
+        </w:rPr>
+        <w:t xml:space="preserve">=μ </w:t>
+      </w:r>
+      <w:r>
+        <w:rPr>
+          <w:rFonts w:ascii="Cambria Math" w:eastAsia="SimSun" w:hAnsi="Cambria Math"/>
+          <w:i/>
+          <w:iCs/>
+          <w:sz w:val="21"/>
+          <w:szCs w:val="21"/>
+        </w:rPr>
+        <w:t xml:space="preserve">x</w:t>
+      </w:r>
+      <w:r>
+        <w:rPr>
+          <w:rFonts w:ascii="Cambria Math" w:eastAsia="SimSun" w:hAnsi="Cambria Math"/>
+          <w:i w:val="false"/>
+          <w:iCs w:val="false"/>
+          <w:sz w:val="21"/>
+          <w:szCs w:val="21"/>
+          <w:vertAlign w:val="subscript"/>
+        </w:rPr>
+        <w:t xml:space="preserve">011</w:t>
       </w:r>
       <w:r>
         <w:rPr>
@@ -4906,17 +5332,34 @@
       </w:pPr>
       <w:r>
         <w:rPr>
-          <w:rFonts w:ascii="Cambria Math" w:eastAsia="SimSun" w:hAnsi="Cambria Math"/>
-          <w:i w:val="false"/>
-          <w:iCs w:val="false"/>
-        </w:rPr>
-        <w:t xml:space="preserve">ε→0</w:t>
-      </w:r>
-      <w:r>
-        <w:rPr>
-          <w:rFonts w:ascii="Times New Roman" w:cs="Times New Roman" w:eastAsia="SimSun" w:hAnsi="Times New Roman"/>
-        </w:rPr>
-        <w:t xml:space="preserve"> 时无病定态为 </w:t>
+          <w:rFonts w:ascii="Times New Roman" w:cs="Times New Roman" w:eastAsia="SimSun" w:hAnsi="Times New Roman"/>
+        </w:rPr>
+        <w:t xml:space="preserve">前三式对应尾集中至多一个成员曾被感染的情形，后三式对应两个成员；</w:t>
+      </w:r>
+      <w:r>
+        <w:rPr>
+          <w:rFonts w:ascii="Cambria Math" w:eastAsia="SimSun" w:hAnsi="Cambria Math"/>
+          <w:i w:val="false"/>
+          <w:iCs w:val="false"/>
+        </w:rPr>
+        <w:t xml:space="preserve">Φ</w:t>
+      </w:r>
+      <w:r>
+        <w:rPr>
+          <w:rFonts w:ascii="Cambria Math" w:eastAsia="SimSun" w:hAnsi="Cambria Math"/>
+          <w:i w:val="false"/>
+          <w:iCs w:val="false"/>
+          <w:vertAlign w:val="subscript"/>
+        </w:rPr>
+        <w:t xml:space="preserve">A</w:t>
+      </w:r>
+      <w:r>
+        <w:rPr>
+          <w:rFonts w:ascii="Cambria Math" w:eastAsia="SimSun" w:hAnsi="Cambria Math"/>
+          <w:i w:val="false"/>
+          <w:iCs w:val="false"/>
+        </w:rPr>
+        <w:t xml:space="preserve">=</w:t>
       </w:r>
       <w:r>
         <w:rPr>
@@ -4933,51 +5376,15 @@
           <w:iCs w:val="false"/>
           <w:vertAlign w:val="subscript"/>
         </w:rPr>
-        <w:t xml:space="preserve">τ00</w:t>
-      </w:r>
-      <w:r>
-        <w:rPr>
-          <w:rFonts w:ascii="Cambria Math" w:eastAsia="SimSun" w:hAnsi="Cambria Math"/>
-          <w:i w:val="false"/>
-          <w:iCs w:val="false"/>
-        </w:rPr>
-        <w:t xml:space="preserve">=1</w:t>
-      </w:r>
-      <w:r>
-        <w:rPr>
-          <w:rFonts w:ascii="Times New Roman" w:cs="Times New Roman" w:eastAsia="SimSun" w:hAnsi="Times New Roman"/>
-        </w:rPr>
-        <w:t xml:space="preserve">、其余为零、</w:t>
-      </w:r>
-      <w:r>
-        <w:rPr>
-          <w:rFonts w:ascii="Cambria Math" w:eastAsia="SimSun" w:hAnsi="Cambria Math"/>
-          <w:i w:val="false"/>
-          <w:iCs w:val="false"/>
-        </w:rPr>
-        <w:t xml:space="preserve">Φ=1</w:t>
-      </w:r>
-      <w:r>
-        <w:rPr>
-          <w:rFonts w:ascii="Times New Roman" w:cs="Times New Roman" w:eastAsia="SimSun" w:hAnsi="Times New Roman"/>
-        </w:rPr>
-        <w:t xml:space="preserve">。一阶量只有 </w:t>
-      </w:r>
-      <w:r>
-        <w:rPr>
-          <w:rFonts w:ascii="Cambria Math" w:eastAsia="SimSun" w:hAnsi="Cambria Math"/>
-          <w:i/>
-          <w:iCs/>
-        </w:rPr>
-        <w:t xml:space="preserve">p</w:t>
-      </w:r>
-      <w:r>
-        <w:rPr>
-          <w:rFonts w:ascii="Cambria Math" w:eastAsia="SimSun" w:hAnsi="Cambria Math"/>
-          <w:i w:val="false"/>
-          <w:iCs w:val="false"/>
-        </w:rPr>
-        <w:t xml:space="preserve">≡</w:t>
+        <w:t xml:space="preserve">110</w:t>
+      </w:r>
+      <w:r>
+        <w:rPr>
+          <w:rFonts w:ascii="Cambria Math" w:eastAsia="SimSun" w:hAnsi="Cambria Math"/>
+          <w:i w:val="false"/>
+          <w:iCs w:val="false"/>
+        </w:rPr>
+        <w:t xml:space="preserve">+</w:t>
       </w:r>
       <w:r>
         <w:rPr>
@@ -4994,29 +5401,15 @@
           <w:iCs w:val="false"/>
           <w:vertAlign w:val="subscript"/>
         </w:rPr>
-        <w:t xml:space="preserve">τ-1,1,0</w:t>
-      </w:r>
-      <w:r>
-        <w:rPr>
-          <w:rFonts w:ascii="Times New Roman" w:cs="Times New Roman" w:eastAsia="SimSun" w:hAnsi="Times New Roman"/>
-        </w:rPr>
-        <w:t xml:space="preserve"> 与 </w:t>
-      </w:r>
-      <w:r>
-        <w:rPr>
-          <w:rFonts w:ascii="Cambria Math" w:eastAsia="SimSun" w:hAnsi="Cambria Math"/>
-          <w:i/>
-          <w:iCs/>
-        </w:rPr>
-        <w:t xml:space="preserve">q</w:t>
-      </w:r>
-      <w:r>
-        <w:rPr>
-          <w:rFonts w:ascii="Cambria Math" w:eastAsia="SimSun" w:hAnsi="Cambria Math"/>
-          <w:i w:val="false"/>
-          <w:iCs w:val="false"/>
-        </w:rPr>
-        <w:t xml:space="preserve">≡</w:t>
+        <w:t xml:space="preserve">020</w:t>
+      </w:r>
+      <w:r>
+        <w:rPr>
+          <w:rFonts w:ascii="Cambria Math" w:eastAsia="SimSun" w:hAnsi="Cambria Math"/>
+          <w:i w:val="false"/>
+          <w:iCs w:val="false"/>
+        </w:rPr>
+        <w:t xml:space="preserve">+</w:t>
       </w:r>
       <w:r>
         <w:rPr>
@@ -5033,35 +5426,13 @@
           <w:iCs w:val="false"/>
           <w:vertAlign w:val="subscript"/>
         </w:rPr>
-        <w:t xml:space="preserve">τ-1,0,1</w:t>
-      </w:r>
-      <w:r>
-        <w:rPr>
-          <w:rFonts w:ascii="Times New Roman" w:cs="Times New Roman" w:eastAsia="SimSun" w:hAnsi="Times New Roman"/>
-        </w:rPr>
-        <w:t xml:space="preserve">，</w:t>
-      </w:r>
-      <w:r>
-        <w:rPr>
-          <w:rFonts w:ascii="Cambria Math" w:eastAsia="SimSun" w:hAnsi="Cambria Math"/>
-          <w:i/>
-          <w:iCs/>
-        </w:rPr>
-        <w:t xml:space="preserve">b</w:t>
-      </w:r>
-      <w:r>
-        <w:rPr>
-          <w:rFonts w:ascii="Cambria Math" w:eastAsia="SimSun" w:hAnsi="Cambria Math"/>
-          <w:i w:val="false"/>
-          <w:iCs w:val="false"/>
-        </w:rPr>
-        <w:t xml:space="preserve">≥2</w:t>
-      </w:r>
-      <w:r>
-        <w:rPr>
-          <w:rFonts w:ascii="Times New Roman" w:cs="Times New Roman" w:eastAsia="SimSun" w:hAnsi="Times New Roman"/>
-        </w:rPr>
-        <w:t xml:space="preserve"> 的态为二阶。由 (28) 有 </w:t>
+        <w:t xml:space="preserve">011</w:t>
+      </w:r>
+      <w:r>
+        <w:rPr>
+          <w:rFonts w:ascii="Times New Roman" w:cs="Times New Roman" w:eastAsia="SimSun" w:hAnsi="Times New Roman"/>
+        </w:rPr>
+        <w:t xml:space="preserve">。逐式相加，</w:t>
       </w:r>
       <w:r>
         <w:rPr>
@@ -5073,25 +5444,125 @@
       </w:r>
       <w:r>
         <w:rPr>
-          <w:rFonts w:ascii="Cambria Math" w:eastAsia="SimSun" w:hAnsi="Cambria Math"/>
-          <w:i w:val="false"/>
-          <w:iCs w:val="false"/>
-        </w:rPr>
-        <w:t xml:space="preserve">≃βκ</w:t>
-      </w:r>
-      <w:r>
-        <w:rPr>
-          <w:rFonts w:ascii="Cambria Math" w:eastAsia="SimSun" w:hAnsi="Cambria Math"/>
-          <w:i/>
-          <w:iCs/>
-        </w:rPr>
-        <w:t xml:space="preserve">p</w:t>
-      </w:r>
-      <w:r>
-        <w:rPr>
-          <w:rFonts w:ascii="Times New Roman" w:cs="Times New Roman" w:eastAsia="SimSun" w:hAnsi="Times New Roman"/>
-        </w:rPr>
-        <w:t xml:space="preserve">，代入 (29) 得</w:t>
+          <w:rFonts w:ascii="Times New Roman" w:cs="Times New Roman" w:eastAsia="SimSun" w:hAnsi="Times New Roman"/>
+        </w:rPr>
+        <w:t xml:space="preserve"> 项与 </w:t>
+      </w:r>
+      <w:r>
+        <w:rPr>
+          <w:rFonts w:ascii="Cambria Math" w:eastAsia="SimSun" w:hAnsi="Cambria Math"/>
+          <w:i w:val="false"/>
+          <w:iCs w:val="false"/>
+        </w:rPr>
+        <w:t xml:space="preserve">μ</w:t>
+      </w:r>
+      <w:r>
+        <w:rPr>
+          <w:rFonts w:ascii="Times New Roman" w:cs="Times New Roman" w:eastAsia="SimSun" w:hAnsi="Times New Roman"/>
+        </w:rPr>
+        <w:t xml:space="preserve"> 项成对相消，只余 </w:t>
+      </w:r>
+      <w:r>
+        <w:rPr>
+          <w:rFonts w:ascii="Cambria Math" w:eastAsia="SimSun" w:hAnsi="Cambria Math"/>
+          <w:i w:val="false"/>
+          <w:iCs w:val="false"/>
+        </w:rPr>
+        <w:t xml:space="preserve">-βΦ</w:t>
+      </w:r>
+      <w:r>
+        <w:rPr>
+          <w:rFonts w:ascii="Cambria Math" w:eastAsia="SimSun" w:hAnsi="Cambria Math"/>
+          <w:i w:val="false"/>
+          <w:iCs w:val="false"/>
+          <w:vertAlign w:val="subscript"/>
+        </w:rPr>
+        <w:t xml:space="preserve">A</w:t>
+      </w:r>
+      <w:r>
+        <w:rPr>
+          <w:rFonts w:ascii="Times New Roman" w:cs="Times New Roman" w:eastAsia="SimSun" w:hAnsi="Times New Roman"/>
+        </w:rPr>
+        <w:t xml:space="preserve">，即 (30)。手写的这六个方程与按 (29) 自动生成的方程组，其积分在 </w:t>
+      </w:r>
+      <w:r>
+        <w:rPr>
+          <w:rFonts w:ascii="Cambria Math" w:eastAsia="SimSun" w:hAnsi="Cambria Math"/>
+          <w:i/>
+          <w:iCs/>
+        </w:rPr>
+        <w:t xml:space="preserve">t</w:t>
+      </w:r>
+      <w:r>
+        <w:rPr>
+          <w:rFonts w:ascii="Cambria Math" w:eastAsia="SimSun" w:hAnsi="Cambria Math"/>
+          <w:i w:val="false"/>
+          <w:iCs w:val="false"/>
+        </w:rPr>
+        <w:t xml:space="preserve">=14</w:t>
+      </w:r>
+      <w:r>
+        <w:rPr>
+          <w:rFonts w:ascii="Times New Roman" w:cs="Times New Roman" w:eastAsia="SimSun" w:hAnsi="Times New Roman"/>
+        </w:rPr>
+        <w:t xml:space="preserve"> 处相差 </w:t>
+      </w:r>
+      <w:r>
+        <w:rPr>
+          <w:rFonts w:ascii="Cambria Math" w:eastAsia="SimSun" w:hAnsi="Cambria Math"/>
+          <w:i w:val="false"/>
+          <w:iCs w:val="false"/>
+        </w:rPr>
+        <w:t xml:space="preserve">6×10</w:t>
+      </w:r>
+      <w:r>
+        <w:rPr>
+          <w:rFonts w:ascii="Cambria Math" w:eastAsia="SimSun" w:hAnsi="Cambria Math"/>
+          <w:i w:val="false"/>
+          <w:iCs w:val="false"/>
+          <w:vertAlign w:val="superscript"/>
+        </w:rPr>
+        <w:t xml:space="preserve">-17</w:t>
+      </w:r>
+      <w:r>
+        <w:rPr>
+          <w:rFonts w:ascii="Times New Roman" w:cs="Times New Roman" w:eastAsia="SimSun" w:hAnsi="Times New Roman"/>
+        </w:rPr>
+        <w:t xml:space="preserve">。</w:t>
+      </w:r>
+    </w:p>
+    <w:p>
+      <w:pPr>
+        <w:spacing w:after="120" w:before="120" w:line="320" w:lineRule="auto"/>
+        <w:jc w:val="both"/>
+      </w:pPr>
+      <w:r>
+        <w:rPr>
+          <w:rFonts w:ascii="Times New Roman" w:cs="Times New Roman" w:eastAsia="SimSun" w:hAnsi="Times New Roman"/>
+          <w:b/>
+          <w:bCs/>
+        </w:rPr>
+        <w:t xml:space="preserve">一条精确恒等式。</w:t>
+      </w:r>
+      <w:r>
+        <w:rPr>
+          <w:rFonts w:ascii="Times New Roman" w:cs="Times New Roman" w:eastAsia="SimSun" w:hAnsi="Times New Roman"/>
+        </w:rPr>
+        <w:t xml:space="preserve"> 全部尾成员易感蕴含 </w:t>
+      </w:r>
+      <w:r>
+        <w:rPr>
+          <w:rFonts w:ascii="Cambria Math" w:eastAsia="SimSun" w:hAnsi="Cambria Math"/>
+          <w:i/>
+          <w:iCs/>
+        </w:rPr>
+        <w:t xml:space="preserve">e</w:t>
+      </w:r>
+      <w:r>
+        <w:rPr>
+          <w:rFonts w:ascii="Times New Roman" w:cs="Times New Roman" w:eastAsia="SimSun" w:hAnsi="Times New Roman"/>
+        </w:rPr>
+        <w:t xml:space="preserve"> 从未激活，因而必未传递，故</w:t>
       </w:r>
     </w:p>
     <w:p>
@@ -5117,27 +5588,100 @@
           <w:sz w:val="21"/>
           <w:szCs w:val="21"/>
         </w:rPr>
-        <w:t xml:space="preserve">p</w:t>
-      </w:r>
-      <w:r>
-        <w:rPr>
-          <w:rFonts w:ascii="Cambria Math" w:eastAsia="SimSun" w:hAnsi="Cambria Math"/>
-          <w:i w:val="false"/>
-          <w:iCs w:val="false"/>
-          <w:sz w:val="21"/>
-          <w:szCs w:val="21"/>
-        </w:rPr>
-        <w:t xml:space="preserve">̇=[τβκ-(μ+β)] </w:t>
-      </w:r>
-      <w:r>
-        <w:rPr>
-          <w:rFonts w:ascii="Cambria Math" w:eastAsia="SimSun" w:hAnsi="Cambria Math"/>
-          <w:i/>
-          <w:iCs/>
-          <w:sz w:val="21"/>
-          <w:szCs w:val="21"/>
-        </w:rPr>
-        <w:t xml:space="preserve">p</w:t>
+        <w:t xml:space="preserve">x</w:t>
+      </w:r>
+      <w:r>
+        <w:rPr>
+          <w:rFonts w:ascii="Cambria Math" w:eastAsia="SimSun" w:hAnsi="Cambria Math"/>
+          <w:i w:val="false"/>
+          <w:iCs w:val="false"/>
+          <w:sz w:val="21"/>
+          <w:szCs w:val="21"/>
+          <w:vertAlign w:val="subscript"/>
+        </w:rPr>
+        <w:t xml:space="preserve">τ00</w:t>
+      </w:r>
+      <w:r>
+        <w:rPr>
+          <w:rFonts w:ascii="Cambria Math" w:eastAsia="SimSun" w:hAnsi="Cambria Math"/>
+          <w:i w:val="false"/>
+          <w:iCs w:val="false"/>
+          <w:sz w:val="21"/>
+          <w:szCs w:val="21"/>
+        </w:rPr>
+        <w:t xml:space="preserve">(</w:t>
+      </w:r>
+      <w:r>
+        <w:rPr>
+          <w:rFonts w:ascii="Cambria Math" w:eastAsia="SimSun" w:hAnsi="Cambria Math"/>
+          <w:i/>
+          <w:iCs/>
+          <w:sz w:val="21"/>
+          <w:szCs w:val="21"/>
+        </w:rPr>
+        <w:t xml:space="preserve">t</w:t>
+      </w:r>
+      <w:r>
+        <w:rPr>
+          <w:rFonts w:ascii="Cambria Math" w:eastAsia="SimSun" w:hAnsi="Cambria Math"/>
+          <w:i w:val="false"/>
+          <w:iCs w:val="false"/>
+          <w:sz w:val="21"/>
+          <w:szCs w:val="21"/>
+        </w:rPr>
+        <w:t xml:space="preserve">)=[(1-ε) ψ</w:t>
+      </w:r>
+      <w:r>
+        <w:rPr>
+          <w:rFonts w:ascii="Cambria Math" w:eastAsia="SimSun" w:hAnsi="Cambria Math"/>
+          <w:i w:val="false"/>
+          <w:iCs w:val="false"/>
+          <w:sz w:val="21"/>
+          <w:szCs w:val="21"/>
+          <w:vertAlign w:val="subscript"/>
+        </w:rPr>
+        <w:t xml:space="preserve">tail</w:t>
+      </w:r>
+      <w:r>
+        <w:rPr>
+          <w:rFonts w:ascii="Cambria Math" w:eastAsia="SimSun" w:hAnsi="Cambria Math"/>
+          <w:i w:val="false"/>
+          <w:iCs w:val="false"/>
+          <w:sz w:val="21"/>
+          <w:szCs w:val="21"/>
+        </w:rPr>
+        <w:t xml:space="preserve">(Φ(</w:t>
+      </w:r>
+      <w:r>
+        <w:rPr>
+          <w:rFonts w:ascii="Cambria Math" w:eastAsia="SimSun" w:hAnsi="Cambria Math"/>
+          <w:i/>
+          <w:iCs/>
+          <w:sz w:val="21"/>
+          <w:szCs w:val="21"/>
+        </w:rPr>
+        <w:t xml:space="preserve">t</w:t>
+      </w:r>
+      <w:r>
+        <w:rPr>
+          <w:rFonts w:ascii="Cambria Math" w:eastAsia="SimSun" w:hAnsi="Cambria Math"/>
+          <w:i w:val="false"/>
+          <w:iCs w:val="false"/>
+          <w:sz w:val="21"/>
+          <w:szCs w:val="21"/>
+        </w:rPr>
+        <w:t xml:space="preserve">))]</w:t>
+      </w:r>
+      <w:r>
+        <w:rPr>
+          <w:rFonts w:ascii="Cambria Math" w:eastAsia="SimSun" w:hAnsi="Cambria Math"/>
+          <w:i w:val="false"/>
+          <w:iCs w:val="false"/>
+          <w:sz w:val="21"/>
+          <w:szCs w:val="21"/>
+          <w:vertAlign w:val="superscript"/>
+        </w:rPr>
+        <w:t xml:space="preserve">τ</w:t>
       </w:r>
       <w:r>
         <w:rPr>
@@ -5155,59 +5699,247 @@
       </w:pPr>
       <w:r>
         <w:rPr>
-          <w:rFonts w:ascii="Cambria Math" w:eastAsia="SimSun" w:hAnsi="Cambria Math"/>
-          <w:i/>
-          <w:iCs/>
-        </w:rPr>
-        <w:t xml:space="preserve">q</w:t>
-      </w:r>
-      <w:r>
-        <w:rPr>
-          <w:rFonts w:ascii="Times New Roman" w:cs="Times New Roman" w:eastAsia="SimSun" w:hAnsi="Times New Roman"/>
-        </w:rPr>
-        <w:t xml:space="preserve"> 不反馈到 </w:t>
-      </w:r>
-      <w:r>
-        <w:rPr>
-          <w:rFonts w:ascii="Cambria Math" w:eastAsia="SimSun" w:hAnsi="Cambria Math"/>
-          <w:i/>
-          <w:iCs/>
-        </w:rPr>
-        <w:t xml:space="preserve">p</w:t>
-      </w:r>
-      <w:r>
-        <w:rPr>
-          <w:rFonts w:ascii="Times New Roman" w:cs="Times New Roman" w:eastAsia="SimSun" w:hAnsi="Times New Roman"/>
-        </w:rPr>
-        <w:t xml:space="preserve">，故阈值由 </w:t>
-      </w:r>
-      <w:r>
-        <w:rPr>
-          <w:rFonts w:ascii="Cambria Math" w:eastAsia="SimSun" w:hAnsi="Cambria Math"/>
-          <w:i w:val="false"/>
-          <w:iCs w:val="false"/>
-        </w:rPr>
-        <w:t xml:space="preserve">τβκ=μ+β</w:t>
-      </w:r>
-      <w:r>
-        <w:rPr>
-          <w:rFonts w:ascii="Times New Roman" w:cs="Times New Roman" w:eastAsia="SimSun" w:hAnsi="Times New Roman"/>
-        </w:rPr>
-        <w:t xml:space="preserve"> 单独给出。以 </w:t>
-      </w:r>
-      <w:r>
-        <w:rPr>
-          <w:rFonts w:ascii="Cambria Math" w:eastAsia="SimSun" w:hAnsi="Cambria Math"/>
-          <w:i w:val="false"/>
-          <w:iCs w:val="false"/>
-        </w:rPr>
-        <w:t xml:space="preserve">λ=β/μ</w:t>
-      </w:r>
-      <w:r>
-        <w:rPr>
-          <w:rFonts w:ascii="Times New Roman" w:cs="Times New Roman" w:eastAsia="SimSun" w:hAnsi="Times New Roman"/>
-        </w:rPr>
-        <w:t xml:space="preserve"> 表示，</w:t>
+          <w:rFonts w:ascii="Times New Roman" w:cs="Times New Roman" w:eastAsia="SimSun" w:hAnsi="Times New Roman"/>
+        </w:rPr>
+        <w:t xml:space="preserve">对一切 </w:t>
+      </w:r>
+      <w:r>
+        <w:rPr>
+          <w:rFonts w:ascii="Cambria Math" w:eastAsia="SimSun" w:hAnsi="Cambria Math"/>
+          <w:i/>
+          <w:iCs/>
+        </w:rPr>
+        <w:t xml:space="preserve">t</w:t>
+      </w:r>
+      <w:r>
+        <w:rPr>
+          <w:rFonts w:ascii="Times New Roman" w:cs="Times New Roman" w:eastAsia="SimSun" w:hAnsi="Times New Roman"/>
+        </w:rPr>
+        <w:t xml:space="preserve"> 成立。(34) 不是额外假设，而是 (29) 的推论：对右端求导得 </w:t>
+      </w:r>
+      <w:r>
+        <w:rPr>
+          <w:rFonts w:ascii="Cambria Math" w:eastAsia="SimSun" w:hAnsi="Cambria Math"/>
+          <w:i w:val="false"/>
+          <w:iCs w:val="false"/>
+        </w:rPr>
+        <w:t xml:space="preserve">-τ</w:t>
+      </w:r>
+      <w:r>
+        <w:rPr>
+          <w:rFonts w:ascii="Cambria Math" w:eastAsia="SimSun" w:hAnsi="Cambria Math"/>
+          <w:i/>
+          <w:iCs/>
+        </w:rPr>
+        <w:t xml:space="preserve">h</w:t>
+      </w:r>
+      <w:r>
+        <w:rPr>
+          <w:rFonts w:ascii="Cambria Math" w:eastAsia="SimSun" w:hAnsi="Cambria Math"/>
+          <w:i w:val="false"/>
+          <w:iCs w:val="false"/>
+        </w:rPr>
+        <w:t xml:space="preserve"> </w:t>
+      </w:r>
+      <w:r>
+        <w:rPr>
+          <w:rFonts w:ascii="Cambria Math" w:eastAsia="SimSun" w:hAnsi="Cambria Math"/>
+          <w:i/>
+          <w:iCs/>
+        </w:rPr>
+        <w:t xml:space="preserve">x</w:t>
+      </w:r>
+      <w:r>
+        <w:rPr>
+          <w:rFonts w:ascii="Cambria Math" w:eastAsia="SimSun" w:hAnsi="Cambria Math"/>
+          <w:i w:val="false"/>
+          <w:iCs w:val="false"/>
+          <w:vertAlign w:val="subscript"/>
+        </w:rPr>
+        <w:t xml:space="preserve">τ00</w:t>
+      </w:r>
+      <w:r>
+        <w:rPr>
+          <w:rFonts w:ascii="Times New Roman" w:cs="Times New Roman" w:eastAsia="SimSun" w:hAnsi="Times New Roman"/>
+        </w:rPr>
+        <w:t xml:space="preserve">，与 (29) 在 </w:t>
+      </w:r>
+      <w:r>
+        <w:rPr>
+          <w:rFonts w:ascii="Cambria Math" w:eastAsia="SimSun" w:hAnsi="Cambria Math"/>
+          <w:i w:val="false"/>
+          <w:iCs w:val="false"/>
+        </w:rPr>
+        <w:t xml:space="preserve">(</w:t>
+      </w:r>
+      <w:r>
+        <w:rPr>
+          <w:rFonts w:ascii="Cambria Math" w:eastAsia="SimSun" w:hAnsi="Cambria Math"/>
+          <w:i/>
+          <w:iCs/>
+        </w:rPr>
+        <w:t xml:space="preserve">a</w:t>
+      </w:r>
+      <w:r>
+        <w:rPr>
+          <w:rFonts w:ascii="Cambria Math" w:eastAsia="SimSun" w:hAnsi="Cambria Math"/>
+          <w:i w:val="false"/>
+          <w:iCs w:val="false"/>
+        </w:rPr>
+        <w:t xml:space="preserve">,</w:t>
+      </w:r>
+      <w:r>
+        <w:rPr>
+          <w:rFonts w:ascii="Cambria Math" w:eastAsia="SimSun" w:hAnsi="Cambria Math"/>
+          <w:i/>
+          <w:iCs/>
+        </w:rPr>
+        <w:t xml:space="preserve">b</w:t>
+      </w:r>
+      <w:r>
+        <w:rPr>
+          <w:rFonts w:ascii="Cambria Math" w:eastAsia="SimSun" w:hAnsi="Cambria Math"/>
+          <w:i w:val="false"/>
+          <w:iCs w:val="false"/>
+        </w:rPr>
+        <w:t xml:space="preserve">,</w:t>
+      </w:r>
+      <w:r>
+        <w:rPr>
+          <w:rFonts w:ascii="Cambria Math" w:eastAsia="SimSun" w:hAnsi="Cambria Math"/>
+          <w:i/>
+          <w:iCs/>
+        </w:rPr>
+        <w:t xml:space="preserve">c</w:t>
+      </w:r>
+      <w:r>
+        <w:rPr>
+          <w:rFonts w:ascii="Cambria Math" w:eastAsia="SimSun" w:hAnsi="Cambria Math"/>
+          <w:i w:val="false"/>
+          <w:iCs w:val="false"/>
+        </w:rPr>
+        <w:t xml:space="preserve">)=(τ,0,0)</w:t>
+      </w:r>
+      <w:r>
+        <w:rPr>
+          <w:rFonts w:ascii="Times New Roman" w:cs="Times New Roman" w:eastAsia="SimSun" w:hAnsi="Times New Roman"/>
+        </w:rPr>
+        <w:t xml:space="preserve"> 处逐项相同。它为数值积分提供了一条无需仿真的自检。</w:t>
+      </w:r>
+    </w:p>
+    <w:p>
+      <w:pPr>
+        <w:spacing w:after="120" w:before="120" w:line="320" w:lineRule="auto"/>
+        <w:jc w:val="both"/>
+      </w:pPr>
+      <w:r>
+        <w:rPr>
+          <w:rFonts w:ascii="Cambria Math" w:eastAsia="SimSun" w:hAnsi="Cambria Math"/>
+          <w:b/>
+          <w:bCs/>
+          <w:i w:val="false"/>
+          <w:iCs w:val="false"/>
+        </w:rPr>
+        <w:t xml:space="preserve">θ≥2</w:t>
+      </w:r>
+      <w:r>
+        <w:rPr>
+          <w:rFonts w:ascii="Times New Roman" w:cs="Times New Roman" w:eastAsia="SimSun" w:hAnsi="Times New Roman"/>
+          <w:b/>
+          <w:bCs/>
+        </w:rPr>
+        <w:t xml:space="preserve">。</w:t>
+      </w:r>
+      <w:r>
+        <w:rPr>
+          <w:rFonts w:ascii="Times New Roman" w:cs="Times New Roman" w:eastAsia="SimSun" w:hAnsi="Times New Roman"/>
+        </w:rPr>
+        <w:t xml:space="preserve"> (29) 中只有湮灭项的指示函数依赖于 </w:t>
+      </w:r>
+      <w:r>
+        <w:rPr>
+          <w:rFonts w:ascii="Cambria Math" w:eastAsia="SimSun" w:hAnsi="Cambria Math"/>
+          <w:i w:val="false"/>
+          <w:iCs w:val="false"/>
+        </w:rPr>
+        <w:t xml:space="preserve">θ</w:t>
+      </w:r>
+      <w:r>
+        <w:rPr>
+          <w:rFonts w:ascii="Times New Roman" w:cs="Times New Roman" w:eastAsia="SimSun" w:hAnsi="Times New Roman"/>
+        </w:rPr>
+        <w:t xml:space="preserve">，故方程组对任意 </w:t>
+      </w:r>
+      <w:r>
+        <w:rPr>
+          <w:rFonts w:ascii="Cambria Math" w:eastAsia="SimSun" w:hAnsi="Cambria Math"/>
+          <w:i w:val="false"/>
+          <w:iCs w:val="false"/>
+        </w:rPr>
+        <w:t xml:space="preserve">θ</w:t>
+      </w:r>
+      <w:r>
+        <w:rPr>
+          <w:rFonts w:ascii="Times New Roman" w:cs="Times New Roman" w:eastAsia="SimSun" w:hAnsi="Times New Roman"/>
+        </w:rPr>
+        <w:t xml:space="preserve"> 形式不变。但下一小节的阈值分析不再适用：</w:t>
+      </w:r>
+      <w:r>
+        <w:rPr>
+          <w:rFonts w:ascii="Cambria Math" w:eastAsia="SimSun" w:hAnsi="Cambria Math"/>
+          <w:i w:val="false"/>
+          <w:iCs w:val="false"/>
+        </w:rPr>
+        <w:t xml:space="preserve">θ≥2</w:t>
+      </w:r>
+      <w:r>
+        <w:rPr>
+          <w:rFonts w:ascii="Times New Roman" w:cs="Times New Roman" w:eastAsia="SimSun" w:hAnsi="Times New Roman"/>
+        </w:rPr>
+        <w:t xml:space="preserve"> 时单个感染尾成员不足以激活超边，(29) 在无病定态附近的线性化没有增长模式，这与 II.B 所述 bootstrap 图像一致，须按第 IV 节的 </w:t>
+      </w:r>
+      <w:r>
+        <w:rPr>
+          <w:rFonts w:ascii="Cambria Math" w:eastAsia="SimSun" w:hAnsi="Cambria Math"/>
+          <w:i/>
+          <w:iCs/>
+        </w:rPr>
+        <w:t xml:space="preserve">k</w:t>
+      </w:r>
+      <w:r>
+        <w:rPr>
+          <w:rFonts w:ascii="Times New Roman" w:cs="Times New Roman" w:eastAsia="SimSun" w:hAnsi="Times New Roman"/>
+        </w:rPr>
+        <w:t xml:space="preserve">-core 途径处理。</w:t>
+      </w:r>
+    </w:p>
+    <w:p>
+      <w:pPr>
+        <w:pStyle w:val="Heading2"/>
+        <w:spacing w:after="160" w:before="300"/>
+      </w:pPr>
+      <w:r>
+        <w:rPr>
+          <w:rFonts w:ascii="Times New Roman" w:cs="Times New Roman" w:eastAsia="SimSun" w:hAnsi="Times New Roman"/>
+          <w:b/>
+          <w:bCs/>
+          <w:color w:val="1A1A1A"/>
+          <w:sz w:val="26"/>
+          <w:szCs w:val="26"/>
+        </w:rPr>
+        <w:t xml:space="preserve">C. 爆发阈值</w:t>
+      </w:r>
+    </w:p>
+    <w:p>
+      <w:pPr>
+        <w:spacing w:after="120" w:before="120" w:line="320" w:lineRule="auto"/>
+        <w:jc w:val="both"/>
+      </w:pPr>
+      <w:r>
+        <w:rPr>
+          <w:rFonts w:ascii="Times New Roman" w:cs="Times New Roman" w:eastAsia="SimSun" w:hAnsi="Times New Roman"/>
+        </w:rPr>
+        <w:t xml:space="preserve">令</w:t>
       </w:r>
     </w:p>
     <w:p>
@@ -5233,28 +5965,111 @@
           <w:sz w:val="21"/>
           <w:szCs w:val="21"/>
         </w:rPr>
-        <w:t xml:space="preserve">λ</w:t>
-      </w:r>
-      <w:r>
-        <w:rPr>
-          <w:rFonts w:ascii="Cambria Math" w:eastAsia="SimSun" w:hAnsi="Cambria Math"/>
-          <w:i w:val="false"/>
-          <w:iCs w:val="false"/>
-          <w:sz w:val="21"/>
-          <w:szCs w:val="21"/>
-          <w:vertAlign w:val="subscript"/>
-        </w:rPr>
-        <w:t xml:space="preserve">c</w:t>
-      </w:r>
-      <w:r>
-        <w:rPr>
-          <w:rFonts w:ascii="Cambria Math" w:eastAsia="SimSun" w:hAnsi="Cambria Math"/>
-          <w:i w:val="false"/>
-          <w:iCs w:val="false"/>
-          <w:sz w:val="21"/>
-          <w:szCs w:val="21"/>
-        </w:rPr>
-        <w:t xml:space="preserve">=(1)/(τκ-1),  τκ&gt;1</w:t>
+        <w:t xml:space="preserve">κ≡ψ'</w:t>
+      </w:r>
+      <w:r>
+        <w:rPr>
+          <w:rFonts w:ascii="Cambria Math" w:eastAsia="SimSun" w:hAnsi="Cambria Math"/>
+          <w:i w:val="false"/>
+          <w:iCs w:val="false"/>
+          <w:sz w:val="21"/>
+          <w:szCs w:val="21"/>
+          <w:vertAlign w:val="subscript"/>
+        </w:rPr>
+        <w:t xml:space="preserve">tail</w:t>
+      </w:r>
+      <w:r>
+        <w:rPr>
+          <w:rFonts w:ascii="Cambria Math" w:eastAsia="SimSun" w:hAnsi="Cambria Math"/>
+          <w:i w:val="false"/>
+          <w:iCs w:val="false"/>
+          <w:sz w:val="21"/>
+          <w:szCs w:val="21"/>
+        </w:rPr>
+        <w:t xml:space="preserve">(1)=(⟨</w:t>
+      </w:r>
+      <w:r>
+        <w:rPr>
+          <w:rFonts w:ascii="Cambria Math" w:eastAsia="SimSun" w:hAnsi="Cambria Math"/>
+          <w:i/>
+          <w:iCs/>
+          <w:sz w:val="21"/>
+          <w:szCs w:val="21"/>
+        </w:rPr>
+        <w:t xml:space="preserve">k</w:t>
+      </w:r>
+      <w:r>
+        <w:rPr>
+          <w:rFonts w:ascii="Cambria Math" w:eastAsia="SimSun" w:hAnsi="Cambria Math"/>
+          <w:i w:val="false"/>
+          <w:iCs w:val="false"/>
+          <w:sz w:val="21"/>
+          <w:szCs w:val="21"/>
+          <w:vertAlign w:val="subscript"/>
+        </w:rPr>
+        <w:t xml:space="preserve">in</w:t>
+      </w:r>
+      <w:r>
+        <w:rPr>
+          <w:rFonts w:ascii="Cambria Math" w:eastAsia="SimSun" w:hAnsi="Cambria Math"/>
+          <w:i/>
+          <w:iCs/>
+          <w:sz w:val="21"/>
+          <w:szCs w:val="21"/>
+        </w:rPr>
+        <w:t xml:space="preserve">k</w:t>
+      </w:r>
+      <w:r>
+        <w:rPr>
+          <w:rFonts w:ascii="Cambria Math" w:eastAsia="SimSun" w:hAnsi="Cambria Math"/>
+          <w:i w:val="false"/>
+          <w:iCs w:val="false"/>
+          <w:sz w:val="21"/>
+          <w:szCs w:val="21"/>
+          <w:vertAlign w:val="subscript"/>
+        </w:rPr>
+        <w:t xml:space="preserve">out</w:t>
+      </w:r>
+      <w:r>
+        <w:rPr>
+          <w:rFonts w:ascii="Cambria Math" w:eastAsia="SimSun" w:hAnsi="Cambria Math"/>
+          <w:i w:val="false"/>
+          <w:iCs w:val="false"/>
+          <w:sz w:val="21"/>
+          <w:szCs w:val="21"/>
+        </w:rPr>
+        <w:t xml:space="preserve">⟩)/(⟨</w:t>
+      </w:r>
+      <w:r>
+        <w:rPr>
+          <w:rFonts w:ascii="Cambria Math" w:eastAsia="SimSun" w:hAnsi="Cambria Math"/>
+          <w:i/>
+          <w:iCs/>
+          <w:sz w:val="21"/>
+          <w:szCs w:val="21"/>
+        </w:rPr>
+        <w:t xml:space="preserve">k</w:t>
+      </w:r>
+      <w:r>
+        <w:rPr>
+          <w:rFonts w:ascii="Cambria Math" w:eastAsia="SimSun" w:hAnsi="Cambria Math"/>
+          <w:i w:val="false"/>
+          <w:iCs w:val="false"/>
+          <w:sz w:val="21"/>
+          <w:szCs w:val="21"/>
+          <w:vertAlign w:val="subscript"/>
+        </w:rPr>
+        <w:t xml:space="preserve">out</w:t>
+      </w:r>
+      <w:r>
+        <w:rPr>
+          <w:rFonts w:ascii="Cambria Math" w:eastAsia="SimSun" w:hAnsi="Cambria Math"/>
+          <w:i w:val="false"/>
+          <w:iCs w:val="false"/>
+          <w:sz w:val="21"/>
+          <w:szCs w:val="21"/>
+        </w:rPr>
+        <w:t xml:space="preserve">⟩)</w:t>
       </w:r>
       <w:r>
         <w:rPr>
@@ -5276,309 +6091,188 @@
           <w:i w:val="false"/>
           <w:iCs w:val="false"/>
         </w:rPr>
-        <w:t xml:space="preserve">τκ≤1</w:t>
-      </w:r>
-      <w:r>
-        <w:rPr>
-          <w:rFonts w:ascii="Times New Roman" w:cs="Times New Roman" w:eastAsia="SimSun" w:hAnsi="Times New Roman"/>
-        </w:rPr>
-        <w:t xml:space="preserve"> 时不存在有限阈值。</w:t>
-      </w:r>
-    </w:p>
-    <w:p>
-      <w:pPr>
-        <w:spacing w:after="120" w:before="120" w:line="320" w:lineRule="auto"/>
-        <w:jc w:val="both"/>
-      </w:pPr>
-      <w:r>
-        <w:rPr>
-          <w:rFonts w:ascii="Times New Roman" w:cs="Times New Roman" w:eastAsia="SimSun" w:hAnsi="Times New Roman"/>
-          <w:b/>
-          <w:bCs/>
-        </w:rPr>
-        <w:t xml:space="preserve">分支解释自洽。</w:t>
-      </w:r>
-      <w:r>
-        <w:rPr>
-          <w:rFonts w:ascii="Times New Roman" w:cs="Times New Roman" w:eastAsia="SimSun" w:hAnsi="Times New Roman"/>
-        </w:rPr>
-        <w:t xml:space="preserve"> 一个感染的尾成员使其超边激活，超边在该成员的感染期内以速率 </w:t>
-      </w:r>
-      <w:r>
-        <w:rPr>
-          <w:rFonts w:ascii="Cambria Math" w:eastAsia="SimSun" w:hAnsi="Cambria Math"/>
-          <w:i w:val="false"/>
-          <w:iCs w:val="false"/>
-        </w:rPr>
-        <w:t xml:space="preserve">β</w:t>
-      </w:r>
-      <w:r>
-        <w:rPr>
-          <w:rFonts w:ascii="Times New Roman" w:cs="Times New Roman" w:eastAsia="SimSun" w:hAnsi="Times New Roman"/>
-        </w:rPr>
-        <w:t xml:space="preserve"> 向每个头成员施压，故对给定头成员的传递概率为 </w:t>
-      </w:r>
-      <w:r>
-        <w:rPr>
-          <w:rFonts w:ascii="Cambria Math" w:eastAsia="SimSun" w:hAnsi="Cambria Math"/>
-          <w:i/>
-          <w:iCs/>
-        </w:rPr>
-        <w:t xml:space="preserve">T</w:t>
-      </w:r>
-      <w:r>
-        <w:rPr>
-          <w:rFonts w:ascii="Cambria Math" w:eastAsia="SimSun" w:hAnsi="Cambria Math"/>
-          <w:i w:val="false"/>
-          <w:iCs w:val="false"/>
-        </w:rPr>
-        <w:t xml:space="preserve">=β/(β+μ)</w:t>
-      </w:r>
-      <w:r>
-        <w:rPr>
-          <w:rFonts w:ascii="Times New Roman" w:cs="Times New Roman" w:eastAsia="SimSun" w:hAnsi="Times New Roman"/>
-        </w:rPr>
-        <w:t xml:space="preserve">。从尾侧计数得 </w:t>
-      </w:r>
-      <w:r>
-        <w:rPr>
-          <w:rFonts w:ascii="Cambria Math" w:eastAsia="SimSun" w:hAnsi="Cambria Math"/>
-          <w:i/>
-          <w:iCs/>
-        </w:rPr>
-        <w:t xml:space="preserve">R</w:t>
-      </w:r>
-      <w:r>
-        <w:rPr>
-          <w:rFonts w:ascii="Cambria Math" w:eastAsia="SimSun" w:hAnsi="Cambria Math"/>
-          <w:i w:val="false"/>
-          <w:iCs w:val="false"/>
-          <w:vertAlign w:val="subscript"/>
-        </w:rPr>
-        <w:t xml:space="preserve">0</w:t>
-      </w:r>
-      <w:r>
-        <w:rPr>
-          <w:rFonts w:ascii="Cambria Math" w:eastAsia="SimSun" w:hAnsi="Cambria Math"/>
-          <w:i w:val="false"/>
-          <w:iCs w:val="false"/>
-        </w:rPr>
-        <w:t xml:space="preserve">=τκ</w:t>
-      </w:r>
-      <w:r>
-        <w:rPr>
-          <w:rFonts w:ascii="Cambria Math" w:eastAsia="SimSun" w:hAnsi="Cambria Math"/>
-          <w:i/>
-          <w:iCs/>
-        </w:rPr>
-        <w:t xml:space="preserve">T</w:t>
-      </w:r>
-      <w:r>
-        <w:rPr>
-          <w:rFonts w:ascii="Times New Roman" w:cs="Times New Roman" w:eastAsia="SimSun" w:hAnsi="Times New Roman"/>
-        </w:rPr>
-        <w:t xml:space="preserve">；从头侧计数，新感染节点的出度按 </w:t>
-      </w:r>
-      <w:r>
-        <w:rPr>
-          <w:rFonts w:ascii="Cambria Math" w:eastAsia="SimSun" w:hAnsi="Cambria Math"/>
-          <w:i/>
-          <w:iCs/>
-        </w:rPr>
-        <w:t xml:space="preserve">k</w:t>
-      </w:r>
-      <w:r>
-        <w:rPr>
-          <w:rFonts w:ascii="Cambria Math" w:eastAsia="SimSun" w:hAnsi="Cambria Math"/>
-          <w:i w:val="false"/>
-          <w:iCs w:val="false"/>
-          <w:vertAlign w:val="subscript"/>
-        </w:rPr>
-        <w:t xml:space="preserve">in</w:t>
-      </w:r>
-      <w:r>
-        <w:rPr>
-          <w:rFonts w:ascii="Times New Roman" w:cs="Times New Roman" w:eastAsia="SimSun" w:hAnsi="Times New Roman"/>
-        </w:rPr>
-        <w:t xml:space="preserve"> 偏置，得 </w:t>
-      </w:r>
-      <w:r>
-        <w:rPr>
-          <w:rFonts w:ascii="Cambria Math" w:eastAsia="SimSun" w:hAnsi="Cambria Math"/>
-          <w:i/>
-          <w:iCs/>
-        </w:rPr>
-        <w:t xml:space="preserve">R</w:t>
-      </w:r>
-      <w:r>
-        <w:rPr>
-          <w:rFonts w:ascii="Cambria Math" w:eastAsia="SimSun" w:hAnsi="Cambria Math"/>
-          <w:i w:val="false"/>
-          <w:iCs w:val="false"/>
-          <w:vertAlign w:val="subscript"/>
-        </w:rPr>
-        <w:t xml:space="preserve">0</w:t>
-      </w:r>
-      <w:r>
-        <w:rPr>
-          <w:rFonts w:ascii="Cambria Math" w:eastAsia="SimSun" w:hAnsi="Cambria Math"/>
-          <w:i w:val="false"/>
-          <w:iCs w:val="false"/>
-        </w:rPr>
-        <w:t xml:space="preserve">=η</w:t>
-      </w:r>
-      <w:r>
-        <w:rPr>
-          <w:rFonts w:ascii="Cambria Math" w:eastAsia="SimSun" w:hAnsi="Cambria Math"/>
-          <w:i/>
-          <w:iCs/>
-        </w:rPr>
-        <w:t xml:space="preserve">T</w:t>
-      </w:r>
-      <w:r>
-        <w:rPr>
-          <w:rFonts w:ascii="Cambria Math" w:eastAsia="SimSun" w:hAnsi="Cambria Math"/>
-          <w:i w:val="false"/>
-          <w:iCs w:val="false"/>
-        </w:rPr>
-        <w:t xml:space="preserve">⟨</w:t>
-      </w:r>
-      <w:r>
-        <w:rPr>
-          <w:rFonts w:ascii="Cambria Math" w:eastAsia="SimSun" w:hAnsi="Cambria Math"/>
-          <w:i/>
-          <w:iCs/>
-        </w:rPr>
-        <w:t xml:space="preserve">k</w:t>
-      </w:r>
-      <w:r>
-        <w:rPr>
-          <w:rFonts w:ascii="Cambria Math" w:eastAsia="SimSun" w:hAnsi="Cambria Math"/>
-          <w:i w:val="false"/>
-          <w:iCs w:val="false"/>
-          <w:vertAlign w:val="subscript"/>
-        </w:rPr>
-        <w:t xml:space="preserve">in</w:t>
-      </w:r>
-      <w:r>
-        <w:rPr>
-          <w:rFonts w:ascii="Cambria Math" w:eastAsia="SimSun" w:hAnsi="Cambria Math"/>
-          <w:i/>
-          <w:iCs/>
-        </w:rPr>
-        <w:t xml:space="preserve">k</w:t>
-      </w:r>
-      <w:r>
-        <w:rPr>
-          <w:rFonts w:ascii="Cambria Math" w:eastAsia="SimSun" w:hAnsi="Cambria Math"/>
-          <w:i w:val="false"/>
-          <w:iCs w:val="false"/>
-          <w:vertAlign w:val="subscript"/>
-        </w:rPr>
-        <w:t xml:space="preserve">out</w:t>
-      </w:r>
-      <w:r>
-        <w:rPr>
-          <w:rFonts w:ascii="Cambria Math" w:eastAsia="SimSun" w:hAnsi="Cambria Math"/>
-          <w:i w:val="false"/>
-          <w:iCs w:val="false"/>
-        </w:rPr>
-        <w:t xml:space="preserve">⟩/⟨</w:t>
-      </w:r>
-      <w:r>
-        <w:rPr>
-          <w:rFonts w:ascii="Cambria Math" w:eastAsia="SimSun" w:hAnsi="Cambria Math"/>
-          <w:i/>
-          <w:iCs/>
-        </w:rPr>
-        <w:t xml:space="preserve">k</w:t>
-      </w:r>
-      <w:r>
-        <w:rPr>
-          <w:rFonts w:ascii="Cambria Math" w:eastAsia="SimSun" w:hAnsi="Cambria Math"/>
-          <w:i w:val="false"/>
-          <w:iCs w:val="false"/>
-          <w:vertAlign w:val="subscript"/>
-        </w:rPr>
-        <w:t xml:space="preserve">in</w:t>
-      </w:r>
-      <w:r>
-        <w:rPr>
-          <w:rFonts w:ascii="Cambria Math" w:eastAsia="SimSun" w:hAnsi="Cambria Math"/>
-          <w:i w:val="false"/>
-          <w:iCs w:val="false"/>
-        </w:rPr>
-        <w:t xml:space="preserve">⟩</w:t>
-      </w:r>
-      <w:r>
-        <w:rPr>
-          <w:rFonts w:ascii="Times New Roman" w:cs="Times New Roman" w:eastAsia="SimSun" w:hAnsi="Times New Roman"/>
-        </w:rPr>
-        <w:t xml:space="preserve">。由握手关系 (3) 有 </w:t>
-      </w:r>
-      <w:r>
-        <w:rPr>
-          <w:rFonts w:ascii="Cambria Math" w:eastAsia="SimSun" w:hAnsi="Cambria Math"/>
-          <w:i w:val="false"/>
-          <w:iCs w:val="false"/>
-        </w:rPr>
-        <w:t xml:space="preserve">⟨</w:t>
-      </w:r>
-      <w:r>
-        <w:rPr>
-          <w:rFonts w:ascii="Cambria Math" w:eastAsia="SimSun" w:hAnsi="Cambria Math"/>
-          <w:i/>
-          <w:iCs/>
-        </w:rPr>
-        <w:t xml:space="preserve">k</w:t>
-      </w:r>
-      <w:r>
-        <w:rPr>
-          <w:rFonts w:ascii="Cambria Math" w:eastAsia="SimSun" w:hAnsi="Cambria Math"/>
-          <w:i w:val="false"/>
-          <w:iCs w:val="false"/>
-          <w:vertAlign w:val="subscript"/>
-        </w:rPr>
-        <w:t xml:space="preserve">out</w:t>
-      </w:r>
-      <w:r>
-        <w:rPr>
-          <w:rFonts w:ascii="Cambria Math" w:eastAsia="SimSun" w:hAnsi="Cambria Math"/>
-          <w:i w:val="false"/>
-          <w:iCs w:val="false"/>
-        </w:rPr>
-        <w:t xml:space="preserve">⟩/⟨</w:t>
-      </w:r>
-      <w:r>
-        <w:rPr>
-          <w:rFonts w:ascii="Cambria Math" w:eastAsia="SimSun" w:hAnsi="Cambria Math"/>
-          <w:i/>
-          <w:iCs/>
-        </w:rPr>
-        <w:t xml:space="preserve">k</w:t>
-      </w:r>
-      <w:r>
-        <w:rPr>
-          <w:rFonts w:ascii="Cambria Math" w:eastAsia="SimSun" w:hAnsi="Cambria Math"/>
-          <w:i w:val="false"/>
-          <w:iCs w:val="false"/>
-          <w:vertAlign w:val="subscript"/>
-        </w:rPr>
-        <w:t xml:space="preserve">in</w:t>
-      </w:r>
-      <w:r>
-        <w:rPr>
-          <w:rFonts w:ascii="Cambria Math" w:eastAsia="SimSun" w:hAnsi="Cambria Math"/>
-          <w:i w:val="false"/>
-          <w:iCs w:val="false"/>
-        </w:rPr>
-        <w:t xml:space="preserve">⟩=τ/η</w:t>
-      </w:r>
-      <w:r>
-        <w:rPr>
-          <w:rFonts w:ascii="Times New Roman" w:cs="Times New Roman" w:eastAsia="SimSun" w:hAnsi="Times New Roman"/>
-        </w:rPr>
-        <w:t xml:space="preserve">，两式因而恒等：</w:t>
+        <w:t xml:space="preserve">ε→0</w:t>
+      </w:r>
+      <w:r>
+        <w:rPr>
+          <w:rFonts w:ascii="Times New Roman" w:cs="Times New Roman" w:eastAsia="SimSun" w:hAnsi="Times New Roman"/>
+        </w:rPr>
+        <w:t xml:space="preserve"> 时无病定态为 </w:t>
+      </w:r>
+      <w:r>
+        <w:rPr>
+          <w:rFonts w:ascii="Cambria Math" w:eastAsia="SimSun" w:hAnsi="Cambria Math"/>
+          <w:i/>
+          <w:iCs/>
+        </w:rPr>
+        <w:t xml:space="preserve">x</w:t>
+      </w:r>
+      <w:r>
+        <w:rPr>
+          <w:rFonts w:ascii="Cambria Math" w:eastAsia="SimSun" w:hAnsi="Cambria Math"/>
+          <w:i w:val="false"/>
+          <w:iCs w:val="false"/>
+          <w:vertAlign w:val="subscript"/>
+        </w:rPr>
+        <w:t xml:space="preserve">τ00</w:t>
+      </w:r>
+      <w:r>
+        <w:rPr>
+          <w:rFonts w:ascii="Cambria Math" w:eastAsia="SimSun" w:hAnsi="Cambria Math"/>
+          <w:i w:val="false"/>
+          <w:iCs w:val="false"/>
+        </w:rPr>
+        <w:t xml:space="preserve">=1</w:t>
+      </w:r>
+      <w:r>
+        <w:rPr>
+          <w:rFonts w:ascii="Times New Roman" w:cs="Times New Roman" w:eastAsia="SimSun" w:hAnsi="Times New Roman"/>
+        </w:rPr>
+        <w:t xml:space="preserve">、其余为零、</w:t>
+      </w:r>
+      <w:r>
+        <w:rPr>
+          <w:rFonts w:ascii="Cambria Math" w:eastAsia="SimSun" w:hAnsi="Cambria Math"/>
+          <w:i w:val="false"/>
+          <w:iCs w:val="false"/>
+        </w:rPr>
+        <w:t xml:space="preserve">Φ=1</w:t>
+      </w:r>
+      <w:r>
+        <w:rPr>
+          <w:rFonts w:ascii="Times New Roman" w:cs="Times New Roman" w:eastAsia="SimSun" w:hAnsi="Times New Roman"/>
+        </w:rPr>
+        <w:t xml:space="preserve">。一阶量只有 </w:t>
+      </w:r>
+      <w:r>
+        <w:rPr>
+          <w:rFonts w:ascii="Cambria Math" w:eastAsia="SimSun" w:hAnsi="Cambria Math"/>
+          <w:i/>
+          <w:iCs/>
+        </w:rPr>
+        <w:t xml:space="preserve">p</w:t>
+      </w:r>
+      <w:r>
+        <w:rPr>
+          <w:rFonts w:ascii="Cambria Math" w:eastAsia="SimSun" w:hAnsi="Cambria Math"/>
+          <w:i w:val="false"/>
+          <w:iCs w:val="false"/>
+        </w:rPr>
+        <w:t xml:space="preserve">≡</w:t>
+      </w:r>
+      <w:r>
+        <w:rPr>
+          <w:rFonts w:ascii="Cambria Math" w:eastAsia="SimSun" w:hAnsi="Cambria Math"/>
+          <w:i/>
+          <w:iCs/>
+        </w:rPr>
+        <w:t xml:space="preserve">x</w:t>
+      </w:r>
+      <w:r>
+        <w:rPr>
+          <w:rFonts w:ascii="Cambria Math" w:eastAsia="SimSun" w:hAnsi="Cambria Math"/>
+          <w:i w:val="false"/>
+          <w:iCs w:val="false"/>
+          <w:vertAlign w:val="subscript"/>
+        </w:rPr>
+        <w:t xml:space="preserve">τ-1,1,0</w:t>
+      </w:r>
+      <w:r>
+        <w:rPr>
+          <w:rFonts w:ascii="Times New Roman" w:cs="Times New Roman" w:eastAsia="SimSun" w:hAnsi="Times New Roman"/>
+        </w:rPr>
+        <w:t xml:space="preserve"> 与 </w:t>
+      </w:r>
+      <w:r>
+        <w:rPr>
+          <w:rFonts w:ascii="Cambria Math" w:eastAsia="SimSun" w:hAnsi="Cambria Math"/>
+          <w:i/>
+          <w:iCs/>
+        </w:rPr>
+        <w:t xml:space="preserve">q</w:t>
+      </w:r>
+      <w:r>
+        <w:rPr>
+          <w:rFonts w:ascii="Cambria Math" w:eastAsia="SimSun" w:hAnsi="Cambria Math"/>
+          <w:i w:val="false"/>
+          <w:iCs w:val="false"/>
+        </w:rPr>
+        <w:t xml:space="preserve">≡</w:t>
+      </w:r>
+      <w:r>
+        <w:rPr>
+          <w:rFonts w:ascii="Cambria Math" w:eastAsia="SimSun" w:hAnsi="Cambria Math"/>
+          <w:i/>
+          <w:iCs/>
+        </w:rPr>
+        <w:t xml:space="preserve">x</w:t>
+      </w:r>
+      <w:r>
+        <w:rPr>
+          <w:rFonts w:ascii="Cambria Math" w:eastAsia="SimSun" w:hAnsi="Cambria Math"/>
+          <w:i w:val="false"/>
+          <w:iCs w:val="false"/>
+          <w:vertAlign w:val="subscript"/>
+        </w:rPr>
+        <w:t xml:space="preserve">τ-1,0,1</w:t>
+      </w:r>
+      <w:r>
+        <w:rPr>
+          <w:rFonts w:ascii="Times New Roman" w:cs="Times New Roman" w:eastAsia="SimSun" w:hAnsi="Times New Roman"/>
+        </w:rPr>
+        <w:t xml:space="preserve">，</w:t>
+      </w:r>
+      <w:r>
+        <w:rPr>
+          <w:rFonts w:ascii="Cambria Math" w:eastAsia="SimSun" w:hAnsi="Cambria Math"/>
+          <w:i/>
+          <w:iCs/>
+        </w:rPr>
+        <w:t xml:space="preserve">b</w:t>
+      </w:r>
+      <w:r>
+        <w:rPr>
+          <w:rFonts w:ascii="Cambria Math" w:eastAsia="SimSun" w:hAnsi="Cambria Math"/>
+          <w:i w:val="false"/>
+          <w:iCs w:val="false"/>
+        </w:rPr>
+        <w:t xml:space="preserve">≥2</w:t>
+      </w:r>
+      <w:r>
+        <w:rPr>
+          <w:rFonts w:ascii="Times New Roman" w:cs="Times New Roman" w:eastAsia="SimSun" w:hAnsi="Times New Roman"/>
+        </w:rPr>
+        <w:t xml:space="preserve"> 的态为二阶。由 (28) 有 </w:t>
+      </w:r>
+      <w:r>
+        <w:rPr>
+          <w:rFonts w:ascii="Cambria Math" w:eastAsia="SimSun" w:hAnsi="Cambria Math"/>
+          <w:i/>
+          <w:iCs/>
+        </w:rPr>
+        <w:t xml:space="preserve">h</w:t>
+      </w:r>
+      <w:r>
+        <w:rPr>
+          <w:rFonts w:ascii="Cambria Math" w:eastAsia="SimSun" w:hAnsi="Cambria Math"/>
+          <w:i w:val="false"/>
+          <w:iCs w:val="false"/>
+        </w:rPr>
+        <w:t xml:space="preserve">≃βκ</w:t>
+      </w:r>
+      <w:r>
+        <w:rPr>
+          <w:rFonts w:ascii="Cambria Math" w:eastAsia="SimSun" w:hAnsi="Cambria Math"/>
+          <w:i/>
+          <w:iCs/>
+        </w:rPr>
+        <w:t xml:space="preserve">p</w:t>
+      </w:r>
+      <w:r>
+        <w:rPr>
+          <w:rFonts w:ascii="Times New Roman" w:cs="Times New Roman" w:eastAsia="SimSun" w:hAnsi="Times New Roman"/>
+        </w:rPr>
+        <w:t xml:space="preserve">，代入 (29) 得</w:t>
       </w:r>
     </w:p>
     <w:p>
@@ -5599,178 +6293,32 @@
       <w:r>
         <w:rPr>
           <w:rFonts w:ascii="Cambria Math" w:eastAsia="SimSun" w:hAnsi="Cambria Math"/>
-          <w:i w:val="false"/>
-          <w:iCs w:val="false"/>
-          <w:sz w:val="21"/>
-          <w:szCs w:val="21"/>
-        </w:rPr>
-        <w:t xml:space="preserve">τ (⟨</w:t>
-      </w:r>
-      <w:r>
-        <w:rPr>
-          <w:rFonts w:ascii="Cambria Math" w:eastAsia="SimSun" w:hAnsi="Cambria Math"/>
-          <w:i/>
-          <w:iCs/>
-          <w:sz w:val="21"/>
-          <w:szCs w:val="21"/>
-        </w:rPr>
-        <w:t xml:space="preserve">k</w:t>
-      </w:r>
-      <w:r>
-        <w:rPr>
-          <w:rFonts w:ascii="Cambria Math" w:eastAsia="SimSun" w:hAnsi="Cambria Math"/>
-          <w:i w:val="false"/>
-          <w:iCs w:val="false"/>
-          <w:sz w:val="21"/>
-          <w:szCs w:val="21"/>
-          <w:vertAlign w:val="subscript"/>
-        </w:rPr>
-        <w:t xml:space="preserve">in</w:t>
-      </w:r>
-      <w:r>
-        <w:rPr>
-          <w:rFonts w:ascii="Cambria Math" w:eastAsia="SimSun" w:hAnsi="Cambria Math"/>
-          <w:i/>
-          <w:iCs/>
-          <w:sz w:val="21"/>
-          <w:szCs w:val="21"/>
-        </w:rPr>
-        <w:t xml:space="preserve">k</w:t>
-      </w:r>
-      <w:r>
-        <w:rPr>
-          <w:rFonts w:ascii="Cambria Math" w:eastAsia="SimSun" w:hAnsi="Cambria Math"/>
-          <w:i w:val="false"/>
-          <w:iCs w:val="false"/>
-          <w:sz w:val="21"/>
-          <w:szCs w:val="21"/>
-          <w:vertAlign w:val="subscript"/>
-        </w:rPr>
-        <w:t xml:space="preserve">out</w:t>
-      </w:r>
-      <w:r>
-        <w:rPr>
-          <w:rFonts w:ascii="Cambria Math" w:eastAsia="SimSun" w:hAnsi="Cambria Math"/>
-          <w:i w:val="false"/>
-          <w:iCs w:val="false"/>
-          <w:sz w:val="21"/>
-          <w:szCs w:val="21"/>
-        </w:rPr>
-        <w:t xml:space="preserve">⟩)/(⟨</w:t>
-      </w:r>
-      <w:r>
-        <w:rPr>
-          <w:rFonts w:ascii="Cambria Math" w:eastAsia="SimSun" w:hAnsi="Cambria Math"/>
-          <w:i/>
-          <w:iCs/>
-          <w:sz w:val="21"/>
-          <w:szCs w:val="21"/>
-        </w:rPr>
-        <w:t xml:space="preserve">k</w:t>
-      </w:r>
-      <w:r>
-        <w:rPr>
-          <w:rFonts w:ascii="Cambria Math" w:eastAsia="SimSun" w:hAnsi="Cambria Math"/>
-          <w:i w:val="false"/>
-          <w:iCs w:val="false"/>
-          <w:sz w:val="21"/>
-          <w:szCs w:val="21"/>
-          <w:vertAlign w:val="subscript"/>
-        </w:rPr>
-        <w:t xml:space="preserve">out</w:t>
-      </w:r>
-      <w:r>
-        <w:rPr>
-          <w:rFonts w:ascii="Cambria Math" w:eastAsia="SimSun" w:hAnsi="Cambria Math"/>
-          <w:i w:val="false"/>
-          <w:iCs w:val="false"/>
-          <w:sz w:val="21"/>
-          <w:szCs w:val="21"/>
-        </w:rPr>
-        <w:t xml:space="preserve">⟩) =η (⟨</w:t>
-      </w:r>
-      <w:r>
-        <w:rPr>
-          <w:rFonts w:ascii="Cambria Math" w:eastAsia="SimSun" w:hAnsi="Cambria Math"/>
-          <w:i/>
-          <w:iCs/>
-          <w:sz w:val="21"/>
-          <w:szCs w:val="21"/>
-        </w:rPr>
-        <w:t xml:space="preserve">k</w:t>
-      </w:r>
-      <w:r>
-        <w:rPr>
-          <w:rFonts w:ascii="Cambria Math" w:eastAsia="SimSun" w:hAnsi="Cambria Math"/>
-          <w:i w:val="false"/>
-          <w:iCs w:val="false"/>
-          <w:sz w:val="21"/>
-          <w:szCs w:val="21"/>
-          <w:vertAlign w:val="subscript"/>
-        </w:rPr>
-        <w:t xml:space="preserve">in</w:t>
-      </w:r>
-      <w:r>
-        <w:rPr>
-          <w:rFonts w:ascii="Cambria Math" w:eastAsia="SimSun" w:hAnsi="Cambria Math"/>
-          <w:i/>
-          <w:iCs/>
-          <w:sz w:val="21"/>
-          <w:szCs w:val="21"/>
-        </w:rPr>
-        <w:t xml:space="preserve">k</w:t>
-      </w:r>
-      <w:r>
-        <w:rPr>
-          <w:rFonts w:ascii="Cambria Math" w:eastAsia="SimSun" w:hAnsi="Cambria Math"/>
-          <w:i w:val="false"/>
-          <w:iCs w:val="false"/>
-          <w:sz w:val="21"/>
-          <w:szCs w:val="21"/>
-          <w:vertAlign w:val="subscript"/>
-        </w:rPr>
-        <w:t xml:space="preserve">out</w:t>
-      </w:r>
-      <w:r>
-        <w:rPr>
-          <w:rFonts w:ascii="Cambria Math" w:eastAsia="SimSun" w:hAnsi="Cambria Math"/>
-          <w:i w:val="false"/>
-          <w:iCs w:val="false"/>
-          <w:sz w:val="21"/>
-          <w:szCs w:val="21"/>
-        </w:rPr>
-        <w:t xml:space="preserve">⟩)/(⟨</w:t>
-      </w:r>
-      <w:r>
-        <w:rPr>
-          <w:rFonts w:ascii="Cambria Math" w:eastAsia="SimSun" w:hAnsi="Cambria Math"/>
-          <w:i/>
-          <w:iCs/>
-          <w:sz w:val="21"/>
-          <w:szCs w:val="21"/>
-        </w:rPr>
-        <w:t xml:space="preserve">k</w:t>
-      </w:r>
-      <w:r>
-        <w:rPr>
-          <w:rFonts w:ascii="Cambria Math" w:eastAsia="SimSun" w:hAnsi="Cambria Math"/>
-          <w:i w:val="false"/>
-          <w:iCs w:val="false"/>
-          <w:sz w:val="21"/>
-          <w:szCs w:val="21"/>
-          <w:vertAlign w:val="subscript"/>
-        </w:rPr>
-        <w:t xml:space="preserve">in</w:t>
-      </w:r>
-      <w:r>
-        <w:rPr>
-          <w:rFonts w:ascii="Cambria Math" w:eastAsia="SimSun" w:hAnsi="Cambria Math"/>
-          <w:i w:val="false"/>
-          <w:iCs w:val="false"/>
-          <w:sz w:val="21"/>
-          <w:szCs w:val="21"/>
-        </w:rPr>
-        <w:t xml:space="preserve">⟩)</w:t>
+          <w:i/>
+          <w:iCs/>
+          <w:sz w:val="21"/>
+          <w:szCs w:val="21"/>
+        </w:rPr>
+        <w:t xml:space="preserve">p</w:t>
+      </w:r>
+      <w:r>
+        <w:rPr>
+          <w:rFonts w:ascii="Cambria Math" w:eastAsia="SimSun" w:hAnsi="Cambria Math"/>
+          <w:i w:val="false"/>
+          <w:iCs w:val="false"/>
+          <w:sz w:val="21"/>
+          <w:szCs w:val="21"/>
+        </w:rPr>
+        <w:t xml:space="preserve">̇=[τβκ-(μ+β)] </w:t>
+      </w:r>
+      <w:r>
+        <w:rPr>
+          <w:rFonts w:ascii="Cambria Math" w:eastAsia="SimSun" w:hAnsi="Cambria Math"/>
+          <w:i/>
+          <w:iCs/>
+          <w:sz w:val="21"/>
+          <w:szCs w:val="21"/>
+        </w:rPr>
+        <w:t xml:space="preserve">p</w:t>
       </w:r>
       <w:r>
         <w:rPr>
@@ -5788,532 +6336,59 @@
       </w:pPr>
       <w:r>
         <w:rPr>
-          <w:rFonts w:ascii="Times New Roman" w:cs="Times New Roman" w:eastAsia="SimSun" w:hAnsi="Times New Roman"/>
-        </w:rPr>
-        <w:t xml:space="preserve">两种数法给出同一个 </w:t>
-      </w:r>
-      <w:r>
-        <w:rPr>
-          <w:rFonts w:ascii="Cambria Math" w:eastAsia="SimSun" w:hAnsi="Cambria Math"/>
-          <w:i/>
-          <w:iCs/>
-        </w:rPr>
-        <w:t xml:space="preserve">R</w:t>
-      </w:r>
-      <w:r>
-        <w:rPr>
-          <w:rFonts w:ascii="Cambria Math" w:eastAsia="SimSun" w:hAnsi="Cambria Math"/>
-          <w:i w:val="false"/>
-          <w:iCs w:val="false"/>
-          <w:vertAlign w:val="subscript"/>
-        </w:rPr>
-        <w:t xml:space="preserve">0</w:t>
-      </w:r>
-      <w:r>
-        <w:rPr>
-          <w:rFonts w:ascii="Times New Roman" w:cs="Times New Roman" w:eastAsia="SimSun" w:hAnsi="Times New Roman"/>
-        </w:rPr>
-        <w:t xml:space="preserve">，且 </w:t>
-      </w:r>
-      <w:r>
-        <w:rPr>
-          <w:rFonts w:ascii="Cambria Math" w:eastAsia="SimSun" w:hAnsi="Cambria Math"/>
-          <w:i/>
-          <w:iCs/>
-        </w:rPr>
-        <w:t xml:space="preserve">R</w:t>
-      </w:r>
-      <w:r>
-        <w:rPr>
-          <w:rFonts w:ascii="Cambria Math" w:eastAsia="SimSun" w:hAnsi="Cambria Math"/>
-          <w:i w:val="false"/>
-          <w:iCs w:val="false"/>
-          <w:vertAlign w:val="subscript"/>
-        </w:rPr>
-        <w:t xml:space="preserve">0</w:t>
-      </w:r>
-      <w:r>
-        <w:rPr>
-          <w:rFonts w:ascii="Cambria Math" w:eastAsia="SimSun" w:hAnsi="Cambria Math"/>
-          <w:i w:val="false"/>
-          <w:iCs w:val="false"/>
-        </w:rPr>
-        <w:t xml:space="preserve">=1</w:t>
-      </w:r>
-      <w:r>
-        <w:rPr>
-          <w:rFonts w:ascii="Times New Roman" w:cs="Times New Roman" w:eastAsia="SimSun" w:hAnsi="Times New Roman"/>
-        </w:rPr>
-        <w:t xml:space="preserve"> 与 (35) 等价。</w:t>
-      </w:r>
-    </w:p>
-    <w:p>
-      <w:pPr>
-        <w:spacing w:after="120" w:before="120" w:line="320" w:lineRule="auto"/>
-        <w:jc w:val="both"/>
-      </w:pPr>
-      <w:r>
-        <w:rPr>
-          <w:rFonts w:ascii="Cambria Math" w:eastAsia="SimSun" w:hAnsi="Cambria Math"/>
-          <w:b/>
-          <w:bCs/>
-          <w:i w:val="false"/>
-          <w:iCs w:val="false"/>
-        </w:rPr>
-        <w:t xml:space="preserve">τ=η=1</w:t>
-      </w:r>
-      <w:r>
-        <w:rPr>
-          <w:rFonts w:ascii="Times New Roman" w:cs="Times New Roman" w:eastAsia="SimSun" w:hAnsi="Times New Roman"/>
-          <w:b/>
-          <w:bCs/>
-        </w:rPr>
-        <w:t xml:space="preserve"> 的退化。</w:t>
-      </w:r>
-      <w:r>
-        <w:rPr>
-          <w:rFonts w:ascii="Times New Roman" w:cs="Times New Roman" w:eastAsia="SimSun" w:hAnsi="Times New Roman"/>
-        </w:rPr>
-        <w:t xml:space="preserve"> (35) 化为 </w:t>
-      </w:r>
-      <w:r>
-        <w:rPr>
-          <w:rFonts w:ascii="Cambria Math" w:eastAsia="SimSun" w:hAnsi="Cambria Math"/>
-          <w:i w:val="false"/>
-          <w:iCs w:val="false"/>
-        </w:rPr>
-        <w:t xml:space="preserve">λ</w:t>
-      </w:r>
-      <w:r>
-        <w:rPr>
-          <w:rFonts w:ascii="Cambria Math" w:eastAsia="SimSun" w:hAnsi="Cambria Math"/>
-          <w:i w:val="false"/>
-          <w:iCs w:val="false"/>
-          <w:vertAlign w:val="subscript"/>
-        </w:rPr>
-        <w:t xml:space="preserve">c</w:t>
-      </w:r>
-      <w:r>
-        <w:rPr>
-          <w:rFonts w:ascii="Cambria Math" w:eastAsia="SimSun" w:hAnsi="Cambria Math"/>
-          <w:i w:val="false"/>
-          <w:iCs w:val="false"/>
-        </w:rPr>
-        <w:t xml:space="preserve">=[⟨</w:t>
-      </w:r>
-      <w:r>
-        <w:rPr>
-          <w:rFonts w:ascii="Cambria Math" w:eastAsia="SimSun" w:hAnsi="Cambria Math"/>
-          <w:i/>
-          <w:iCs/>
-        </w:rPr>
-        <w:t xml:space="preserve">k</w:t>
-      </w:r>
-      <w:r>
-        <w:rPr>
-          <w:rFonts w:ascii="Cambria Math" w:eastAsia="SimSun" w:hAnsi="Cambria Math"/>
-          <w:i w:val="false"/>
-          <w:iCs w:val="false"/>
-          <w:vertAlign w:val="subscript"/>
-        </w:rPr>
-        <w:t xml:space="preserve">in</w:t>
-      </w:r>
-      <w:r>
-        <w:rPr>
-          <w:rFonts w:ascii="Cambria Math" w:eastAsia="SimSun" w:hAnsi="Cambria Math"/>
-          <w:i/>
-          <w:iCs/>
-        </w:rPr>
-        <w:t xml:space="preserve">k</w:t>
-      </w:r>
-      <w:r>
-        <w:rPr>
-          <w:rFonts w:ascii="Cambria Math" w:eastAsia="SimSun" w:hAnsi="Cambria Math"/>
-          <w:i w:val="false"/>
-          <w:iCs w:val="false"/>
-          <w:vertAlign w:val="subscript"/>
-        </w:rPr>
-        <w:t xml:space="preserve">out</w:t>
-      </w:r>
-      <w:r>
-        <w:rPr>
-          <w:rFonts w:ascii="Cambria Math" w:eastAsia="SimSun" w:hAnsi="Cambria Math"/>
-          <w:i w:val="false"/>
-          <w:iCs w:val="false"/>
-        </w:rPr>
-        <w:t xml:space="preserve">⟩/⟨</w:t>
-      </w:r>
-      <w:r>
-        <w:rPr>
-          <w:rFonts w:ascii="Cambria Math" w:eastAsia="SimSun" w:hAnsi="Cambria Math"/>
-          <w:i/>
-          <w:iCs/>
-        </w:rPr>
-        <w:t xml:space="preserve">k</w:t>
-      </w:r>
-      <w:r>
-        <w:rPr>
-          <w:rFonts w:ascii="Cambria Math" w:eastAsia="SimSun" w:hAnsi="Cambria Math"/>
-          <w:i w:val="false"/>
-          <w:iCs w:val="false"/>
-          <w:vertAlign w:val="subscript"/>
-        </w:rPr>
-        <w:t xml:space="preserve">out</w:t>
-      </w:r>
-      <w:r>
-        <w:rPr>
-          <w:rFonts w:ascii="Cambria Math" w:eastAsia="SimSun" w:hAnsi="Cambria Math"/>
-          <w:i w:val="false"/>
-          <w:iCs w:val="false"/>
-        </w:rPr>
-        <w:t xml:space="preserve">⟩-1]</w:t>
-      </w:r>
-      <w:r>
-        <w:rPr>
-          <w:rFonts w:ascii="Cambria Math" w:eastAsia="SimSun" w:hAnsi="Cambria Math"/>
-          <w:i w:val="false"/>
-          <w:iCs w:val="false"/>
-          <w:vertAlign w:val="superscript"/>
-        </w:rPr>
-        <w:t xml:space="preserve">-1</w:t>
-      </w:r>
-      <w:r>
-        <w:rPr>
-          <w:rFonts w:ascii="Times New Roman" w:cs="Times New Roman" w:eastAsia="SimSun" w:hAnsi="Times New Roman"/>
-        </w:rPr>
-        <w:t xml:space="preserve">，即有向随机图上 SIR 的已知阈值 [3, 4]。需要强调，令 </w:t>
-      </w:r>
-      <w:r>
-        <w:rPr>
-          <w:rFonts w:ascii="Cambria Math" w:eastAsia="SimSun" w:hAnsi="Cambria Math"/>
-          <w:i/>
-          <w:iCs/>
-        </w:rPr>
-        <w:t xml:space="preserve">k</w:t>
-      </w:r>
-      <w:r>
-        <w:rPr>
-          <w:rFonts w:ascii="Cambria Math" w:eastAsia="SimSun" w:hAnsi="Cambria Math"/>
-          <w:i w:val="false"/>
-          <w:iCs w:val="false"/>
-          <w:vertAlign w:val="subscript"/>
-        </w:rPr>
-        <w:t xml:space="preserve">in</w:t>
-      </w:r>
-      <w:r>
-        <w:rPr>
-          <w:rFonts w:ascii="Cambria Math" w:eastAsia="SimSun" w:hAnsi="Cambria Math"/>
-          <w:i w:val="false"/>
-          <w:iCs w:val="false"/>
-        </w:rPr>
-        <w:t xml:space="preserve">=</w:t>
-      </w:r>
-      <w:r>
-        <w:rPr>
-          <w:rFonts w:ascii="Cambria Math" w:eastAsia="SimSun" w:hAnsi="Cambria Math"/>
-          <w:i/>
-          <w:iCs/>
-        </w:rPr>
-        <w:t xml:space="preserve">k</w:t>
-      </w:r>
-      <w:r>
-        <w:rPr>
-          <w:rFonts w:ascii="Cambria Math" w:eastAsia="SimSun" w:hAnsi="Cambria Math"/>
-          <w:i w:val="false"/>
-          <w:iCs w:val="false"/>
-          <w:vertAlign w:val="subscript"/>
-        </w:rPr>
-        <w:t xml:space="preserve">out</w:t>
-      </w:r>
-      <w:r>
-        <w:rPr>
-          <w:rFonts w:ascii="Times New Roman" w:cs="Times New Roman" w:eastAsia="SimSun" w:hAnsi="Times New Roman"/>
-        </w:rPr>
-        <w:t xml:space="preserve"> 并</w:t>
-      </w:r>
-      <w:r>
-        <w:rPr>
-          <w:rFonts w:ascii="Times New Roman" w:cs="Times New Roman" w:eastAsia="SimSun" w:hAnsi="Times New Roman"/>
-          <w:b/>
-          <w:bCs/>
-        </w:rPr>
-        <w:t xml:space="preserve">不</w:t>
-      </w:r>
-      <w:r>
-        <w:rPr>
-          <w:rFonts w:ascii="Times New Roman" w:cs="Times New Roman" w:eastAsia="SimSun" w:hAnsi="Times New Roman"/>
-        </w:rPr>
-        <w:t xml:space="preserve">回到无向网络的结果：无向情形的余度相减源于"来路那条边不可再用"，而有向情形下来路超边根本不在 </w:t>
-      </w:r>
-      <w:r>
-        <w:rPr>
-          <w:rFonts w:ascii="Cambria Math" w:eastAsia="SimSun" w:hAnsi="Cambria Math"/>
-          <w:i/>
-          <w:iCs/>
-        </w:rPr>
-        <w:t xml:space="preserve">v</w:t>
-      </w:r>
-      <w:r>
-        <w:rPr>
-          <w:rFonts w:ascii="Times New Roman" w:cs="Times New Roman" w:eastAsia="SimSun" w:hAnsi="Times New Roman"/>
-        </w:rPr>
-        <w:t xml:space="preserve"> 的入超边之列。(35) 分母中的 </w:t>
-      </w:r>
-      <w:r>
-        <w:rPr>
-          <w:rFonts w:ascii="Cambria Math" w:eastAsia="SimSun" w:hAnsi="Cambria Math"/>
-          <w:i w:val="false"/>
-          <w:iCs w:val="false"/>
-        </w:rPr>
-        <w:t xml:space="preserve">-1</w:t>
-      </w:r>
-      <w:r>
-        <w:rPr>
-          <w:rFonts w:ascii="Times New Roman" w:cs="Times New Roman" w:eastAsia="SimSun" w:hAnsi="Times New Roman"/>
-        </w:rPr>
-        <w:t xml:space="preserve"> 来自 </w:t>
-      </w:r>
-      <w:r>
-        <w:rPr>
-          <w:rFonts w:ascii="Cambria Math" w:eastAsia="SimSun" w:hAnsi="Cambria Math"/>
-          <w:i/>
-          <w:iCs/>
-        </w:rPr>
-        <w:t xml:space="preserve">T</w:t>
-      </w:r>
-      <w:r>
-        <w:rPr>
-          <w:rFonts w:ascii="Cambria Math" w:eastAsia="SimSun" w:hAnsi="Cambria Math"/>
-          <w:i w:val="false"/>
-          <w:iCs w:val="false"/>
-        </w:rPr>
-        <w:t xml:space="preserve">=β/(β+μ)</w:t>
-      </w:r>
-      <w:r>
-        <w:rPr>
-          <w:rFonts w:ascii="Times New Roman" w:cs="Times New Roman" w:eastAsia="SimSun" w:hAnsi="Times New Roman"/>
-        </w:rPr>
-        <w:t xml:space="preserve"> 里的 </w:t>
-      </w:r>
-      <w:r>
-        <w:rPr>
-          <w:rFonts w:ascii="Cambria Math" w:eastAsia="SimSun" w:hAnsi="Cambria Math"/>
-          <w:i w:val="false"/>
-          <w:iCs w:val="false"/>
-        </w:rPr>
-        <w:t xml:space="preserve">β</w:t>
-      </w:r>
-      <w:r>
-        <w:rPr>
-          <w:rFonts w:ascii="Times New Roman" w:cs="Times New Roman" w:eastAsia="SimSun" w:hAnsi="Times New Roman"/>
-        </w:rPr>
-        <w:t xml:space="preserve">，与余度无关。两者是不同的结构，不应混为一谈。</w:t>
-      </w:r>
-    </w:p>
-    <w:p>
-      <w:pPr>
-        <w:spacing w:after="120" w:before="120" w:line="320" w:lineRule="auto"/>
-        <w:jc w:val="both"/>
-      </w:pPr>
-      <w:r>
-        <w:rPr>
-          <w:rFonts w:ascii="Times New Roman" w:cs="Times New Roman" w:eastAsia="SimSun" w:hAnsi="Times New Roman"/>
-          <w:b/>
-          <w:bCs/>
-        </w:rPr>
-        <w:t xml:space="preserve">阈值对 </w:t>
-      </w:r>
-      <w:r>
-        <w:rPr>
-          <w:rFonts w:ascii="Cambria Math" w:eastAsia="SimSun" w:hAnsi="Cambria Math"/>
-          <w:b/>
-          <w:bCs/>
-          <w:i/>
-          <w:iCs/>
-        </w:rPr>
-        <w:t xml:space="preserve">r</w:t>
-      </w:r>
-      <w:r>
-        <w:rPr>
-          <w:rFonts w:ascii="Cambria Math" w:eastAsia="SimSun" w:hAnsi="Cambria Math"/>
-          <w:b/>
-          <w:bCs/>
-          <w:i w:val="false"/>
-          <w:iCs w:val="false"/>
-          <w:vertAlign w:val="subscript"/>
-        </w:rPr>
-        <w:t xml:space="preserve">io</w:t>
-      </w:r>
-      <w:r>
-        <w:rPr>
-          <w:rFonts w:ascii="Times New Roman" w:cs="Times New Roman" w:eastAsia="SimSun" w:hAnsi="Times New Roman"/>
-          <w:b/>
-          <w:bCs/>
-        </w:rPr>
-        <w:t xml:space="preserve"> 的依赖。</w:t>
-      </w:r>
-      <w:r>
-        <w:rPr>
-          <w:rFonts w:ascii="Times New Roman" w:cs="Times New Roman" w:eastAsia="SimSun" w:hAnsi="Times New Roman"/>
-        </w:rPr>
-        <w:t xml:space="preserve"> 由 </w:t>
-      </w:r>
-      <w:r>
-        <w:rPr>
-          <w:rFonts w:ascii="Cambria Math" w:eastAsia="SimSun" w:hAnsi="Cambria Math"/>
-          <w:i w:val="false"/>
-          <w:iCs w:val="false"/>
-        </w:rPr>
-        <w:t xml:space="preserve">⟨</w:t>
-      </w:r>
-      <w:r>
-        <w:rPr>
-          <w:rFonts w:ascii="Cambria Math" w:eastAsia="SimSun" w:hAnsi="Cambria Math"/>
-          <w:i/>
-          <w:iCs/>
-        </w:rPr>
-        <w:t xml:space="preserve">k</w:t>
-      </w:r>
-      <w:r>
-        <w:rPr>
-          <w:rFonts w:ascii="Cambria Math" w:eastAsia="SimSun" w:hAnsi="Cambria Math"/>
-          <w:i w:val="false"/>
-          <w:iCs w:val="false"/>
-          <w:vertAlign w:val="subscript"/>
-        </w:rPr>
-        <w:t xml:space="preserve">in</w:t>
-      </w:r>
-      <w:r>
-        <w:rPr>
-          <w:rFonts w:ascii="Cambria Math" w:eastAsia="SimSun" w:hAnsi="Cambria Math"/>
-          <w:i/>
-          <w:iCs/>
-        </w:rPr>
-        <w:t xml:space="preserve">k</w:t>
-      </w:r>
-      <w:r>
-        <w:rPr>
-          <w:rFonts w:ascii="Cambria Math" w:eastAsia="SimSun" w:hAnsi="Cambria Math"/>
-          <w:i w:val="false"/>
-          <w:iCs w:val="false"/>
-          <w:vertAlign w:val="subscript"/>
-        </w:rPr>
-        <w:t xml:space="preserve">out</w:t>
-      </w:r>
-      <w:r>
-        <w:rPr>
-          <w:rFonts w:ascii="Cambria Math" w:eastAsia="SimSun" w:hAnsi="Cambria Math"/>
-          <w:i w:val="false"/>
-          <w:iCs w:val="false"/>
-        </w:rPr>
-        <w:t xml:space="preserve">⟩=⟨</w:t>
-      </w:r>
-      <w:r>
-        <w:rPr>
-          <w:rFonts w:ascii="Cambria Math" w:eastAsia="SimSun" w:hAnsi="Cambria Math"/>
-          <w:i/>
-          <w:iCs/>
-        </w:rPr>
-        <w:t xml:space="preserve">k</w:t>
-      </w:r>
-      <w:r>
-        <w:rPr>
-          <w:rFonts w:ascii="Cambria Math" w:eastAsia="SimSun" w:hAnsi="Cambria Math"/>
-          <w:i w:val="false"/>
-          <w:iCs w:val="false"/>
-          <w:vertAlign w:val="subscript"/>
-        </w:rPr>
-        <w:t xml:space="preserve">in</w:t>
-      </w:r>
-      <w:r>
-        <w:rPr>
-          <w:rFonts w:ascii="Cambria Math" w:eastAsia="SimSun" w:hAnsi="Cambria Math"/>
-          <w:i w:val="false"/>
-          <w:iCs w:val="false"/>
-        </w:rPr>
-        <w:t xml:space="preserve">⟩⟨</w:t>
-      </w:r>
-      <w:r>
-        <w:rPr>
-          <w:rFonts w:ascii="Cambria Math" w:eastAsia="SimSun" w:hAnsi="Cambria Math"/>
-          <w:i/>
-          <w:iCs/>
-        </w:rPr>
-        <w:t xml:space="preserve">k</w:t>
-      </w:r>
-      <w:r>
-        <w:rPr>
-          <w:rFonts w:ascii="Cambria Math" w:eastAsia="SimSun" w:hAnsi="Cambria Math"/>
-          <w:i w:val="false"/>
-          <w:iCs w:val="false"/>
-          <w:vertAlign w:val="subscript"/>
-        </w:rPr>
-        <w:t xml:space="preserve">out</w:t>
-      </w:r>
-      <w:r>
-        <w:rPr>
-          <w:rFonts w:ascii="Cambria Math" w:eastAsia="SimSun" w:hAnsi="Cambria Math"/>
-          <w:i w:val="false"/>
-          <w:iCs w:val="false"/>
-        </w:rPr>
-        <w:t xml:space="preserve">⟩+</w:t>
-      </w:r>
-      <w:r>
-        <w:rPr>
-          <w:rFonts w:ascii="Cambria Math" w:eastAsia="SimSun" w:hAnsi="Cambria Math"/>
-          <w:i/>
-          <w:iCs/>
-        </w:rPr>
-        <w:t xml:space="preserve">r</w:t>
-      </w:r>
-      <w:r>
-        <w:rPr>
-          <w:rFonts w:ascii="Cambria Math" w:eastAsia="SimSun" w:hAnsi="Cambria Math"/>
-          <w:i w:val="false"/>
-          <w:iCs w:val="false"/>
-          <w:vertAlign w:val="subscript"/>
-        </w:rPr>
-        <w:t xml:space="preserve">io</w:t>
-      </w:r>
-      <w:r>
-        <w:rPr>
-          <w:rFonts w:ascii="Cambria Math" w:eastAsia="SimSun" w:hAnsi="Cambria Math"/>
-          <w:i w:val="false"/>
-          <w:iCs w:val="false"/>
-        </w:rPr>
-        <w:t xml:space="preserve">σ</w:t>
-      </w:r>
-      <w:r>
-        <w:rPr>
-          <w:rFonts w:ascii="Cambria Math" w:eastAsia="SimSun" w:hAnsi="Cambria Math"/>
-          <w:i w:val="false"/>
-          <w:iCs w:val="false"/>
-          <w:vertAlign w:val="subscript"/>
-        </w:rPr>
-        <w:t xml:space="preserve">k_in</w:t>
-      </w:r>
-      <w:r>
-        <w:rPr>
-          <w:rFonts w:ascii="Cambria Math" w:eastAsia="SimSun" w:hAnsi="Cambria Math"/>
-          <w:i w:val="false"/>
-          <w:iCs w:val="false"/>
-        </w:rPr>
-        <w:t xml:space="preserve">σ</w:t>
-      </w:r>
-      <w:r>
-        <w:rPr>
-          <w:rFonts w:ascii="Cambria Math" w:eastAsia="SimSun" w:hAnsi="Cambria Math"/>
-          <w:i w:val="false"/>
-          <w:iCs w:val="false"/>
-          <w:vertAlign w:val="subscript"/>
-        </w:rPr>
-        <w:t xml:space="preserve">k_out</w:t>
-      </w:r>
-      <w:r>
-        <w:rPr>
-          <w:rFonts w:ascii="Times New Roman" w:cs="Times New Roman" w:eastAsia="SimSun" w:hAnsi="Times New Roman"/>
-        </w:rPr>
-        <w:t xml:space="preserve"> 与握手关系 (3)，</w:t>
+          <w:rFonts w:ascii="Cambria Math" w:eastAsia="SimSun" w:hAnsi="Cambria Math"/>
+          <w:i/>
+          <w:iCs/>
+        </w:rPr>
+        <w:t xml:space="preserve">q</w:t>
+      </w:r>
+      <w:r>
+        <w:rPr>
+          <w:rFonts w:ascii="Times New Roman" w:cs="Times New Roman" w:eastAsia="SimSun" w:hAnsi="Times New Roman"/>
+        </w:rPr>
+        <w:t xml:space="preserve"> 不反馈到 </w:t>
+      </w:r>
+      <w:r>
+        <w:rPr>
+          <w:rFonts w:ascii="Cambria Math" w:eastAsia="SimSun" w:hAnsi="Cambria Math"/>
+          <w:i/>
+          <w:iCs/>
+        </w:rPr>
+        <w:t xml:space="preserve">p</w:t>
+      </w:r>
+      <w:r>
+        <w:rPr>
+          <w:rFonts w:ascii="Times New Roman" w:cs="Times New Roman" w:eastAsia="SimSun" w:hAnsi="Times New Roman"/>
+        </w:rPr>
+        <w:t xml:space="preserve">，故阈值由 </w:t>
+      </w:r>
+      <w:r>
+        <w:rPr>
+          <w:rFonts w:ascii="Cambria Math" w:eastAsia="SimSun" w:hAnsi="Cambria Math"/>
+          <w:i w:val="false"/>
+          <w:iCs w:val="false"/>
+        </w:rPr>
+        <w:t xml:space="preserve">τβκ=μ+β</w:t>
+      </w:r>
+      <w:r>
+        <w:rPr>
+          <w:rFonts w:ascii="Times New Roman" w:cs="Times New Roman" w:eastAsia="SimSun" w:hAnsi="Times New Roman"/>
+        </w:rPr>
+        <w:t xml:space="preserve"> 单独给出。以 </w:t>
+      </w:r>
+      <w:r>
+        <w:rPr>
+          <w:rFonts w:ascii="Cambria Math" w:eastAsia="SimSun" w:hAnsi="Cambria Math"/>
+          <w:i w:val="false"/>
+          <w:iCs w:val="false"/>
+        </w:rPr>
+        <w:t xml:space="preserve">λ=β/μ</w:t>
+      </w:r>
+      <w:r>
+        <w:rPr>
+          <w:rFonts w:ascii="Times New Roman" w:cs="Times New Roman" w:eastAsia="SimSun" w:hAnsi="Times New Roman"/>
+        </w:rPr>
+        <w:t xml:space="preserve"> 表示，</w:t>
       </w:r>
     </w:p>
     <w:p>
@@ -6339,141 +6414,28 @@
           <w:sz w:val="21"/>
           <w:szCs w:val="21"/>
         </w:rPr>
-        <w:t xml:space="preserve">τκ=τ⟨</w:t>
-      </w:r>
-      <w:r>
-        <w:rPr>
-          <w:rFonts w:ascii="Cambria Math" w:eastAsia="SimSun" w:hAnsi="Cambria Math"/>
-          <w:i/>
-          <w:iCs/>
-          <w:sz w:val="21"/>
-          <w:szCs w:val="21"/>
-        </w:rPr>
-        <w:t xml:space="preserve">k</w:t>
-      </w:r>
-      <w:r>
-        <w:rPr>
-          <w:rFonts w:ascii="Cambria Math" w:eastAsia="SimSun" w:hAnsi="Cambria Math"/>
-          <w:i w:val="false"/>
-          <w:iCs w:val="false"/>
-          <w:sz w:val="21"/>
-          <w:szCs w:val="21"/>
-          <w:vertAlign w:val="subscript"/>
-        </w:rPr>
-        <w:t xml:space="preserve">in</w:t>
-      </w:r>
-      <w:r>
-        <w:rPr>
-          <w:rFonts w:ascii="Cambria Math" w:eastAsia="SimSun" w:hAnsi="Cambria Math"/>
-          <w:i w:val="false"/>
-          <w:iCs w:val="false"/>
-          <w:sz w:val="21"/>
-          <w:szCs w:val="21"/>
-        </w:rPr>
-        <w:t xml:space="preserve">⟩+(</w:t>
-      </w:r>
-      <w:r>
-        <w:rPr>
-          <w:rFonts w:ascii="Cambria Math" w:eastAsia="SimSun" w:hAnsi="Cambria Math"/>
-          <w:i/>
-          <w:iCs/>
-          <w:sz w:val="21"/>
-          <w:szCs w:val="21"/>
-        </w:rPr>
-        <w:t xml:space="preserve">N</w:t>
-      </w:r>
-      <w:r>
-        <w:rPr>
-          <w:rFonts w:ascii="Cambria Math" w:eastAsia="SimSun" w:hAnsi="Cambria Math"/>
-          <w:i w:val="false"/>
-          <w:iCs w:val="false"/>
-          <w:sz w:val="21"/>
-          <w:szCs w:val="21"/>
-        </w:rPr>
-        <w:t xml:space="preserve">)/(</w:t>
-      </w:r>
-      <w:r>
-        <w:rPr>
-          <w:rFonts w:ascii="Cambria Math" w:eastAsia="SimSun" w:hAnsi="Cambria Math"/>
-          <w:i/>
-          <w:iCs/>
-          <w:sz w:val="21"/>
-          <w:szCs w:val="21"/>
-        </w:rPr>
-        <w:t xml:space="preserve">M</w:t>
-      </w:r>
-      <w:r>
-        <w:rPr>
-          <w:rFonts w:ascii="Cambria Math" w:eastAsia="SimSun" w:hAnsi="Cambria Math"/>
-          <w:i w:val="false"/>
-          <w:iCs w:val="false"/>
-          <w:sz w:val="21"/>
-          <w:szCs w:val="21"/>
-        </w:rPr>
-        <w:t xml:space="preserve">) </w:t>
-      </w:r>
-      <w:r>
-        <w:rPr>
-          <w:rFonts w:ascii="Cambria Math" w:eastAsia="SimSun" w:hAnsi="Cambria Math"/>
-          <w:i/>
-          <w:iCs/>
-          <w:sz w:val="21"/>
-          <w:szCs w:val="21"/>
-        </w:rPr>
-        <w:t xml:space="preserve">r</w:t>
-      </w:r>
-      <w:r>
-        <w:rPr>
-          <w:rFonts w:ascii="Cambria Math" w:eastAsia="SimSun" w:hAnsi="Cambria Math"/>
-          <w:i w:val="false"/>
-          <w:iCs w:val="false"/>
-          <w:sz w:val="21"/>
-          <w:szCs w:val="21"/>
-          <w:vertAlign w:val="subscript"/>
-        </w:rPr>
-        <w:t xml:space="preserve">io</w:t>
-      </w:r>
-      <w:r>
-        <w:rPr>
-          <w:rFonts w:ascii="Cambria Math" w:eastAsia="SimSun" w:hAnsi="Cambria Math"/>
-          <w:i w:val="false"/>
-          <w:iCs w:val="false"/>
-          <w:sz w:val="21"/>
-          <w:szCs w:val="21"/>
-        </w:rPr>
-        <w:t xml:space="preserve"> σ</w:t>
-      </w:r>
-      <w:r>
-        <w:rPr>
-          <w:rFonts w:ascii="Cambria Math" w:eastAsia="SimSun" w:hAnsi="Cambria Math"/>
-          <w:i w:val="false"/>
-          <w:iCs w:val="false"/>
-          <w:sz w:val="21"/>
-          <w:szCs w:val="21"/>
-          <w:vertAlign w:val="subscript"/>
-        </w:rPr>
-        <w:t xml:space="preserve">k_in</w:t>
-      </w:r>
-      <w:r>
-        <w:rPr>
-          <w:rFonts w:ascii="Cambria Math" w:eastAsia="SimSun" w:hAnsi="Cambria Math"/>
-          <w:i w:val="false"/>
-          <w:iCs w:val="false"/>
-          <w:sz w:val="21"/>
-          <w:szCs w:val="21"/>
-        </w:rPr>
-        <w:t xml:space="preserve">σ</w:t>
-      </w:r>
-      <w:r>
-        <w:rPr>
-          <w:rFonts w:ascii="Cambria Math" w:eastAsia="SimSun" w:hAnsi="Cambria Math"/>
-          <w:i w:val="false"/>
-          <w:iCs w:val="false"/>
-          <w:sz w:val="21"/>
-          <w:szCs w:val="21"/>
-          <w:vertAlign w:val="subscript"/>
-        </w:rPr>
-        <w:t xml:space="preserve">k_out</w:t>
+        <w:t xml:space="preserve">λ</w:t>
+      </w:r>
+      <w:r>
+        <w:rPr>
+          <w:rFonts w:ascii="Cambria Math" w:eastAsia="SimSun" w:hAnsi="Cambria Math"/>
+          <w:i w:val="false"/>
+          <w:iCs w:val="false"/>
+          <w:sz w:val="21"/>
+          <w:szCs w:val="21"/>
+          <w:vertAlign w:val="subscript"/>
+        </w:rPr>
+        <w:t xml:space="preserve">c</w:t>
+      </w:r>
+      <w:r>
+        <w:rPr>
+          <w:rFonts w:ascii="Cambria Math" w:eastAsia="SimSun" w:hAnsi="Cambria Math"/>
+          <w:i w:val="false"/>
+          <w:iCs w:val="false"/>
+          <w:sz w:val="21"/>
+          <w:szCs w:val="21"/>
+        </w:rPr>
+        <w:t xml:space="preserve">=(1)/(τκ-1),  τκ&gt;1</w:t>
       </w:r>
       <w:r>
         <w:rPr>
@@ -6491,9 +6453,313 @@
       </w:pPr>
       <w:r>
         <w:rPr>
-          <w:rFonts w:ascii="Times New Roman" w:cs="Times New Roman" w:eastAsia="SimSun" w:hAnsi="Times New Roman"/>
-        </w:rPr>
-        <w:t xml:space="preserve">于是</w:t>
+          <w:rFonts w:ascii="Cambria Math" w:eastAsia="SimSun" w:hAnsi="Cambria Math"/>
+          <w:i w:val="false"/>
+          <w:iCs w:val="false"/>
+        </w:rPr>
+        <w:t xml:space="preserve">τκ≤1</w:t>
+      </w:r>
+      <w:r>
+        <w:rPr>
+          <w:rFonts w:ascii="Times New Roman" w:cs="Times New Roman" w:eastAsia="SimSun" w:hAnsi="Times New Roman"/>
+        </w:rPr>
+        <w:t xml:space="preserve"> 时不存在有限阈值。</w:t>
+      </w:r>
+    </w:p>
+    <w:p>
+      <w:pPr>
+        <w:spacing w:after="120" w:before="120" w:line="320" w:lineRule="auto"/>
+        <w:jc w:val="both"/>
+      </w:pPr>
+      <w:r>
+        <w:rPr>
+          <w:rFonts w:ascii="Times New Roman" w:cs="Times New Roman" w:eastAsia="SimSun" w:hAnsi="Times New Roman"/>
+          <w:b/>
+          <w:bCs/>
+        </w:rPr>
+        <w:t xml:space="preserve">分支解释自洽。</w:t>
+      </w:r>
+      <w:r>
+        <w:rPr>
+          <w:rFonts w:ascii="Times New Roman" w:cs="Times New Roman" w:eastAsia="SimSun" w:hAnsi="Times New Roman"/>
+        </w:rPr>
+        <w:t xml:space="preserve"> 一个感染的尾成员使其超边激活，超边在该成员的感染期内以速率 </w:t>
+      </w:r>
+      <w:r>
+        <w:rPr>
+          <w:rFonts w:ascii="Cambria Math" w:eastAsia="SimSun" w:hAnsi="Cambria Math"/>
+          <w:i w:val="false"/>
+          <w:iCs w:val="false"/>
+        </w:rPr>
+        <w:t xml:space="preserve">β</w:t>
+      </w:r>
+      <w:r>
+        <w:rPr>
+          <w:rFonts w:ascii="Times New Roman" w:cs="Times New Roman" w:eastAsia="SimSun" w:hAnsi="Times New Roman"/>
+        </w:rPr>
+        <w:t xml:space="preserve"> 向每个头成员施压，故对给定头成员的传递概率为 </w:t>
+      </w:r>
+      <w:r>
+        <w:rPr>
+          <w:rFonts w:ascii="Cambria Math" w:eastAsia="SimSun" w:hAnsi="Cambria Math"/>
+          <w:i/>
+          <w:iCs/>
+        </w:rPr>
+        <w:t xml:space="preserve">T</w:t>
+      </w:r>
+      <w:r>
+        <w:rPr>
+          <w:rFonts w:ascii="Cambria Math" w:eastAsia="SimSun" w:hAnsi="Cambria Math"/>
+          <w:i w:val="false"/>
+          <w:iCs w:val="false"/>
+        </w:rPr>
+        <w:t xml:space="preserve">=β/(β+μ)</w:t>
+      </w:r>
+      <w:r>
+        <w:rPr>
+          <w:rFonts w:ascii="Times New Roman" w:cs="Times New Roman" w:eastAsia="SimSun" w:hAnsi="Times New Roman"/>
+        </w:rPr>
+        <w:t xml:space="preserve">。从尾侧计数得 </w:t>
+      </w:r>
+      <w:r>
+        <w:rPr>
+          <w:rFonts w:ascii="Cambria Math" w:eastAsia="SimSun" w:hAnsi="Cambria Math"/>
+          <w:i/>
+          <w:iCs/>
+        </w:rPr>
+        <w:t xml:space="preserve">R</w:t>
+      </w:r>
+      <w:r>
+        <w:rPr>
+          <w:rFonts w:ascii="Cambria Math" w:eastAsia="SimSun" w:hAnsi="Cambria Math"/>
+          <w:i w:val="false"/>
+          <w:iCs w:val="false"/>
+          <w:vertAlign w:val="subscript"/>
+        </w:rPr>
+        <w:t xml:space="preserve">0</w:t>
+      </w:r>
+      <w:r>
+        <w:rPr>
+          <w:rFonts w:ascii="Cambria Math" w:eastAsia="SimSun" w:hAnsi="Cambria Math"/>
+          <w:i w:val="false"/>
+          <w:iCs w:val="false"/>
+        </w:rPr>
+        <w:t xml:space="preserve">=τκ</w:t>
+      </w:r>
+      <w:r>
+        <w:rPr>
+          <w:rFonts w:ascii="Cambria Math" w:eastAsia="SimSun" w:hAnsi="Cambria Math"/>
+          <w:i/>
+          <w:iCs/>
+        </w:rPr>
+        <w:t xml:space="preserve">T</w:t>
+      </w:r>
+      <w:r>
+        <w:rPr>
+          <w:rFonts w:ascii="Times New Roman" w:cs="Times New Roman" w:eastAsia="SimSun" w:hAnsi="Times New Roman"/>
+        </w:rPr>
+        <w:t xml:space="preserve">；从头侧计数，新感染节点的出度按 </w:t>
+      </w:r>
+      <w:r>
+        <w:rPr>
+          <w:rFonts w:ascii="Cambria Math" w:eastAsia="SimSun" w:hAnsi="Cambria Math"/>
+          <w:i/>
+          <w:iCs/>
+        </w:rPr>
+        <w:t xml:space="preserve">k</w:t>
+      </w:r>
+      <w:r>
+        <w:rPr>
+          <w:rFonts w:ascii="Cambria Math" w:eastAsia="SimSun" w:hAnsi="Cambria Math"/>
+          <w:i w:val="false"/>
+          <w:iCs w:val="false"/>
+          <w:vertAlign w:val="subscript"/>
+        </w:rPr>
+        <w:t xml:space="preserve">in</w:t>
+      </w:r>
+      <w:r>
+        <w:rPr>
+          <w:rFonts w:ascii="Times New Roman" w:cs="Times New Roman" w:eastAsia="SimSun" w:hAnsi="Times New Roman"/>
+        </w:rPr>
+        <w:t xml:space="preserve"> 偏置，得 </w:t>
+      </w:r>
+      <w:r>
+        <w:rPr>
+          <w:rFonts w:ascii="Cambria Math" w:eastAsia="SimSun" w:hAnsi="Cambria Math"/>
+          <w:i/>
+          <w:iCs/>
+        </w:rPr>
+        <w:t xml:space="preserve">R</w:t>
+      </w:r>
+      <w:r>
+        <w:rPr>
+          <w:rFonts w:ascii="Cambria Math" w:eastAsia="SimSun" w:hAnsi="Cambria Math"/>
+          <w:i w:val="false"/>
+          <w:iCs w:val="false"/>
+          <w:vertAlign w:val="subscript"/>
+        </w:rPr>
+        <w:t xml:space="preserve">0</w:t>
+      </w:r>
+      <w:r>
+        <w:rPr>
+          <w:rFonts w:ascii="Cambria Math" w:eastAsia="SimSun" w:hAnsi="Cambria Math"/>
+          <w:i w:val="false"/>
+          <w:iCs w:val="false"/>
+        </w:rPr>
+        <w:t xml:space="preserve">=η</w:t>
+      </w:r>
+      <w:r>
+        <w:rPr>
+          <w:rFonts w:ascii="Cambria Math" w:eastAsia="SimSun" w:hAnsi="Cambria Math"/>
+          <w:i/>
+          <w:iCs/>
+        </w:rPr>
+        <w:t xml:space="preserve">T</w:t>
+      </w:r>
+      <w:r>
+        <w:rPr>
+          <w:rFonts w:ascii="Cambria Math" w:eastAsia="SimSun" w:hAnsi="Cambria Math"/>
+          <w:i w:val="false"/>
+          <w:iCs w:val="false"/>
+        </w:rPr>
+        <w:t xml:space="preserve">⟨</w:t>
+      </w:r>
+      <w:r>
+        <w:rPr>
+          <w:rFonts w:ascii="Cambria Math" w:eastAsia="SimSun" w:hAnsi="Cambria Math"/>
+          <w:i/>
+          <w:iCs/>
+        </w:rPr>
+        <w:t xml:space="preserve">k</w:t>
+      </w:r>
+      <w:r>
+        <w:rPr>
+          <w:rFonts w:ascii="Cambria Math" w:eastAsia="SimSun" w:hAnsi="Cambria Math"/>
+          <w:i w:val="false"/>
+          <w:iCs w:val="false"/>
+          <w:vertAlign w:val="subscript"/>
+        </w:rPr>
+        <w:t xml:space="preserve">in</w:t>
+      </w:r>
+      <w:r>
+        <w:rPr>
+          <w:rFonts w:ascii="Cambria Math" w:eastAsia="SimSun" w:hAnsi="Cambria Math"/>
+          <w:i/>
+          <w:iCs/>
+        </w:rPr>
+        <w:t xml:space="preserve">k</w:t>
+      </w:r>
+      <w:r>
+        <w:rPr>
+          <w:rFonts w:ascii="Cambria Math" w:eastAsia="SimSun" w:hAnsi="Cambria Math"/>
+          <w:i w:val="false"/>
+          <w:iCs w:val="false"/>
+          <w:vertAlign w:val="subscript"/>
+        </w:rPr>
+        <w:t xml:space="preserve">out</w:t>
+      </w:r>
+      <w:r>
+        <w:rPr>
+          <w:rFonts w:ascii="Cambria Math" w:eastAsia="SimSun" w:hAnsi="Cambria Math"/>
+          <w:i w:val="false"/>
+          <w:iCs w:val="false"/>
+        </w:rPr>
+        <w:t xml:space="preserve">⟩/⟨</w:t>
+      </w:r>
+      <w:r>
+        <w:rPr>
+          <w:rFonts w:ascii="Cambria Math" w:eastAsia="SimSun" w:hAnsi="Cambria Math"/>
+          <w:i/>
+          <w:iCs/>
+        </w:rPr>
+        <w:t xml:space="preserve">k</w:t>
+      </w:r>
+      <w:r>
+        <w:rPr>
+          <w:rFonts w:ascii="Cambria Math" w:eastAsia="SimSun" w:hAnsi="Cambria Math"/>
+          <w:i w:val="false"/>
+          <w:iCs w:val="false"/>
+          <w:vertAlign w:val="subscript"/>
+        </w:rPr>
+        <w:t xml:space="preserve">in</w:t>
+      </w:r>
+      <w:r>
+        <w:rPr>
+          <w:rFonts w:ascii="Cambria Math" w:eastAsia="SimSun" w:hAnsi="Cambria Math"/>
+          <w:i w:val="false"/>
+          <w:iCs w:val="false"/>
+        </w:rPr>
+        <w:t xml:space="preserve">⟩</w:t>
+      </w:r>
+      <w:r>
+        <w:rPr>
+          <w:rFonts w:ascii="Times New Roman" w:cs="Times New Roman" w:eastAsia="SimSun" w:hAnsi="Times New Roman"/>
+        </w:rPr>
+        <w:t xml:space="preserve">。由握手关系 (3) 有 </w:t>
+      </w:r>
+      <w:r>
+        <w:rPr>
+          <w:rFonts w:ascii="Cambria Math" w:eastAsia="SimSun" w:hAnsi="Cambria Math"/>
+          <w:i w:val="false"/>
+          <w:iCs w:val="false"/>
+        </w:rPr>
+        <w:t xml:space="preserve">⟨</w:t>
+      </w:r>
+      <w:r>
+        <w:rPr>
+          <w:rFonts w:ascii="Cambria Math" w:eastAsia="SimSun" w:hAnsi="Cambria Math"/>
+          <w:i/>
+          <w:iCs/>
+        </w:rPr>
+        <w:t xml:space="preserve">k</w:t>
+      </w:r>
+      <w:r>
+        <w:rPr>
+          <w:rFonts w:ascii="Cambria Math" w:eastAsia="SimSun" w:hAnsi="Cambria Math"/>
+          <w:i w:val="false"/>
+          <w:iCs w:val="false"/>
+          <w:vertAlign w:val="subscript"/>
+        </w:rPr>
+        <w:t xml:space="preserve">out</w:t>
+      </w:r>
+      <w:r>
+        <w:rPr>
+          <w:rFonts w:ascii="Cambria Math" w:eastAsia="SimSun" w:hAnsi="Cambria Math"/>
+          <w:i w:val="false"/>
+          <w:iCs w:val="false"/>
+        </w:rPr>
+        <w:t xml:space="preserve">⟩/⟨</w:t>
+      </w:r>
+      <w:r>
+        <w:rPr>
+          <w:rFonts w:ascii="Cambria Math" w:eastAsia="SimSun" w:hAnsi="Cambria Math"/>
+          <w:i/>
+          <w:iCs/>
+        </w:rPr>
+        <w:t xml:space="preserve">k</w:t>
+      </w:r>
+      <w:r>
+        <w:rPr>
+          <w:rFonts w:ascii="Cambria Math" w:eastAsia="SimSun" w:hAnsi="Cambria Math"/>
+          <w:i w:val="false"/>
+          <w:iCs w:val="false"/>
+          <w:vertAlign w:val="subscript"/>
+        </w:rPr>
+        <w:t xml:space="preserve">in</w:t>
+      </w:r>
+      <w:r>
+        <w:rPr>
+          <w:rFonts w:ascii="Cambria Math" w:eastAsia="SimSun" w:hAnsi="Cambria Math"/>
+          <w:i w:val="false"/>
+          <w:iCs w:val="false"/>
+        </w:rPr>
+        <w:t xml:space="preserve">⟩=τ/η</w:t>
+      </w:r>
+      <w:r>
+        <w:rPr>
+          <w:rFonts w:ascii="Times New Roman" w:cs="Times New Roman" w:eastAsia="SimSun" w:hAnsi="Times New Roman"/>
+        </w:rPr>
+        <w:t xml:space="preserve">，两式因而恒等：</w:t>
       </w:r>
     </w:p>
     <w:p>
@@ -6519,28 +6785,7 @@
           <w:sz w:val="21"/>
           <w:szCs w:val="21"/>
         </w:rPr>
-        <w:t xml:space="preserve">λ</w:t>
-      </w:r>
-      <w:r>
-        <w:rPr>
-          <w:rFonts w:ascii="Cambria Math" w:eastAsia="SimSun" w:hAnsi="Cambria Math"/>
-          <w:i w:val="false"/>
-          <w:iCs w:val="false"/>
-          <w:sz w:val="21"/>
-          <w:szCs w:val="21"/>
-          <w:vertAlign w:val="subscript"/>
-        </w:rPr>
-        <w:t xml:space="preserve">c</w:t>
-      </w:r>
-      <w:r>
-        <w:rPr>
-          <w:rFonts w:ascii="Cambria Math" w:eastAsia="SimSun" w:hAnsi="Cambria Math"/>
-          <w:i w:val="false"/>
-          <w:iCs w:val="false"/>
-          <w:sz w:val="21"/>
-          <w:szCs w:val="21"/>
-        </w:rPr>
-        <w:t xml:space="preserve">=[τ⟨</w:t>
+        <w:t xml:space="preserve">τ (⟨</w:t>
       </w:r>
       <w:r>
         <w:rPr>
@@ -6566,136 +6811,147 @@
       <w:r>
         <w:rPr>
           <w:rFonts w:ascii="Cambria Math" w:eastAsia="SimSun" w:hAnsi="Cambria Math"/>
-          <w:i w:val="false"/>
-          <w:iCs w:val="false"/>
-          <w:sz w:val="21"/>
-          <w:szCs w:val="21"/>
-        </w:rPr>
-        <w:t xml:space="preserve">⟩+(</w:t>
-      </w:r>
-      <w:r>
-        <w:rPr>
-          <w:rFonts w:ascii="Cambria Math" w:eastAsia="SimSun" w:hAnsi="Cambria Math"/>
-          <w:i/>
-          <w:iCs/>
-          <w:sz w:val="21"/>
-          <w:szCs w:val="21"/>
-        </w:rPr>
-        <w:t xml:space="preserve">N</w:t>
-      </w:r>
-      <w:r>
-        <w:rPr>
-          <w:rFonts w:ascii="Cambria Math" w:eastAsia="SimSun" w:hAnsi="Cambria Math"/>
-          <w:i w:val="false"/>
-          <w:iCs w:val="false"/>
-          <w:sz w:val="21"/>
-          <w:szCs w:val="21"/>
-        </w:rPr>
-        <w:t xml:space="preserve">)/(</w:t>
-      </w:r>
-      <w:r>
-        <w:rPr>
-          <w:rFonts w:ascii="Cambria Math" w:eastAsia="SimSun" w:hAnsi="Cambria Math"/>
-          <w:i/>
-          <w:iCs/>
-          <w:sz w:val="21"/>
-          <w:szCs w:val="21"/>
-        </w:rPr>
-        <w:t xml:space="preserve">M</w:t>
-      </w:r>
-      <w:r>
-        <w:rPr>
-          <w:rFonts w:ascii="Cambria Math" w:eastAsia="SimSun" w:hAnsi="Cambria Math"/>
-          <w:i w:val="false"/>
-          <w:iCs w:val="false"/>
-          <w:sz w:val="21"/>
-          <w:szCs w:val="21"/>
-        </w:rPr>
-        <w:t xml:space="preserve">) </w:t>
-      </w:r>
-      <w:r>
-        <w:rPr>
-          <w:rFonts w:ascii="Cambria Math" w:eastAsia="SimSun" w:hAnsi="Cambria Math"/>
-          <w:i/>
-          <w:iCs/>
-          <w:sz w:val="21"/>
-          <w:szCs w:val="21"/>
-        </w:rPr>
-        <w:t xml:space="preserve">r</w:t>
-      </w:r>
-      <w:r>
-        <w:rPr>
-          <w:rFonts w:ascii="Cambria Math" w:eastAsia="SimSun" w:hAnsi="Cambria Math"/>
-          <w:i w:val="false"/>
-          <w:iCs w:val="false"/>
-          <w:sz w:val="21"/>
-          <w:szCs w:val="21"/>
-          <w:vertAlign w:val="subscript"/>
-        </w:rPr>
-        <w:t xml:space="preserve">io</w:t>
-      </w:r>
-      <w:r>
-        <w:rPr>
-          <w:rFonts w:ascii="Cambria Math" w:eastAsia="SimSun" w:hAnsi="Cambria Math"/>
-          <w:i w:val="false"/>
-          <w:iCs w:val="false"/>
-          <w:sz w:val="21"/>
-          <w:szCs w:val="21"/>
-        </w:rPr>
-        <w:t xml:space="preserve"> σ</w:t>
-      </w:r>
-      <w:r>
-        <w:rPr>
-          <w:rFonts w:ascii="Cambria Math" w:eastAsia="SimSun" w:hAnsi="Cambria Math"/>
-          <w:i w:val="false"/>
-          <w:iCs w:val="false"/>
-          <w:sz w:val="21"/>
-          <w:szCs w:val="21"/>
-          <w:vertAlign w:val="subscript"/>
-        </w:rPr>
-        <w:t xml:space="preserve">k_in</w:t>
-      </w:r>
-      <w:r>
-        <w:rPr>
-          <w:rFonts w:ascii="Cambria Math" w:eastAsia="SimSun" w:hAnsi="Cambria Math"/>
-          <w:i w:val="false"/>
-          <w:iCs w:val="false"/>
-          <w:sz w:val="21"/>
-          <w:szCs w:val="21"/>
-        </w:rPr>
-        <w:t xml:space="preserve">σ</w:t>
-      </w:r>
-      <w:r>
-        <w:rPr>
-          <w:rFonts w:ascii="Cambria Math" w:eastAsia="SimSun" w:hAnsi="Cambria Math"/>
-          <w:i w:val="false"/>
-          <w:iCs w:val="false"/>
-          <w:sz w:val="21"/>
-          <w:szCs w:val="21"/>
-          <w:vertAlign w:val="subscript"/>
-        </w:rPr>
-        <w:t xml:space="preserve">k_out</w:t>
-      </w:r>
-      <w:r>
-        <w:rPr>
-          <w:rFonts w:ascii="Cambria Math" w:eastAsia="SimSun" w:hAnsi="Cambria Math"/>
-          <w:i w:val="false"/>
-          <w:iCs w:val="false"/>
-          <w:sz w:val="21"/>
-          <w:szCs w:val="21"/>
-        </w:rPr>
-        <w:t xml:space="preserve">-1]</w:t>
-      </w:r>
-      <w:r>
-        <w:rPr>
-          <w:rFonts w:ascii="Cambria Math" w:eastAsia="SimSun" w:hAnsi="Cambria Math"/>
-          <w:i w:val="false"/>
-          <w:iCs w:val="false"/>
-          <w:sz w:val="21"/>
-          <w:szCs w:val="21"/>
-          <w:vertAlign w:val="superscript"/>
-        </w:rPr>
-        <w:t xml:space="preserve">-1</w:t>
+          <w:i/>
+          <w:iCs/>
+          <w:sz w:val="21"/>
+          <w:szCs w:val="21"/>
+        </w:rPr>
+        <w:t xml:space="preserve">k</w:t>
+      </w:r>
+      <w:r>
+        <w:rPr>
+          <w:rFonts w:ascii="Cambria Math" w:eastAsia="SimSun" w:hAnsi="Cambria Math"/>
+          <w:i w:val="false"/>
+          <w:iCs w:val="false"/>
+          <w:sz w:val="21"/>
+          <w:szCs w:val="21"/>
+          <w:vertAlign w:val="subscript"/>
+        </w:rPr>
+        <w:t xml:space="preserve">out</w:t>
+      </w:r>
+      <w:r>
+        <w:rPr>
+          <w:rFonts w:ascii="Cambria Math" w:eastAsia="SimSun" w:hAnsi="Cambria Math"/>
+          <w:i w:val="false"/>
+          <w:iCs w:val="false"/>
+          <w:sz w:val="21"/>
+          <w:szCs w:val="21"/>
+        </w:rPr>
+        <w:t xml:space="preserve">⟩)/(⟨</w:t>
+      </w:r>
+      <w:r>
+        <w:rPr>
+          <w:rFonts w:ascii="Cambria Math" w:eastAsia="SimSun" w:hAnsi="Cambria Math"/>
+          <w:i/>
+          <w:iCs/>
+          <w:sz w:val="21"/>
+          <w:szCs w:val="21"/>
+        </w:rPr>
+        <w:t xml:space="preserve">k</w:t>
+      </w:r>
+      <w:r>
+        <w:rPr>
+          <w:rFonts w:ascii="Cambria Math" w:eastAsia="SimSun" w:hAnsi="Cambria Math"/>
+          <w:i w:val="false"/>
+          <w:iCs w:val="false"/>
+          <w:sz w:val="21"/>
+          <w:szCs w:val="21"/>
+          <w:vertAlign w:val="subscript"/>
+        </w:rPr>
+        <w:t xml:space="preserve">out</w:t>
+      </w:r>
+      <w:r>
+        <w:rPr>
+          <w:rFonts w:ascii="Cambria Math" w:eastAsia="SimSun" w:hAnsi="Cambria Math"/>
+          <w:i w:val="false"/>
+          <w:iCs w:val="false"/>
+          <w:sz w:val="21"/>
+          <w:szCs w:val="21"/>
+        </w:rPr>
+        <w:t xml:space="preserve">⟩) =η (⟨</w:t>
+      </w:r>
+      <w:r>
+        <w:rPr>
+          <w:rFonts w:ascii="Cambria Math" w:eastAsia="SimSun" w:hAnsi="Cambria Math"/>
+          <w:i/>
+          <w:iCs/>
+          <w:sz w:val="21"/>
+          <w:szCs w:val="21"/>
+        </w:rPr>
+        <w:t xml:space="preserve">k</w:t>
+      </w:r>
+      <w:r>
+        <w:rPr>
+          <w:rFonts w:ascii="Cambria Math" w:eastAsia="SimSun" w:hAnsi="Cambria Math"/>
+          <w:i w:val="false"/>
+          <w:iCs w:val="false"/>
+          <w:sz w:val="21"/>
+          <w:szCs w:val="21"/>
+          <w:vertAlign w:val="subscript"/>
+        </w:rPr>
+        <w:t xml:space="preserve">in</w:t>
+      </w:r>
+      <w:r>
+        <w:rPr>
+          <w:rFonts w:ascii="Cambria Math" w:eastAsia="SimSun" w:hAnsi="Cambria Math"/>
+          <w:i/>
+          <w:iCs/>
+          <w:sz w:val="21"/>
+          <w:szCs w:val="21"/>
+        </w:rPr>
+        <w:t xml:space="preserve">k</w:t>
+      </w:r>
+      <w:r>
+        <w:rPr>
+          <w:rFonts w:ascii="Cambria Math" w:eastAsia="SimSun" w:hAnsi="Cambria Math"/>
+          <w:i w:val="false"/>
+          <w:iCs w:val="false"/>
+          <w:sz w:val="21"/>
+          <w:szCs w:val="21"/>
+          <w:vertAlign w:val="subscript"/>
+        </w:rPr>
+        <w:t xml:space="preserve">out</w:t>
+      </w:r>
+      <w:r>
+        <w:rPr>
+          <w:rFonts w:ascii="Cambria Math" w:eastAsia="SimSun" w:hAnsi="Cambria Math"/>
+          <w:i w:val="false"/>
+          <w:iCs w:val="false"/>
+          <w:sz w:val="21"/>
+          <w:szCs w:val="21"/>
+        </w:rPr>
+        <w:t xml:space="preserve">⟩)/(⟨</w:t>
+      </w:r>
+      <w:r>
+        <w:rPr>
+          <w:rFonts w:ascii="Cambria Math" w:eastAsia="SimSun" w:hAnsi="Cambria Math"/>
+          <w:i/>
+          <w:iCs/>
+          <w:sz w:val="21"/>
+          <w:szCs w:val="21"/>
+        </w:rPr>
+        <w:t xml:space="preserve">k</w:t>
+      </w:r>
+      <w:r>
+        <w:rPr>
+          <w:rFonts w:ascii="Cambria Math" w:eastAsia="SimSun" w:hAnsi="Cambria Math"/>
+          <w:i w:val="false"/>
+          <w:iCs w:val="false"/>
+          <w:sz w:val="21"/>
+          <w:szCs w:val="21"/>
+          <w:vertAlign w:val="subscript"/>
+        </w:rPr>
+        <w:t xml:space="preserve">in</w:t>
+      </w:r>
+      <w:r>
+        <w:rPr>
+          <w:rFonts w:ascii="Cambria Math" w:eastAsia="SimSun" w:hAnsi="Cambria Math"/>
+          <w:i w:val="false"/>
+          <w:iCs w:val="false"/>
+          <w:sz w:val="21"/>
+          <w:szCs w:val="21"/>
+        </w:rPr>
+        <w:t xml:space="preserve">⟩)</w:t>
       </w:r>
       <w:r>
         <w:rPr>
@@ -6715,76 +6971,61 @@
         <w:rPr>
           <w:rFonts w:ascii="Times New Roman" w:cs="Times New Roman" w:eastAsia="SimSun" w:hAnsi="Times New Roman"/>
         </w:rPr>
-        <w:t xml:space="preserve">在两条边际度序列固定时 </w:t>
-      </w:r>
-      <w:r>
-        <w:rPr>
-          <w:rFonts w:ascii="Cambria Math" w:eastAsia="SimSun" w:hAnsi="Cambria Math"/>
-          <w:i w:val="false"/>
-          <w:iCs w:val="false"/>
-        </w:rPr>
-        <w:t xml:space="preserve">λ</w:t>
-      </w:r>
-      <w:r>
-        <w:rPr>
-          <w:rFonts w:ascii="Cambria Math" w:eastAsia="SimSun" w:hAnsi="Cambria Math"/>
-          <w:i w:val="false"/>
-          <w:iCs w:val="false"/>
-          <w:vertAlign w:val="subscript"/>
-        </w:rPr>
-        <w:t xml:space="preserve">c</w:t>
-      </w:r>
-      <w:r>
-        <w:rPr>
-          <w:rFonts w:ascii="Times New Roman" w:cs="Times New Roman" w:eastAsia="SimSun" w:hAnsi="Times New Roman"/>
-        </w:rPr>
-        <w:t xml:space="preserve"> 是 </w:t>
-      </w:r>
-      <w:r>
-        <w:rPr>
-          <w:rFonts w:ascii="Cambria Math" w:eastAsia="SimSun" w:hAnsi="Cambria Math"/>
-          <w:i/>
-          <w:iCs/>
-        </w:rPr>
-        <w:t xml:space="preserve">r</w:t>
-      </w:r>
-      <w:r>
-        <w:rPr>
-          <w:rFonts w:ascii="Cambria Math" w:eastAsia="SimSun" w:hAnsi="Cambria Math"/>
-          <w:i w:val="false"/>
-          <w:iCs w:val="false"/>
-          <w:vertAlign w:val="subscript"/>
-        </w:rPr>
-        <w:t xml:space="preserve">io</w:t>
-      </w:r>
-      <w:r>
-        <w:rPr>
-          <w:rFonts w:ascii="Times New Roman" w:cs="Times New Roman" w:eastAsia="SimSun" w:hAnsi="Times New Roman"/>
-        </w:rPr>
-        <w:t xml:space="preserve"> 的严格减函数：正的入出度相关促进传播。这是第 VI 节 </w:t>
-      </w:r>
-      <w:r>
-        <w:rPr>
-          <w:rFonts w:ascii="Cambria Math" w:eastAsia="SimSun" w:hAnsi="Cambria Math"/>
-          <w:i/>
-          <w:iCs/>
-        </w:rPr>
-        <w:t xml:space="preserve">r</w:t>
-      </w:r>
-      <w:r>
-        <w:rPr>
-          <w:rFonts w:ascii="Cambria Math" w:eastAsia="SimSun" w:hAnsi="Cambria Math"/>
-          <w:i w:val="false"/>
-          <w:iCs w:val="false"/>
-          <w:vertAlign w:val="subscript"/>
-        </w:rPr>
-        <w:t xml:space="preserve">io</w:t>
-      </w:r>
-      <w:r>
-        <w:rPr>
-          <w:rFonts w:ascii="Times New Roman" w:cs="Times New Roman" w:eastAsia="SimSun" w:hAnsi="Times New Roman"/>
-        </w:rPr>
-        <w:t xml:space="preserve"> 扫描的定量预言。</w:t>
+        <w:t xml:space="preserve">两种数法给出同一个 </w:t>
+      </w:r>
+      <w:r>
+        <w:rPr>
+          <w:rFonts w:ascii="Cambria Math" w:eastAsia="SimSun" w:hAnsi="Cambria Math"/>
+          <w:i/>
+          <w:iCs/>
+        </w:rPr>
+        <w:t xml:space="preserve">R</w:t>
+      </w:r>
+      <w:r>
+        <w:rPr>
+          <w:rFonts w:ascii="Cambria Math" w:eastAsia="SimSun" w:hAnsi="Cambria Math"/>
+          <w:i w:val="false"/>
+          <w:iCs w:val="false"/>
+          <w:vertAlign w:val="subscript"/>
+        </w:rPr>
+        <w:t xml:space="preserve">0</w:t>
+      </w:r>
+      <w:r>
+        <w:rPr>
+          <w:rFonts w:ascii="Times New Roman" w:cs="Times New Roman" w:eastAsia="SimSun" w:hAnsi="Times New Roman"/>
+        </w:rPr>
+        <w:t xml:space="preserve">，且 </w:t>
+      </w:r>
+      <w:r>
+        <w:rPr>
+          <w:rFonts w:ascii="Cambria Math" w:eastAsia="SimSun" w:hAnsi="Cambria Math"/>
+          <w:i/>
+          <w:iCs/>
+        </w:rPr>
+        <w:t xml:space="preserve">R</w:t>
+      </w:r>
+      <w:r>
+        <w:rPr>
+          <w:rFonts w:ascii="Cambria Math" w:eastAsia="SimSun" w:hAnsi="Cambria Math"/>
+          <w:i w:val="false"/>
+          <w:iCs w:val="false"/>
+          <w:vertAlign w:val="subscript"/>
+        </w:rPr>
+        <w:t xml:space="preserve">0</w:t>
+      </w:r>
+      <w:r>
+        <w:rPr>
+          <w:rFonts w:ascii="Cambria Math" w:eastAsia="SimSun" w:hAnsi="Cambria Math"/>
+          <w:i w:val="false"/>
+          <w:iCs w:val="false"/>
+        </w:rPr>
+        <w:t xml:space="preserve">=1</w:t>
+      </w:r>
+      <w:r>
+        <w:rPr>
+          <w:rFonts w:ascii="Times New Roman" w:cs="Times New Roman" w:eastAsia="SimSun" w:hAnsi="Times New Roman"/>
+        </w:rPr>
+        <w:t xml:space="preserve"> 与 (37) 等价。</w:t>
       </w:r>
     </w:p>
     <w:p>
@@ -6794,68 +7035,13 @@
       </w:pPr>
       <w:r>
         <w:rPr>
-          <w:rFonts w:ascii="Times New Roman" w:cs="Times New Roman" w:eastAsia="SimSun" w:hAnsi="Times New Roman"/>
+          <w:rFonts w:ascii="Cambria Math" w:eastAsia="SimSun" w:hAnsi="Cambria Math"/>
           <w:b/>
           <w:bCs/>
-        </w:rPr>
-        <w:t xml:space="preserve">一个否定性推论。</w:t>
-      </w:r>
-      <w:r>
-        <w:rPr>
-          <w:rFonts w:ascii="Times New Roman" w:cs="Times New Roman" w:eastAsia="SimSun" w:hAnsi="Times New Roman"/>
-        </w:rPr>
-        <w:t xml:space="preserve"> (35) 只依赖于阶数 </w:t>
-      </w:r>
-      <w:r>
-        <w:rPr>
-          <w:rFonts w:ascii="Cambria Math" w:eastAsia="SimSun" w:hAnsi="Cambria Math"/>
-          <w:i w:val="false"/>
-          <w:iCs w:val="false"/>
-        </w:rPr>
-        <w:t xml:space="preserve">τ</w:t>
-      </w:r>
-      <w:r>
-        <w:rPr>
-          <w:rFonts w:ascii="Times New Roman" w:cs="Times New Roman" w:eastAsia="SimSun" w:hAnsi="Times New Roman"/>
-        </w:rPr>
-        <w:t xml:space="preserve"> 与双度序列（经由 </w:t>
-      </w:r>
-      <w:r>
-        <w:rPr>
-          <w:rFonts w:ascii="Cambria Math" w:eastAsia="SimSun" w:hAnsi="Cambria Math"/>
-          <w:i w:val="false"/>
-          <w:iCs w:val="false"/>
-        </w:rPr>
-        <w:t xml:space="preserve">κ</w:t>
-      </w:r>
-      <w:r>
-        <w:rPr>
-          <w:rFonts w:ascii="Times New Roman" w:cs="Times New Roman" w:eastAsia="SimSun" w:hAnsi="Times New Roman"/>
-        </w:rPr>
-        <w:t xml:space="preserve">）。II.C 的重叠 </w:t>
-      </w:r>
-      <w:r>
-        <w:rPr>
-          <w:rFonts w:ascii="Cambria Math" w:eastAsia="SimSun" w:hAnsi="Cambria Math"/>
-          <w:i w:val="false"/>
-          <w:iCs w:val="false"/>
-        </w:rPr>
-        <w:t xml:space="preserve">α</w:t>
-      </w:r>
-      <w:r>
-        <w:rPr>
-          <w:rFonts w:ascii="Cambria Math" w:eastAsia="SimSun" w:hAnsi="Cambria Math"/>
-          <w:i w:val="false"/>
-          <w:iCs w:val="false"/>
-          <w:vertAlign w:val="superscript"/>
-        </w:rPr>
-        <w:t xml:space="preserve">ab</w:t>
-      </w:r>
-      <w:r>
-        <w:rPr>
-          <w:rFonts w:ascii="Times New Roman" w:cs="Times New Roman" w:eastAsia="SimSun" w:hAnsi="Times New Roman"/>
-        </w:rPr>
-        <w:t xml:space="preserve"> 在双度序列固定时仍可自由调节，因而</w:t>
+          <w:i w:val="false"/>
+          <w:iCs w:val="false"/>
+        </w:rPr>
+        <w:t xml:space="preserve">τ=η=1</w:t>
       </w:r>
       <w:r>
         <w:rPr>
@@ -6863,105 +7049,246 @@
           <w:b/>
           <w:bCs/>
         </w:rPr>
-        <w:t xml:space="preserve">在树状闭合内 </w:t>
-      </w:r>
-      <w:r>
-        <w:rPr>
-          <w:rFonts w:ascii="Cambria Math" w:eastAsia="SimSun" w:hAnsi="Cambria Math"/>
+        <w:t xml:space="preserve"> 的退化。</w:t>
+      </w:r>
+      <w:r>
+        <w:rPr>
+          <w:rFonts w:ascii="Times New Roman" w:cs="Times New Roman" w:eastAsia="SimSun" w:hAnsi="Times New Roman"/>
+        </w:rPr>
+        <w:t xml:space="preserve"> (37) 化为 </w:t>
+      </w:r>
+      <w:r>
+        <w:rPr>
+          <w:rFonts w:ascii="Cambria Math" w:eastAsia="SimSun" w:hAnsi="Cambria Math"/>
+          <w:i w:val="false"/>
+          <w:iCs w:val="false"/>
+        </w:rPr>
+        <w:t xml:space="preserve">λ</w:t>
+      </w:r>
+      <w:r>
+        <w:rPr>
+          <w:rFonts w:ascii="Cambria Math" w:eastAsia="SimSun" w:hAnsi="Cambria Math"/>
+          <w:i w:val="false"/>
+          <w:iCs w:val="false"/>
+          <w:vertAlign w:val="subscript"/>
+        </w:rPr>
+        <w:t xml:space="preserve">c</w:t>
+      </w:r>
+      <w:r>
+        <w:rPr>
+          <w:rFonts w:ascii="Cambria Math" w:eastAsia="SimSun" w:hAnsi="Cambria Math"/>
+          <w:i w:val="false"/>
+          <w:iCs w:val="false"/>
+        </w:rPr>
+        <w:t xml:space="preserve">=[⟨</w:t>
+      </w:r>
+      <w:r>
+        <w:rPr>
+          <w:rFonts w:ascii="Cambria Math" w:eastAsia="SimSun" w:hAnsi="Cambria Math"/>
+          <w:i/>
+          <w:iCs/>
+        </w:rPr>
+        <w:t xml:space="preserve">k</w:t>
+      </w:r>
+      <w:r>
+        <w:rPr>
+          <w:rFonts w:ascii="Cambria Math" w:eastAsia="SimSun" w:hAnsi="Cambria Math"/>
+          <w:i w:val="false"/>
+          <w:iCs w:val="false"/>
+          <w:vertAlign w:val="subscript"/>
+        </w:rPr>
+        <w:t xml:space="preserve">in</w:t>
+      </w:r>
+      <w:r>
+        <w:rPr>
+          <w:rFonts w:ascii="Cambria Math" w:eastAsia="SimSun" w:hAnsi="Cambria Math"/>
+          <w:i/>
+          <w:iCs/>
+        </w:rPr>
+        <w:t xml:space="preserve">k</w:t>
+      </w:r>
+      <w:r>
+        <w:rPr>
+          <w:rFonts w:ascii="Cambria Math" w:eastAsia="SimSun" w:hAnsi="Cambria Math"/>
+          <w:i w:val="false"/>
+          <w:iCs w:val="false"/>
+          <w:vertAlign w:val="subscript"/>
+        </w:rPr>
+        <w:t xml:space="preserve">out</w:t>
+      </w:r>
+      <w:r>
+        <w:rPr>
+          <w:rFonts w:ascii="Cambria Math" w:eastAsia="SimSun" w:hAnsi="Cambria Math"/>
+          <w:i w:val="false"/>
+          <w:iCs w:val="false"/>
+        </w:rPr>
+        <w:t xml:space="preserve">⟩/⟨</w:t>
+      </w:r>
+      <w:r>
+        <w:rPr>
+          <w:rFonts w:ascii="Cambria Math" w:eastAsia="SimSun" w:hAnsi="Cambria Math"/>
+          <w:i/>
+          <w:iCs/>
+        </w:rPr>
+        <w:t xml:space="preserve">k</w:t>
+      </w:r>
+      <w:r>
+        <w:rPr>
+          <w:rFonts w:ascii="Cambria Math" w:eastAsia="SimSun" w:hAnsi="Cambria Math"/>
+          <w:i w:val="false"/>
+          <w:iCs w:val="false"/>
+          <w:vertAlign w:val="subscript"/>
+        </w:rPr>
+        <w:t xml:space="preserve">out</w:t>
+      </w:r>
+      <w:r>
+        <w:rPr>
+          <w:rFonts w:ascii="Cambria Math" w:eastAsia="SimSun" w:hAnsi="Cambria Math"/>
+          <w:i w:val="false"/>
+          <w:iCs w:val="false"/>
+        </w:rPr>
+        <w:t xml:space="preserve">⟩-1]</w:t>
+      </w:r>
+      <w:r>
+        <w:rPr>
+          <w:rFonts w:ascii="Cambria Math" w:eastAsia="SimSun" w:hAnsi="Cambria Math"/>
+          <w:i w:val="false"/>
+          <w:iCs w:val="false"/>
+          <w:vertAlign w:val="superscript"/>
+        </w:rPr>
+        <w:t xml:space="preserve">-1</w:t>
+      </w:r>
+      <w:r>
+        <w:rPr>
+          <w:rFonts w:ascii="Times New Roman" w:cs="Times New Roman" w:eastAsia="SimSun" w:hAnsi="Times New Roman"/>
+        </w:rPr>
+        <w:t xml:space="preserve">，即有向随机图上 SIR 的已知阈值 [3, 4]。需要强调，令 </w:t>
+      </w:r>
+      <w:r>
+        <w:rPr>
+          <w:rFonts w:ascii="Cambria Math" w:eastAsia="SimSun" w:hAnsi="Cambria Math"/>
+          <w:i/>
+          <w:iCs/>
+        </w:rPr>
+        <w:t xml:space="preserve">k</w:t>
+      </w:r>
+      <w:r>
+        <w:rPr>
+          <w:rFonts w:ascii="Cambria Math" w:eastAsia="SimSun" w:hAnsi="Cambria Math"/>
+          <w:i w:val="false"/>
+          <w:iCs w:val="false"/>
+          <w:vertAlign w:val="subscript"/>
+        </w:rPr>
+        <w:t xml:space="preserve">in</w:t>
+      </w:r>
+      <w:r>
+        <w:rPr>
+          <w:rFonts w:ascii="Cambria Math" w:eastAsia="SimSun" w:hAnsi="Cambria Math"/>
+          <w:i w:val="false"/>
+          <w:iCs w:val="false"/>
+        </w:rPr>
+        <w:t xml:space="preserve">=</w:t>
+      </w:r>
+      <w:r>
+        <w:rPr>
+          <w:rFonts w:ascii="Cambria Math" w:eastAsia="SimSun" w:hAnsi="Cambria Math"/>
+          <w:i/>
+          <w:iCs/>
+        </w:rPr>
+        <w:t xml:space="preserve">k</w:t>
+      </w:r>
+      <w:r>
+        <w:rPr>
+          <w:rFonts w:ascii="Cambria Math" w:eastAsia="SimSun" w:hAnsi="Cambria Math"/>
+          <w:i w:val="false"/>
+          <w:iCs w:val="false"/>
+          <w:vertAlign w:val="subscript"/>
+        </w:rPr>
+        <w:t xml:space="preserve">out</w:t>
+      </w:r>
+      <w:r>
+        <w:rPr>
+          <w:rFonts w:ascii="Times New Roman" w:cs="Times New Roman" w:eastAsia="SimSun" w:hAnsi="Times New Roman"/>
+        </w:rPr>
+        <w:t xml:space="preserve"> 并</w:t>
+      </w:r>
+      <w:r>
+        <w:rPr>
+          <w:rFonts w:ascii="Times New Roman" w:cs="Times New Roman" w:eastAsia="SimSun" w:hAnsi="Times New Roman"/>
           <w:b/>
           <w:bCs/>
-          <w:i w:val="false"/>
-          <w:iCs w:val="false"/>
-        </w:rPr>
-        <w:t xml:space="preserve">λ</w:t>
-      </w:r>
-      <w:r>
-        <w:rPr>
-          <w:rFonts w:ascii="Cambria Math" w:eastAsia="SimSun" w:hAnsi="Cambria Math"/>
-          <w:b/>
-          <w:bCs/>
-          <w:i w:val="false"/>
-          <w:iCs w:val="false"/>
-          <w:vertAlign w:val="subscript"/>
-        </w:rPr>
-        <w:t xml:space="preserve">c</w:t>
-      </w:r>
-      <w:r>
-        <w:rPr>
-          <w:rFonts w:ascii="Times New Roman" w:cs="Times New Roman" w:eastAsia="SimSun" w:hAnsi="Times New Roman"/>
-          <w:b/>
-          <w:bCs/>
-        </w:rPr>
-        <w:t xml:space="preserve"> 与 </w:t>
-      </w:r>
-      <w:r>
-        <w:rPr>
-          <w:rFonts w:ascii="Cambria Math" w:eastAsia="SimSun" w:hAnsi="Cambria Math"/>
-          <w:b/>
-          <w:bCs/>
-          <w:i w:val="false"/>
-          <w:iCs w:val="false"/>
-        </w:rPr>
-        <w:t xml:space="preserve">α</w:t>
-      </w:r>
-      <w:r>
-        <w:rPr>
-          <w:rFonts w:ascii="Times New Roman" w:cs="Times New Roman" w:eastAsia="SimSun" w:hAnsi="Times New Roman"/>
-          <w:b/>
-          <w:bCs/>
-        </w:rPr>
-        <w:t xml:space="preserve"> 无关</w:t>
-      </w:r>
-      <w:r>
-        <w:rPr>
-          <w:rFonts w:ascii="Times New Roman" w:cs="Times New Roman" w:eastAsia="SimSun" w:hAnsi="Times New Roman"/>
-        </w:rPr>
-        <w:t xml:space="preserve">。这不是疏漏而是可检验的预言：重叠恰好度量超边之间共享节点的程度，也就是 (H1) 所排除的短回路。第 VI 节若测得阈值随 </w:t>
-      </w:r>
-      <w:r>
-        <w:rPr>
-          <w:rFonts w:ascii="Cambria Math" w:eastAsia="SimSun" w:hAnsi="Cambria Math"/>
-          <w:i w:val="false"/>
-          <w:iCs w:val="false"/>
-        </w:rPr>
-        <w:t xml:space="preserve">α</w:t>
-      </w:r>
-      <w:r>
-        <w:rPr>
-          <w:rFonts w:ascii="Times New Roman" w:cs="Times New Roman" w:eastAsia="SimSun" w:hAnsi="Times New Roman"/>
-        </w:rPr>
-        <w:t xml:space="preserve"> 移动，其幅度即为树状闭合失效的定量刻度；若测不到，则 </w:t>
-      </w:r>
-      <w:r>
-        <w:rPr>
-          <w:rFonts w:ascii="Cambria Math" w:eastAsia="SimSun" w:hAnsi="Cambria Math"/>
-          <w:i w:val="false"/>
-          <w:iCs w:val="false"/>
-        </w:rPr>
-        <w:t xml:space="preserve">α</w:t>
-      </w:r>
-      <w:r>
-        <w:rPr>
-          <w:rFonts w:ascii="Times New Roman" w:cs="Times New Roman" w:eastAsia="SimSun" w:hAnsi="Times New Roman"/>
-        </w:rPr>
-        <w:t xml:space="preserve"> 的作用只体现在阈值以外的量上。无论哪一种结果，都是有内容的。</w:t>
-      </w:r>
-    </w:p>
-    <w:p>
-      <w:pPr>
-        <w:pStyle w:val="Heading2"/>
-        <w:spacing w:after="160" w:before="300"/>
-      </w:pPr>
-      <w:r>
-        <w:rPr>
-          <w:rFonts w:ascii="Times New Roman" w:cs="Times New Roman" w:eastAsia="SimSun" w:hAnsi="Times New Roman"/>
-          <w:b/>
-          <w:bCs/>
-          <w:color w:val="1A1A1A"/>
-          <w:sz w:val="26"/>
-          <w:szCs w:val="26"/>
-        </w:rPr>
-        <w:t xml:space="preserve">D. 与均场闭合的比较</w:t>
+        </w:rPr>
+        <w:t xml:space="preserve">不</w:t>
+      </w:r>
+      <w:r>
+        <w:rPr>
+          <w:rFonts w:ascii="Times New Roman" w:cs="Times New Roman" w:eastAsia="SimSun" w:hAnsi="Times New Roman"/>
+        </w:rPr>
+        <w:t xml:space="preserve">回到无向网络的结果：无向情形的余度相减源于"来路那条边不可再用"，而有向情形下来路超边根本不在 </w:t>
+      </w:r>
+      <w:r>
+        <w:rPr>
+          <w:rFonts w:ascii="Cambria Math" w:eastAsia="SimSun" w:hAnsi="Cambria Math"/>
+          <w:i/>
+          <w:iCs/>
+        </w:rPr>
+        <w:t xml:space="preserve">v</w:t>
+      </w:r>
+      <w:r>
+        <w:rPr>
+          <w:rFonts w:ascii="Times New Roman" w:cs="Times New Roman" w:eastAsia="SimSun" w:hAnsi="Times New Roman"/>
+        </w:rPr>
+        <w:t xml:space="preserve"> 的入超边之列。(37) 分母中的 </w:t>
+      </w:r>
+      <w:r>
+        <w:rPr>
+          <w:rFonts w:ascii="Cambria Math" w:eastAsia="SimSun" w:hAnsi="Cambria Math"/>
+          <w:i w:val="false"/>
+          <w:iCs w:val="false"/>
+        </w:rPr>
+        <w:t xml:space="preserve">-1</w:t>
+      </w:r>
+      <w:r>
+        <w:rPr>
+          <w:rFonts w:ascii="Times New Roman" w:cs="Times New Roman" w:eastAsia="SimSun" w:hAnsi="Times New Roman"/>
+        </w:rPr>
+        <w:t xml:space="preserve"> 来自 </w:t>
+      </w:r>
+      <w:r>
+        <w:rPr>
+          <w:rFonts w:ascii="Cambria Math" w:eastAsia="SimSun" w:hAnsi="Cambria Math"/>
+          <w:i/>
+          <w:iCs/>
+        </w:rPr>
+        <w:t xml:space="preserve">T</w:t>
+      </w:r>
+      <w:r>
+        <w:rPr>
+          <w:rFonts w:ascii="Cambria Math" w:eastAsia="SimSun" w:hAnsi="Cambria Math"/>
+          <w:i w:val="false"/>
+          <w:iCs w:val="false"/>
+        </w:rPr>
+        <w:t xml:space="preserve">=β/(β+μ)</w:t>
+      </w:r>
+      <w:r>
+        <w:rPr>
+          <w:rFonts w:ascii="Times New Roman" w:cs="Times New Roman" w:eastAsia="SimSun" w:hAnsi="Times New Roman"/>
+        </w:rPr>
+        <w:t xml:space="preserve"> 里的 </w:t>
+      </w:r>
+      <w:r>
+        <w:rPr>
+          <w:rFonts w:ascii="Cambria Math" w:eastAsia="SimSun" w:hAnsi="Cambria Math"/>
+          <w:i w:val="false"/>
+          <w:iCs w:val="false"/>
+        </w:rPr>
+        <w:t xml:space="preserve">β</w:t>
+      </w:r>
+      <w:r>
+        <w:rPr>
+          <w:rFonts w:ascii="Times New Roman" w:cs="Times New Roman" w:eastAsia="SimSun" w:hAnsi="Times New Roman"/>
+        </w:rPr>
+        <w:t xml:space="preserve">，与余度无关。两者是不同的结构，不应混为一谈。</w:t>
       </w:r>
     </w:p>
     <w:p>
@@ -6972,107 +7299,53 @@
       <w:r>
         <w:rPr>
           <w:rFonts w:ascii="Times New Roman" w:cs="Times New Roman" w:eastAsia="SimSun" w:hAnsi="Times New Roman"/>
-        </w:rPr>
-        <w:t xml:space="preserve">同一模型的度均场闭合是：设节点 </w:t>
-      </w:r>
-      <w:r>
-        <w:rPr>
-          <w:rFonts w:ascii="Cambria Math" w:eastAsia="SimSun" w:hAnsi="Cambria Math"/>
-          <w:i/>
-          <w:iCs/>
-        </w:rPr>
-        <w:t xml:space="preserve">v</w:t>
-      </w:r>
-      <w:r>
-        <w:rPr>
-          <w:rFonts w:ascii="Times New Roman" w:cs="Times New Roman" w:eastAsia="SimSun" w:hAnsi="Times New Roman"/>
-        </w:rPr>
-        <w:t xml:space="preserve"> 的感染概率为 </w:t>
-      </w:r>
-      <w:r>
-        <w:rPr>
-          <w:rFonts w:ascii="Cambria Math" w:eastAsia="SimSun" w:hAnsi="Cambria Math"/>
-          <w:i/>
-          <w:iCs/>
-        </w:rPr>
-        <w:t xml:space="preserve">i</w:t>
-      </w:r>
-      <w:r>
-        <w:rPr>
-          <w:rFonts w:ascii="Cambria Math" w:eastAsia="SimSun" w:hAnsi="Cambria Math"/>
-          <w:i w:val="false"/>
-          <w:iCs w:val="false"/>
-          <w:vertAlign w:val="subscript"/>
-        </w:rPr>
-        <w:t xml:space="preserve">v</w:t>
-      </w:r>
-      <w:r>
-        <w:rPr>
-          <w:rFonts w:ascii="Times New Roman" w:cs="Times New Roman" w:eastAsia="SimSun" w:hAnsi="Times New Roman"/>
-        </w:rPr>
-        <w:t xml:space="preserve">，把其入超边的激活概率取为系综平均 </w:t>
-      </w:r>
-      <w:r>
-        <w:rPr>
-          <w:rFonts w:ascii="Cambria Math" w:eastAsia="SimSun" w:hAnsi="Cambria Math"/>
-          <w:i w:val="false"/>
-          <w:iCs w:val="false"/>
-        </w:rPr>
-        <w:t xml:space="preserve">Θ=1-(1-φ)</w:t>
-      </w:r>
-      <w:r>
-        <w:rPr>
-          <w:rFonts w:ascii="Cambria Math" w:eastAsia="SimSun" w:hAnsi="Cambria Math"/>
-          <w:i w:val="false"/>
-          <w:iCs w:val="false"/>
-          <w:vertAlign w:val="superscript"/>
-        </w:rPr>
-        <w:t xml:space="preserve">τ</w:t>
-      </w:r>
-      <w:r>
-        <w:rPr>
-          <w:rFonts w:ascii="Times New Roman" w:cs="Times New Roman" w:eastAsia="SimSun" w:hAnsi="Times New Roman"/>
-        </w:rPr>
-        <w:t xml:space="preserve">（</w:t>
-      </w:r>
-      <w:r>
-        <w:rPr>
-          <w:rFonts w:ascii="Cambria Math" w:eastAsia="SimSun" w:hAnsi="Cambria Math"/>
-          <w:i w:val="false"/>
-          <w:iCs w:val="false"/>
-        </w:rPr>
-        <w:t xml:space="preserve">θ=1</w:t>
-      </w:r>
-      <w:r>
-        <w:rPr>
-          <w:rFonts w:ascii="Times New Roman" w:cs="Times New Roman" w:eastAsia="SimSun" w:hAnsi="Times New Roman"/>
-        </w:rPr>
-        <w:t xml:space="preserve">），其中 </w:t>
-      </w:r>
-      <w:r>
-        <w:rPr>
-          <w:rFonts w:ascii="Cambria Math" w:eastAsia="SimSun" w:hAnsi="Cambria Math"/>
-          <w:i w:val="false"/>
-          <w:iCs w:val="false"/>
-        </w:rPr>
-        <w:t xml:space="preserve">φ=Σ</w:t>
-      </w:r>
-      <w:r>
-        <w:rPr>
-          <w:rFonts w:ascii="Cambria Math" w:eastAsia="SimSun" w:hAnsi="Cambria Math"/>
-          <w:i w:val="false"/>
-          <w:iCs w:val="false"/>
-          <w:vertAlign w:val="subscript"/>
-        </w:rPr>
-        <w:t xml:space="preserve">v</w:t>
-      </w:r>
-      <w:r>
-        <w:rPr>
-          <w:rFonts w:ascii="Cambria Math" w:eastAsia="SimSun" w:hAnsi="Cambria Math"/>
-          <w:i w:val="false"/>
-          <w:iCs w:val="false"/>
-        </w:rPr>
-        <w:t xml:space="preserve"> </w:t>
+          <w:b/>
+          <w:bCs/>
+        </w:rPr>
+        <w:t xml:space="preserve">阈值对 </w:t>
+      </w:r>
+      <w:r>
+        <w:rPr>
+          <w:rFonts w:ascii="Cambria Math" w:eastAsia="SimSun" w:hAnsi="Cambria Math"/>
+          <w:b/>
+          <w:bCs/>
+          <w:i/>
+          <w:iCs/>
+        </w:rPr>
+        <w:t xml:space="preserve">r</w:t>
+      </w:r>
+      <w:r>
+        <w:rPr>
+          <w:rFonts w:ascii="Cambria Math" w:eastAsia="SimSun" w:hAnsi="Cambria Math"/>
+          <w:b/>
+          <w:bCs/>
+          <w:i w:val="false"/>
+          <w:iCs w:val="false"/>
+          <w:vertAlign w:val="subscript"/>
+        </w:rPr>
+        <w:t xml:space="preserve">io</w:t>
+      </w:r>
+      <w:r>
+        <w:rPr>
+          <w:rFonts w:ascii="Times New Roman" w:cs="Times New Roman" w:eastAsia="SimSun" w:hAnsi="Times New Roman"/>
+          <w:b/>
+          <w:bCs/>
+        </w:rPr>
+        <w:t xml:space="preserve"> 的依赖。</w:t>
+      </w:r>
+      <w:r>
+        <w:rPr>
+          <w:rFonts w:ascii="Times New Roman" w:cs="Times New Roman" w:eastAsia="SimSun" w:hAnsi="Times New Roman"/>
+        </w:rPr>
+        <w:t xml:space="preserve"> 由 </w:t>
+      </w:r>
+      <w:r>
+        <w:rPr>
+          <w:rFonts w:ascii="Cambria Math" w:eastAsia="SimSun" w:hAnsi="Cambria Math"/>
+          <w:i w:val="false"/>
+          <w:iCs w:val="false"/>
+        </w:rPr>
+        <w:t xml:space="preserve">⟨</w:t>
       </w:r>
       <w:r>
         <w:rPr>
@@ -7089,6 +7362,23 @@
           <w:iCs w:val="false"/>
           <w:vertAlign w:val="subscript"/>
         </w:rPr>
+        <w:t xml:space="preserve">in</w:t>
+      </w:r>
+      <w:r>
+        <w:rPr>
+          <w:rFonts w:ascii="Cambria Math" w:eastAsia="SimSun" w:hAnsi="Cambria Math"/>
+          <w:i/>
+          <w:iCs/>
+        </w:rPr>
+        <w:t xml:space="preserve">k</w:t>
+      </w:r>
+      <w:r>
+        <w:rPr>
+          <w:rFonts w:ascii="Cambria Math" w:eastAsia="SimSun" w:hAnsi="Cambria Math"/>
+          <w:i w:val="false"/>
+          <w:iCs w:val="false"/>
+          <w:vertAlign w:val="subscript"/>
+        </w:rPr>
         <w:t xml:space="preserve">out</w:t>
       </w:r>
       <w:r>
@@ -7097,65 +7387,7 @@
           <w:i w:val="false"/>
           <w:iCs w:val="false"/>
         </w:rPr>
-        <w:t xml:space="preserve">(</w:t>
-      </w:r>
-      <w:r>
-        <w:rPr>
-          <w:rFonts w:ascii="Cambria Math" w:eastAsia="SimSun" w:hAnsi="Cambria Math"/>
-          <w:i/>
-          <w:iCs/>
-        </w:rPr>
-        <w:t xml:space="preserve">v</w:t>
-      </w:r>
-      <w:r>
-        <w:rPr>
-          <w:rFonts w:ascii="Cambria Math" w:eastAsia="SimSun" w:hAnsi="Cambria Math"/>
-          <w:i w:val="false"/>
-          <w:iCs w:val="false"/>
-        </w:rPr>
-        <w:t xml:space="preserve">)</w:t>
-      </w:r>
-      <w:r>
-        <w:rPr>
-          <w:rFonts w:ascii="Cambria Math" w:eastAsia="SimSun" w:hAnsi="Cambria Math"/>
-          <w:i/>
-          <w:iCs/>
-        </w:rPr>
-        <w:t xml:space="preserve">i</w:t>
-      </w:r>
-      <w:r>
-        <w:rPr>
-          <w:rFonts w:ascii="Cambria Math" w:eastAsia="SimSun" w:hAnsi="Cambria Math"/>
-          <w:i w:val="false"/>
-          <w:iCs w:val="false"/>
-          <w:vertAlign w:val="subscript"/>
-        </w:rPr>
-        <w:t xml:space="preserve">v</w:t>
-      </w:r>
-      <w:r>
-        <w:rPr>
-          <w:rFonts w:ascii="Cambria Math" w:eastAsia="SimSun" w:hAnsi="Cambria Math"/>
-          <w:i w:val="false"/>
-          <w:iCs w:val="false"/>
-        </w:rPr>
-        <w:t xml:space="preserve">/Σ</w:t>
-      </w:r>
-      <w:r>
-        <w:rPr>
-          <w:rFonts w:ascii="Cambria Math" w:eastAsia="SimSun" w:hAnsi="Cambria Math"/>
-          <w:i w:val="false"/>
-          <w:iCs w:val="false"/>
-          <w:vertAlign w:val="subscript"/>
-        </w:rPr>
-        <w:t xml:space="preserve">v</w:t>
-      </w:r>
-      <w:r>
-        <w:rPr>
-          <w:rFonts w:ascii="Cambria Math" w:eastAsia="SimSun" w:hAnsi="Cambria Math"/>
-          <w:i w:val="false"/>
-          <w:iCs w:val="false"/>
-        </w:rPr>
-        <w:t xml:space="preserve"> </w:t>
+        <w:t xml:space="preserve">⟩=⟨</w:t>
       </w:r>
       <w:r>
         <w:rPr>
@@ -7172,6 +7404,31 @@
           <w:iCs w:val="false"/>
           <w:vertAlign w:val="subscript"/>
         </w:rPr>
+        <w:t xml:space="preserve">in</w:t>
+      </w:r>
+      <w:r>
+        <w:rPr>
+          <w:rFonts w:ascii="Cambria Math" w:eastAsia="SimSun" w:hAnsi="Cambria Math"/>
+          <w:i w:val="false"/>
+          <w:iCs w:val="false"/>
+        </w:rPr>
+        <w:t xml:space="preserve">⟩⟨</w:t>
+      </w:r>
+      <w:r>
+        <w:rPr>
+          <w:rFonts w:ascii="Cambria Math" w:eastAsia="SimSun" w:hAnsi="Cambria Math"/>
+          <w:i/>
+          <w:iCs/>
+        </w:rPr>
+        <w:t xml:space="preserve">k</w:t>
+      </w:r>
+      <w:r>
+        <w:rPr>
+          <w:rFonts w:ascii="Cambria Math" w:eastAsia="SimSun" w:hAnsi="Cambria Math"/>
+          <w:i w:val="false"/>
+          <w:iCs w:val="false"/>
+          <w:vertAlign w:val="subscript"/>
+        </w:rPr>
         <w:t xml:space="preserve">out</w:t>
       </w:r>
       <w:r>
@@ -7180,29 +7437,64 @@
           <w:i w:val="false"/>
           <w:iCs w:val="false"/>
         </w:rPr>
-        <w:t xml:space="preserve">(</w:t>
-      </w:r>
-      <w:r>
-        <w:rPr>
-          <w:rFonts w:ascii="Cambria Math" w:eastAsia="SimSun" w:hAnsi="Cambria Math"/>
-          <w:i/>
-          <w:iCs/>
-        </w:rPr>
-        <w:t xml:space="preserve">v</w:t>
-      </w:r>
-      <w:r>
-        <w:rPr>
-          <w:rFonts w:ascii="Cambria Math" w:eastAsia="SimSun" w:hAnsi="Cambria Math"/>
-          <w:i w:val="false"/>
-          <w:iCs w:val="false"/>
-        </w:rPr>
-        <w:t xml:space="preserve">)</w:t>
-      </w:r>
-      <w:r>
-        <w:rPr>
-          <w:rFonts w:ascii="Times New Roman" w:cs="Times New Roman" w:eastAsia="SimSun" w:hAnsi="Times New Roman"/>
-        </w:rPr>
-        <w:t xml:space="preserve"> 为尾槽被感染节点占据的比例，则</w:t>
+        <w:t xml:space="preserve">⟩+</w:t>
+      </w:r>
+      <w:r>
+        <w:rPr>
+          <w:rFonts w:ascii="Cambria Math" w:eastAsia="SimSun" w:hAnsi="Cambria Math"/>
+          <w:i/>
+          <w:iCs/>
+        </w:rPr>
+        <w:t xml:space="preserve">r</w:t>
+      </w:r>
+      <w:r>
+        <w:rPr>
+          <w:rFonts w:ascii="Cambria Math" w:eastAsia="SimSun" w:hAnsi="Cambria Math"/>
+          <w:i w:val="false"/>
+          <w:iCs w:val="false"/>
+          <w:vertAlign w:val="subscript"/>
+        </w:rPr>
+        <w:t xml:space="preserve">io</w:t>
+      </w:r>
+      <w:r>
+        <w:rPr>
+          <w:rFonts w:ascii="Cambria Math" w:eastAsia="SimSun" w:hAnsi="Cambria Math"/>
+          <w:i w:val="false"/>
+          <w:iCs w:val="false"/>
+        </w:rPr>
+        <w:t xml:space="preserve">σ</w:t>
+      </w:r>
+      <w:r>
+        <w:rPr>
+          <w:rFonts w:ascii="Cambria Math" w:eastAsia="SimSun" w:hAnsi="Cambria Math"/>
+          <w:i w:val="false"/>
+          <w:iCs w:val="false"/>
+          <w:vertAlign w:val="subscript"/>
+        </w:rPr>
+        <w:t xml:space="preserve">k_in</w:t>
+      </w:r>
+      <w:r>
+        <w:rPr>
+          <w:rFonts w:ascii="Cambria Math" w:eastAsia="SimSun" w:hAnsi="Cambria Math"/>
+          <w:i w:val="false"/>
+          <w:iCs w:val="false"/>
+        </w:rPr>
+        <w:t xml:space="preserve">σ</w:t>
+      </w:r>
+      <w:r>
+        <w:rPr>
+          <w:rFonts w:ascii="Cambria Math" w:eastAsia="SimSun" w:hAnsi="Cambria Math"/>
+          <w:i w:val="false"/>
+          <w:iCs w:val="false"/>
+          <w:vertAlign w:val="subscript"/>
+        </w:rPr>
+        <w:t xml:space="preserve">k_out</w:t>
+      </w:r>
+      <w:r>
+        <w:rPr>
+          <w:rFonts w:ascii="Times New Roman" w:cs="Times New Roman" w:eastAsia="SimSun" w:hAnsi="Times New Roman"/>
+        </w:rPr>
+        <w:t xml:space="preserve"> 与握手关系 (3)，</w:t>
       </w:r>
     </w:p>
     <w:p>
@@ -7223,43 +7515,12 @@
       <w:r>
         <w:rPr>
           <w:rFonts w:ascii="Cambria Math" w:eastAsia="SimSun" w:hAnsi="Cambria Math"/>
-          <w:i/>
-          <w:iCs/>
-          <w:sz w:val="21"/>
-          <w:szCs w:val="21"/>
-        </w:rPr>
-        <w:t xml:space="preserve">s</w:t>
-      </w:r>
-      <w:r>
-        <w:rPr>
-          <w:rFonts w:ascii="Cambria Math" w:eastAsia="SimSun" w:hAnsi="Cambria Math"/>
-          <w:i w:val="false"/>
-          <w:iCs w:val="false"/>
-          <w:sz w:val="21"/>
-          <w:szCs w:val="21"/>
-        </w:rPr>
-        <w:t xml:space="preserve">̇</w:t>
-      </w:r>
-      <w:r>
-        <w:rPr>
-          <w:rFonts w:ascii="Cambria Math" w:eastAsia="SimSun" w:hAnsi="Cambria Math"/>
-          <w:i w:val="false"/>
-          <w:iCs w:val="false"/>
-          <w:sz w:val="21"/>
-          <w:szCs w:val="21"/>
-          <w:vertAlign w:val="subscript"/>
-        </w:rPr>
-        <w:t xml:space="preserve">v</w:t>
-      </w:r>
-      <w:r>
-        <w:rPr>
-          <w:rFonts w:ascii="Cambria Math" w:eastAsia="SimSun" w:hAnsi="Cambria Math"/>
-          <w:i w:val="false"/>
-          <w:iCs w:val="false"/>
-          <w:sz w:val="21"/>
-          <w:szCs w:val="21"/>
-        </w:rPr>
-        <w:t xml:space="preserve">=-β </w:t>
+          <w:i w:val="false"/>
+          <w:iCs w:val="false"/>
+          <w:sz w:val="21"/>
+          <w:szCs w:val="21"/>
+        </w:rPr>
+        <w:t xml:space="preserve">τκ=τ⟨</w:t>
       </w:r>
       <w:r>
         <w:rPr>
@@ -7290,202 +7551,110 @@
           <w:sz w:val="21"/>
           <w:szCs w:val="21"/>
         </w:rPr>
-        <w:t xml:space="preserve">(</w:t>
-      </w:r>
-      <w:r>
-        <w:rPr>
-          <w:rFonts w:ascii="Cambria Math" w:eastAsia="SimSun" w:hAnsi="Cambria Math"/>
-          <w:i/>
-          <w:iCs/>
-          <w:sz w:val="21"/>
-          <w:szCs w:val="21"/>
-        </w:rPr>
-        <w:t xml:space="preserve">v</w:t>
-      </w:r>
-      <w:r>
-        <w:rPr>
-          <w:rFonts w:ascii="Cambria Math" w:eastAsia="SimSun" w:hAnsi="Cambria Math"/>
-          <w:i w:val="false"/>
-          <w:iCs w:val="false"/>
-          <w:sz w:val="21"/>
-          <w:szCs w:val="21"/>
-        </w:rPr>
-        <w:t xml:space="preserve">) Θ </w:t>
-      </w:r>
-      <w:r>
-        <w:rPr>
-          <w:rFonts w:ascii="Cambria Math" w:eastAsia="SimSun" w:hAnsi="Cambria Math"/>
-          <w:i/>
-          <w:iCs/>
-          <w:sz w:val="21"/>
-          <w:szCs w:val="21"/>
-        </w:rPr>
-        <w:t xml:space="preserve">s</w:t>
-      </w:r>
-      <w:r>
-        <w:rPr>
-          <w:rFonts w:ascii="Cambria Math" w:eastAsia="SimSun" w:hAnsi="Cambria Math"/>
-          <w:i w:val="false"/>
-          <w:iCs w:val="false"/>
-          <w:sz w:val="21"/>
-          <w:szCs w:val="21"/>
-          <w:vertAlign w:val="subscript"/>
-        </w:rPr>
-        <w:t xml:space="preserve">v</w:t>
-      </w:r>
-      <w:r>
-        <w:rPr>
-          <w:rFonts w:ascii="Cambria Math" w:eastAsia="SimSun" w:hAnsi="Cambria Math"/>
-          <w:i w:val="false"/>
-          <w:iCs w:val="false"/>
-          <w:sz w:val="21"/>
-          <w:szCs w:val="21"/>
-        </w:rPr>
-        <w:t xml:space="preserve">,  </w:t>
-      </w:r>
-      <w:r>
-        <w:rPr>
-          <w:rFonts w:ascii="Cambria Math" w:eastAsia="SimSun" w:hAnsi="Cambria Math"/>
-          <w:i/>
-          <w:iCs/>
-          <w:sz w:val="21"/>
-          <w:szCs w:val="21"/>
-        </w:rPr>
-        <w:t xml:space="preserve">i</w:t>
-      </w:r>
-      <w:r>
-        <w:rPr>
-          <w:rFonts w:ascii="Cambria Math" w:eastAsia="SimSun" w:hAnsi="Cambria Math"/>
-          <w:i w:val="false"/>
-          <w:iCs w:val="false"/>
-          <w:sz w:val="21"/>
-          <w:szCs w:val="21"/>
-        </w:rPr>
-        <w:t xml:space="preserve">̇</w:t>
-      </w:r>
-      <w:r>
-        <w:rPr>
-          <w:rFonts w:ascii="Cambria Math" w:eastAsia="SimSun" w:hAnsi="Cambria Math"/>
-          <w:i w:val="false"/>
-          <w:iCs w:val="false"/>
-          <w:sz w:val="21"/>
-          <w:szCs w:val="21"/>
-          <w:vertAlign w:val="subscript"/>
-        </w:rPr>
-        <w:t xml:space="preserve">v</w:t>
-      </w:r>
-      <w:r>
-        <w:rPr>
-          <w:rFonts w:ascii="Cambria Math" w:eastAsia="SimSun" w:hAnsi="Cambria Math"/>
-          <w:i w:val="false"/>
-          <w:iCs w:val="false"/>
-          <w:sz w:val="21"/>
-          <w:szCs w:val="21"/>
-        </w:rPr>
-        <w:t xml:space="preserve">=β </w:t>
-      </w:r>
-      <w:r>
-        <w:rPr>
-          <w:rFonts w:ascii="Cambria Math" w:eastAsia="SimSun" w:hAnsi="Cambria Math"/>
-          <w:i/>
-          <w:iCs/>
-          <w:sz w:val="21"/>
-          <w:szCs w:val="21"/>
-        </w:rPr>
-        <w:t xml:space="preserve">k</w:t>
-      </w:r>
-      <w:r>
-        <w:rPr>
-          <w:rFonts w:ascii="Cambria Math" w:eastAsia="SimSun" w:hAnsi="Cambria Math"/>
-          <w:i w:val="false"/>
-          <w:iCs w:val="false"/>
-          <w:sz w:val="21"/>
-          <w:szCs w:val="21"/>
-          <w:vertAlign w:val="subscript"/>
-        </w:rPr>
-        <w:t xml:space="preserve">in</w:t>
-      </w:r>
-      <w:r>
-        <w:rPr>
-          <w:rFonts w:ascii="Cambria Math" w:eastAsia="SimSun" w:hAnsi="Cambria Math"/>
-          <w:i w:val="false"/>
-          <w:iCs w:val="false"/>
-          <w:sz w:val="21"/>
-          <w:szCs w:val="21"/>
-        </w:rPr>
-        <w:t xml:space="preserve">(</w:t>
-      </w:r>
-      <w:r>
-        <w:rPr>
-          <w:rFonts w:ascii="Cambria Math" w:eastAsia="SimSun" w:hAnsi="Cambria Math"/>
-          <w:i/>
-          <w:iCs/>
-          <w:sz w:val="21"/>
-          <w:szCs w:val="21"/>
-        </w:rPr>
-        <w:t xml:space="preserve">v</w:t>
-      </w:r>
-      <w:r>
-        <w:rPr>
-          <w:rFonts w:ascii="Cambria Math" w:eastAsia="SimSun" w:hAnsi="Cambria Math"/>
-          <w:i w:val="false"/>
-          <w:iCs w:val="false"/>
-          <w:sz w:val="21"/>
-          <w:szCs w:val="21"/>
-        </w:rPr>
-        <w:t xml:space="preserve">) Θ </w:t>
-      </w:r>
-      <w:r>
-        <w:rPr>
-          <w:rFonts w:ascii="Cambria Math" w:eastAsia="SimSun" w:hAnsi="Cambria Math"/>
-          <w:i/>
-          <w:iCs/>
-          <w:sz w:val="21"/>
-          <w:szCs w:val="21"/>
-        </w:rPr>
-        <w:t xml:space="preserve">s</w:t>
-      </w:r>
-      <w:r>
-        <w:rPr>
-          <w:rFonts w:ascii="Cambria Math" w:eastAsia="SimSun" w:hAnsi="Cambria Math"/>
-          <w:i w:val="false"/>
-          <w:iCs w:val="false"/>
-          <w:sz w:val="21"/>
-          <w:szCs w:val="21"/>
-          <w:vertAlign w:val="subscript"/>
-        </w:rPr>
-        <w:t xml:space="preserve">v</w:t>
-      </w:r>
-      <w:r>
-        <w:rPr>
-          <w:rFonts w:ascii="Cambria Math" w:eastAsia="SimSun" w:hAnsi="Cambria Math"/>
-          <w:i w:val="false"/>
-          <w:iCs w:val="false"/>
-          <w:sz w:val="21"/>
-          <w:szCs w:val="21"/>
-        </w:rPr>
-        <w:t xml:space="preserve">-μ </w:t>
-      </w:r>
-      <w:r>
-        <w:rPr>
-          <w:rFonts w:ascii="Cambria Math" w:eastAsia="SimSun" w:hAnsi="Cambria Math"/>
-          <w:i/>
-          <w:iCs/>
-          <w:sz w:val="21"/>
-          <w:szCs w:val="21"/>
-        </w:rPr>
-        <w:t xml:space="preserve">i</w:t>
-      </w:r>
-      <w:r>
-        <w:rPr>
-          <w:rFonts w:ascii="Cambria Math" w:eastAsia="SimSun" w:hAnsi="Cambria Math"/>
-          <w:i w:val="false"/>
-          <w:iCs w:val="false"/>
-          <w:sz w:val="21"/>
-          <w:szCs w:val="21"/>
-          <w:vertAlign w:val="subscript"/>
-        </w:rPr>
-        <w:t xml:space="preserve">v</w:t>
+        <w:t xml:space="preserve">⟩+(</w:t>
+      </w:r>
+      <w:r>
+        <w:rPr>
+          <w:rFonts w:ascii="Cambria Math" w:eastAsia="SimSun" w:hAnsi="Cambria Math"/>
+          <w:i/>
+          <w:iCs/>
+          <w:sz w:val="21"/>
+          <w:szCs w:val="21"/>
+        </w:rPr>
+        <w:t xml:space="preserve">N</w:t>
+      </w:r>
+      <w:r>
+        <w:rPr>
+          <w:rFonts w:ascii="Cambria Math" w:eastAsia="SimSun" w:hAnsi="Cambria Math"/>
+          <w:i w:val="false"/>
+          <w:iCs w:val="false"/>
+          <w:sz w:val="21"/>
+          <w:szCs w:val="21"/>
+        </w:rPr>
+        <w:t xml:space="preserve">)/(</w:t>
+      </w:r>
+      <w:r>
+        <w:rPr>
+          <w:rFonts w:ascii="Cambria Math" w:eastAsia="SimSun" w:hAnsi="Cambria Math"/>
+          <w:i/>
+          <w:iCs/>
+          <w:sz w:val="21"/>
+          <w:szCs w:val="21"/>
+        </w:rPr>
+        <w:t xml:space="preserve">M</w:t>
+      </w:r>
+      <w:r>
+        <w:rPr>
+          <w:rFonts w:ascii="Cambria Math" w:eastAsia="SimSun" w:hAnsi="Cambria Math"/>
+          <w:i w:val="false"/>
+          <w:iCs w:val="false"/>
+          <w:sz w:val="21"/>
+          <w:szCs w:val="21"/>
+        </w:rPr>
+        <w:t xml:space="preserve">) </w:t>
+      </w:r>
+      <w:r>
+        <w:rPr>
+          <w:rFonts w:ascii="Cambria Math" w:eastAsia="SimSun" w:hAnsi="Cambria Math"/>
+          <w:i/>
+          <w:iCs/>
+          <w:sz w:val="21"/>
+          <w:szCs w:val="21"/>
+        </w:rPr>
+        <w:t xml:space="preserve">r</w:t>
+      </w:r>
+      <w:r>
+        <w:rPr>
+          <w:rFonts w:ascii="Cambria Math" w:eastAsia="SimSun" w:hAnsi="Cambria Math"/>
+          <w:i w:val="false"/>
+          <w:iCs w:val="false"/>
+          <w:sz w:val="21"/>
+          <w:szCs w:val="21"/>
+          <w:vertAlign w:val="subscript"/>
+        </w:rPr>
+        <w:t xml:space="preserve">io</w:t>
+      </w:r>
+      <w:r>
+        <w:rPr>
+          <w:rFonts w:ascii="Cambria Math" w:eastAsia="SimSun" w:hAnsi="Cambria Math"/>
+          <w:i w:val="false"/>
+          <w:iCs w:val="false"/>
+          <w:sz w:val="21"/>
+          <w:szCs w:val="21"/>
+        </w:rPr>
+        <w:t xml:space="preserve"> σ</w:t>
+      </w:r>
+      <w:r>
+        <w:rPr>
+          <w:rFonts w:ascii="Cambria Math" w:eastAsia="SimSun" w:hAnsi="Cambria Math"/>
+          <w:i w:val="false"/>
+          <w:iCs w:val="false"/>
+          <w:sz w:val="21"/>
+          <w:szCs w:val="21"/>
+          <w:vertAlign w:val="subscript"/>
+        </w:rPr>
+        <w:t xml:space="preserve">k_in</w:t>
+      </w:r>
+      <w:r>
+        <w:rPr>
+          <w:rFonts w:ascii="Cambria Math" w:eastAsia="SimSun" w:hAnsi="Cambria Math"/>
+          <w:i w:val="false"/>
+          <w:iCs w:val="false"/>
+          <w:sz w:val="21"/>
+          <w:szCs w:val="21"/>
+        </w:rPr>
+        <w:t xml:space="preserve">σ</w:t>
+      </w:r>
+      <w:r>
+        <w:rPr>
+          <w:rFonts w:ascii="Cambria Math" w:eastAsia="SimSun" w:hAnsi="Cambria Math"/>
+          <w:i w:val="false"/>
+          <w:iCs w:val="false"/>
+          <w:sz w:val="21"/>
+          <w:szCs w:val="21"/>
+          <w:vertAlign w:val="subscript"/>
+        </w:rPr>
+        <w:t xml:space="preserve">k_out</w:t>
       </w:r>
       <w:r>
         <w:rPr>
@@ -7505,21 +7674,7 @@
         <w:rPr>
           <w:rFonts w:ascii="Times New Roman" w:cs="Times New Roman" w:eastAsia="SimSun" w:hAnsi="Times New Roman"/>
         </w:rPr>
-        <w:t xml:space="preserve">线性化给出 </w:t>
-      </w:r>
-      <w:r>
-        <w:rPr>
-          <w:rFonts w:ascii="Cambria Math" w:eastAsia="SimSun" w:hAnsi="Cambria Math"/>
-          <w:i w:val="false"/>
-          <w:iCs w:val="false"/>
-        </w:rPr>
-        <w:t xml:space="preserve">φ̇=(βτκ-μ)φ</w:t>
-      </w:r>
-      <w:r>
-        <w:rPr>
-          <w:rFonts w:ascii="Times New Roman" w:cs="Times New Roman" w:eastAsia="SimSun" w:hAnsi="Times New Roman"/>
-        </w:rPr>
-        <w:t xml:space="preserve">，即</w:t>
+        <w:t xml:space="preserve">于是</w:t>
       </w:r>
     </w:p>
     <w:p>
@@ -7565,19 +7720,163 @@
           <w:iCs w:val="false"/>
           <w:sz w:val="21"/>
           <w:szCs w:val="21"/>
+        </w:rPr>
+        <w:t xml:space="preserve">=[τ⟨</w:t>
+      </w:r>
+      <w:r>
+        <w:rPr>
+          <w:rFonts w:ascii="Cambria Math" w:eastAsia="SimSun" w:hAnsi="Cambria Math"/>
+          <w:i/>
+          <w:iCs/>
+          <w:sz w:val="21"/>
+          <w:szCs w:val="21"/>
+        </w:rPr>
+        <w:t xml:space="preserve">k</w:t>
+      </w:r>
+      <w:r>
+        <w:rPr>
+          <w:rFonts w:ascii="Cambria Math" w:eastAsia="SimSun" w:hAnsi="Cambria Math"/>
+          <w:i w:val="false"/>
+          <w:iCs w:val="false"/>
+          <w:sz w:val="21"/>
+          <w:szCs w:val="21"/>
+          <w:vertAlign w:val="subscript"/>
+        </w:rPr>
+        <w:t xml:space="preserve">in</w:t>
+      </w:r>
+      <w:r>
+        <w:rPr>
+          <w:rFonts w:ascii="Cambria Math" w:eastAsia="SimSun" w:hAnsi="Cambria Math"/>
+          <w:i w:val="false"/>
+          <w:iCs w:val="false"/>
+          <w:sz w:val="21"/>
+          <w:szCs w:val="21"/>
+        </w:rPr>
+        <w:t xml:space="preserve">⟩+(</w:t>
+      </w:r>
+      <w:r>
+        <w:rPr>
+          <w:rFonts w:ascii="Cambria Math" w:eastAsia="SimSun" w:hAnsi="Cambria Math"/>
+          <w:i/>
+          <w:iCs/>
+          <w:sz w:val="21"/>
+          <w:szCs w:val="21"/>
+        </w:rPr>
+        <w:t xml:space="preserve">N</w:t>
+      </w:r>
+      <w:r>
+        <w:rPr>
+          <w:rFonts w:ascii="Cambria Math" w:eastAsia="SimSun" w:hAnsi="Cambria Math"/>
+          <w:i w:val="false"/>
+          <w:iCs w:val="false"/>
+          <w:sz w:val="21"/>
+          <w:szCs w:val="21"/>
+        </w:rPr>
+        <w:t xml:space="preserve">)/(</w:t>
+      </w:r>
+      <w:r>
+        <w:rPr>
+          <w:rFonts w:ascii="Cambria Math" w:eastAsia="SimSun" w:hAnsi="Cambria Math"/>
+          <w:i/>
+          <w:iCs/>
+          <w:sz w:val="21"/>
+          <w:szCs w:val="21"/>
+        </w:rPr>
+        <w:t xml:space="preserve">M</w:t>
+      </w:r>
+      <w:r>
+        <w:rPr>
+          <w:rFonts w:ascii="Cambria Math" w:eastAsia="SimSun" w:hAnsi="Cambria Math"/>
+          <w:i w:val="false"/>
+          <w:iCs w:val="false"/>
+          <w:sz w:val="21"/>
+          <w:szCs w:val="21"/>
+        </w:rPr>
+        <w:t xml:space="preserve">) </w:t>
+      </w:r>
+      <w:r>
+        <w:rPr>
+          <w:rFonts w:ascii="Cambria Math" w:eastAsia="SimSun" w:hAnsi="Cambria Math"/>
+          <w:i/>
+          <w:iCs/>
+          <w:sz w:val="21"/>
+          <w:szCs w:val="21"/>
+        </w:rPr>
+        <w:t xml:space="preserve">r</w:t>
+      </w:r>
+      <w:r>
+        <w:rPr>
+          <w:rFonts w:ascii="Cambria Math" w:eastAsia="SimSun" w:hAnsi="Cambria Math"/>
+          <w:i w:val="false"/>
+          <w:iCs w:val="false"/>
+          <w:sz w:val="21"/>
+          <w:szCs w:val="21"/>
+          <w:vertAlign w:val="subscript"/>
+        </w:rPr>
+        <w:t xml:space="preserve">io</w:t>
+      </w:r>
+      <w:r>
+        <w:rPr>
+          <w:rFonts w:ascii="Cambria Math" w:eastAsia="SimSun" w:hAnsi="Cambria Math"/>
+          <w:i w:val="false"/>
+          <w:iCs w:val="false"/>
+          <w:sz w:val="21"/>
+          <w:szCs w:val="21"/>
+        </w:rPr>
+        <w:t xml:space="preserve"> σ</w:t>
+      </w:r>
+      <w:r>
+        <w:rPr>
+          <w:rFonts w:ascii="Cambria Math" w:eastAsia="SimSun" w:hAnsi="Cambria Math"/>
+          <w:i w:val="false"/>
+          <w:iCs w:val="false"/>
+          <w:sz w:val="21"/>
+          <w:szCs w:val="21"/>
+          <w:vertAlign w:val="subscript"/>
+        </w:rPr>
+        <w:t xml:space="preserve">k_in</w:t>
+      </w:r>
+      <w:r>
+        <w:rPr>
+          <w:rFonts w:ascii="Cambria Math" w:eastAsia="SimSun" w:hAnsi="Cambria Math"/>
+          <w:i w:val="false"/>
+          <w:iCs w:val="false"/>
+          <w:sz w:val="21"/>
+          <w:szCs w:val="21"/>
+        </w:rPr>
+        <w:t xml:space="preserve">σ</w:t>
+      </w:r>
+      <w:r>
+        <w:rPr>
+          <w:rFonts w:ascii="Cambria Math" w:eastAsia="SimSun" w:hAnsi="Cambria Math"/>
+          <w:i w:val="false"/>
+          <w:iCs w:val="false"/>
+          <w:sz w:val="21"/>
+          <w:szCs w:val="21"/>
+          <w:vertAlign w:val="subscript"/>
+        </w:rPr>
+        <w:t xml:space="preserve">k_out</w:t>
+      </w:r>
+      <w:r>
+        <w:rPr>
+          <w:rFonts w:ascii="Cambria Math" w:eastAsia="SimSun" w:hAnsi="Cambria Math"/>
+          <w:i w:val="false"/>
+          <w:iCs w:val="false"/>
+          <w:sz w:val="21"/>
+          <w:szCs w:val="21"/>
+        </w:rPr>
+        <w:t xml:space="preserve">-1]</w:t>
+      </w:r>
+      <w:r>
+        <w:rPr>
+          <w:rFonts w:ascii="Cambria Math" w:eastAsia="SimSun" w:hAnsi="Cambria Math"/>
+          <w:i w:val="false"/>
+          <w:iCs w:val="false"/>
+          <w:sz w:val="21"/>
+          <w:szCs w:val="21"/>
           <w:vertAlign w:val="superscript"/>
         </w:rPr>
-        <w:t xml:space="preserve">MF</w:t>
-      </w:r>
-      <w:r>
-        <w:rPr>
-          <w:rFonts w:ascii="Cambria Math" w:eastAsia="SimSun" w:hAnsi="Cambria Math"/>
-          <w:i w:val="false"/>
-          <w:iCs w:val="false"/>
-          <w:sz w:val="21"/>
-          <w:szCs w:val="21"/>
-        </w:rPr>
-        <w:t xml:space="preserve">=(1)/(τκ)</w:t>
+        <w:t xml:space="preserve">-1</w:t>
       </w:r>
       <w:r>
         <w:rPr>
@@ -7597,49 +7896,494 @@
         <w:rPr>
           <w:rFonts w:ascii="Times New Roman" w:cs="Times New Roman" w:eastAsia="SimSun" w:hAnsi="Times New Roman"/>
         </w:rPr>
-        <w:t xml:space="preserve">与 (35) 相比，均场丢掉的恰是分母中的 </w:t>
-      </w:r>
-      <w:r>
-        <w:rPr>
-          <w:rFonts w:ascii="Cambria Math" w:eastAsia="SimSun" w:hAnsi="Cambria Math"/>
-          <w:i w:val="false"/>
-          <w:iCs w:val="false"/>
-        </w:rPr>
-        <w:t xml:space="preserve">-1</w:t>
-      </w:r>
-      <w:r>
-        <w:rPr>
-          <w:rFonts w:ascii="Times New Roman" w:cs="Times New Roman" w:eastAsia="SimSun" w:hAnsi="Times New Roman"/>
-        </w:rPr>
-        <w:t xml:space="preserve">，其来源可以精确指出：均场把一个尾成员在整个感染期内向同一头成员的传递概率记作 </w:t>
-      </w:r>
-      <w:r>
-        <w:rPr>
-          <w:rFonts w:ascii="Cambria Math" w:eastAsia="SimSun" w:hAnsi="Cambria Math"/>
-          <w:i w:val="false"/>
-          <w:iCs w:val="false"/>
-        </w:rPr>
-        <w:t xml:space="preserve">β/μ=λ</w:t>
-      </w:r>
-      <w:r>
-        <w:rPr>
-          <w:rFonts w:ascii="Times New Roman" w:cs="Times New Roman" w:eastAsia="SimSun" w:hAnsi="Times New Roman"/>
-        </w:rPr>
-        <w:t xml:space="preserve">，而实际为 </w:t>
-      </w:r>
-      <w:r>
-        <w:rPr>
-          <w:rFonts w:ascii="Cambria Math" w:eastAsia="SimSun" w:hAnsi="Cambria Math"/>
-          <w:i w:val="false"/>
-          <w:iCs w:val="false"/>
-        </w:rPr>
-        <w:t xml:space="preserve">β/(β+μ)=λ/(1+λ)</w:t>
-      </w:r>
-      <w:r>
-        <w:rPr>
-          <w:rFonts w:ascii="Times New Roman" w:cs="Times New Roman" w:eastAsia="SimSun" w:hAnsi="Times New Roman"/>
-        </w:rPr>
-        <w:t xml:space="preserve">——超边一旦向某头成员传递即对它用尽，均场没有这一条件。相对误差</w:t>
+        <w:t xml:space="preserve">在两条边际度序列固定时 </w:t>
+      </w:r>
+      <w:r>
+        <w:rPr>
+          <w:rFonts w:ascii="Cambria Math" w:eastAsia="SimSun" w:hAnsi="Cambria Math"/>
+          <w:i w:val="false"/>
+          <w:iCs w:val="false"/>
+        </w:rPr>
+        <w:t xml:space="preserve">λ</w:t>
+      </w:r>
+      <w:r>
+        <w:rPr>
+          <w:rFonts w:ascii="Cambria Math" w:eastAsia="SimSun" w:hAnsi="Cambria Math"/>
+          <w:i w:val="false"/>
+          <w:iCs w:val="false"/>
+          <w:vertAlign w:val="subscript"/>
+        </w:rPr>
+        <w:t xml:space="preserve">c</w:t>
+      </w:r>
+      <w:r>
+        <w:rPr>
+          <w:rFonts w:ascii="Times New Roman" w:cs="Times New Roman" w:eastAsia="SimSun" w:hAnsi="Times New Roman"/>
+        </w:rPr>
+        <w:t xml:space="preserve"> 是 </w:t>
+      </w:r>
+      <w:r>
+        <w:rPr>
+          <w:rFonts w:ascii="Cambria Math" w:eastAsia="SimSun" w:hAnsi="Cambria Math"/>
+          <w:i/>
+          <w:iCs/>
+        </w:rPr>
+        <w:t xml:space="preserve">r</w:t>
+      </w:r>
+      <w:r>
+        <w:rPr>
+          <w:rFonts w:ascii="Cambria Math" w:eastAsia="SimSun" w:hAnsi="Cambria Math"/>
+          <w:i w:val="false"/>
+          <w:iCs w:val="false"/>
+          <w:vertAlign w:val="subscript"/>
+        </w:rPr>
+        <w:t xml:space="preserve">io</w:t>
+      </w:r>
+      <w:r>
+        <w:rPr>
+          <w:rFonts w:ascii="Times New Roman" w:cs="Times New Roman" w:eastAsia="SimSun" w:hAnsi="Times New Roman"/>
+        </w:rPr>
+        <w:t xml:space="preserve"> 的严格减函数：正的入出度相关促进传播。这是第 VI 节 </w:t>
+      </w:r>
+      <w:r>
+        <w:rPr>
+          <w:rFonts w:ascii="Cambria Math" w:eastAsia="SimSun" w:hAnsi="Cambria Math"/>
+          <w:i/>
+          <w:iCs/>
+        </w:rPr>
+        <w:t xml:space="preserve">r</w:t>
+      </w:r>
+      <w:r>
+        <w:rPr>
+          <w:rFonts w:ascii="Cambria Math" w:eastAsia="SimSun" w:hAnsi="Cambria Math"/>
+          <w:i w:val="false"/>
+          <w:iCs w:val="false"/>
+          <w:vertAlign w:val="subscript"/>
+        </w:rPr>
+        <w:t xml:space="preserve">io</w:t>
+      </w:r>
+      <w:r>
+        <w:rPr>
+          <w:rFonts w:ascii="Times New Roman" w:cs="Times New Roman" w:eastAsia="SimSun" w:hAnsi="Times New Roman"/>
+        </w:rPr>
+        <w:t xml:space="preserve"> 扫描的定量预言。</w:t>
+      </w:r>
+    </w:p>
+    <w:p>
+      <w:pPr>
+        <w:spacing w:after="120" w:before="120" w:line="320" w:lineRule="auto"/>
+        <w:jc w:val="both"/>
+      </w:pPr>
+      <w:r>
+        <w:rPr>
+          <w:rFonts w:ascii="Times New Roman" w:cs="Times New Roman" w:eastAsia="SimSun" w:hAnsi="Times New Roman"/>
+          <w:b/>
+          <w:bCs/>
+        </w:rPr>
+        <w:t xml:space="preserve">一个否定性推论。</w:t>
+      </w:r>
+      <w:r>
+        <w:rPr>
+          <w:rFonts w:ascii="Times New Roman" w:cs="Times New Roman" w:eastAsia="SimSun" w:hAnsi="Times New Roman"/>
+        </w:rPr>
+        <w:t xml:space="preserve"> (37) 只依赖于阶数 </w:t>
+      </w:r>
+      <w:r>
+        <w:rPr>
+          <w:rFonts w:ascii="Cambria Math" w:eastAsia="SimSun" w:hAnsi="Cambria Math"/>
+          <w:i w:val="false"/>
+          <w:iCs w:val="false"/>
+        </w:rPr>
+        <w:t xml:space="preserve">τ</w:t>
+      </w:r>
+      <w:r>
+        <w:rPr>
+          <w:rFonts w:ascii="Times New Roman" w:cs="Times New Roman" w:eastAsia="SimSun" w:hAnsi="Times New Roman"/>
+        </w:rPr>
+        <w:t xml:space="preserve"> 与双度序列（经由 </w:t>
+      </w:r>
+      <w:r>
+        <w:rPr>
+          <w:rFonts w:ascii="Cambria Math" w:eastAsia="SimSun" w:hAnsi="Cambria Math"/>
+          <w:i w:val="false"/>
+          <w:iCs w:val="false"/>
+        </w:rPr>
+        <w:t xml:space="preserve">κ</w:t>
+      </w:r>
+      <w:r>
+        <w:rPr>
+          <w:rFonts w:ascii="Times New Roman" w:cs="Times New Roman" w:eastAsia="SimSun" w:hAnsi="Times New Roman"/>
+        </w:rPr>
+        <w:t xml:space="preserve">）。II.C 的重叠 </w:t>
+      </w:r>
+      <w:r>
+        <w:rPr>
+          <w:rFonts w:ascii="Cambria Math" w:eastAsia="SimSun" w:hAnsi="Cambria Math"/>
+          <w:i w:val="false"/>
+          <w:iCs w:val="false"/>
+        </w:rPr>
+        <w:t xml:space="preserve">α</w:t>
+      </w:r>
+      <w:r>
+        <w:rPr>
+          <w:rFonts w:ascii="Cambria Math" w:eastAsia="SimSun" w:hAnsi="Cambria Math"/>
+          <w:i w:val="false"/>
+          <w:iCs w:val="false"/>
+          <w:vertAlign w:val="superscript"/>
+        </w:rPr>
+        <w:t xml:space="preserve">ab</w:t>
+      </w:r>
+      <w:r>
+        <w:rPr>
+          <w:rFonts w:ascii="Times New Roman" w:cs="Times New Roman" w:eastAsia="SimSun" w:hAnsi="Times New Roman"/>
+        </w:rPr>
+        <w:t xml:space="preserve"> 在双度序列固定时仍可自由调节，因而</w:t>
+      </w:r>
+      <w:r>
+        <w:rPr>
+          <w:rFonts w:ascii="Times New Roman" w:cs="Times New Roman" w:eastAsia="SimSun" w:hAnsi="Times New Roman"/>
+          <w:b/>
+          <w:bCs/>
+        </w:rPr>
+        <w:t xml:space="preserve">在树状闭合内 </w:t>
+      </w:r>
+      <w:r>
+        <w:rPr>
+          <w:rFonts w:ascii="Cambria Math" w:eastAsia="SimSun" w:hAnsi="Cambria Math"/>
+          <w:b/>
+          <w:bCs/>
+          <w:i w:val="false"/>
+          <w:iCs w:val="false"/>
+        </w:rPr>
+        <w:t xml:space="preserve">λ</w:t>
+      </w:r>
+      <w:r>
+        <w:rPr>
+          <w:rFonts w:ascii="Cambria Math" w:eastAsia="SimSun" w:hAnsi="Cambria Math"/>
+          <w:b/>
+          <w:bCs/>
+          <w:i w:val="false"/>
+          <w:iCs w:val="false"/>
+          <w:vertAlign w:val="subscript"/>
+        </w:rPr>
+        <w:t xml:space="preserve">c</w:t>
+      </w:r>
+      <w:r>
+        <w:rPr>
+          <w:rFonts w:ascii="Times New Roman" w:cs="Times New Roman" w:eastAsia="SimSun" w:hAnsi="Times New Roman"/>
+          <w:b/>
+          <w:bCs/>
+        </w:rPr>
+        <w:t xml:space="preserve"> 与 </w:t>
+      </w:r>
+      <w:r>
+        <w:rPr>
+          <w:rFonts w:ascii="Cambria Math" w:eastAsia="SimSun" w:hAnsi="Cambria Math"/>
+          <w:b/>
+          <w:bCs/>
+          <w:i w:val="false"/>
+          <w:iCs w:val="false"/>
+        </w:rPr>
+        <w:t xml:space="preserve">α</w:t>
+      </w:r>
+      <w:r>
+        <w:rPr>
+          <w:rFonts w:ascii="Times New Roman" w:cs="Times New Roman" w:eastAsia="SimSun" w:hAnsi="Times New Roman"/>
+          <w:b/>
+          <w:bCs/>
+        </w:rPr>
+        <w:t xml:space="preserve"> 无关</w:t>
+      </w:r>
+      <w:r>
+        <w:rPr>
+          <w:rFonts w:ascii="Times New Roman" w:cs="Times New Roman" w:eastAsia="SimSun" w:hAnsi="Times New Roman"/>
+        </w:rPr>
+        <w:t xml:space="preserve">。这不是疏漏而是可检验的预言：重叠恰好度量超边之间共享节点的程度，也就是 (H1) 所排除的短回路。第 VI 节若测得阈值随 </w:t>
+      </w:r>
+      <w:r>
+        <w:rPr>
+          <w:rFonts w:ascii="Cambria Math" w:eastAsia="SimSun" w:hAnsi="Cambria Math"/>
+          <w:i w:val="false"/>
+          <w:iCs w:val="false"/>
+        </w:rPr>
+        <w:t xml:space="preserve">α</w:t>
+      </w:r>
+      <w:r>
+        <w:rPr>
+          <w:rFonts w:ascii="Times New Roman" w:cs="Times New Roman" w:eastAsia="SimSun" w:hAnsi="Times New Roman"/>
+        </w:rPr>
+        <w:t xml:space="preserve"> 移动，其幅度即为树状闭合失效的定量刻度；若测不到，则 </w:t>
+      </w:r>
+      <w:r>
+        <w:rPr>
+          <w:rFonts w:ascii="Cambria Math" w:eastAsia="SimSun" w:hAnsi="Cambria Math"/>
+          <w:i w:val="false"/>
+          <w:iCs w:val="false"/>
+        </w:rPr>
+        <w:t xml:space="preserve">α</w:t>
+      </w:r>
+      <w:r>
+        <w:rPr>
+          <w:rFonts w:ascii="Times New Roman" w:cs="Times New Roman" w:eastAsia="SimSun" w:hAnsi="Times New Roman"/>
+        </w:rPr>
+        <w:t xml:space="preserve"> 的作用只体现在阈值以外的量上。无论哪一种结果，都是有内容的。</w:t>
+      </w:r>
+    </w:p>
+    <w:p>
+      <w:pPr>
+        <w:pStyle w:val="Heading2"/>
+        <w:spacing w:after="160" w:before="300"/>
+      </w:pPr>
+      <w:r>
+        <w:rPr>
+          <w:rFonts w:ascii="Times New Roman" w:cs="Times New Roman" w:eastAsia="SimSun" w:hAnsi="Times New Roman"/>
+          <w:b/>
+          <w:bCs/>
+          <w:color w:val="1A1A1A"/>
+          <w:sz w:val="26"/>
+          <w:szCs w:val="26"/>
+        </w:rPr>
+        <w:t xml:space="preserve">D. 与均场闭合的比较</w:t>
+      </w:r>
+    </w:p>
+    <w:p>
+      <w:pPr>
+        <w:spacing w:after="120" w:before="120" w:line="320" w:lineRule="auto"/>
+        <w:jc w:val="both"/>
+      </w:pPr>
+      <w:r>
+        <w:rPr>
+          <w:rFonts w:ascii="Times New Roman" w:cs="Times New Roman" w:eastAsia="SimSun" w:hAnsi="Times New Roman"/>
+        </w:rPr>
+        <w:t xml:space="preserve">同一模型的度均场闭合是：设节点 </w:t>
+      </w:r>
+      <w:r>
+        <w:rPr>
+          <w:rFonts w:ascii="Cambria Math" w:eastAsia="SimSun" w:hAnsi="Cambria Math"/>
+          <w:i/>
+          <w:iCs/>
+        </w:rPr>
+        <w:t xml:space="preserve">v</w:t>
+      </w:r>
+      <w:r>
+        <w:rPr>
+          <w:rFonts w:ascii="Times New Roman" w:cs="Times New Roman" w:eastAsia="SimSun" w:hAnsi="Times New Roman"/>
+        </w:rPr>
+        <w:t xml:space="preserve"> 的感染概率为 </w:t>
+      </w:r>
+      <w:r>
+        <w:rPr>
+          <w:rFonts w:ascii="Cambria Math" w:eastAsia="SimSun" w:hAnsi="Cambria Math"/>
+          <w:i/>
+          <w:iCs/>
+        </w:rPr>
+        <w:t xml:space="preserve">i</w:t>
+      </w:r>
+      <w:r>
+        <w:rPr>
+          <w:rFonts w:ascii="Cambria Math" w:eastAsia="SimSun" w:hAnsi="Cambria Math"/>
+          <w:i w:val="false"/>
+          <w:iCs w:val="false"/>
+          <w:vertAlign w:val="subscript"/>
+        </w:rPr>
+        <w:t xml:space="preserve">v</w:t>
+      </w:r>
+      <w:r>
+        <w:rPr>
+          <w:rFonts w:ascii="Times New Roman" w:cs="Times New Roman" w:eastAsia="SimSun" w:hAnsi="Times New Roman"/>
+        </w:rPr>
+        <w:t xml:space="preserve">，把其入超边的激活概率取为系综平均 </w:t>
+      </w:r>
+      <w:r>
+        <w:rPr>
+          <w:rFonts w:ascii="Cambria Math" w:eastAsia="SimSun" w:hAnsi="Cambria Math"/>
+          <w:i w:val="false"/>
+          <w:iCs w:val="false"/>
+        </w:rPr>
+        <w:t xml:space="preserve">Θ=1-(1-φ)</w:t>
+      </w:r>
+      <w:r>
+        <w:rPr>
+          <w:rFonts w:ascii="Cambria Math" w:eastAsia="SimSun" w:hAnsi="Cambria Math"/>
+          <w:i w:val="false"/>
+          <w:iCs w:val="false"/>
+          <w:vertAlign w:val="superscript"/>
+        </w:rPr>
+        <w:t xml:space="preserve">τ</w:t>
+      </w:r>
+      <w:r>
+        <w:rPr>
+          <w:rFonts w:ascii="Times New Roman" w:cs="Times New Roman" w:eastAsia="SimSun" w:hAnsi="Times New Roman"/>
+        </w:rPr>
+        <w:t xml:space="preserve">（</w:t>
+      </w:r>
+      <w:r>
+        <w:rPr>
+          <w:rFonts w:ascii="Cambria Math" w:eastAsia="SimSun" w:hAnsi="Cambria Math"/>
+          <w:i w:val="false"/>
+          <w:iCs w:val="false"/>
+        </w:rPr>
+        <w:t xml:space="preserve">θ=1</w:t>
+      </w:r>
+      <w:r>
+        <w:rPr>
+          <w:rFonts w:ascii="Times New Roman" w:cs="Times New Roman" w:eastAsia="SimSun" w:hAnsi="Times New Roman"/>
+        </w:rPr>
+        <w:t xml:space="preserve">），其中 </w:t>
+      </w:r>
+      <w:r>
+        <w:rPr>
+          <w:rFonts w:ascii="Cambria Math" w:eastAsia="SimSun" w:hAnsi="Cambria Math"/>
+          <w:i w:val="false"/>
+          <w:iCs w:val="false"/>
+        </w:rPr>
+        <w:t xml:space="preserve">φ=Σ</w:t>
+      </w:r>
+      <w:r>
+        <w:rPr>
+          <w:rFonts w:ascii="Cambria Math" w:eastAsia="SimSun" w:hAnsi="Cambria Math"/>
+          <w:i w:val="false"/>
+          <w:iCs w:val="false"/>
+          <w:vertAlign w:val="subscript"/>
+        </w:rPr>
+        <w:t xml:space="preserve">v</w:t>
+      </w:r>
+      <w:r>
+        <w:rPr>
+          <w:rFonts w:ascii="Cambria Math" w:eastAsia="SimSun" w:hAnsi="Cambria Math"/>
+          <w:i w:val="false"/>
+          <w:iCs w:val="false"/>
+        </w:rPr>
+        <w:t xml:space="preserve"> </w:t>
+      </w:r>
+      <w:r>
+        <w:rPr>
+          <w:rFonts w:ascii="Cambria Math" w:eastAsia="SimSun" w:hAnsi="Cambria Math"/>
+          <w:i/>
+          <w:iCs/>
+        </w:rPr>
+        <w:t xml:space="preserve">k</w:t>
+      </w:r>
+      <w:r>
+        <w:rPr>
+          <w:rFonts w:ascii="Cambria Math" w:eastAsia="SimSun" w:hAnsi="Cambria Math"/>
+          <w:i w:val="false"/>
+          <w:iCs w:val="false"/>
+          <w:vertAlign w:val="subscript"/>
+        </w:rPr>
+        <w:t xml:space="preserve">out</w:t>
+      </w:r>
+      <w:r>
+        <w:rPr>
+          <w:rFonts w:ascii="Cambria Math" w:eastAsia="SimSun" w:hAnsi="Cambria Math"/>
+          <w:i w:val="false"/>
+          <w:iCs w:val="false"/>
+        </w:rPr>
+        <w:t xml:space="preserve">(</w:t>
+      </w:r>
+      <w:r>
+        <w:rPr>
+          <w:rFonts w:ascii="Cambria Math" w:eastAsia="SimSun" w:hAnsi="Cambria Math"/>
+          <w:i/>
+          <w:iCs/>
+        </w:rPr>
+        <w:t xml:space="preserve">v</w:t>
+      </w:r>
+      <w:r>
+        <w:rPr>
+          <w:rFonts w:ascii="Cambria Math" w:eastAsia="SimSun" w:hAnsi="Cambria Math"/>
+          <w:i w:val="false"/>
+          <w:iCs w:val="false"/>
+        </w:rPr>
+        <w:t xml:space="preserve">)</w:t>
+      </w:r>
+      <w:r>
+        <w:rPr>
+          <w:rFonts w:ascii="Cambria Math" w:eastAsia="SimSun" w:hAnsi="Cambria Math"/>
+          <w:i/>
+          <w:iCs/>
+        </w:rPr>
+        <w:t xml:space="preserve">i</w:t>
+      </w:r>
+      <w:r>
+        <w:rPr>
+          <w:rFonts w:ascii="Cambria Math" w:eastAsia="SimSun" w:hAnsi="Cambria Math"/>
+          <w:i w:val="false"/>
+          <w:iCs w:val="false"/>
+          <w:vertAlign w:val="subscript"/>
+        </w:rPr>
+        <w:t xml:space="preserve">v</w:t>
+      </w:r>
+      <w:r>
+        <w:rPr>
+          <w:rFonts w:ascii="Cambria Math" w:eastAsia="SimSun" w:hAnsi="Cambria Math"/>
+          <w:i w:val="false"/>
+          <w:iCs w:val="false"/>
+        </w:rPr>
+        <w:t xml:space="preserve">/Σ</w:t>
+      </w:r>
+      <w:r>
+        <w:rPr>
+          <w:rFonts w:ascii="Cambria Math" w:eastAsia="SimSun" w:hAnsi="Cambria Math"/>
+          <w:i w:val="false"/>
+          <w:iCs w:val="false"/>
+          <w:vertAlign w:val="subscript"/>
+        </w:rPr>
+        <w:t xml:space="preserve">v</w:t>
+      </w:r>
+      <w:r>
+        <w:rPr>
+          <w:rFonts w:ascii="Cambria Math" w:eastAsia="SimSun" w:hAnsi="Cambria Math"/>
+          <w:i w:val="false"/>
+          <w:iCs w:val="false"/>
+        </w:rPr>
+        <w:t xml:space="preserve"> </w:t>
+      </w:r>
+      <w:r>
+        <w:rPr>
+          <w:rFonts w:ascii="Cambria Math" w:eastAsia="SimSun" w:hAnsi="Cambria Math"/>
+          <w:i/>
+          <w:iCs/>
+        </w:rPr>
+        <w:t xml:space="preserve">k</w:t>
+      </w:r>
+      <w:r>
+        <w:rPr>
+          <w:rFonts w:ascii="Cambria Math" w:eastAsia="SimSun" w:hAnsi="Cambria Math"/>
+          <w:i w:val="false"/>
+          <w:iCs w:val="false"/>
+          <w:vertAlign w:val="subscript"/>
+        </w:rPr>
+        <w:t xml:space="preserve">out</w:t>
+      </w:r>
+      <w:r>
+        <w:rPr>
+          <w:rFonts w:ascii="Cambria Math" w:eastAsia="SimSun" w:hAnsi="Cambria Math"/>
+          <w:i w:val="false"/>
+          <w:iCs w:val="false"/>
+        </w:rPr>
+        <w:t xml:space="preserve">(</w:t>
+      </w:r>
+      <w:r>
+        <w:rPr>
+          <w:rFonts w:ascii="Cambria Math" w:eastAsia="SimSun" w:hAnsi="Cambria Math"/>
+          <w:i/>
+          <w:iCs/>
+        </w:rPr>
+        <w:t xml:space="preserve">v</w:t>
+      </w:r>
+      <w:r>
+        <w:rPr>
+          <w:rFonts w:ascii="Cambria Math" w:eastAsia="SimSun" w:hAnsi="Cambria Math"/>
+          <w:i w:val="false"/>
+          <w:iCs w:val="false"/>
+        </w:rPr>
+        <w:t xml:space="preserve">)</w:t>
+      </w:r>
+      <w:r>
+        <w:rPr>
+          <w:rFonts w:ascii="Times New Roman" w:cs="Times New Roman" w:eastAsia="SimSun" w:hAnsi="Times New Roman"/>
+        </w:rPr>
+        <w:t xml:space="preserve"> 为尾槽被感染节点占据的比例，则</w:t>
       </w:r>
     </w:p>
     <w:p>
@@ -7660,65 +8404,269 @@
       <w:r>
         <w:rPr>
           <w:rFonts w:ascii="Cambria Math" w:eastAsia="SimSun" w:hAnsi="Cambria Math"/>
-          <w:i w:val="false"/>
-          <w:iCs w:val="false"/>
-          <w:sz w:val="21"/>
-          <w:szCs w:val="21"/>
-        </w:rPr>
-        <w:t xml:space="preserve">(λ</w:t>
-      </w:r>
-      <w:r>
-        <w:rPr>
-          <w:rFonts w:ascii="Cambria Math" w:eastAsia="SimSun" w:hAnsi="Cambria Math"/>
-          <w:i w:val="false"/>
-          <w:iCs w:val="false"/>
-          <w:sz w:val="21"/>
-          <w:szCs w:val="21"/>
-          <w:vertAlign w:val="subscript"/>
-        </w:rPr>
-        <w:t xml:space="preserve">c</w:t>
-      </w:r>
-      <w:r>
-        <w:rPr>
-          <w:rFonts w:ascii="Cambria Math" w:eastAsia="SimSun" w:hAnsi="Cambria Math"/>
-          <w:i w:val="false"/>
-          <w:iCs w:val="false"/>
-          <w:sz w:val="21"/>
-          <w:szCs w:val="21"/>
-        </w:rPr>
-        <w:t xml:space="preserve">)/(λ</w:t>
-      </w:r>
-      <w:r>
-        <w:rPr>
-          <w:rFonts w:ascii="Cambria Math" w:eastAsia="SimSun" w:hAnsi="Cambria Math"/>
-          <w:i w:val="false"/>
-          <w:iCs w:val="false"/>
-          <w:sz w:val="21"/>
-          <w:szCs w:val="21"/>
-          <w:vertAlign w:val="subscript"/>
-        </w:rPr>
-        <w:t xml:space="preserve">c</w:t>
-      </w:r>
-      <w:r>
-        <w:rPr>
-          <w:rFonts w:ascii="Cambria Math" w:eastAsia="SimSun" w:hAnsi="Cambria Math"/>
-          <w:i w:val="false"/>
-          <w:iCs w:val="false"/>
-          <w:sz w:val="21"/>
-          <w:szCs w:val="21"/>
-          <w:vertAlign w:val="superscript"/>
-        </w:rPr>
-        <w:t xml:space="preserve">MF</w:t>
-      </w:r>
-      <w:r>
-        <w:rPr>
-          <w:rFonts w:ascii="Cambria Math" w:eastAsia="SimSun" w:hAnsi="Cambria Math"/>
-          <w:i w:val="false"/>
-          <w:iCs w:val="false"/>
-          <w:sz w:val="21"/>
-          <w:szCs w:val="21"/>
-        </w:rPr>
-        <w:t xml:space="preserve">)=(τκ)/(τκ-1)</w:t>
+          <w:i/>
+          <w:iCs/>
+          <w:sz w:val="21"/>
+          <w:szCs w:val="21"/>
+        </w:rPr>
+        <w:t xml:space="preserve">s</w:t>
+      </w:r>
+      <w:r>
+        <w:rPr>
+          <w:rFonts w:ascii="Cambria Math" w:eastAsia="SimSun" w:hAnsi="Cambria Math"/>
+          <w:i w:val="false"/>
+          <w:iCs w:val="false"/>
+          <w:sz w:val="21"/>
+          <w:szCs w:val="21"/>
+        </w:rPr>
+        <w:t xml:space="preserve">̇</w:t>
+      </w:r>
+      <w:r>
+        <w:rPr>
+          <w:rFonts w:ascii="Cambria Math" w:eastAsia="SimSun" w:hAnsi="Cambria Math"/>
+          <w:i w:val="false"/>
+          <w:iCs w:val="false"/>
+          <w:sz w:val="21"/>
+          <w:szCs w:val="21"/>
+          <w:vertAlign w:val="subscript"/>
+        </w:rPr>
+        <w:t xml:space="preserve">v</w:t>
+      </w:r>
+      <w:r>
+        <w:rPr>
+          <w:rFonts w:ascii="Cambria Math" w:eastAsia="SimSun" w:hAnsi="Cambria Math"/>
+          <w:i w:val="false"/>
+          <w:iCs w:val="false"/>
+          <w:sz w:val="21"/>
+          <w:szCs w:val="21"/>
+        </w:rPr>
+        <w:t xml:space="preserve">=-β </w:t>
+      </w:r>
+      <w:r>
+        <w:rPr>
+          <w:rFonts w:ascii="Cambria Math" w:eastAsia="SimSun" w:hAnsi="Cambria Math"/>
+          <w:i/>
+          <w:iCs/>
+          <w:sz w:val="21"/>
+          <w:szCs w:val="21"/>
+        </w:rPr>
+        <w:t xml:space="preserve">k</w:t>
+      </w:r>
+      <w:r>
+        <w:rPr>
+          <w:rFonts w:ascii="Cambria Math" w:eastAsia="SimSun" w:hAnsi="Cambria Math"/>
+          <w:i w:val="false"/>
+          <w:iCs w:val="false"/>
+          <w:sz w:val="21"/>
+          <w:szCs w:val="21"/>
+          <w:vertAlign w:val="subscript"/>
+        </w:rPr>
+        <w:t xml:space="preserve">in</w:t>
+      </w:r>
+      <w:r>
+        <w:rPr>
+          <w:rFonts w:ascii="Cambria Math" w:eastAsia="SimSun" w:hAnsi="Cambria Math"/>
+          <w:i w:val="false"/>
+          <w:iCs w:val="false"/>
+          <w:sz w:val="21"/>
+          <w:szCs w:val="21"/>
+        </w:rPr>
+        <w:t xml:space="preserve">(</w:t>
+      </w:r>
+      <w:r>
+        <w:rPr>
+          <w:rFonts w:ascii="Cambria Math" w:eastAsia="SimSun" w:hAnsi="Cambria Math"/>
+          <w:i/>
+          <w:iCs/>
+          <w:sz w:val="21"/>
+          <w:szCs w:val="21"/>
+        </w:rPr>
+        <w:t xml:space="preserve">v</w:t>
+      </w:r>
+      <w:r>
+        <w:rPr>
+          <w:rFonts w:ascii="Cambria Math" w:eastAsia="SimSun" w:hAnsi="Cambria Math"/>
+          <w:i w:val="false"/>
+          <w:iCs w:val="false"/>
+          <w:sz w:val="21"/>
+          <w:szCs w:val="21"/>
+        </w:rPr>
+        <w:t xml:space="preserve">) Θ </w:t>
+      </w:r>
+      <w:r>
+        <w:rPr>
+          <w:rFonts w:ascii="Cambria Math" w:eastAsia="SimSun" w:hAnsi="Cambria Math"/>
+          <w:i/>
+          <w:iCs/>
+          <w:sz w:val="21"/>
+          <w:szCs w:val="21"/>
+        </w:rPr>
+        <w:t xml:space="preserve">s</w:t>
+      </w:r>
+      <w:r>
+        <w:rPr>
+          <w:rFonts w:ascii="Cambria Math" w:eastAsia="SimSun" w:hAnsi="Cambria Math"/>
+          <w:i w:val="false"/>
+          <w:iCs w:val="false"/>
+          <w:sz w:val="21"/>
+          <w:szCs w:val="21"/>
+          <w:vertAlign w:val="subscript"/>
+        </w:rPr>
+        <w:t xml:space="preserve">v</w:t>
+      </w:r>
+      <w:r>
+        <w:rPr>
+          <w:rFonts w:ascii="Cambria Math" w:eastAsia="SimSun" w:hAnsi="Cambria Math"/>
+          <w:i w:val="false"/>
+          <w:iCs w:val="false"/>
+          <w:sz w:val="21"/>
+          <w:szCs w:val="21"/>
+        </w:rPr>
+        <w:t xml:space="preserve">,  </w:t>
+      </w:r>
+      <w:r>
+        <w:rPr>
+          <w:rFonts w:ascii="Cambria Math" w:eastAsia="SimSun" w:hAnsi="Cambria Math"/>
+          <w:i/>
+          <w:iCs/>
+          <w:sz w:val="21"/>
+          <w:szCs w:val="21"/>
+        </w:rPr>
+        <w:t xml:space="preserve">i</w:t>
+      </w:r>
+      <w:r>
+        <w:rPr>
+          <w:rFonts w:ascii="Cambria Math" w:eastAsia="SimSun" w:hAnsi="Cambria Math"/>
+          <w:i w:val="false"/>
+          <w:iCs w:val="false"/>
+          <w:sz w:val="21"/>
+          <w:szCs w:val="21"/>
+        </w:rPr>
+        <w:t xml:space="preserve">̇</w:t>
+      </w:r>
+      <w:r>
+        <w:rPr>
+          <w:rFonts w:ascii="Cambria Math" w:eastAsia="SimSun" w:hAnsi="Cambria Math"/>
+          <w:i w:val="false"/>
+          <w:iCs w:val="false"/>
+          <w:sz w:val="21"/>
+          <w:szCs w:val="21"/>
+          <w:vertAlign w:val="subscript"/>
+        </w:rPr>
+        <w:t xml:space="preserve">v</w:t>
+      </w:r>
+      <w:r>
+        <w:rPr>
+          <w:rFonts w:ascii="Cambria Math" w:eastAsia="SimSun" w:hAnsi="Cambria Math"/>
+          <w:i w:val="false"/>
+          <w:iCs w:val="false"/>
+          <w:sz w:val="21"/>
+          <w:szCs w:val="21"/>
+        </w:rPr>
+        <w:t xml:space="preserve">=β </w:t>
+      </w:r>
+      <w:r>
+        <w:rPr>
+          <w:rFonts w:ascii="Cambria Math" w:eastAsia="SimSun" w:hAnsi="Cambria Math"/>
+          <w:i/>
+          <w:iCs/>
+          <w:sz w:val="21"/>
+          <w:szCs w:val="21"/>
+        </w:rPr>
+        <w:t xml:space="preserve">k</w:t>
+      </w:r>
+      <w:r>
+        <w:rPr>
+          <w:rFonts w:ascii="Cambria Math" w:eastAsia="SimSun" w:hAnsi="Cambria Math"/>
+          <w:i w:val="false"/>
+          <w:iCs w:val="false"/>
+          <w:sz w:val="21"/>
+          <w:szCs w:val="21"/>
+          <w:vertAlign w:val="subscript"/>
+        </w:rPr>
+        <w:t xml:space="preserve">in</w:t>
+      </w:r>
+      <w:r>
+        <w:rPr>
+          <w:rFonts w:ascii="Cambria Math" w:eastAsia="SimSun" w:hAnsi="Cambria Math"/>
+          <w:i w:val="false"/>
+          <w:iCs w:val="false"/>
+          <w:sz w:val="21"/>
+          <w:szCs w:val="21"/>
+        </w:rPr>
+        <w:t xml:space="preserve">(</w:t>
+      </w:r>
+      <w:r>
+        <w:rPr>
+          <w:rFonts w:ascii="Cambria Math" w:eastAsia="SimSun" w:hAnsi="Cambria Math"/>
+          <w:i/>
+          <w:iCs/>
+          <w:sz w:val="21"/>
+          <w:szCs w:val="21"/>
+        </w:rPr>
+        <w:t xml:space="preserve">v</w:t>
+      </w:r>
+      <w:r>
+        <w:rPr>
+          <w:rFonts w:ascii="Cambria Math" w:eastAsia="SimSun" w:hAnsi="Cambria Math"/>
+          <w:i w:val="false"/>
+          <w:iCs w:val="false"/>
+          <w:sz w:val="21"/>
+          <w:szCs w:val="21"/>
+        </w:rPr>
+        <w:t xml:space="preserve">) Θ </w:t>
+      </w:r>
+      <w:r>
+        <w:rPr>
+          <w:rFonts w:ascii="Cambria Math" w:eastAsia="SimSun" w:hAnsi="Cambria Math"/>
+          <w:i/>
+          <w:iCs/>
+          <w:sz w:val="21"/>
+          <w:szCs w:val="21"/>
+        </w:rPr>
+        <w:t xml:space="preserve">s</w:t>
+      </w:r>
+      <w:r>
+        <w:rPr>
+          <w:rFonts w:ascii="Cambria Math" w:eastAsia="SimSun" w:hAnsi="Cambria Math"/>
+          <w:i w:val="false"/>
+          <w:iCs w:val="false"/>
+          <w:sz w:val="21"/>
+          <w:szCs w:val="21"/>
+          <w:vertAlign w:val="subscript"/>
+        </w:rPr>
+        <w:t xml:space="preserve">v</w:t>
+      </w:r>
+      <w:r>
+        <w:rPr>
+          <w:rFonts w:ascii="Cambria Math" w:eastAsia="SimSun" w:hAnsi="Cambria Math"/>
+          <w:i w:val="false"/>
+          <w:iCs w:val="false"/>
+          <w:sz w:val="21"/>
+          <w:szCs w:val="21"/>
+        </w:rPr>
+        <w:t xml:space="preserve">-μ </w:t>
+      </w:r>
+      <w:r>
+        <w:rPr>
+          <w:rFonts w:ascii="Cambria Math" w:eastAsia="SimSun" w:hAnsi="Cambria Math"/>
+          <w:i/>
+          <w:iCs/>
+          <w:sz w:val="21"/>
+          <w:szCs w:val="21"/>
+        </w:rPr>
+        <w:t xml:space="preserve">i</w:t>
+      </w:r>
+      <w:r>
+        <w:rPr>
+          <w:rFonts w:ascii="Cambria Math" w:eastAsia="SimSun" w:hAnsi="Cambria Math"/>
+          <w:i w:val="false"/>
+          <w:iCs w:val="false"/>
+          <w:sz w:val="21"/>
+          <w:szCs w:val="21"/>
+          <w:vertAlign w:val="subscript"/>
+        </w:rPr>
+        <w:t xml:space="preserve">v</w:t>
       </w:r>
       <w:r>
         <w:rPr>
@@ -7738,44 +8686,87 @@
         <w:rPr>
           <w:rFonts w:ascii="Times New Roman" w:cs="Times New Roman" w:eastAsia="SimSun" w:hAnsi="Times New Roman"/>
         </w:rPr>
-        <w:t xml:space="preserve">在 </w:t>
-      </w:r>
-      <w:r>
-        <w:rPr>
-          <w:rFonts w:ascii="Cambria Math" w:eastAsia="SimSun" w:hAnsi="Cambria Math"/>
-          <w:i w:val="false"/>
-          <w:iCs w:val="false"/>
-        </w:rPr>
-        <w:t xml:space="preserve">τκ→1</w:t>
-      </w:r>
-      <w:r>
-        <w:rPr>
-          <w:rFonts w:ascii="Cambria Math" w:eastAsia="SimSun" w:hAnsi="Cambria Math"/>
-          <w:i w:val="false"/>
-          <w:iCs w:val="false"/>
+        <w:t xml:space="preserve">线性化给出 </w:t>
+      </w:r>
+      <w:r>
+        <w:rPr>
+          <w:rFonts w:ascii="Cambria Math" w:eastAsia="SimSun" w:hAnsi="Cambria Math"/>
+          <w:i w:val="false"/>
+          <w:iCs w:val="false"/>
+        </w:rPr>
+        <w:t xml:space="preserve">φ̇=(βτκ-μ)φ</w:t>
+      </w:r>
+      <w:r>
+        <w:rPr>
+          <w:rFonts w:ascii="Times New Roman" w:cs="Times New Roman" w:eastAsia="SimSun" w:hAnsi="Times New Roman"/>
+        </w:rPr>
+        <w:t xml:space="preserve">，即</w:t>
+      </w:r>
+    </w:p>
+    <w:p>
+      <w:pPr>
+        <w:tabs>
+          <w:tab w:val="center" w:pos="4680"/>
+          <w:tab w:val="right" w:pos="9360"/>
+        </w:tabs>
+        <w:spacing w:after="180" w:before="180" w:line="300"/>
+        <w:jc w:val="left"/>
+      </w:pPr>
+      <w:r>
+        <w:rPr>
+          <w:rFonts w:ascii="Cambria Math" w:eastAsia="SimSun" w:hAnsi="Cambria Math"/>
+        </w:rPr>
+        <w:t xml:space="preserve">	</w:t>
+      </w:r>
+      <w:r>
+        <w:rPr>
+          <w:rFonts w:ascii="Cambria Math" w:eastAsia="SimSun" w:hAnsi="Cambria Math"/>
+          <w:i w:val="false"/>
+          <w:iCs w:val="false"/>
+          <w:sz w:val="21"/>
+          <w:szCs w:val="21"/>
+        </w:rPr>
+        <w:t xml:space="preserve">λ</w:t>
+      </w:r>
+      <w:r>
+        <w:rPr>
+          <w:rFonts w:ascii="Cambria Math" w:eastAsia="SimSun" w:hAnsi="Cambria Math"/>
+          <w:i w:val="false"/>
+          <w:iCs w:val="false"/>
+          <w:sz w:val="21"/>
+          <w:szCs w:val="21"/>
+          <w:vertAlign w:val="subscript"/>
+        </w:rPr>
+        <w:t xml:space="preserve">c</w:t>
+      </w:r>
+      <w:r>
+        <w:rPr>
+          <w:rFonts w:ascii="Cambria Math" w:eastAsia="SimSun" w:hAnsi="Cambria Math"/>
+          <w:i w:val="false"/>
+          <w:iCs w:val="false"/>
+          <w:sz w:val="21"/>
+          <w:szCs w:val="21"/>
           <w:vertAlign w:val="superscript"/>
         </w:rPr>
-        <w:t xml:space="preserve">+</w:t>
-      </w:r>
-      <w:r>
-        <w:rPr>
-          <w:rFonts w:ascii="Times New Roman" w:cs="Times New Roman" w:eastAsia="SimSun" w:hAnsi="Times New Roman"/>
-        </w:rPr>
-        <w:t xml:space="preserve"> 时发散：</w:t>
-      </w:r>
-      <w:r>
-        <w:rPr>
-          <w:rFonts w:ascii="Times New Roman" w:cs="Times New Roman" w:eastAsia="SimSun" w:hAnsi="Times New Roman"/>
-          <w:b/>
-          <w:bCs/>
-        </w:rPr>
-        <w:t xml:space="preserve">均场的误差在阈值邻域最大</w:t>
-      </w:r>
-      <w:r>
-        <w:rPr>
-          <w:rFonts w:ascii="Times New Roman" w:cs="Times New Roman" w:eastAsia="SimSun" w:hAnsi="Times New Roman"/>
-        </w:rPr>
-        <w:t xml:space="preserve">，而这正是最需要理论的区域。这与成对网络上 EBCM 相对均场的增益同源 [1, 2]，本文把它推广到有向超图并给出闭式。</w:t>
+        <w:t xml:space="preserve">MF</w:t>
+      </w:r>
+      <w:r>
+        <w:rPr>
+          <w:rFonts w:ascii="Cambria Math" w:eastAsia="SimSun" w:hAnsi="Cambria Math"/>
+          <w:i w:val="false"/>
+          <w:iCs w:val="false"/>
+          <w:sz w:val="21"/>
+          <w:szCs w:val="21"/>
+        </w:rPr>
+        <w:t xml:space="preserve">=(1)/(τκ)</w:t>
+      </w:r>
+      <w:r>
+        <w:rPr>
+          <w:rFonts w:ascii="Cambria Math" w:eastAsia="SimSun" w:hAnsi="Cambria Math"/>
+          <w:sz w:val="21"/>
+          <w:szCs w:val="21"/>
+        </w:rPr>
+        <w:t xml:space="preserve">	(42)</w:t>
       </w:r>
     </w:p>
     <w:p>
@@ -7787,7 +8778,197 @@
         <w:rPr>
           <w:rFonts w:ascii="Times New Roman" w:cs="Times New Roman" w:eastAsia="SimSun" w:hAnsi="Times New Roman"/>
         </w:rPr>
-        <w:t xml:space="preserve">需要说明，(39) 是我们为本模型构造的均场对照，而非 [5] 中模型的复述——后者是社会传播而非 SIR，其方向性由单一标量强度参数调节。此处比较的是</w:t>
+        <w:t xml:space="preserve">与 (37) 相比，均场丢掉的恰是分母中的 </w:t>
+      </w:r>
+      <w:r>
+        <w:rPr>
+          <w:rFonts w:ascii="Cambria Math" w:eastAsia="SimSun" w:hAnsi="Cambria Math"/>
+          <w:i w:val="false"/>
+          <w:iCs w:val="false"/>
+        </w:rPr>
+        <w:t xml:space="preserve">-1</w:t>
+      </w:r>
+      <w:r>
+        <w:rPr>
+          <w:rFonts w:ascii="Times New Roman" w:cs="Times New Roman" w:eastAsia="SimSun" w:hAnsi="Times New Roman"/>
+        </w:rPr>
+        <w:t xml:space="preserve">，其来源可以精确指出：均场把一个尾成员在整个感染期内向同一头成员的传递概率记作 </w:t>
+      </w:r>
+      <w:r>
+        <w:rPr>
+          <w:rFonts w:ascii="Cambria Math" w:eastAsia="SimSun" w:hAnsi="Cambria Math"/>
+          <w:i w:val="false"/>
+          <w:iCs w:val="false"/>
+        </w:rPr>
+        <w:t xml:space="preserve">β/μ=λ</w:t>
+      </w:r>
+      <w:r>
+        <w:rPr>
+          <w:rFonts w:ascii="Times New Roman" w:cs="Times New Roman" w:eastAsia="SimSun" w:hAnsi="Times New Roman"/>
+        </w:rPr>
+        <w:t xml:space="preserve">，而实际为 </w:t>
+      </w:r>
+      <w:r>
+        <w:rPr>
+          <w:rFonts w:ascii="Cambria Math" w:eastAsia="SimSun" w:hAnsi="Cambria Math"/>
+          <w:i w:val="false"/>
+          <w:iCs w:val="false"/>
+        </w:rPr>
+        <w:t xml:space="preserve">β/(β+μ)=λ/(1+λ)</w:t>
+      </w:r>
+      <w:r>
+        <w:rPr>
+          <w:rFonts w:ascii="Times New Roman" w:cs="Times New Roman" w:eastAsia="SimSun" w:hAnsi="Times New Roman"/>
+        </w:rPr>
+        <w:t xml:space="preserve">——超边一旦向某头成员传递即对它用尽，均场没有这一条件。相对误差</w:t>
+      </w:r>
+    </w:p>
+    <w:p>
+      <w:pPr>
+        <w:tabs>
+          <w:tab w:val="center" w:pos="4680"/>
+          <w:tab w:val="right" w:pos="9360"/>
+        </w:tabs>
+        <w:spacing w:after="180" w:before="180" w:line="300"/>
+        <w:jc w:val="left"/>
+      </w:pPr>
+      <w:r>
+        <w:rPr>
+          <w:rFonts w:ascii="Cambria Math" w:eastAsia="SimSun" w:hAnsi="Cambria Math"/>
+        </w:rPr>
+        <w:t xml:space="preserve">	</w:t>
+      </w:r>
+      <w:r>
+        <w:rPr>
+          <w:rFonts w:ascii="Cambria Math" w:eastAsia="SimSun" w:hAnsi="Cambria Math"/>
+          <w:i w:val="false"/>
+          <w:iCs w:val="false"/>
+          <w:sz w:val="21"/>
+          <w:szCs w:val="21"/>
+        </w:rPr>
+        <w:t xml:space="preserve">(λ</w:t>
+      </w:r>
+      <w:r>
+        <w:rPr>
+          <w:rFonts w:ascii="Cambria Math" w:eastAsia="SimSun" w:hAnsi="Cambria Math"/>
+          <w:i w:val="false"/>
+          <w:iCs w:val="false"/>
+          <w:sz w:val="21"/>
+          <w:szCs w:val="21"/>
+          <w:vertAlign w:val="subscript"/>
+        </w:rPr>
+        <w:t xml:space="preserve">c</w:t>
+      </w:r>
+      <w:r>
+        <w:rPr>
+          <w:rFonts w:ascii="Cambria Math" w:eastAsia="SimSun" w:hAnsi="Cambria Math"/>
+          <w:i w:val="false"/>
+          <w:iCs w:val="false"/>
+          <w:sz w:val="21"/>
+          <w:szCs w:val="21"/>
+        </w:rPr>
+        <w:t xml:space="preserve">)/(λ</w:t>
+      </w:r>
+      <w:r>
+        <w:rPr>
+          <w:rFonts w:ascii="Cambria Math" w:eastAsia="SimSun" w:hAnsi="Cambria Math"/>
+          <w:i w:val="false"/>
+          <w:iCs w:val="false"/>
+          <w:sz w:val="21"/>
+          <w:szCs w:val="21"/>
+          <w:vertAlign w:val="subscript"/>
+        </w:rPr>
+        <w:t xml:space="preserve">c</w:t>
+      </w:r>
+      <w:r>
+        <w:rPr>
+          <w:rFonts w:ascii="Cambria Math" w:eastAsia="SimSun" w:hAnsi="Cambria Math"/>
+          <w:i w:val="false"/>
+          <w:iCs w:val="false"/>
+          <w:sz w:val="21"/>
+          <w:szCs w:val="21"/>
+          <w:vertAlign w:val="superscript"/>
+        </w:rPr>
+        <w:t xml:space="preserve">MF</w:t>
+      </w:r>
+      <w:r>
+        <w:rPr>
+          <w:rFonts w:ascii="Cambria Math" w:eastAsia="SimSun" w:hAnsi="Cambria Math"/>
+          <w:i w:val="false"/>
+          <w:iCs w:val="false"/>
+          <w:sz w:val="21"/>
+          <w:szCs w:val="21"/>
+        </w:rPr>
+        <w:t xml:space="preserve">)=(τκ)/(τκ-1)</w:t>
+      </w:r>
+      <w:r>
+        <w:rPr>
+          <w:rFonts w:ascii="Cambria Math" w:eastAsia="SimSun" w:hAnsi="Cambria Math"/>
+          <w:sz w:val="21"/>
+          <w:szCs w:val="21"/>
+        </w:rPr>
+        <w:t xml:space="preserve">	(43)</w:t>
+      </w:r>
+    </w:p>
+    <w:p>
+      <w:pPr>
+        <w:spacing w:after="120" w:before="120" w:line="320" w:lineRule="auto"/>
+        <w:jc w:val="both"/>
+      </w:pPr>
+      <w:r>
+        <w:rPr>
+          <w:rFonts w:ascii="Times New Roman" w:cs="Times New Roman" w:eastAsia="SimSun" w:hAnsi="Times New Roman"/>
+        </w:rPr>
+        <w:t xml:space="preserve">在 </w:t>
+      </w:r>
+      <w:r>
+        <w:rPr>
+          <w:rFonts w:ascii="Cambria Math" w:eastAsia="SimSun" w:hAnsi="Cambria Math"/>
+          <w:i w:val="false"/>
+          <w:iCs w:val="false"/>
+        </w:rPr>
+        <w:t xml:space="preserve">τκ→1</w:t>
+      </w:r>
+      <w:r>
+        <w:rPr>
+          <w:rFonts w:ascii="Cambria Math" w:eastAsia="SimSun" w:hAnsi="Cambria Math"/>
+          <w:i w:val="false"/>
+          <w:iCs w:val="false"/>
+          <w:vertAlign w:val="superscript"/>
+        </w:rPr>
+        <w:t xml:space="preserve">+</w:t>
+      </w:r>
+      <w:r>
+        <w:rPr>
+          <w:rFonts w:ascii="Times New Roman" w:cs="Times New Roman" w:eastAsia="SimSun" w:hAnsi="Times New Roman"/>
+        </w:rPr>
+        <w:t xml:space="preserve"> 时发散：</w:t>
+      </w:r>
+      <w:r>
+        <w:rPr>
+          <w:rFonts w:ascii="Times New Roman" w:cs="Times New Roman" w:eastAsia="SimSun" w:hAnsi="Times New Roman"/>
+          <w:b/>
+          <w:bCs/>
+        </w:rPr>
+        <w:t xml:space="preserve">均场的误差在阈值邻域最大</w:t>
+      </w:r>
+      <w:r>
+        <w:rPr>
+          <w:rFonts w:ascii="Times New Roman" w:cs="Times New Roman" w:eastAsia="SimSun" w:hAnsi="Times New Roman"/>
+        </w:rPr>
+        <w:t xml:space="preserve">，而这正是最需要理论的区域。这与成对网络上 EBCM 相对均场的增益同源 [1, 2]，本文把它推广到有向超图并给出闭式。</w:t>
+      </w:r>
+    </w:p>
+    <w:p>
+      <w:pPr>
+        <w:spacing w:after="120" w:before="120" w:line="320" w:lineRule="auto"/>
+        <w:jc w:val="both"/>
+      </w:pPr>
+      <w:r>
+        <w:rPr>
+          <w:rFonts w:ascii="Times New Roman" w:cs="Times New Roman" w:eastAsia="SimSun" w:hAnsi="Times New Roman"/>
+        </w:rPr>
+        <w:t xml:space="preserve">需要说明，(41) 是我们为本模型构造的均场对照，而非 [5] 中模型的复述——后者是社会传播而非 SIR，其方向性由单一标量强度参数调节。此处比较的是</w:t>
       </w:r>
       <w:r>
         <w:rPr>
@@ -7888,7 +9069,7 @@
         <w:rPr>
           <w:rFonts w:ascii="Times New Roman" w:cs="Times New Roman" w:eastAsia="SimSun" w:hAnsi="Times New Roman"/>
         </w:rPr>
-        <w:t xml:space="preserve"> 恒等式 (32) 的残差随 Euler 步长线性收敛：</w:t>
+        <w:t xml:space="preserve"> 恒等式 (34) 的残差随 Euler 步长线性收敛：</w:t>
       </w:r>
       <w:r>
         <w:rPr>
@@ -7990,7 +9171,7 @@
         <w:rPr>
           <w:rFonts w:ascii="Times New Roman" w:cs="Times New Roman" w:eastAsia="SimSun" w:hAnsi="Times New Roman"/>
         </w:rPr>
-        <w:t xml:space="preserve">。残差因而是积分误差而非闭合的破缺。两种分支计数 (36) 在 </w:t>
+        <w:t xml:space="preserve">。残差因而是积分误差而非闭合的破缺。两种分支计数 (38) 在 </w:t>
       </w:r>
       <w:r>
         <w:rPr>
@@ -8027,7 +9208,7 @@
         <w:rPr>
           <w:rFonts w:ascii="Times New Roman" w:cs="Times New Roman" w:eastAsia="SimSun" w:hAnsi="Times New Roman"/>
         </w:rPr>
-        <w:t xml:space="preserve">；(38) 与 (35) 在全部 </w:t>
+        <w:t xml:space="preserve">；(40) 与 (37) 在全部 </w:t>
       </w:r>
       <w:r>
         <w:rPr>
@@ -8127,7 +9308,7 @@
         <w:rPr>
           <w:rFonts w:ascii="Times New Roman" w:cs="Times New Roman" w:eastAsia="SimSun" w:hAnsi="Times New Roman"/>
         </w:rPr>
-        <w:t xml:space="preserve">阈值公式 (35) 与方程组自身的失稳点独立比对：对 (29) 由 </w:t>
+        <w:t xml:space="preserve">阈值公式 (37) 与方程组自身的失稳点独立比对：对 (29) 由 </w:t>
       </w:r>
       <w:r>
         <w:rPr>
@@ -8804,7 +9985,7 @@
           <w:sz w:val="19"/>
           <w:szCs w:val="19"/>
         </w:rPr>
-        <w:t xml:space="preserve"> 置信区间，最宽处约与线宽相当；蓝虚线为并发型 EBCM (29)，橙点线为均场闭合 (39)。(a) 易感比例；(b) 感染比例。</w:t>
+        <w:t xml:space="preserve"> 置信区间，最宽处约与线宽相当；蓝虚线为并发型 EBCM (29)，橙点线为均场闭合 (41)。(a) 易感比例；(b) 感染比例。</w:t>
       </w:r>
     </w:p>
     <w:p>
@@ -8960,17 +10141,17 @@
           <w:sz w:val="19"/>
           <w:szCs w:val="19"/>
         </w:rPr>
-        <w:t xml:space="preserve"> 的平均绝对偏差随系统规模的变化；除 </w:t>
-      </w:r>
-      <w:r>
-        <w:rPr>
-          <w:rFonts w:ascii="Cambria Math" w:eastAsia="SimSun" w:hAnsi="Cambria Math"/>
-          <w:i/>
-          <w:iCs/>
+        <w:t xml:space="preserve"> 的平均绝对偏差随系统规模的变化；初始感染比例 </w:t>
+      </w:r>
+      <w:r>
+        <w:rPr>
+          <w:rFonts w:ascii="Cambria Math" w:eastAsia="SimSun" w:hAnsi="Cambria Math"/>
+          <w:i w:val="false"/>
+          <w:iCs w:val="false"/>
           <w:sz w:val="19"/>
           <w:szCs w:val="19"/>
         </w:rPr>
-        <w:t xml:space="preserve">N</w:t>
+        <w:t xml:space="preserve">ε=0.01</w:t>
       </w:r>
       <w:r>
         <w:rPr>
@@ -8978,36 +10159,35 @@
           <w:sz w:val="19"/>
           <w:szCs w:val="19"/>
         </w:rPr>
-        <w:t xml:space="preserve"> 外生成参数、仿真次数与 </w:t>
-      </w:r>
-      <w:r>
-        <w:rPr>
-          <w:rFonts w:ascii="Cambria Math" w:eastAsia="SimSun" w:hAnsi="Cambria Math"/>
-          <w:i w:val="false"/>
-          <w:iCs w:val="false"/>
+        <w:t xml:space="preserve">，除 </w:t>
+      </w:r>
+      <w:r>
+        <w:rPr>
+          <w:rFonts w:ascii="Cambria Math" w:eastAsia="SimSun" w:hAnsi="Cambria Math"/>
+          <w:i/>
+          <w:iCs/>
           <w:sz w:val="19"/>
           <w:szCs w:val="19"/>
         </w:rPr>
-        <w:t xml:space="preserve">λ/λ</w:t>
-      </w:r>
-      <w:r>
-        <w:rPr>
-          <w:rFonts w:ascii="Cambria Math" w:eastAsia="SimSun" w:hAnsi="Cambria Math"/>
-          <w:i w:val="false"/>
-          <w:iCs w:val="false"/>
+        <w:t xml:space="preserve">N</w:t>
+      </w:r>
+      <w:r>
+        <w:rPr>
+          <w:rFonts w:ascii="Times New Roman" w:cs="Times New Roman" w:eastAsia="SimSun" w:hAnsi="Times New Roman"/>
           <w:sz w:val="19"/>
           <w:szCs w:val="19"/>
-          <w:vertAlign w:val="subscript"/>
-        </w:rPr>
-        <w:t xml:space="preserve">c</w:t>
-      </w:r>
-      <w:r>
-        <w:rPr>
-          <w:rFonts w:ascii="Times New Roman" w:cs="Times New Roman" w:eastAsia="SimSun" w:hAnsi="Times New Roman"/>
+        </w:rPr>
+        <w:t xml:space="preserve"> 外生成参数、仿真次数与 </w:t>
+      </w:r>
+      <w:r>
+        <w:rPr>
+          <w:rFonts w:ascii="Cambria Math" w:eastAsia="SimSun" w:hAnsi="Cambria Math"/>
+          <w:i w:val="false"/>
+          <w:iCs w:val="false"/>
           <w:sz w:val="19"/>
           <w:szCs w:val="19"/>
         </w:rPr>
-        <w:t xml:space="preserve"> 全部固定，每点为 </w:t>
+        <w:t xml:space="preserve">λ/λ</w:t>
       </w:r>
       <w:r>
         <w:rPr>
@@ -9016,8 +10196,9 @@
           <w:iCs w:val="false"/>
           <w:sz w:val="19"/>
           <w:szCs w:val="19"/>
-        </w:rPr>
-        <w:t xml:space="preserve">4</w:t>
+          <w:vertAlign w:val="subscript"/>
+        </w:rPr>
+        <w:t xml:space="preserve">c</w:t>
       </w:r>
       <w:r>
         <w:rPr>
@@ -9025,7 +10206,7 @@
           <w:sz w:val="19"/>
           <w:szCs w:val="19"/>
         </w:rPr>
-        <w:t xml:space="preserve"> 个独立结构的均值，误差棒为结构间标准误，灰点划线为加权幂律拟合，指数 </w:t>
+        <w:t xml:space="preserve"> 全部固定，每点为 </w:t>
       </w:r>
       <w:r>
         <w:rPr>
@@ -9035,7 +10216,7 @@
           <w:sz w:val="19"/>
           <w:szCs w:val="19"/>
         </w:rPr>
-        <w:t xml:space="preserve">-1.2</w:t>
+        <w:t xml:space="preserve">4</w:t>
       </w:r>
       <w:r>
         <w:rPr>
@@ -9043,7 +10224,7 @@
           <w:sz w:val="19"/>
           <w:szCs w:val="19"/>
         </w:rPr>
-        <w:t xml:space="preserve">（子集拟合散布约 </w:t>
+        <w:t xml:space="preserve"> 个独立结构的均值，误差棒为结构间标准误，灰点划线为加权幂律拟合，指数 </w:t>
       </w:r>
       <w:r>
         <w:rPr>
@@ -9053,7 +10234,7 @@
           <w:sz w:val="19"/>
           <w:szCs w:val="19"/>
         </w:rPr>
-        <w:t xml:space="preserve">±0.2</w:t>
+        <w:t xml:space="preserve">-1.2</w:t>
       </w:r>
       <w:r>
         <w:rPr>
@@ -9061,7 +10242,7 @@
           <w:sz w:val="19"/>
           <w:szCs w:val="19"/>
         </w:rPr>
-        <w:t xml:space="preserve">，与 </w:t>
+        <w:t xml:space="preserve">（子集拟合散布约 </w:t>
       </w:r>
       <w:r>
         <w:rPr>
@@ -9071,7 +10252,7 @@
           <w:sz w:val="19"/>
           <w:szCs w:val="19"/>
         </w:rPr>
-        <w:t xml:space="preserve">-1</w:t>
+        <w:t xml:space="preserve">±0.2</w:t>
       </w:r>
       <w:r>
         <w:rPr>
@@ -9079,7 +10260,7 @@
           <w:sz w:val="19"/>
           <w:szCs w:val="19"/>
         </w:rPr>
-        <w:t xml:space="preserve"> 相容）。(b) 终态规模随 </w:t>
+        <w:t xml:space="preserve">，与 </w:t>
       </w:r>
       <w:r>
         <w:rPr>
@@ -9089,54 +10270,54 @@
           <w:sz w:val="19"/>
           <w:szCs w:val="19"/>
         </w:rPr>
-        <w:t xml:space="preserve">λ/λ</w:t>
-      </w:r>
-      <w:r>
-        <w:rPr>
-          <w:rFonts w:ascii="Cambria Math" w:eastAsia="SimSun" w:hAnsi="Cambria Math"/>
-          <w:i w:val="false"/>
-          <w:iCs w:val="false"/>
+        <w:t xml:space="preserve">-1</w:t>
+      </w:r>
+      <w:r>
+        <w:rPr>
+          <w:rFonts w:ascii="Times New Roman" w:cs="Times New Roman" w:eastAsia="SimSun" w:hAnsi="Times New Roman"/>
           <w:sz w:val="19"/>
           <w:szCs w:val="19"/>
-          <w:vertAlign w:val="subscript"/>
-        </w:rPr>
-        <w:t xml:space="preserve">c</w:t>
-      </w:r>
-      <w:r>
-        <w:rPr>
-          <w:rFonts w:ascii="Times New Roman" w:cs="Times New Roman" w:eastAsia="SimSun" w:hAnsi="Times New Roman"/>
+        </w:rPr>
+        <w:t xml:space="preserve"> 相容）。(b) 终态规模随 </w:t>
+      </w:r>
+      <w:r>
+        <w:rPr>
+          <w:rFonts w:ascii="Cambria Math" w:eastAsia="SimSun" w:hAnsi="Cambria Math"/>
+          <w:i w:val="false"/>
+          <w:iCs w:val="false"/>
           <w:sz w:val="19"/>
           <w:szCs w:val="19"/>
         </w:rPr>
-        <w:t xml:space="preserve"> 的变化，</w:t>
-      </w:r>
-      <w:r>
-        <w:rPr>
-          <w:rFonts w:ascii="Cambria Math" w:eastAsia="SimSun" w:hAnsi="Cambria Math"/>
-          <w:i/>
-          <w:iCs/>
+        <w:t xml:space="preserve">λ/λ</w:t>
+      </w:r>
+      <w:r>
+        <w:rPr>
+          <w:rFonts w:ascii="Cambria Math" w:eastAsia="SimSun" w:hAnsi="Cambria Math"/>
+          <w:i w:val="false"/>
+          <w:iCs w:val="false"/>
           <w:sz w:val="19"/>
           <w:szCs w:val="19"/>
-        </w:rPr>
-        <w:t xml:space="preserve">N</w:t>
-      </w:r>
-      <w:r>
-        <w:rPr>
-          <w:rFonts w:ascii="Cambria Math" w:eastAsia="SimSun" w:hAnsi="Cambria Math"/>
-          <w:i w:val="false"/>
-          <w:iCs w:val="false"/>
+          <w:vertAlign w:val="subscript"/>
+        </w:rPr>
+        <w:t xml:space="preserve">c</w:t>
+      </w:r>
+      <w:r>
+        <w:rPr>
+          <w:rFonts w:ascii="Times New Roman" w:cs="Times New Roman" w:eastAsia="SimSun" w:hAnsi="Times New Roman"/>
           <w:sz w:val="19"/>
           <w:szCs w:val="19"/>
         </w:rPr>
-        <w:t xml:space="preserve">=6000</w:t>
-      </w:r>
-      <w:r>
-        <w:rPr>
-          <w:rFonts w:ascii="Times New Roman" w:cs="Times New Roman" w:eastAsia="SimSun" w:hAnsi="Times New Roman"/>
+        <w:t xml:space="preserve"> 的变化，</w:t>
+      </w:r>
+      <w:r>
+        <w:rPr>
+          <w:rFonts w:ascii="Cambria Math" w:eastAsia="SimSun" w:hAnsi="Cambria Math"/>
+          <w:i/>
+          <w:iCs/>
           <w:sz w:val="19"/>
           <w:szCs w:val="19"/>
         </w:rPr>
-        <w:t xml:space="preserve">，每点 </w:t>
+        <w:t xml:space="preserve">N</w:t>
       </w:r>
       <w:r>
         <w:rPr>
@@ -9146,7 +10327,7 @@
           <w:sz w:val="19"/>
           <w:szCs w:val="19"/>
         </w:rPr>
-        <w:t xml:space="preserve">400</w:t>
+        <w:t xml:space="preserve">=6000</w:t>
       </w:r>
       <w:r>
         <w:rPr>
@@ -9154,7 +10335,7 @@
           <w:sz w:val="19"/>
           <w:szCs w:val="19"/>
         </w:rPr>
-        <w:t xml:space="preserve"> 次实现，误差棒为 </w:t>
+        <w:t xml:space="preserve">，初始感染比例 </w:t>
       </w:r>
       <w:r>
         <w:rPr>
@@ -9164,7 +10345,7 @@
           <w:sz w:val="19"/>
           <w:szCs w:val="19"/>
         </w:rPr>
-        <w:t xml:space="preserve">95%</w:t>
+        <w:t xml:space="preserve">ε=0.005</w:t>
       </w:r>
       <w:r>
         <w:rPr>
@@ -9172,53 +10353,89 @@
           <w:sz w:val="19"/>
           <w:szCs w:val="19"/>
         </w:rPr>
-        <w:t xml:space="preserve"> 置信区间。(c) 爆发阈值随入出度相关的变化，</w:t>
-      </w:r>
-      <w:r>
-        <w:rPr>
-          <w:rFonts w:ascii="Cambria Math" w:eastAsia="SimSun" w:hAnsi="Cambria Math"/>
-          <w:i/>
-          <w:iCs/>
+        <w:t xml:space="preserve">，每点 </w:t>
+      </w:r>
+      <w:r>
+        <w:rPr>
+          <w:rFonts w:ascii="Cambria Math" w:eastAsia="SimSun" w:hAnsi="Cambria Math"/>
+          <w:i w:val="false"/>
+          <w:iCs w:val="false"/>
           <w:sz w:val="19"/>
           <w:szCs w:val="19"/>
         </w:rPr>
-        <w:t xml:space="preserve">N</w:t>
-      </w:r>
-      <w:r>
-        <w:rPr>
-          <w:rFonts w:ascii="Cambria Math" w:eastAsia="SimSun" w:hAnsi="Cambria Math"/>
-          <w:i w:val="false"/>
-          <w:iCs w:val="false"/>
+        <w:t xml:space="preserve">400</w:t>
+      </w:r>
+      <w:r>
+        <w:rPr>
+          <w:rFonts w:ascii="Times New Roman" w:cs="Times New Roman" w:eastAsia="SimSun" w:hAnsi="Times New Roman"/>
           <w:sz w:val="19"/>
           <w:szCs w:val="19"/>
         </w:rPr>
-        <w:t xml:space="preserve">=3000</w:t>
-      </w:r>
-      <w:r>
-        <w:rPr>
-          <w:rFonts w:ascii="Times New Roman" w:cs="Times New Roman" w:eastAsia="SimSun" w:hAnsi="Times New Roman"/>
+        <w:t xml:space="preserve"> 次实现，误差棒为 </w:t>
+      </w:r>
+      <w:r>
+        <w:rPr>
+          <w:rFonts w:ascii="Cambria Math" w:eastAsia="SimSun" w:hAnsi="Cambria Math"/>
+          <w:i w:val="false"/>
+          <w:iCs w:val="false"/>
           <w:sz w:val="19"/>
           <w:szCs w:val="19"/>
         </w:rPr>
-        <w:t xml:space="preserve">，每点 </w:t>
-      </w:r>
-      <w:r>
-        <w:rPr>
-          <w:rFonts w:ascii="Cambria Math" w:eastAsia="SimSun" w:hAnsi="Cambria Math"/>
-          <w:i w:val="false"/>
-          <w:iCs w:val="false"/>
+        <w:t xml:space="preserve">95%</w:t>
+      </w:r>
+      <w:r>
+        <w:rPr>
+          <w:rFonts w:ascii="Times New Roman" w:cs="Times New Roman" w:eastAsia="SimSun" w:hAnsi="Times New Roman"/>
           <w:sz w:val="19"/>
           <w:szCs w:val="19"/>
         </w:rPr>
-        <w:t xml:space="preserve">5</w:t>
-      </w:r>
-      <w:r>
-        <w:rPr>
-          <w:rFonts w:ascii="Times New Roman" w:cs="Times New Roman" w:eastAsia="SimSun" w:hAnsi="Times New Roman"/>
+        <w:t xml:space="preserve"> 置信区间。(c) 爆发阈值随入出度相关的变化，</w:t>
+      </w:r>
+      <w:r>
+        <w:rPr>
+          <w:rFonts w:ascii="Cambria Math" w:eastAsia="SimSun" w:hAnsi="Cambria Math"/>
+          <w:i/>
+          <w:iCs/>
           <w:sz w:val="19"/>
           <w:szCs w:val="19"/>
         </w:rPr>
-        <w:t xml:space="preserve"> 个独立双度序列，两个方向的误差棒均为标准误，实线为 (38)。</w:t>
+        <w:t xml:space="preserve">N</w:t>
+      </w:r>
+      <w:r>
+        <w:rPr>
+          <w:rFonts w:ascii="Cambria Math" w:eastAsia="SimSun" w:hAnsi="Cambria Math"/>
+          <w:i w:val="false"/>
+          <w:iCs w:val="false"/>
+          <w:sz w:val="19"/>
+          <w:szCs w:val="19"/>
+        </w:rPr>
+        <w:t xml:space="preserve">=3000</w:t>
+      </w:r>
+      <w:r>
+        <w:rPr>
+          <w:rFonts w:ascii="Times New Roman" w:cs="Times New Roman" w:eastAsia="SimSun" w:hAnsi="Times New Roman"/>
+          <w:sz w:val="19"/>
+          <w:szCs w:val="19"/>
+        </w:rPr>
+        <w:t xml:space="preserve">，每点 </w:t>
+      </w:r>
+      <w:r>
+        <w:rPr>
+          <w:rFonts w:ascii="Cambria Math" w:eastAsia="SimSun" w:hAnsi="Cambria Math"/>
+          <w:i w:val="false"/>
+          <w:iCs w:val="false"/>
+          <w:sz w:val="19"/>
+          <w:szCs w:val="19"/>
+        </w:rPr>
+        <w:t xml:space="preserve">5</w:t>
+      </w:r>
+      <w:r>
+        <w:rPr>
+          <w:rFonts w:ascii="Times New Roman" w:cs="Times New Roman" w:eastAsia="SimSun" w:hAnsi="Times New Roman"/>
+          <w:sz w:val="19"/>
+          <w:szCs w:val="19"/>
+        </w:rPr>
+        <w:t xml:space="preserve"> 个独立双度序列，两个方向的误差棒均为标准误，实线为 (40)。</w:t>
       </w:r>
     </w:p>
     <w:p>
@@ -9524,7 +10741,7 @@
         <w:rPr>
           <w:rFonts w:ascii="Times New Roman" w:cs="Times New Roman" w:eastAsia="SimSun" w:hAnsi="Times New Roman"/>
         </w:rPr>
-        <w:t xml:space="preserve">图 2(b) 检验 (41) 所预言的形状——均场的误差集中在阈值邻域。均场把阈值压低到 </w:t>
+        <w:t xml:space="preserve">图 2(b) 检验 (43) 所预言的形状——均场的误差集中在阈值邻域。均场把阈值压低到 </w:t>
       </w:r>
       <w:r>
         <w:rPr>
@@ -10062,7 +11279,7 @@
         <w:rPr>
           <w:rFonts w:ascii="Times New Roman" w:cs="Times New Roman" w:eastAsia="SimSun" w:hAnsi="Times New Roman"/>
         </w:rPr>
-        <w:t xml:space="preserve">，变动近四倍，与 (38) 逐点吻合。需要说明，图 2(c) 的纵轴由 (35) 经 </w:t>
+        <w:t xml:space="preserve">，变动近四倍，与 (40) 逐点吻合。需要说明，图 2(c) 的纵轴由 (37) 经 </w:t>
       </w:r>
       <w:r>
         <w:rPr>
@@ -10099,7 +11316,7 @@
         <w:rPr>
           <w:rFonts w:ascii="Times New Roman" w:cs="Times New Roman" w:eastAsia="SimSun" w:hAnsi="Times New Roman"/>
         </w:rPr>
-        <w:t xml:space="preserve"> 能把阈值推到多远"以及改写 (38) 的恒等性，而非对阈值的独立测量；对 </w:t>
+        <w:t xml:space="preserve"> 能把阈值推到多远"以及改写 (40) 的恒等性，而非对阈值的独立测量；对 </w:t>
       </w:r>
       <w:r>
         <w:rPr>
@@ -10478,7 +11695,7 @@
           <w:sz w:val="21"/>
           <w:szCs w:val="21"/>
         </w:rPr>
-        <w:t xml:space="preserve">	(42)</w:t>
+        <w:t xml:space="preserve">	(44)</w:t>
       </w:r>
     </w:p>
     <w:p>
@@ -10716,7 +11933,7 @@
         <w:rPr>
           <w:rFonts w:ascii="Times New Roman" w:cs="Times New Roman" w:eastAsia="SimSun" w:hAnsi="Times New Roman"/>
         </w:rPr>
-        <w:t xml:space="preserve">，均在统计误差以内。该检验既不使用方程组也不使用 (42)。均场阈值 (40) 同样以其自身终态二分复核，</w:t>
+        <w:t xml:space="preserve">，均在统计误差以内。该检验既不使用方程组也不使用 (44)。均场阈值 (42) 同样以其自身终态二分复核，</w:t>
       </w:r>
       <w:r>
         <w:rPr>
@@ -10952,7 +12169,21 @@
         <w:rPr>
           <w:rFonts w:ascii="Times New Roman" w:cs="Times New Roman" w:eastAsia="SimSun" w:hAnsi="Times New Roman"/>
         </w:rPr>
-        <w:t xml:space="preserve"> 五点、每点 </w:t>
+        <w:t xml:space="preserve"> 五点、初始感染比例 </w:t>
+      </w:r>
+      <w:r>
+        <w:rPr>
+          <w:rFonts w:ascii="Cambria Math" w:eastAsia="SimSun" w:hAnsi="Cambria Math"/>
+          <w:i w:val="false"/>
+          <w:iCs w:val="false"/>
+        </w:rPr>
+        <w:t xml:space="preserve">ε=0.002</w:t>
+      </w:r>
+      <w:r>
+        <w:rPr>
+          <w:rFonts w:ascii="Times New Roman" w:cs="Times New Roman" w:eastAsia="SimSun" w:hAnsi="Times New Roman"/>
+        </w:rPr>
+        <w:t xml:space="preserve">、每点 </w:t>
       </w:r>
       <w:r>
         <w:rPr>
@@ -10997,7 +12228,7 @@
         <w:rPr>
           <w:rFonts w:ascii="Times New Roman" w:cs="Times New Roman" w:eastAsia="SimSun" w:hAnsi="Times New Roman"/>
         </w:rPr>
-        <w:t xml:space="preserve">，与 (35) 给出的 </w:t>
+        <w:t xml:space="preserve">，与 (37) 给出的 </w:t>
       </w:r>
       <w:r>
         <w:rPr>

--- a/drafts/sir-directed-hypergraphs/section3.docx
+++ b/drafts/sir-directed-hypergraphs/section3.docx
@@ -4259,15 +4259,15 @@
         <w:rPr>
           <w:rFonts w:ascii="Times New Roman" w:cs="Times New Roman" w:eastAsia="SimSun" w:hAnsi="Times New Roman"/>
         </w:rPr>
-        <w:t xml:space="preserve">这正是成对 EBCM 的 </w:t>
-      </w:r>
-      <w:r>
-        <w:rPr>
-          <w:rFonts w:ascii="Cambria Math" w:eastAsia="SimSun" w:hAnsi="Cambria Math"/>
-          <w:i w:val="false"/>
-          <w:iCs w:val="false"/>
-        </w:rPr>
-        <w:t xml:space="preserve">(θ</w:t>
+        <w:t xml:space="preserve">这正是成对 EBCM 的三元组 </w:t>
+      </w:r>
+      <w:r>
+        <w:rPr>
+          <w:rFonts w:ascii="Cambria Math" w:eastAsia="SimSun" w:hAnsi="Cambria Math"/>
+          <w:i w:val="false"/>
+          <w:iCs w:val="false"/>
+        </w:rPr>
+        <w:t xml:space="preserve">(Φ</w:t>
       </w:r>
       <w:r>
         <w:rPr>
@@ -4284,7 +4284,7 @@
           <w:i w:val="false"/>
           <w:iCs w:val="false"/>
         </w:rPr>
-        <w:t xml:space="preserve">,θ</w:t>
+        <w:t xml:space="preserve">,Φ</w:t>
       </w:r>
       <w:r>
         <w:rPr>
@@ -4301,7 +4301,7 @@
           <w:i w:val="false"/>
           <w:iCs w:val="false"/>
         </w:rPr>
-        <w:t xml:space="preserve">,θ</w:t>
+        <w:t xml:space="preserve">,Φ</w:t>
       </w:r>
       <w:r>
         <w:rPr>
@@ -4324,7 +4324,7 @@
         <w:rPr>
           <w:rFonts w:ascii="Times New Roman" w:cs="Times New Roman" w:eastAsia="SimSun" w:hAnsi="Times New Roman"/>
         </w:rPr>
-        <w:t xml:space="preserve"> 三元组 [2]，唯一的替换是把余度生成函数换成 (25) 的 </w:t>
+        <w:t xml:space="preserve"> [2]——依次为伙伴处于易感、已感染但尚未传递、已康复且未曾传递的概率——唯一的实质替换是把余度生成函数换成 (25) 的 </w:t>
       </w:r>
       <w:r>
         <w:rPr>
@@ -4347,7 +4347,72 @@
         <w:rPr>
           <w:rFonts w:ascii="Times New Roman" w:cs="Times New Roman" w:eastAsia="SimSun" w:hAnsi="Times New Roman"/>
         </w:rPr>
-        <w:t xml:space="preserve">。</w:t>
+        <w:t xml:space="preserve">。需注意记号差异：本文的 </w:t>
+      </w:r>
+      <w:r>
+        <w:rPr>
+          <w:rFonts w:ascii="Cambria Math" w:eastAsia="SimSun" w:hAnsi="Cambria Math"/>
+          <w:i w:val="false"/>
+          <w:iCs w:val="false"/>
+        </w:rPr>
+        <w:t xml:space="preserve">Φ</w:t>
+      </w:r>
+      <w:r>
+        <w:rPr>
+          <w:rFonts w:ascii="Times New Roman" w:cs="Times New Roman" w:eastAsia="SimSun" w:hAnsi="Times New Roman"/>
+        </w:rPr>
+        <w:t xml:space="preserve"> 对应该文中三者之和 </w:t>
+      </w:r>
+      <w:r>
+        <w:rPr>
+          <w:rFonts w:ascii="Cambria Math" w:eastAsia="SimSun" w:hAnsi="Cambria Math"/>
+          <w:i w:val="false"/>
+          <w:iCs w:val="false"/>
+        </w:rPr>
+        <w:t xml:space="preserve">Θ</w:t>
+      </w:r>
+      <w:r>
+        <w:rPr>
+          <w:rFonts w:ascii="Times New Roman" w:cs="Times New Roman" w:eastAsia="SimSun" w:hAnsi="Times New Roman"/>
+        </w:rPr>
+        <w:t xml:space="preserve">，而本文的 </w:t>
+      </w:r>
+      <w:r>
+        <w:rPr>
+          <w:rFonts w:ascii="Cambria Math" w:eastAsia="SimSun" w:hAnsi="Cambria Math"/>
+          <w:i/>
+          <w:iCs/>
+        </w:rPr>
+        <w:t xml:space="preserve">x</w:t>
+      </w:r>
+      <w:r>
+        <w:rPr>
+          <w:rFonts w:ascii="Cambria Math" w:eastAsia="SimSun" w:hAnsi="Cambria Math"/>
+          <w:i w:val="false"/>
+          <w:iCs w:val="false"/>
+          <w:vertAlign w:val="subscript"/>
+        </w:rPr>
+        <w:t xml:space="preserve">abc</w:t>
+      </w:r>
+      <w:r>
+        <w:rPr>
+          <w:rFonts w:ascii="Times New Roman" w:cs="Times New Roman" w:eastAsia="SimSun" w:hAnsi="Times New Roman"/>
+        </w:rPr>
+        <w:t xml:space="preserve"> 对应其 </w:t>
+      </w:r>
+      <w:r>
+        <w:rPr>
+          <w:rFonts w:ascii="Cambria Math" w:eastAsia="SimSun" w:hAnsi="Cambria Math"/>
+          <w:i w:val="false"/>
+          <w:iCs w:val="false"/>
+        </w:rPr>
+        <w:t xml:space="preserve">Φ</w:t>
+      </w:r>
+      <w:r>
+        <w:rPr>
+          <w:rFonts w:ascii="Times New Roman" w:cs="Times New Roman" w:eastAsia="SimSun" w:hAnsi="Times New Roman"/>
+        </w:rPr>
+        <w:t xml:space="preserve"> 分量。</w:t>
       </w:r>
     </w:p>
     <w:p>
@@ -11103,7 +11168,58 @@
         <w:rPr>
           <w:rFonts w:ascii="Times New Roman" w:cs="Times New Roman" w:eastAsia="SimSun" w:hAnsi="Times New Roman"/>
         </w:rPr>
-        <w:t xml:space="preserve">）。偏差始终为正，且在阈值邻域出现尖峰。这与 (24)–(29) 是 </w:t>
+        <w:t xml:space="preserve">）。偏差始终为正，且在阈值邻域出现尖峰。这一高估是有限尺寸效应而非闭合误差，已直接验证：在 </w:t>
+      </w:r>
+      <w:r>
+        <w:rPr>
+          <w:rFonts w:ascii="Cambria Math" w:eastAsia="SimSun" w:hAnsi="Cambria Math"/>
+          <w:i w:val="false"/>
+          <w:iCs w:val="false"/>
+        </w:rPr>
+        <w:t xml:space="preserve">λ=λ</w:t>
+      </w:r>
+      <w:r>
+        <w:rPr>
+          <w:rFonts w:ascii="Cambria Math" w:eastAsia="SimSun" w:hAnsi="Cambria Math"/>
+          <w:i w:val="false"/>
+          <w:iCs w:val="false"/>
+          <w:vertAlign w:val="subscript"/>
+        </w:rPr>
+        <w:t xml:space="preserve">c</w:t>
+      </w:r>
+      <w:r>
+        <w:rPr>
+          <w:rFonts w:ascii="Times New Roman" w:cs="Times New Roman" w:eastAsia="SimSun" w:hAnsi="Times New Roman"/>
+        </w:rPr>
+        <w:t xml:space="preserve"> 处固定 </w:t>
+      </w:r>
+      <w:r>
+        <w:rPr>
+          <w:rFonts w:ascii="Cambria Math" w:eastAsia="SimSun" w:hAnsi="Cambria Math"/>
+          <w:i w:val="false"/>
+          <w:iCs w:val="false"/>
+        </w:rPr>
+        <w:t xml:space="preserve">ε=0.005</w:t>
+      </w:r>
+      <w:r>
+        <w:rPr>
+          <w:rFonts w:ascii="Times New Roman" w:cs="Times New Roman" w:eastAsia="SimSun" w:hAnsi="Times New Roman"/>
+        </w:rPr>
+        <w:t xml:space="preserve">、每点取 </w:t>
+      </w:r>
+      <w:r>
+        <w:rPr>
+          <w:rFonts w:ascii="Cambria Math" w:eastAsia="SimSun" w:hAnsi="Cambria Math"/>
+          <w:i w:val="false"/>
+          <w:iCs w:val="false"/>
+        </w:rPr>
+        <w:t xml:space="preserve">3</w:t>
+      </w:r>
+      <w:r>
+        <w:rPr>
+          <w:rFonts w:ascii="Times New Roman" w:cs="Times New Roman" w:eastAsia="SimSun" w:hAnsi="Times New Roman"/>
+        </w:rPr>
+        <w:t xml:space="preserve"> 个独立结构逐一增大系统，高估由 </w:t>
       </w:r>
       <w:r>
         <w:rPr>
@@ -11119,13 +11235,141 @@
           <w:i w:val="false"/>
           <w:iCs w:val="false"/>
         </w:rPr>
+        <w:t xml:space="preserve">=1000</w:t>
+      </w:r>
+      <w:r>
+        <w:rPr>
+          <w:rFonts w:ascii="Times New Roman" w:cs="Times New Roman" w:eastAsia="SimSun" w:hAnsi="Times New Roman"/>
+        </w:rPr>
+        <w:t xml:space="preserve"> 的 </w:t>
+      </w:r>
+      <w:r>
+        <w:rPr>
+          <w:rFonts w:ascii="Cambria Math" w:eastAsia="SimSun" w:hAnsi="Cambria Math"/>
+          <w:i w:val="false"/>
+          <w:iCs w:val="false"/>
+        </w:rPr>
+        <w:t xml:space="preserve">+54%</w:t>
+      </w:r>
+      <w:r>
+        <w:rPr>
+          <w:rFonts w:ascii="Times New Roman" w:cs="Times New Roman" w:eastAsia="SimSun" w:hAnsi="Times New Roman"/>
+        </w:rPr>
+        <w:t xml:space="preserve"> 单调降至 </w:t>
+      </w:r>
+      <w:r>
+        <w:rPr>
+          <w:rFonts w:ascii="Cambria Math" w:eastAsia="SimSun" w:hAnsi="Cambria Math"/>
+          <w:i/>
+          <w:iCs/>
+        </w:rPr>
+        <w:t xml:space="preserve">N</w:t>
+      </w:r>
+      <w:r>
+        <w:rPr>
+          <w:rFonts w:ascii="Cambria Math" w:eastAsia="SimSun" w:hAnsi="Cambria Math"/>
+          <w:i w:val="false"/>
+          <w:iCs w:val="false"/>
+        </w:rPr>
+        <w:t xml:space="preserve">=16000</w:t>
+      </w:r>
+      <w:r>
+        <w:rPr>
+          <w:rFonts w:ascii="Times New Roman" w:cs="Times New Roman" w:eastAsia="SimSun" w:hAnsi="Times New Roman"/>
+        </w:rPr>
+        <w:t xml:space="preserve"> 的 </w:t>
+      </w:r>
+      <w:r>
+        <w:rPr>
+          <w:rFonts w:ascii="Cambria Math" w:eastAsia="SimSun" w:hAnsi="Cambria Math"/>
+          <w:i w:val="false"/>
+          <w:iCs w:val="false"/>
+        </w:rPr>
+        <w:t xml:space="preserve">+4.4%</w:t>
+      </w:r>
+      <w:r>
+        <w:rPr>
+          <w:rFonts w:ascii="Times New Roman" w:cs="Times New Roman" w:eastAsia="SimSun" w:hAnsi="Times New Roman"/>
+        </w:rPr>
+        <w:t xml:space="preserve">——</w:t>
+      </w:r>
+      <w:r>
+        <w:rPr>
+          <w:rFonts w:ascii="Cambria Math" w:eastAsia="SimSun" w:hAnsi="Cambria Math"/>
+          <w:i/>
+          <w:iCs/>
+        </w:rPr>
+        <w:t xml:space="preserve">N</w:t>
+      </w:r>
+      <w:r>
+        <w:rPr>
+          <w:rFonts w:ascii="Times New Roman" w:cs="Times New Roman" w:eastAsia="SimSun" w:hAnsi="Times New Roman"/>
+        </w:rPr>
+        <w:t xml:space="preserve"> 增大 </w:t>
+      </w:r>
+      <w:r>
+        <w:rPr>
+          <w:rFonts w:ascii="Cambria Math" w:eastAsia="SimSun" w:hAnsi="Cambria Math"/>
+          <w:i w:val="false"/>
+          <w:iCs w:val="false"/>
+        </w:rPr>
+        <w:t xml:space="preserve">16</w:t>
+      </w:r>
+      <w:r>
+        <w:rPr>
+          <w:rFonts w:ascii="Times New Roman" w:cs="Times New Roman" w:eastAsia="SimSun" w:hAnsi="Times New Roman"/>
+        </w:rPr>
+        <w:t xml:space="preserve"> 倍，高估缩小约 </w:t>
+      </w:r>
+      <w:r>
+        <w:rPr>
+          <w:rFonts w:ascii="Cambria Math" w:eastAsia="SimSun" w:hAnsi="Cambria Math"/>
+          <w:i w:val="false"/>
+          <w:iCs w:val="false"/>
+        </w:rPr>
+        <w:t xml:space="preserve">12</w:t>
+      </w:r>
+      <w:r>
+        <w:rPr>
+          <w:rFonts w:ascii="Times New Roman" w:cs="Times New Roman" w:eastAsia="SimSun" w:hAnsi="Times New Roman"/>
+        </w:rPr>
+        <w:t xml:space="preserve"> 倍。这与 (24)–(29) 是 </w:t>
+      </w:r>
+      <w:r>
+        <w:rPr>
+          <w:rFonts w:ascii="Cambria Math" w:eastAsia="SimSun" w:hAnsi="Cambria Math"/>
+          <w:i/>
+          <w:iCs/>
+        </w:rPr>
+        <w:t xml:space="preserve">N</w:t>
+      </w:r>
+      <w:r>
+        <w:rPr>
+          <w:rFonts w:ascii="Cambria Math" w:eastAsia="SimSun" w:hAnsi="Cambria Math"/>
+          <w:i w:val="false"/>
+          <w:iCs w:val="false"/>
+        </w:rPr>
         <w:t xml:space="preserve">→∞</w:t>
       </w:r>
       <w:r>
         <w:rPr>
           <w:rFonts w:ascii="Times New Roman" w:cs="Times New Roman" w:eastAsia="SimSun" w:hAnsi="Times New Roman"/>
         </w:rPr>
-        <w:t xml:space="preserve"> 理论一致：阈值邻域关联长度发散，有限系统的偏离在此最大，且方向为理论高估。生产运行须在阈值邻域做有限尺寸标度外推，不能直接引用有限 </w:t>
+        <w:t xml:space="preserve"> 理论一致（阈值邻域关联长度发散，有限系统的偏离在此最大），也与均场那个不随 </w:t>
+      </w:r>
+      <w:r>
+        <w:rPr>
+          <w:rFonts w:ascii="Cambria Math" w:eastAsia="SimSun" w:hAnsi="Cambria Math"/>
+          <w:i/>
+          <w:iCs/>
+        </w:rPr>
+        <w:t xml:space="preserve">N</w:t>
+      </w:r>
+      <w:r>
+        <w:rPr>
+          <w:rFonts w:ascii="Times New Roman" w:cs="Times New Roman" w:eastAsia="SimSun" w:hAnsi="Times New Roman"/>
+        </w:rPr>
+        <w:t xml:space="preserve"> 消失的平台形成对照。即便如此，生产运行仍须在阈值邻域做有限尺寸标度外推，不能直接引用有限 </w:t>
       </w:r>
       <w:r>
         <w:rPr>

--- a/drafts/sir-directed-hypergraphs/section3.docx
+++ b/drafts/sir-directed-hypergraphs/section3.docx
@@ -7227,7 +7227,303 @@
         <w:rPr>
           <w:rFonts w:ascii="Times New Roman" w:cs="Times New Roman" w:eastAsia="SimSun" w:hAnsi="Times New Roman"/>
         </w:rPr>
-        <w:t xml:space="preserve">，即有向随机图上 SIR 的已知阈值 [3, 4]。需要强调，令 </w:t>
+        <w:t xml:space="preserve">，即有向随机图上 SIR 的已知阈值 [3, 4]。文献以临界传播率给出该结果，</w:t>
+      </w:r>
+      <w:r>
+        <w:rPr>
+          <w:rFonts w:ascii="Cambria Math" w:eastAsia="SimSun" w:hAnsi="Cambria Math"/>
+          <w:i/>
+          <w:iCs/>
+        </w:rPr>
+        <w:t xml:space="preserve">T</w:t>
+      </w:r>
+      <w:r>
+        <w:rPr>
+          <w:rFonts w:ascii="Cambria Math" w:eastAsia="SimSun" w:hAnsi="Cambria Math"/>
+          <w:i w:val="false"/>
+          <w:iCs w:val="false"/>
+          <w:vertAlign w:val="subscript"/>
+        </w:rPr>
+        <w:t xml:space="preserve">c</w:t>
+      </w:r>
+      <w:r>
+        <w:rPr>
+          <w:rFonts w:ascii="Cambria Math" w:eastAsia="SimSun" w:hAnsi="Cambria Math"/>
+          <w:i w:val="false"/>
+          <w:iCs w:val="false"/>
+        </w:rPr>
+        <w:t xml:space="preserve">=⟨</w:t>
+      </w:r>
+      <w:r>
+        <w:rPr>
+          <w:rFonts w:ascii="Cambria Math" w:eastAsia="SimSun" w:hAnsi="Cambria Math"/>
+          <w:i/>
+          <w:iCs/>
+        </w:rPr>
+        <w:t xml:space="preserve">k</w:t>
+      </w:r>
+      <w:r>
+        <w:rPr>
+          <w:rFonts w:ascii="Cambria Math" w:eastAsia="SimSun" w:hAnsi="Cambria Math"/>
+          <w:i w:val="false"/>
+          <w:iCs w:val="false"/>
+          <w:vertAlign w:val="subscript"/>
+        </w:rPr>
+        <w:t xml:space="preserve">in</w:t>
+      </w:r>
+      <w:r>
+        <w:rPr>
+          <w:rFonts w:ascii="Cambria Math" w:eastAsia="SimSun" w:hAnsi="Cambria Math"/>
+          <w:i w:val="false"/>
+          <w:iCs w:val="false"/>
+        </w:rPr>
+        <w:t xml:space="preserve">⟩/⟨</w:t>
+      </w:r>
+      <w:r>
+        <w:rPr>
+          <w:rFonts w:ascii="Cambria Math" w:eastAsia="SimSun" w:hAnsi="Cambria Math"/>
+          <w:i/>
+          <w:iCs/>
+        </w:rPr>
+        <w:t xml:space="preserve">k</w:t>
+      </w:r>
+      <w:r>
+        <w:rPr>
+          <w:rFonts w:ascii="Cambria Math" w:eastAsia="SimSun" w:hAnsi="Cambria Math"/>
+          <w:i w:val="false"/>
+          <w:iCs w:val="false"/>
+          <w:vertAlign w:val="subscript"/>
+        </w:rPr>
+        <w:t xml:space="preserve">in</w:t>
+      </w:r>
+      <w:r>
+        <w:rPr>
+          <w:rFonts w:ascii="Cambria Math" w:eastAsia="SimSun" w:hAnsi="Cambria Math"/>
+          <w:i/>
+          <w:iCs/>
+        </w:rPr>
+        <w:t xml:space="preserve">k</w:t>
+      </w:r>
+      <w:r>
+        <w:rPr>
+          <w:rFonts w:ascii="Cambria Math" w:eastAsia="SimSun" w:hAnsi="Cambria Math"/>
+          <w:i w:val="false"/>
+          <w:iCs w:val="false"/>
+          <w:vertAlign w:val="subscript"/>
+        </w:rPr>
+        <w:t xml:space="preserve">out</w:t>
+      </w:r>
+      <w:r>
+        <w:rPr>
+          <w:rFonts w:ascii="Cambria Math" w:eastAsia="SimSun" w:hAnsi="Cambria Math"/>
+          <w:i w:val="false"/>
+          <w:iCs w:val="false"/>
+        </w:rPr>
+        <w:t xml:space="preserve">⟩</w:t>
+      </w:r>
+      <w:r>
+        <w:rPr>
+          <w:rFonts w:ascii="Times New Roman" w:cs="Times New Roman" w:eastAsia="SimSun" w:hAnsi="Times New Roman"/>
+        </w:rPr>
+        <w:t xml:space="preserve">；由 </w:t>
+      </w:r>
+      <w:r>
+        <w:rPr>
+          <w:rFonts w:ascii="Cambria Math" w:eastAsia="SimSun" w:hAnsi="Cambria Math"/>
+          <w:i/>
+          <w:iCs/>
+        </w:rPr>
+        <w:t xml:space="preserve">T</w:t>
+      </w:r>
+      <w:r>
+        <w:rPr>
+          <w:rFonts w:ascii="Cambria Math" w:eastAsia="SimSun" w:hAnsi="Cambria Math"/>
+          <w:i w:val="false"/>
+          <w:iCs w:val="false"/>
+        </w:rPr>
+        <w:t xml:space="preserve">=λ/(1+λ)</w:t>
+      </w:r>
+      <w:r>
+        <w:rPr>
+          <w:rFonts w:ascii="Times New Roman" w:cs="Times New Roman" w:eastAsia="SimSun" w:hAnsi="Times New Roman"/>
+        </w:rPr>
+        <w:t xml:space="preserve"> 代入 (37) 得 </w:t>
+      </w:r>
+      <w:r>
+        <w:rPr>
+          <w:rFonts w:ascii="Cambria Math" w:eastAsia="SimSun" w:hAnsi="Cambria Math"/>
+          <w:i/>
+          <w:iCs/>
+        </w:rPr>
+        <w:t xml:space="preserve">T</w:t>
+      </w:r>
+      <w:r>
+        <w:rPr>
+          <w:rFonts w:ascii="Cambria Math" w:eastAsia="SimSun" w:hAnsi="Cambria Math"/>
+          <w:i w:val="false"/>
+          <w:iCs w:val="false"/>
+          <w:vertAlign w:val="subscript"/>
+        </w:rPr>
+        <w:t xml:space="preserve">c</w:t>
+      </w:r>
+      <w:r>
+        <w:rPr>
+          <w:rFonts w:ascii="Cambria Math" w:eastAsia="SimSun" w:hAnsi="Cambria Math"/>
+          <w:i w:val="false"/>
+          <w:iCs w:val="false"/>
+        </w:rPr>
+        <w:t xml:space="preserve">=1/κ=⟨</w:t>
+      </w:r>
+      <w:r>
+        <w:rPr>
+          <w:rFonts w:ascii="Cambria Math" w:eastAsia="SimSun" w:hAnsi="Cambria Math"/>
+          <w:i/>
+          <w:iCs/>
+        </w:rPr>
+        <w:t xml:space="preserve">k</w:t>
+      </w:r>
+      <w:r>
+        <w:rPr>
+          <w:rFonts w:ascii="Cambria Math" w:eastAsia="SimSun" w:hAnsi="Cambria Math"/>
+          <w:i w:val="false"/>
+          <w:iCs w:val="false"/>
+          <w:vertAlign w:val="subscript"/>
+        </w:rPr>
+        <w:t xml:space="preserve">out</w:t>
+      </w:r>
+      <w:r>
+        <w:rPr>
+          <w:rFonts w:ascii="Cambria Math" w:eastAsia="SimSun" w:hAnsi="Cambria Math"/>
+          <w:i w:val="false"/>
+          <w:iCs w:val="false"/>
+        </w:rPr>
+        <w:t xml:space="preserve">⟩/⟨</w:t>
+      </w:r>
+      <w:r>
+        <w:rPr>
+          <w:rFonts w:ascii="Cambria Math" w:eastAsia="SimSun" w:hAnsi="Cambria Math"/>
+          <w:i/>
+          <w:iCs/>
+        </w:rPr>
+        <w:t xml:space="preserve">k</w:t>
+      </w:r>
+      <w:r>
+        <w:rPr>
+          <w:rFonts w:ascii="Cambria Math" w:eastAsia="SimSun" w:hAnsi="Cambria Math"/>
+          <w:i w:val="false"/>
+          <w:iCs w:val="false"/>
+          <w:vertAlign w:val="subscript"/>
+        </w:rPr>
+        <w:t xml:space="preserve">in</w:t>
+      </w:r>
+      <w:r>
+        <w:rPr>
+          <w:rFonts w:ascii="Cambria Math" w:eastAsia="SimSun" w:hAnsi="Cambria Math"/>
+          <w:i/>
+          <w:iCs/>
+        </w:rPr>
+        <w:t xml:space="preserve">k</w:t>
+      </w:r>
+      <w:r>
+        <w:rPr>
+          <w:rFonts w:ascii="Cambria Math" w:eastAsia="SimSun" w:hAnsi="Cambria Math"/>
+          <w:i w:val="false"/>
+          <w:iCs w:val="false"/>
+          <w:vertAlign w:val="subscript"/>
+        </w:rPr>
+        <w:t xml:space="preserve">out</w:t>
+      </w:r>
+      <w:r>
+        <w:rPr>
+          <w:rFonts w:ascii="Cambria Math" w:eastAsia="SimSun" w:hAnsi="Cambria Math"/>
+          <w:i w:val="false"/>
+          <w:iCs w:val="false"/>
+        </w:rPr>
+        <w:t xml:space="preserve">⟩</w:t>
+      </w:r>
+      <w:r>
+        <w:rPr>
+          <w:rFonts w:ascii="Times New Roman" w:cs="Times New Roman" w:eastAsia="SimSun" w:hAnsi="Times New Roman"/>
+        </w:rPr>
+        <w:t xml:space="preserve">，而 </w:t>
+      </w:r>
+      <w:r>
+        <w:rPr>
+          <w:rFonts w:ascii="Cambria Math" w:eastAsia="SimSun" w:hAnsi="Cambria Math"/>
+          <w:i w:val="false"/>
+          <w:iCs w:val="false"/>
+        </w:rPr>
+        <w:t xml:space="preserve">τ=η</w:t>
+      </w:r>
+      <w:r>
+        <w:rPr>
+          <w:rFonts w:ascii="Times New Roman" w:cs="Times New Roman" w:eastAsia="SimSun" w:hAnsi="Times New Roman"/>
+        </w:rPr>
+        <w:t xml:space="preserve"> 时握手关系 (3) 给出 </w:t>
+      </w:r>
+      <w:r>
+        <w:rPr>
+          <w:rFonts w:ascii="Cambria Math" w:eastAsia="SimSun" w:hAnsi="Cambria Math"/>
+          <w:i w:val="false"/>
+          <w:iCs w:val="false"/>
+        </w:rPr>
+        <w:t xml:space="preserve">⟨</w:t>
+      </w:r>
+      <w:r>
+        <w:rPr>
+          <w:rFonts w:ascii="Cambria Math" w:eastAsia="SimSun" w:hAnsi="Cambria Math"/>
+          <w:i/>
+          <w:iCs/>
+        </w:rPr>
+        <w:t xml:space="preserve">k</w:t>
+      </w:r>
+      <w:r>
+        <w:rPr>
+          <w:rFonts w:ascii="Cambria Math" w:eastAsia="SimSun" w:hAnsi="Cambria Math"/>
+          <w:i w:val="false"/>
+          <w:iCs w:val="false"/>
+          <w:vertAlign w:val="subscript"/>
+        </w:rPr>
+        <w:t xml:space="preserve">in</w:t>
+      </w:r>
+      <w:r>
+        <w:rPr>
+          <w:rFonts w:ascii="Cambria Math" w:eastAsia="SimSun" w:hAnsi="Cambria Math"/>
+          <w:i w:val="false"/>
+          <w:iCs w:val="false"/>
+        </w:rPr>
+        <w:t xml:space="preserve">⟩=⟨</w:t>
+      </w:r>
+      <w:r>
+        <w:rPr>
+          <w:rFonts w:ascii="Cambria Math" w:eastAsia="SimSun" w:hAnsi="Cambria Math"/>
+          <w:i/>
+          <w:iCs/>
+        </w:rPr>
+        <w:t xml:space="preserve">k</w:t>
+      </w:r>
+      <w:r>
+        <w:rPr>
+          <w:rFonts w:ascii="Cambria Math" w:eastAsia="SimSun" w:hAnsi="Cambria Math"/>
+          <w:i w:val="false"/>
+          <w:iCs w:val="false"/>
+          <w:vertAlign w:val="subscript"/>
+        </w:rPr>
+        <w:t xml:space="preserve">out</w:t>
+      </w:r>
+      <w:r>
+        <w:rPr>
+          <w:rFonts w:ascii="Cambria Math" w:eastAsia="SimSun" w:hAnsi="Cambria Math"/>
+          <w:i w:val="false"/>
+          <w:iCs w:val="false"/>
+        </w:rPr>
+        <w:t xml:space="preserve">⟩</w:t>
+      </w:r>
+      <w:r>
+        <w:rPr>
+          <w:rFonts w:ascii="Times New Roman" w:cs="Times New Roman" w:eastAsia="SimSun" w:hAnsi="Times New Roman"/>
+        </w:rPr>
+        <w:t xml:space="preserve">，两式因而恒等。需要强调，令 </w:t>
       </w:r>
       <w:r>
         <w:rPr>
@@ -9295,7 +9591,7 @@
           <w:i w:val="false"/>
           <w:iCs w:val="false"/>
         </w:rPr>
-        <w:t xml:space="preserve">3×10</w:t>
+        <w:t xml:space="preserve">4×10</w:t>
       </w:r>
       <w:r>
         <w:rPr>
@@ -12878,15 +13174,15 @@
         <w:rPr>
           <w:rFonts w:ascii="Times New Roman" w:cs="Times New Roman" w:eastAsia="SimSun" w:hAnsi="Times New Roman"/>
         </w:rPr>
-        <w:t xml:space="preserve">M. Boguñá, M. Á. Serrano, </w:t>
-      </w:r>
-      <w:r>
-        <w:rPr>
-          <w:rFonts w:ascii="Times New Roman" w:cs="Times New Roman" w:eastAsia="SimSun" w:hAnsi="Times New Roman"/>
-          <w:i/>
-          <w:iCs/>
-        </w:rPr>
-        <w:t xml:space="preserve">Physical Review E</w:t>
+        <w:t xml:space="preserve">L. A. Meyers, M. E. J. Newman, B. Pourbohloul, </w:t>
+      </w:r>
+      <w:r>
+        <w:rPr>
+          <w:rFonts w:ascii="Times New Roman" w:cs="Times New Roman" w:eastAsia="SimSun" w:hAnsi="Times New Roman"/>
+          <w:i/>
+          <w:iCs/>
+        </w:rPr>
+        <w:t xml:space="preserve">Journal of Theoretical Biology</w:t>
       </w:r>
       <w:r>
         <w:rPr>
@@ -12900,13 +13196,13 @@
           <w:b/>
           <w:bCs/>
         </w:rPr>
-        <w:t xml:space="preserve">72</w:t>
-      </w:r>
-      <w:r>
-        <w:rPr>
-          <w:rFonts w:ascii="Times New Roman" w:cs="Times New Roman" w:eastAsia="SimSun" w:hAnsi="Times New Roman"/>
-        </w:rPr>
-        <w:t xml:space="preserve">, 016106 (2005). doi:10.1103/PhysRevE.72.016106</w:t>
+        <w:t xml:space="preserve">240</w:t>
+      </w:r>
+      <w:r>
+        <w:rPr>
+          <w:rFonts w:ascii="Times New Roman" w:cs="Times New Roman" w:eastAsia="SimSun" w:hAnsi="Times New Roman"/>
+        </w:rPr>
+        <w:t xml:space="preserve">, 400–418 (2006). doi:10.1016/j.jtbi.2005.10.004</w:t>
       </w:r>
     </w:p>
     <w:p>
@@ -12922,15 +13218,15 @@
         <w:rPr>
           <w:rFonts w:ascii="Times New Roman" w:cs="Times New Roman" w:eastAsia="SimSun" w:hAnsi="Times New Roman"/>
         </w:rPr>
-        <w:t xml:space="preserve">L. A. Meyers, M. E. J. Newman, B. Pourbohloul, </w:t>
-      </w:r>
-      <w:r>
-        <w:rPr>
-          <w:rFonts w:ascii="Times New Roman" w:cs="Times New Roman" w:eastAsia="SimSun" w:hAnsi="Times New Roman"/>
-          <w:i/>
-          <w:iCs/>
-        </w:rPr>
-        <w:t xml:space="preserve">Journal of Theoretical Biology</w:t>
+        <w:t xml:space="preserve">M. Boguñá, M. Á. Serrano, </w:t>
+      </w:r>
+      <w:r>
+        <w:rPr>
+          <w:rFonts w:ascii="Times New Roman" w:cs="Times New Roman" w:eastAsia="SimSun" w:hAnsi="Times New Roman"/>
+          <w:i/>
+          <w:iCs/>
+        </w:rPr>
+        <w:t xml:space="preserve">Physical Review E</w:t>
       </w:r>
       <w:r>
         <w:rPr>
@@ -12944,13 +13240,13 @@
           <w:b/>
           <w:bCs/>
         </w:rPr>
-        <w:t xml:space="preserve">240</w:t>
-      </w:r>
-      <w:r>
-        <w:rPr>
-          <w:rFonts w:ascii="Times New Roman" w:cs="Times New Roman" w:eastAsia="SimSun" w:hAnsi="Times New Roman"/>
-        </w:rPr>
-        <w:t xml:space="preserve">, 400–418 (2006). doi:10.1016/j.jtbi.2005.10.004</w:t>
+        <w:t xml:space="preserve">72</w:t>
+      </w:r>
+      <w:r>
+        <w:rPr>
+          <w:rFonts w:ascii="Times New Roman" w:cs="Times New Roman" w:eastAsia="SimSun" w:hAnsi="Times New Roman"/>
+        </w:rPr>
+        <w:t xml:space="preserve">, 016106 (2005). doi:10.1103/PhysRevE.72.016106</w:t>
       </w:r>
     </w:p>
     <w:p>

--- a/drafts/sir-directed-hypergraphs/section3.docx
+++ b/drafts/sir-directed-hypergraphs/section3.docx
@@ -6623,7 +6623,7 @@
         <w:rPr>
           <w:rFonts w:ascii="Times New Roman" w:cs="Times New Roman" w:eastAsia="SimSun" w:hAnsi="Times New Roman"/>
         </w:rPr>
-        <w:t xml:space="preserve">；从头侧计数，新感染节点的出度按 </w:t>
+        <w:t xml:space="preserve">；从头侧计数，新感染节点沿入边到达、其出度因而按 </w:t>
       </w:r>
       <w:r>
         <w:rPr>
@@ -6760,7 +6760,88 @@
         <w:rPr>
           <w:rFonts w:ascii="Times New Roman" w:cs="Times New Roman" w:eastAsia="SimSun" w:hAnsi="Times New Roman"/>
         </w:rPr>
-        <w:t xml:space="preserve">。由握手关系 (3) 有 </w:t>
+        <w:t xml:space="preserve">——成对情形下 </w:t>
+      </w:r>
+      <w:r>
+        <w:rPr>
+          <w:rFonts w:ascii="Cambria Math" w:eastAsia="SimSun" w:hAnsi="Cambria Math"/>
+          <w:i w:val="false"/>
+          <w:iCs w:val="false"/>
+        </w:rPr>
+        <w:t xml:space="preserve">⟨</w:t>
+      </w:r>
+      <w:r>
+        <w:rPr>
+          <w:rFonts w:ascii="Cambria Math" w:eastAsia="SimSun" w:hAnsi="Cambria Math"/>
+          <w:i/>
+          <w:iCs/>
+        </w:rPr>
+        <w:t xml:space="preserve">k</w:t>
+      </w:r>
+      <w:r>
+        <w:rPr>
+          <w:rFonts w:ascii="Cambria Math" w:eastAsia="SimSun" w:hAnsi="Cambria Math"/>
+          <w:i w:val="false"/>
+          <w:iCs w:val="false"/>
+          <w:vertAlign w:val="subscript"/>
+        </w:rPr>
+        <w:t xml:space="preserve">in</w:t>
+      </w:r>
+      <w:r>
+        <w:rPr>
+          <w:rFonts w:ascii="Cambria Math" w:eastAsia="SimSun" w:hAnsi="Cambria Math"/>
+          <w:i/>
+          <w:iCs/>
+        </w:rPr>
+        <w:t xml:space="preserve">k</w:t>
+      </w:r>
+      <w:r>
+        <w:rPr>
+          <w:rFonts w:ascii="Cambria Math" w:eastAsia="SimSun" w:hAnsi="Cambria Math"/>
+          <w:i w:val="false"/>
+          <w:iCs w:val="false"/>
+          <w:vertAlign w:val="subscript"/>
+        </w:rPr>
+        <w:t xml:space="preserve">out</w:t>
+      </w:r>
+      <w:r>
+        <w:rPr>
+          <w:rFonts w:ascii="Cambria Math" w:eastAsia="SimSun" w:hAnsi="Cambria Math"/>
+          <w:i w:val="false"/>
+          <w:iCs w:val="false"/>
+        </w:rPr>
+        <w:t xml:space="preserve">⟩/⟨</w:t>
+      </w:r>
+      <w:r>
+        <w:rPr>
+          <w:rFonts w:ascii="Cambria Math" w:eastAsia="SimSun" w:hAnsi="Cambria Math"/>
+          <w:i/>
+          <w:iCs/>
+        </w:rPr>
+        <w:t xml:space="preserve">k</w:t>
+      </w:r>
+      <w:r>
+        <w:rPr>
+          <w:rFonts w:ascii="Cambria Math" w:eastAsia="SimSun" w:hAnsi="Cambria Math"/>
+          <w:i w:val="false"/>
+          <w:iCs w:val="false"/>
+          <w:vertAlign w:val="subscript"/>
+        </w:rPr>
+        <w:t xml:space="preserve">in</w:t>
+      </w:r>
+      <w:r>
+        <w:rPr>
+          <w:rFonts w:ascii="Cambria Math" w:eastAsia="SimSun" w:hAnsi="Cambria Math"/>
+          <w:i w:val="false"/>
+          <w:iCs w:val="false"/>
+        </w:rPr>
+        <w:t xml:space="preserve">⟩</w:t>
+      </w:r>
+      <w:r>
+        <w:rPr>
+          <w:rFonts w:ascii="Times New Roman" w:cs="Times New Roman" w:eastAsia="SimSun" w:hAnsi="Times New Roman"/>
+        </w:rPr>
+        <w:t xml:space="preserve"> 正是有向图中"后继节点的平均出度"，亦即其再生数 [3]。由握手关系 (3) 有 </w:t>
       </w:r>
       <w:r>
         <w:rPr>
@@ -7227,7 +7308,7 @@
         <w:rPr>
           <w:rFonts w:ascii="Times New Roman" w:cs="Times New Roman" w:eastAsia="SimSun" w:hAnsi="Times New Roman"/>
         </w:rPr>
-        <w:t xml:space="preserve">，即有向随机图上 SIR 的已知阈值 [3, 4]。文献以临界传播率给出该结果，</w:t>
+        <w:t xml:space="preserve">，即有向随机图上 SIR 的已知阈值 [3, 4, 5]。[4] 的半有向阈值条件在纯有向极限下化为临界传播率 </w:t>
       </w:r>
       <w:r>
         <w:rPr>
@@ -7325,7 +7406,105 @@
         <w:rPr>
           <w:rFonts w:ascii="Times New Roman" w:cs="Times New Roman" w:eastAsia="SimSun" w:hAnsi="Times New Roman"/>
         </w:rPr>
-        <w:t xml:space="preserve">；由 </w:t>
+        <w:t xml:space="preserve">，[3] 亦以再生数 </w:t>
+      </w:r>
+      <w:r>
+        <w:rPr>
+          <w:rFonts w:ascii="Cambria Math" w:eastAsia="SimSun" w:hAnsi="Cambria Math"/>
+          <w:i/>
+          <w:iCs/>
+        </w:rPr>
+        <w:t xml:space="preserve">R</w:t>
+      </w:r>
+      <w:r>
+        <w:rPr>
+          <w:rFonts w:ascii="Cambria Math" w:eastAsia="SimSun" w:hAnsi="Cambria Math"/>
+          <w:i w:val="false"/>
+          <w:iCs w:val="false"/>
+          <w:vertAlign w:val="subscript"/>
+        </w:rPr>
+        <w:t xml:space="preserve">0</w:t>
+      </w:r>
+      <w:r>
+        <w:rPr>
+          <w:rFonts w:ascii="Cambria Math" w:eastAsia="SimSun" w:hAnsi="Cambria Math"/>
+          <w:i w:val="false"/>
+          <w:iCs w:val="false"/>
+        </w:rPr>
+        <w:t xml:space="preserve">=⟨</w:t>
+      </w:r>
+      <w:r>
+        <w:rPr>
+          <w:rFonts w:ascii="Cambria Math" w:eastAsia="SimSun" w:hAnsi="Cambria Math"/>
+          <w:i/>
+          <w:iCs/>
+        </w:rPr>
+        <w:t xml:space="preserve">k</w:t>
+      </w:r>
+      <w:r>
+        <w:rPr>
+          <w:rFonts w:ascii="Cambria Math" w:eastAsia="SimSun" w:hAnsi="Cambria Math"/>
+          <w:i w:val="false"/>
+          <w:iCs w:val="false"/>
+          <w:vertAlign w:val="subscript"/>
+        </w:rPr>
+        <w:t xml:space="preserve">in</w:t>
+      </w:r>
+      <w:r>
+        <w:rPr>
+          <w:rFonts w:ascii="Cambria Math" w:eastAsia="SimSun" w:hAnsi="Cambria Math"/>
+          <w:i/>
+          <w:iCs/>
+        </w:rPr>
+        <w:t xml:space="preserve">k</w:t>
+      </w:r>
+      <w:r>
+        <w:rPr>
+          <w:rFonts w:ascii="Cambria Math" w:eastAsia="SimSun" w:hAnsi="Cambria Math"/>
+          <w:i w:val="false"/>
+          <w:iCs w:val="false"/>
+          <w:vertAlign w:val="subscript"/>
+        </w:rPr>
+        <w:t xml:space="preserve">out</w:t>
+      </w:r>
+      <w:r>
+        <w:rPr>
+          <w:rFonts w:ascii="Cambria Math" w:eastAsia="SimSun" w:hAnsi="Cambria Math"/>
+          <w:i w:val="false"/>
+          <w:iCs w:val="false"/>
+        </w:rPr>
+        <w:t xml:space="preserve">⟩/⟨</w:t>
+      </w:r>
+      <w:r>
+        <w:rPr>
+          <w:rFonts w:ascii="Cambria Math" w:eastAsia="SimSun" w:hAnsi="Cambria Math"/>
+          <w:i/>
+          <w:iCs/>
+        </w:rPr>
+        <w:t xml:space="preserve">k</w:t>
+      </w:r>
+      <w:r>
+        <w:rPr>
+          <w:rFonts w:ascii="Cambria Math" w:eastAsia="SimSun" w:hAnsi="Cambria Math"/>
+          <w:i w:val="false"/>
+          <w:iCs w:val="false"/>
+          <w:vertAlign w:val="subscript"/>
+        </w:rPr>
+        <w:t xml:space="preserve">in</w:t>
+      </w:r>
+      <w:r>
+        <w:rPr>
+          <w:rFonts w:ascii="Cambria Math" w:eastAsia="SimSun" w:hAnsi="Cambria Math"/>
+          <w:i w:val="false"/>
+          <w:iCs w:val="false"/>
+        </w:rPr>
+        <w:t xml:space="preserve">⟩</w:t>
+      </w:r>
+      <w:r>
+        <w:rPr>
+          <w:rFonts w:ascii="Times New Roman" w:cs="Times New Roman" w:eastAsia="SimSun" w:hAnsi="Times New Roman"/>
+        </w:rPr>
+        <w:t xml:space="preserve"> 给出同一结果；由 </w:t>
       </w:r>
       <w:r>
         <w:rPr>
@@ -8303,7 +8482,130 @@
         <w:rPr>
           <w:rFonts w:ascii="Times New Roman" w:cs="Times New Roman" w:eastAsia="SimSun" w:hAnsi="Times New Roman"/>
         </w:rPr>
-        <w:t xml:space="preserve"> 的严格减函数：正的入出度相关促进传播。这是第 VI 节 </w:t>
+        <w:t xml:space="preserve"> 的严格减函数：正的入出度相关促进传播。这一方向与成对有向图一致——那里 </w:t>
+      </w:r>
+      <w:r>
+        <w:rPr>
+          <w:rFonts w:ascii="Cambria Math" w:eastAsia="SimSun" w:hAnsi="Cambria Math"/>
+          <w:i/>
+          <w:iCs/>
+        </w:rPr>
+        <w:t xml:space="preserve">R</w:t>
+      </w:r>
+      <w:r>
+        <w:rPr>
+          <w:rFonts w:ascii="Cambria Math" w:eastAsia="SimSun" w:hAnsi="Cambria Math"/>
+          <w:i w:val="false"/>
+          <w:iCs w:val="false"/>
+          <w:vertAlign w:val="subscript"/>
+        </w:rPr>
+        <w:t xml:space="preserve">0</w:t>
+      </w:r>
+      <w:r>
+        <w:rPr>
+          <w:rFonts w:ascii="Times New Roman" w:cs="Times New Roman" w:eastAsia="SimSun" w:hAnsi="Times New Roman"/>
+        </w:rPr>
+        <w:t xml:space="preserve"> 同样经 </w:t>
+      </w:r>
+      <w:r>
+        <w:rPr>
+          <w:rFonts w:ascii="Cambria Math" w:eastAsia="SimSun" w:hAnsi="Cambria Math"/>
+          <w:i w:val="false"/>
+          <w:iCs w:val="false"/>
+        </w:rPr>
+        <w:t xml:space="preserve">⟨</w:t>
+      </w:r>
+      <w:r>
+        <w:rPr>
+          <w:rFonts w:ascii="Cambria Math" w:eastAsia="SimSun" w:hAnsi="Cambria Math"/>
+          <w:i/>
+          <w:iCs/>
+        </w:rPr>
+        <w:t xml:space="preserve">k</w:t>
+      </w:r>
+      <w:r>
+        <w:rPr>
+          <w:rFonts w:ascii="Cambria Math" w:eastAsia="SimSun" w:hAnsi="Cambria Math"/>
+          <w:i w:val="false"/>
+          <w:iCs w:val="false"/>
+          <w:vertAlign w:val="subscript"/>
+        </w:rPr>
+        <w:t xml:space="preserve">in</w:t>
+      </w:r>
+      <w:r>
+        <w:rPr>
+          <w:rFonts w:ascii="Cambria Math" w:eastAsia="SimSun" w:hAnsi="Cambria Math"/>
+          <w:i/>
+          <w:iCs/>
+        </w:rPr>
+        <w:t xml:space="preserve">k</w:t>
+      </w:r>
+      <w:r>
+        <w:rPr>
+          <w:rFonts w:ascii="Cambria Math" w:eastAsia="SimSun" w:hAnsi="Cambria Math"/>
+          <w:i w:val="false"/>
+          <w:iCs w:val="false"/>
+          <w:vertAlign w:val="subscript"/>
+        </w:rPr>
+        <w:t xml:space="preserve">out</w:t>
+      </w:r>
+      <w:r>
+        <w:rPr>
+          <w:rFonts w:ascii="Cambria Math" w:eastAsia="SimSun" w:hAnsi="Cambria Math"/>
+          <w:i w:val="false"/>
+          <w:iCs w:val="false"/>
+        </w:rPr>
+        <w:t xml:space="preserve">⟩</w:t>
+      </w:r>
+      <w:r>
+        <w:rPr>
+          <w:rFonts w:ascii="Times New Roman" w:cs="Times New Roman" w:eastAsia="SimSun" w:hAnsi="Times New Roman"/>
+        </w:rPr>
+        <w:t xml:space="preserve"> 依赖于入出度的协方差 [3]；(40) 把该依赖推广到有向超图，并显式给出 </w:t>
+      </w:r>
+      <w:r>
+        <w:rPr>
+          <w:rFonts w:ascii="Cambria Math" w:eastAsia="SimSun" w:hAnsi="Cambria Math"/>
+          <w:i w:val="false"/>
+          <w:iCs w:val="false"/>
+        </w:rPr>
+        <w:t xml:space="preserve">τ</w:t>
+      </w:r>
+      <w:r>
+        <w:rPr>
+          <w:rFonts w:ascii="Times New Roman" w:cs="Times New Roman" w:eastAsia="SimSun" w:hAnsi="Times New Roman"/>
+        </w:rPr>
+        <w:t xml:space="preserve"> 与 </w:t>
+      </w:r>
+      <w:r>
+        <w:rPr>
+          <w:rFonts w:ascii="Cambria Math" w:eastAsia="SimSun" w:hAnsi="Cambria Math"/>
+          <w:i/>
+          <w:iCs/>
+        </w:rPr>
+        <w:t xml:space="preserve">N</w:t>
+      </w:r>
+      <w:r>
+        <w:rPr>
+          <w:rFonts w:ascii="Cambria Math" w:eastAsia="SimSun" w:hAnsi="Cambria Math"/>
+          <w:i w:val="false"/>
+          <w:iCs w:val="false"/>
+        </w:rPr>
+        <w:t xml:space="preserve">/</w:t>
+      </w:r>
+      <w:r>
+        <w:rPr>
+          <w:rFonts w:ascii="Cambria Math" w:eastAsia="SimSun" w:hAnsi="Cambria Math"/>
+          <w:i/>
+          <w:iCs/>
+        </w:rPr>
+        <w:t xml:space="preserve">M</w:t>
+      </w:r>
+      <w:r>
+        <w:rPr>
+          <w:rFonts w:ascii="Times New Roman" w:cs="Times New Roman" w:eastAsia="SimSun" w:hAnsi="Times New Roman"/>
+        </w:rPr>
+        <w:t xml:space="preserve"> 的系数。这是第 VI 节 </w:t>
       </w:r>
       <w:r>
         <w:rPr>
@@ -9329,7 +9631,7 @@
         <w:rPr>
           <w:rFonts w:ascii="Times New Roman" w:cs="Times New Roman" w:eastAsia="SimSun" w:hAnsi="Times New Roman"/>
         </w:rPr>
-        <w:t xml:space="preserve">需要说明，(41) 是我们为本模型构造的均场对照，而非 [5] 中模型的复述——后者是社会传播而非 SIR，其方向性由单一标量强度参数调节。此处比较的是</w:t>
+        <w:t xml:space="preserve">需要说明，(41) 是我们为本模型构造的均场对照，而非 [6] 中模型的复述——后者是社会传播而非 SIR，其方向性由单一标量强度参数调节。此处比较的是</w:t>
       </w:r>
       <w:r>
         <w:rPr>
@@ -9396,7 +9698,7 @@
         <w:rPr>
           <w:rFonts w:ascii="Times New Roman" w:cs="Times New Roman" w:eastAsia="SimSun" w:hAnsi="Times New Roman"/>
         </w:rPr>
-        <w:t xml:space="preserve">；仿真为 II.B 所定义连续时间 Markov 过程的精确 Gillespie 抽样 [6]，取 </w:t>
+        <w:t xml:space="preserve">；仿真为 II.B 所定义连续时间 Markov 过程的精确 Gillespie 抽样 [7]，取 </w:t>
       </w:r>
       <w:r>
         <w:rPr>
@@ -13159,6 +13461,50 @@
           <w:rFonts w:ascii="Times New Roman" w:cs="Times New Roman" w:eastAsia="SimSun" w:hAnsi="Times New Roman"/>
         </w:rPr>
         <w:t xml:space="preserve">, 890–906 (2012). doi:10.1098/rsif.2011.0403</w:t>
+      </w:r>
+    </w:p>
+    <w:p>
+      <w:pPr>
+        <w:pStyle w:val="ListParagraph"/>
+        <w:numPr>
+          <w:ilvl w:val="0"/>
+          <w:numId w:val="2"/>
+        </w:numPr>
+        <w:spacing w:after="100" w:before="100" w:line="310"/>
+      </w:pPr>
+      <w:r>
+        <w:rPr>
+          <w:rFonts w:ascii="Times New Roman" w:cs="Times New Roman" w:eastAsia="SimSun" w:hAnsi="Times New Roman"/>
+        </w:rPr>
+        <w:t xml:space="preserve">A. Allard, C. Moore, S. V. Scarpino, B. M. Althouse, L. Hébert-Dufresne, </w:t>
+      </w:r>
+      <w:r>
+        <w:rPr>
+          <w:rFonts w:ascii="Times New Roman" w:cs="Times New Roman" w:eastAsia="SimSun" w:hAnsi="Times New Roman"/>
+          <w:i/>
+          <w:iCs/>
+        </w:rPr>
+        <w:t xml:space="preserve">SIAM Review</w:t>
+      </w:r>
+      <w:r>
+        <w:rPr>
+          <w:rFonts w:ascii="Times New Roman" w:cs="Times New Roman" w:eastAsia="SimSun" w:hAnsi="Times New Roman"/>
+        </w:rPr>
+        <w:t xml:space="preserve">, </w:t>
+      </w:r>
+      <w:r>
+        <w:rPr>
+          <w:rFonts w:ascii="Times New Roman" w:cs="Times New Roman" w:eastAsia="SimSun" w:hAnsi="Times New Roman"/>
+          <w:b/>
+          <w:bCs/>
+        </w:rPr>
+        <w:t xml:space="preserve">65</w:t>
+      </w:r>
+      <w:r>
+        <w:rPr>
+          <w:rFonts w:ascii="Times New Roman" w:cs="Times New Roman" w:eastAsia="SimSun" w:hAnsi="Times New Roman"/>
+        </w:rPr>
+        <w:t xml:space="preserve">, 471–492 (2023). doi:10.1137/20M1383811</w:t>
       </w:r>
     </w:p>
     <w:p>

--- a/drafts/sir-directed-hypergraphs/section3.docx
+++ b/drafts/sir-directed-hypergraphs/section3.docx
@@ -5890,6 +5890,343 @@
           <w:rFonts w:ascii="Times New Roman" w:cs="Times New Roman" w:eastAsia="SimSun" w:hAnsi="Times New Roman"/>
         </w:rPr>
         <w:t xml:space="preserve"> 处逐项相同。它为数值积分提供了一条无需仿真的自检。</w:t>
+      </w:r>
+    </w:p>
+    <w:p>
+      <w:pPr>
+        <w:spacing w:after="120" w:before="120" w:line="320" w:lineRule="auto"/>
+        <w:jc w:val="both"/>
+      </w:pPr>
+      <w:r>
+        <w:rPr>
+          <w:rFonts w:ascii="Times New Roman" w:cs="Times New Roman" w:eastAsia="SimSun" w:hAnsi="Times New Roman"/>
+          <w:b/>
+          <w:bCs/>
+        </w:rPr>
+        <w:t xml:space="preserve">求解到什么程度。</w:t>
+      </w:r>
+      <w:r>
+        <w:rPr>
+          <w:rFonts w:ascii="Times New Roman" w:cs="Times New Roman" w:eastAsia="SimSun" w:hAnsi="Times New Roman"/>
+        </w:rPr>
+        <w:t xml:space="preserve"> 有必要把"求解"的含义说清楚。</w:t>
+      </w:r>
+      <w:r>
+        <w:rPr>
+          <w:rFonts w:ascii="Cambria Math" w:eastAsia="SimSun" w:hAnsi="Cambria Math"/>
+          <w:i w:val="false"/>
+          <w:iCs w:val="false"/>
+        </w:rPr>
+        <w:t xml:space="preserve">θ=1</w:t>
+      </w:r>
+      <w:r>
+        <w:rPr>
+          <w:rFonts w:ascii="Times New Roman" w:cs="Times New Roman" w:eastAsia="SimSun" w:hAnsi="Times New Roman"/>
+        </w:rPr>
+        <w:t xml:space="preserve"> 时，(24) 与 (29)–(30) 构成一个封闭的低维系统，其积分给出完整的 </w:t>
+      </w:r>
+      <w:r>
+        <w:rPr>
+          <w:rFonts w:ascii="Cambria Math" w:eastAsia="SimSun" w:hAnsi="Cambria Math"/>
+          <w:i/>
+          <w:iCs/>
+        </w:rPr>
+        <w:t xml:space="preserve">S</w:t>
+      </w:r>
+      <w:r>
+        <w:rPr>
+          <w:rFonts w:ascii="Cambria Math" w:eastAsia="SimSun" w:hAnsi="Cambria Math"/>
+          <w:i w:val="false"/>
+          <w:iCs w:val="false"/>
+        </w:rPr>
+        <w:t xml:space="preserve">(</w:t>
+      </w:r>
+      <w:r>
+        <w:rPr>
+          <w:rFonts w:ascii="Cambria Math" w:eastAsia="SimSun" w:hAnsi="Cambria Math"/>
+          <w:i/>
+          <w:iCs/>
+        </w:rPr>
+        <w:t xml:space="preserve">t</w:t>
+      </w:r>
+      <w:r>
+        <w:rPr>
+          <w:rFonts w:ascii="Cambria Math" w:eastAsia="SimSun" w:hAnsi="Cambria Math"/>
+          <w:i w:val="false"/>
+          <w:iCs w:val="false"/>
+        </w:rPr>
+        <w:t xml:space="preserve">)</w:t>
+      </w:r>
+      <w:r>
+        <w:rPr>
+          <w:rFonts w:ascii="Times New Roman" w:cs="Times New Roman" w:eastAsia="SimSun" w:hAnsi="Times New Roman"/>
+        </w:rPr>
+        <w:t xml:space="preserve">、</w:t>
+      </w:r>
+      <w:r>
+        <w:rPr>
+          <w:rFonts w:ascii="Cambria Math" w:eastAsia="SimSun" w:hAnsi="Cambria Math"/>
+          <w:i/>
+          <w:iCs/>
+        </w:rPr>
+        <w:t xml:space="preserve">I</w:t>
+      </w:r>
+      <w:r>
+        <w:rPr>
+          <w:rFonts w:ascii="Cambria Math" w:eastAsia="SimSun" w:hAnsi="Cambria Math"/>
+          <w:i w:val="false"/>
+          <w:iCs w:val="false"/>
+        </w:rPr>
+        <w:t xml:space="preserve">(</w:t>
+      </w:r>
+      <w:r>
+        <w:rPr>
+          <w:rFonts w:ascii="Cambria Math" w:eastAsia="SimSun" w:hAnsi="Cambria Math"/>
+          <w:i/>
+          <w:iCs/>
+        </w:rPr>
+        <w:t xml:space="preserve">t</w:t>
+      </w:r>
+      <w:r>
+        <w:rPr>
+          <w:rFonts w:ascii="Cambria Math" w:eastAsia="SimSun" w:hAnsi="Cambria Math"/>
+          <w:i w:val="false"/>
+          <w:iCs w:val="false"/>
+        </w:rPr>
+        <w:t xml:space="preserve">)</w:t>
+      </w:r>
+      <w:r>
+        <w:rPr>
+          <w:rFonts w:ascii="Times New Roman" w:cs="Times New Roman" w:eastAsia="SimSun" w:hAnsi="Times New Roman"/>
+        </w:rPr>
+        <w:t xml:space="preserve">、</w:t>
+      </w:r>
+      <w:r>
+        <w:rPr>
+          <w:rFonts w:ascii="Cambria Math" w:eastAsia="SimSun" w:hAnsi="Cambria Math"/>
+          <w:i/>
+          <w:iCs/>
+        </w:rPr>
+        <w:t xml:space="preserve">R</w:t>
+      </w:r>
+      <w:r>
+        <w:rPr>
+          <w:rFonts w:ascii="Cambria Math" w:eastAsia="SimSun" w:hAnsi="Cambria Math"/>
+          <w:i w:val="false"/>
+          <w:iCs w:val="false"/>
+        </w:rPr>
+        <w:t xml:space="preserve">(</w:t>
+      </w:r>
+      <w:r>
+        <w:rPr>
+          <w:rFonts w:ascii="Cambria Math" w:eastAsia="SimSun" w:hAnsi="Cambria Math"/>
+          <w:i/>
+          <w:iCs/>
+        </w:rPr>
+        <w:t xml:space="preserve">t</w:t>
+      </w:r>
+      <w:r>
+        <w:rPr>
+          <w:rFonts w:ascii="Cambria Math" w:eastAsia="SimSun" w:hAnsi="Cambria Math"/>
+          <w:i w:val="false"/>
+          <w:iCs w:val="false"/>
+        </w:rPr>
+        <w:t xml:space="preserve">)</w:t>
+      </w:r>
+      <w:r>
+        <w:rPr>
+          <w:rFonts w:ascii="Times New Roman" w:cs="Times New Roman" w:eastAsia="SimSun" w:hAnsi="Times New Roman"/>
+        </w:rPr>
+        <w:t xml:space="preserve"> 与终态规模，精度由 III.E 逐项校验；爆发阈值 (37) 是闭式，</w:t>
+      </w:r>
+      <w:r>
+        <w:rPr>
+          <w:rFonts w:ascii="Cambria Math" w:eastAsia="SimSun" w:hAnsi="Cambria Math"/>
+          <w:i w:val="false"/>
+          <w:iCs w:val="false"/>
+        </w:rPr>
+        <w:t xml:space="preserve">τ=1</w:t>
+      </w:r>
+      <w:r>
+        <w:rPr>
+          <w:rFonts w:ascii="Times New Roman" w:cs="Times New Roman" w:eastAsia="SimSun" w:hAnsi="Times New Roman"/>
+        </w:rPr>
+        <w:t xml:space="preserve"> 时终态亦有闭式 (44)。但 </w:t>
+      </w:r>
+      <w:r>
+        <w:rPr>
+          <w:rFonts w:ascii="Cambria Math" w:eastAsia="SimSun" w:hAnsi="Cambria Math"/>
+          <w:i w:val="false"/>
+          <w:iCs w:val="false"/>
+        </w:rPr>
+        <w:t xml:space="preserve">τ≥2</w:t>
+      </w:r>
+      <w:r>
+        <w:rPr>
+          <w:rFonts w:ascii="Times New Roman" w:cs="Times New Roman" w:eastAsia="SimSun" w:hAnsi="Times New Roman"/>
+        </w:rPr>
+        <w:t xml:space="preserve"> 时终态</w:t>
+      </w:r>
+      <w:r>
+        <w:rPr>
+          <w:rFonts w:ascii="Times New Roman" w:cs="Times New Roman" w:eastAsia="SimSun" w:hAnsi="Times New Roman"/>
+          <w:b/>
+          <w:bCs/>
+        </w:rPr>
+        <w:t xml:space="preserve">没有</w:t>
+      </w:r>
+      <w:r>
+        <w:rPr>
+          <w:rFonts w:ascii="Times New Roman" w:cs="Times New Roman" w:eastAsia="SimSun" w:hAnsi="Times New Roman"/>
+        </w:rPr>
+        <w:t xml:space="preserve">闭式，原因是结构性的而非技术性的：</w:t>
+      </w:r>
+      <w:r>
+        <w:rPr>
+          <w:rFonts w:ascii="Cambria Math" w:eastAsia="SimSun" w:hAnsi="Cambria Math"/>
+          <w:i w:val="false"/>
+          <w:iCs w:val="false"/>
+        </w:rPr>
+        <w:t xml:space="preserve">Φ</w:t>
+      </w:r>
+      <w:r>
+        <w:rPr>
+          <w:rFonts w:ascii="Cambria Math" w:eastAsia="SimSun" w:hAnsi="Cambria Math"/>
+          <w:i w:val="false"/>
+          <w:iCs w:val="false"/>
+          <w:vertAlign w:val="subscript"/>
+        </w:rPr>
+        <w:t xml:space="preserve">∞</w:t>
+      </w:r>
+      <w:r>
+        <w:rPr>
+          <w:rFonts w:ascii="Times New Roman" w:cs="Times New Roman" w:eastAsia="SimSun" w:hAnsi="Times New Roman"/>
+        </w:rPr>
+        <w:t xml:space="preserve"> 取决于各尾成员感染期之</w:t>
+      </w:r>
+      <w:r>
+        <w:rPr>
+          <w:rFonts w:ascii="Times New Roman" w:cs="Times New Roman" w:eastAsia="SimSun" w:hAnsi="Times New Roman"/>
+          <w:b/>
+          <w:bCs/>
+        </w:rPr>
+        <w:t xml:space="preserve">并</w:t>
+      </w:r>
+      <w:r>
+        <w:rPr>
+          <w:rFonts w:ascii="Times New Roman" w:cs="Times New Roman" w:eastAsia="SimSun" w:hAnsi="Times New Roman"/>
+        </w:rPr>
+        <w:t xml:space="preserve">的长度；</w:t>
+      </w:r>
+      <w:r>
+        <w:rPr>
+          <w:rFonts w:ascii="Cambria Math" w:eastAsia="SimSun" w:hAnsi="Cambria Math"/>
+          <w:i w:val="false"/>
+          <w:iCs w:val="false"/>
+        </w:rPr>
+        <w:t xml:space="preserve">τ=1</w:t>
+      </w:r>
+      <w:r>
+        <w:rPr>
+          <w:rFonts w:ascii="Times New Roman" w:cs="Times New Roman" w:eastAsia="SimSun" w:hAnsi="Times New Roman"/>
+        </w:rPr>
+        <w:t xml:space="preserve"> 时这个并只有一段，其长度服从 </w:t>
+      </w:r>
+      <w:r>
+        <w:rPr>
+          <w:rFonts w:ascii="Cambria Math" w:eastAsia="SimSun" w:hAnsi="Cambria Math"/>
+          <w:i/>
+          <w:iCs/>
+        </w:rPr>
+        <w:t xml:space="preserve">Exp</w:t>
+      </w:r>
+      <w:r>
+        <w:rPr>
+          <w:rFonts w:ascii="Cambria Math" w:eastAsia="SimSun" w:hAnsi="Cambria Math"/>
+          <w:i w:val="false"/>
+          <w:iCs w:val="false"/>
+        </w:rPr>
+        <w:t xml:space="preserve">(μ)</w:t>
+      </w:r>
+      <w:r>
+        <w:rPr>
+          <w:rFonts w:ascii="Times New Roman" w:cs="Times New Roman" w:eastAsia="SimSun" w:hAnsi="Times New Roman"/>
+        </w:rPr>
+        <w:t xml:space="preserve"> 且与起始时刻无关，故可只用终态量闭合，而 </w:t>
+      </w:r>
+      <w:r>
+        <w:rPr>
+          <w:rFonts w:ascii="Cambria Math" w:eastAsia="SimSun" w:hAnsi="Cambria Math"/>
+          <w:i w:val="false"/>
+          <w:iCs w:val="false"/>
+        </w:rPr>
+        <w:t xml:space="preserve">τ≥2</w:t>
+      </w:r>
+      <w:r>
+        <w:rPr>
+          <w:rFonts w:ascii="Times New Roman" w:cs="Times New Roman" w:eastAsia="SimSun" w:hAnsi="Times New Roman"/>
+        </w:rPr>
+        <w:t xml:space="preserve"> 时并的长度依赖于各感染时刻的相对先后，终态量不足以确定它。这与 (23) 是同一个障碍。取线性核 </w:t>
+      </w:r>
+      <w:r>
+        <w:rPr>
+          <w:rFonts w:ascii="Cambria Math" w:eastAsia="SimSun" w:hAnsi="Cambria Math"/>
+          <w:i/>
+          <w:iCs/>
+        </w:rPr>
+        <w:t xml:space="preserve">g</w:t>
+      </w:r>
+      <w:r>
+        <w:rPr>
+          <w:rFonts w:ascii="Cambria Math" w:eastAsia="SimSun" w:hAnsi="Cambria Math"/>
+          <w:i w:val="false"/>
+          <w:iCs w:val="false"/>
+        </w:rPr>
+        <w:t xml:space="preserve">(</w:t>
+      </w:r>
+      <w:r>
+        <w:rPr>
+          <w:rFonts w:ascii="Cambria Math" w:eastAsia="SimSun" w:hAnsi="Cambria Math"/>
+          <w:i/>
+          <w:iCs/>
+        </w:rPr>
+        <w:t xml:space="preserve">n</w:t>
+      </w:r>
+      <w:r>
+        <w:rPr>
+          <w:rFonts w:ascii="Cambria Math" w:eastAsia="SimSun" w:hAnsi="Cambria Math"/>
+          <w:i w:val="false"/>
+          <w:iCs w:val="false"/>
+        </w:rPr>
+        <w:t xml:space="preserve">)=</w:t>
+      </w:r>
+      <w:r>
+        <w:rPr>
+          <w:rFonts w:ascii="Cambria Math" w:eastAsia="SimSun" w:hAnsi="Cambria Math"/>
+          <w:i/>
+          <w:iCs/>
+        </w:rPr>
+        <w:t xml:space="preserve">n</w:t>
+      </w:r>
+      <w:r>
+        <w:rPr>
+          <w:rFonts w:ascii="Times New Roman" w:cs="Times New Roman" w:eastAsia="SimSun" w:hAnsi="Times New Roman"/>
+        </w:rPr>
+        <w:t xml:space="preserve"> 时传播事件逐（尾成员，头成员）对独立，闭式重新出现。</w:t>
+      </w:r>
+      <w:r>
+        <w:rPr>
+          <w:rFonts w:ascii="Cambria Math" w:eastAsia="SimSun" w:hAnsi="Cambria Math"/>
+          <w:i w:val="false"/>
+          <w:iCs w:val="false"/>
+        </w:rPr>
+        <w:t xml:space="preserve">θ≥2</w:t>
+      </w:r>
+      <w:r>
+        <w:rPr>
+          <w:rFonts w:ascii="Times New Roman" w:cs="Times New Roman" w:eastAsia="SimSun" w:hAnsi="Times New Roman"/>
+        </w:rPr>
+        <w:t xml:space="preserve"> 的爆发条件不属本节范围。</w:t>
       </w:r>
     </w:p>
     <w:p>

--- a/drafts/sir-directed-hypergraphs/section3.docx
+++ b/drafts/sir-directed-hypergraphs/section3.docx
@@ -8819,7 +8819,7 @@
         <w:rPr>
           <w:rFonts w:ascii="Times New Roman" w:cs="Times New Roman" w:eastAsia="SimSun" w:hAnsi="Times New Roman"/>
         </w:rPr>
-        <w:t xml:space="preserve"> 的严格减函数：正的入出度相关促进传播。这一方向与成对有向图一致——那里 </w:t>
+        <w:t xml:space="preserve"> 的严格减函数：正的入出度相关促进传播。这一方向与成对有向图上的 SIR 一致——那里 </w:t>
       </w:r>
       <w:r>
         <w:rPr>
@@ -8942,7 +8942,90 @@
         <w:rPr>
           <w:rFonts w:ascii="Times New Roman" w:cs="Times New Roman" w:eastAsia="SimSun" w:hAnsi="Times New Roman"/>
         </w:rPr>
-        <w:t xml:space="preserve"> 的系数。这是第 VI 节 </w:t>
+        <w:t xml:space="preserve"> 的系数。需要提醒的是这一方向并非普适于一切传播机制：有向网络的阈值型级联中，正的入出度相关反而</w:t>
+      </w:r>
+      <w:r>
+        <w:rPr>
+          <w:rFonts w:ascii="Times New Roman" w:cs="Times New Roman" w:eastAsia="SimSun" w:hAnsi="Times New Roman"/>
+          <w:b/>
+          <w:bCs/>
+        </w:rPr>
+        <w:t xml:space="preserve">提高</w:t>
+      </w:r>
+      <w:r>
+        <w:rPr>
+          <w:rFonts w:ascii="Times New Roman" w:cs="Times New Roman" w:eastAsia="SimSun" w:hAnsi="Times New Roman"/>
+        </w:rPr>
+        <w:t xml:space="preserve">系统稳健性 [6]。二者并不冲突——阈值模型按活跃邻居的比例判定激活，高入度抬高激活门槛；SIR 中高入度只增加暴露，故 </w:t>
+      </w:r>
+      <w:r>
+        <w:rPr>
+          <w:rFonts w:ascii="Cambria Math" w:eastAsia="SimSun" w:hAnsi="Cambria Math"/>
+          <w:i/>
+          <w:iCs/>
+        </w:rPr>
+        <w:t xml:space="preserve">k</w:t>
+      </w:r>
+      <w:r>
+        <w:rPr>
+          <w:rFonts w:ascii="Cambria Math" w:eastAsia="SimSun" w:hAnsi="Cambria Math"/>
+          <w:i w:val="false"/>
+          <w:iCs w:val="false"/>
+          <w:vertAlign w:val="subscript"/>
+        </w:rPr>
+        <w:t xml:space="preserve">in</w:t>
+      </w:r>
+      <w:r>
+        <w:rPr>
+          <w:rFonts w:ascii="Times New Roman" w:cs="Times New Roman" w:eastAsia="SimSun" w:hAnsi="Times New Roman"/>
+        </w:rPr>
+        <w:t xml:space="preserve"> 与 </w:t>
+      </w:r>
+      <w:r>
+        <w:rPr>
+          <w:rFonts w:ascii="Cambria Math" w:eastAsia="SimSun" w:hAnsi="Cambria Math"/>
+          <w:i/>
+          <w:iCs/>
+        </w:rPr>
+        <w:t xml:space="preserve">k</w:t>
+      </w:r>
+      <w:r>
+        <w:rPr>
+          <w:rFonts w:ascii="Cambria Math" w:eastAsia="SimSun" w:hAnsi="Cambria Math"/>
+          <w:i w:val="false"/>
+          <w:iCs w:val="false"/>
+          <w:vertAlign w:val="subscript"/>
+        </w:rPr>
+        <w:t xml:space="preserve">out</w:t>
+      </w:r>
+      <w:r>
+        <w:rPr>
+          <w:rFonts w:ascii="Times New Roman" w:cs="Times New Roman" w:eastAsia="SimSun" w:hAnsi="Times New Roman"/>
+        </w:rPr>
+        <w:t xml:space="preserve"> 同时偏大的节点在 SIR 中放大 </w:t>
+      </w:r>
+      <w:r>
+        <w:rPr>
+          <w:rFonts w:ascii="Cambria Math" w:eastAsia="SimSun" w:hAnsi="Cambria Math"/>
+          <w:i/>
+          <w:iCs/>
+        </w:rPr>
+        <w:t xml:space="preserve">R</w:t>
+      </w:r>
+      <w:r>
+        <w:rPr>
+          <w:rFonts w:ascii="Cambria Math" w:eastAsia="SimSun" w:hAnsi="Cambria Math"/>
+          <w:i w:val="false"/>
+          <w:iCs w:val="false"/>
+          <w:vertAlign w:val="subscript"/>
+        </w:rPr>
+        <w:t xml:space="preserve">0</w:t>
+      </w:r>
+      <w:r>
+        <w:rPr>
+          <w:rFonts w:ascii="Times New Roman" w:cs="Times New Roman" w:eastAsia="SimSun" w:hAnsi="Times New Roman"/>
+        </w:rPr>
+        <w:t xml:space="preserve">，在阈值级联中却既难被激活又本可广播。这是第 VI 节 </w:t>
       </w:r>
       <w:r>
         <w:rPr>
@@ -9968,7 +10051,7 @@
         <w:rPr>
           <w:rFonts w:ascii="Times New Roman" w:cs="Times New Roman" w:eastAsia="SimSun" w:hAnsi="Times New Roman"/>
         </w:rPr>
-        <w:t xml:space="preserve">需要说明，(41) 是我们为本模型构造的均场对照，而非 [6] 中模型的复述——后者是社会传播而非 SIR，其方向性由单一标量强度参数调节。此处比较的是</w:t>
+        <w:t xml:space="preserve">需要说明，(41) 是我们为本模型构造的均场对照，而非 [7] 中模型的复述——后者是社会传播而非 SIR，其方向性由单一标量强度参数调节。此处比较的是</w:t>
       </w:r>
       <w:r>
         <w:rPr>
@@ -10035,7 +10118,7 @@
         <w:rPr>
           <w:rFonts w:ascii="Times New Roman" w:cs="Times New Roman" w:eastAsia="SimSun" w:hAnsi="Times New Roman"/>
         </w:rPr>
-        <w:t xml:space="preserve">；仿真为 II.B 所定义连续时间 Markov 过程的精确 Gillespie 抽样 [7]，取 </w:t>
+        <w:t xml:space="preserve">；仿真为 II.B 所定义连续时间 Markov 过程的精确 Gillespie 抽样 [8]，取 </w:t>
       </w:r>
       <w:r>
         <w:rPr>
@@ -13930,6 +14013,50 @@
           <w:rFonts w:ascii="Times New Roman" w:cs="Times New Roman" w:eastAsia="SimSun" w:hAnsi="Times New Roman"/>
         </w:rPr>
         <w:t xml:space="preserve">, 016106 (2005). doi:10.1103/PhysRevE.72.016106</w:t>
+      </w:r>
+    </w:p>
+    <w:p>
+      <w:pPr>
+        <w:pStyle w:val="ListParagraph"/>
+        <w:numPr>
+          <w:ilvl w:val="0"/>
+          <w:numId w:val="2"/>
+        </w:numPr>
+        <w:spacing w:after="100" w:before="100" w:line="310"/>
+      </w:pPr>
+      <w:r>
+        <w:rPr>
+          <w:rFonts w:ascii="Times New Roman" w:cs="Times New Roman" w:eastAsia="SimSun" w:hAnsi="Times New Roman"/>
+        </w:rPr>
+        <w:t xml:space="preserve">X. J. Xu, J. Y. Li, X. Fu, L. J. Zhang, </w:t>
+      </w:r>
+      <w:r>
+        <w:rPr>
+          <w:rFonts w:ascii="Times New Roman" w:cs="Times New Roman" w:eastAsia="SimSun" w:hAnsi="Times New Roman"/>
+          <w:i/>
+          <w:iCs/>
+        </w:rPr>
+        <w:t xml:space="preserve">Scientific Reports</w:t>
+      </w:r>
+      <w:r>
+        <w:rPr>
+          <w:rFonts w:ascii="Times New Roman" w:cs="Times New Roman" w:eastAsia="SimSun" w:hAnsi="Times New Roman"/>
+        </w:rPr>
+        <w:t xml:space="preserve">, </w:t>
+      </w:r>
+      <w:r>
+        <w:rPr>
+          <w:rFonts w:ascii="Times New Roman" w:cs="Times New Roman" w:eastAsia="SimSun" w:hAnsi="Times New Roman"/>
+          <w:b/>
+          <w:bCs/>
+        </w:rPr>
+        <w:t xml:space="preserve">8</w:t>
+      </w:r>
+      <w:r>
+        <w:rPr>
+          <w:rFonts w:ascii="Times New Roman" w:cs="Times New Roman" w:eastAsia="SimSun" w:hAnsi="Times New Roman"/>
+        </w:rPr>
+        <w:t xml:space="preserve"> (2018). doi:10.1038/s41598-018-22508-1</w:t>
       </w:r>
     </w:p>
     <w:p>

--- a/drafts/sir-directed-hypergraphs/section3.docx
+++ b/drafts/sir-directed-hypergraphs/section3.docx
@@ -9096,30 +9096,7 @@
         <w:rPr>
           <w:rFonts w:ascii="Times New Roman" w:cs="Times New Roman" w:eastAsia="SimSun" w:hAnsi="Times New Roman"/>
         </w:rPr>
-        <w:t xml:space="preserve">）。II.C 的重叠 </w:t>
-      </w:r>
-      <w:r>
-        <w:rPr>
-          <w:rFonts w:ascii="Cambria Math" w:eastAsia="SimSun" w:hAnsi="Cambria Math"/>
-          <w:i w:val="false"/>
-          <w:iCs w:val="false"/>
-        </w:rPr>
-        <w:t xml:space="preserve">α</w:t>
-      </w:r>
-      <w:r>
-        <w:rPr>
-          <w:rFonts w:ascii="Cambria Math" w:eastAsia="SimSun" w:hAnsi="Cambria Math"/>
-          <w:i w:val="false"/>
-          <w:iCs w:val="false"/>
-          <w:vertAlign w:val="superscript"/>
-        </w:rPr>
-        <w:t xml:space="preserve">ab</w:t>
-      </w:r>
-      <w:r>
-        <w:rPr>
-          <w:rFonts w:ascii="Times New Roman" w:cs="Times New Roman" w:eastAsia="SimSun" w:hAnsi="Times New Roman"/>
-        </w:rPr>
-        <w:t xml:space="preserve"> 在双度序列固定时仍可自由调节，因而</w:t>
+        <w:t xml:space="preserve">）。更强地说，(24) 与 (25) 也只读取双度序列，故</w:t>
       </w:r>
       <w:r>
         <w:rPr>
@@ -9127,7 +9104,7 @@
           <w:b/>
           <w:bCs/>
         </w:rPr>
-        <w:t xml:space="preserve">在树状闭合内 </w:t>
+        <w:t xml:space="preserve">整个闭合而不止阈值都看不见重叠 </w:t>
       </w:r>
       <w:r>
         <w:rPr>
@@ -9137,32 +9114,236 @@
           <w:i w:val="false"/>
           <w:iCs w:val="false"/>
         </w:rPr>
-        <w:t xml:space="preserve">λ</w:t>
-      </w:r>
-      <w:r>
-        <w:rPr>
-          <w:rFonts w:ascii="Cambria Math" w:eastAsia="SimSun" w:hAnsi="Cambria Math"/>
-          <w:b/>
-          <w:bCs/>
-          <w:i w:val="false"/>
-          <w:iCs w:val="false"/>
-          <w:vertAlign w:val="subscript"/>
-        </w:rPr>
-        <w:t xml:space="preserve">c</w:t>
-      </w:r>
-      <w:r>
-        <w:rPr>
-          <w:rFonts w:ascii="Times New Roman" w:cs="Times New Roman" w:eastAsia="SimSun" w:hAnsi="Times New Roman"/>
-          <w:b/>
-          <w:bCs/>
+        <w:t xml:space="preserve">α</w:t>
+      </w:r>
+      <w:r>
+        <w:rPr>
+          <w:rFonts w:ascii="Times New Roman" w:cs="Times New Roman" w:eastAsia="SimSun" w:hAnsi="Times New Roman"/>
+        </w:rPr>
+        <w:t xml:space="preserve">。由 II.C 的求和规则，双度序列锁死的只是四个通道的重叠总量 </w:t>
+      </w:r>
+      <w:r>
+        <w:rPr>
+          <w:rFonts w:ascii="Cambria Math" w:eastAsia="SimSun" w:hAnsi="Cambria Math"/>
+          <w:i/>
+          <w:iCs/>
+        </w:rPr>
+        <w:t xml:space="preserve">C</w:t>
+      </w:r>
+      <w:r>
+        <w:rPr>
+          <w:rFonts w:ascii="Cambria Math" w:eastAsia="SimSun" w:hAnsi="Cambria Math"/>
+          <w:i w:val="false"/>
+          <w:iCs w:val="false"/>
+          <w:vertAlign w:val="subscript"/>
+        </w:rPr>
+        <w:t xml:space="preserve">ab</w:t>
+      </w:r>
+      <w:r>
+        <w:rPr>
+          <w:rFonts w:ascii="Times New Roman" w:cs="Times New Roman" w:eastAsia="SimSun" w:hAnsi="Times New Roman"/>
+        </w:rPr>
+        <w:t xml:space="preserve">，并不锁死 </w:t>
+      </w:r>
+      <w:r>
+        <w:rPr>
+          <w:rFonts w:ascii="Cambria Math" w:eastAsia="SimSun" w:hAnsi="Cambria Math"/>
+          <w:i w:val="false"/>
+          <w:iCs w:val="false"/>
+        </w:rPr>
+        <w:t xml:space="preserve">α</w:t>
+      </w:r>
+      <w:r>
+        <w:rPr>
+          <w:rFonts w:ascii="Cambria Math" w:eastAsia="SimSun" w:hAnsi="Cambria Math"/>
+          <w:i w:val="false"/>
+          <w:iCs w:val="false"/>
+          <w:vertAlign w:val="superscript"/>
+        </w:rPr>
+        <w:t xml:space="preserve">ab</w:t>
+      </w:r>
+      <w:r>
+        <w:rPr>
+          <w:rFonts w:ascii="Cambria Math" w:eastAsia="SimSun" w:hAnsi="Cambria Math"/>
+          <w:i w:val="false"/>
+          <w:iCs w:val="false"/>
+        </w:rPr>
+        <w:t xml:space="preserve">=</w:t>
+      </w:r>
+      <w:r>
+        <w:rPr>
+          <w:rFonts w:ascii="Cambria Math" w:eastAsia="SimSun" w:hAnsi="Cambria Math"/>
+          <w:i/>
+          <w:iCs/>
+        </w:rPr>
+        <w:t xml:space="preserve">C</w:t>
+      </w:r>
+      <w:r>
+        <w:rPr>
+          <w:rFonts w:ascii="Cambria Math" w:eastAsia="SimSun" w:hAnsi="Cambria Math"/>
+          <w:i w:val="false"/>
+          <w:iCs w:val="false"/>
+          <w:vertAlign w:val="subscript"/>
+        </w:rPr>
+        <w:t xml:space="preserve">ab</w:t>
+      </w:r>
+      <w:r>
+        <w:rPr>
+          <w:rFonts w:ascii="Cambria Math" w:eastAsia="SimSun" w:hAnsi="Cambria Math"/>
+          <w:i w:val="false"/>
+          <w:iCs w:val="false"/>
+        </w:rPr>
+        <w:t xml:space="preserve">/</w:t>
+      </w:r>
+      <w:r>
+        <w:rPr>
+          <w:rFonts w:ascii="Cambria Math" w:eastAsia="SimSun" w:hAnsi="Cambria Math"/>
+          <w:i/>
+          <w:iCs/>
+        </w:rPr>
+        <w:t xml:space="preserve">m</w:t>
+      </w:r>
+      <w:r>
+        <w:rPr>
+          <w:rFonts w:ascii="Cambria Math" w:eastAsia="SimSun" w:hAnsi="Cambria Math"/>
+          <w:i w:val="false"/>
+          <w:iCs w:val="false"/>
+          <w:vertAlign w:val="subscript"/>
+        </w:rPr>
+        <w:t xml:space="preserve">ab</w:t>
+      </w:r>
+      <w:r>
+        <w:rPr>
+          <w:rFonts w:ascii="Times New Roman" w:cs="Times New Roman" w:eastAsia="SimSun" w:hAnsi="Times New Roman"/>
+        </w:rPr>
+        <w:t xml:space="preserve"> 本身，</w:t>
+      </w:r>
+      <w:r>
+        <w:rPr>
+          <w:rFonts w:ascii="Cambria Math" w:eastAsia="SimSun" w:hAnsi="Cambria Math"/>
+          <w:i w:val="false"/>
+          <w:iCs w:val="false"/>
+        </w:rPr>
+        <w:t xml:space="preserve">α</w:t>
+      </w:r>
+      <w:r>
+        <w:rPr>
+          <w:rFonts w:ascii="Times New Roman" w:cs="Times New Roman" w:eastAsia="SimSun" w:hAnsi="Times New Roman"/>
+        </w:rPr>
+        <w:t xml:space="preserve"> 因而在固定度序列下仍是可动的自由度。这不是疏漏而是可检验的预言：重叠恰好度量超边之间共享节点的程度，也就是 (H1) 所排除的短回路。第 VI 节若测得阈值随 </w:t>
+      </w:r>
+      <w:r>
+        <w:rPr>
+          <w:rFonts w:ascii="Cambria Math" w:eastAsia="SimSun" w:hAnsi="Cambria Math"/>
+          <w:i w:val="false"/>
+          <w:iCs w:val="false"/>
+        </w:rPr>
+        <w:t xml:space="preserve">α</w:t>
+      </w:r>
+      <w:r>
+        <w:rPr>
+          <w:rFonts w:ascii="Times New Roman" w:cs="Times New Roman" w:eastAsia="SimSun" w:hAnsi="Times New Roman"/>
+        </w:rPr>
+        <w:t xml:space="preserve"> 移动，其幅度即为树状闭合失效的定量刻度；若测不到，则 </w:t>
+      </w:r>
+      <w:r>
+        <w:rPr>
+          <w:rFonts w:ascii="Cambria Math" w:eastAsia="SimSun" w:hAnsi="Cambria Math"/>
+          <w:i w:val="false"/>
+          <w:iCs w:val="false"/>
+        </w:rPr>
+        <w:t xml:space="preserve">α</w:t>
+      </w:r>
+      <w:r>
+        <w:rPr>
+          <w:rFonts w:ascii="Times New Roman" w:cs="Times New Roman" w:eastAsia="SimSun" w:hAnsi="Times New Roman"/>
+        </w:rPr>
+        <w:t xml:space="preserve"> 的作用只体现在阈值以外的量上。但须说明，可动不等于易动：单纯的保度双边交换只能把 </w:t>
+      </w:r>
+      <w:r>
+        <w:rPr>
+          <w:rFonts w:ascii="Cambria Math" w:eastAsia="SimSun" w:hAnsi="Cambria Math"/>
+          <w:i w:val="false"/>
+          <w:iCs w:val="false"/>
+        </w:rPr>
+        <w:t xml:space="preserve">α</w:t>
+      </w:r>
+      <w:r>
+        <w:rPr>
+          <w:rFonts w:ascii="Cambria Math" w:eastAsia="SimSun" w:hAnsi="Cambria Math"/>
+          <w:i w:val="false"/>
+          <w:iCs w:val="false"/>
+          <w:vertAlign w:val="superscript"/>
+        </w:rPr>
+        <w:t xml:space="preserve">∥</w:t>
+      </w:r>
+      <w:r>
+        <w:rPr>
+          <w:rFonts w:ascii="Times New Roman" w:cs="Times New Roman" w:eastAsia="SimSun" w:hAnsi="Times New Roman"/>
+        </w:rPr>
+        <w:t xml:space="preserve"> 挪动约 </w:t>
+      </w:r>
+      <w:r>
+        <w:rPr>
+          <w:rFonts w:ascii="Cambria Math" w:eastAsia="SimSun" w:hAnsi="Cambria Math"/>
+          <w:i w:val="false"/>
+          <w:iCs w:val="false"/>
+        </w:rPr>
+        <w:t xml:space="preserve">0.005</w:t>
+      </w:r>
+      <w:r>
+        <w:rPr>
+          <w:rFonts w:ascii="Times New Roman" w:cs="Times New Roman" w:eastAsia="SimSun" w:hAnsi="Times New Roman"/>
+        </w:rPr>
+        <w:t xml:space="preserve">（</w:t>
+      </w:r>
+      <w:r>
+        <w:rPr>
+          <w:rFonts w:ascii="Cambria Math" w:eastAsia="SimSun" w:hAnsi="Cambria Math"/>
+          <w:i/>
+          <w:iCs/>
+        </w:rPr>
+        <w:t xml:space="preserve">N</w:t>
+      </w:r>
+      <w:r>
+        <w:rPr>
+          <w:rFonts w:ascii="Cambria Math" w:eastAsia="SimSun" w:hAnsi="Cambria Math"/>
+          <w:i w:val="false"/>
+          <w:iCs w:val="false"/>
+        </w:rPr>
+        <w:t xml:space="preserve">=150</w:t>
+      </w:r>
+      <w:r>
+        <w:rPr>
+          <w:rFonts w:ascii="Times New Roman" w:cs="Times New Roman" w:eastAsia="SimSun" w:hAnsi="Times New Roman"/>
         </w:rPr>
         <w:t xml:space="preserve"> 与 </w:t>
       </w:r>
       <w:r>
         <w:rPr>
           <w:rFonts w:ascii="Cambria Math" w:eastAsia="SimSun" w:hAnsi="Cambria Math"/>
-          <w:b/>
-          <w:bCs/>
+          <w:i/>
+          <w:iCs/>
+        </w:rPr>
+        <w:t xml:space="preserve">N</w:t>
+      </w:r>
+      <w:r>
+        <w:rPr>
+          <w:rFonts w:ascii="Cambria Math" w:eastAsia="SimSun" w:hAnsi="Cambria Math"/>
+          <w:i w:val="false"/>
+          <w:iCs w:val="false"/>
+        </w:rPr>
+        <w:t xml:space="preserve">=500</w:t>
+      </w:r>
+      <w:r>
+        <w:rPr>
+          <w:rFonts w:ascii="Times New Roman" w:cs="Times New Roman" w:eastAsia="SimSun" w:hAnsi="Times New Roman"/>
+        </w:rPr>
+        <w:t xml:space="preserve"> 两处测量一致），在如此窄的区间上仿真的变化不可分辨，因而检验这一预言必须先有第 V 节的定向重连工具把 </w:t>
+      </w:r>
+      <w:r>
+        <w:rPr>
+          <w:rFonts w:ascii="Cambria Math" w:eastAsia="SimSun" w:hAnsi="Cambria Math"/>
           <w:i w:val="false"/>
           <w:iCs w:val="false"/>
         </w:rPr>
@@ -9171,44 +9352,36 @@
       <w:r>
         <w:rPr>
           <w:rFonts w:ascii="Times New Roman" w:cs="Times New Roman" w:eastAsia="SimSun" w:hAnsi="Times New Roman"/>
-          <w:b/>
-          <w:bCs/>
-        </w:rPr>
-        <w:t xml:space="preserve"> 无关</w:t>
-      </w:r>
-      <w:r>
-        <w:rPr>
-          <w:rFonts w:ascii="Times New Roman" w:cs="Times New Roman" w:eastAsia="SimSun" w:hAnsi="Times New Roman"/>
-        </w:rPr>
-        <w:t xml:space="preserve">。这不是疏漏而是可检验的预言：重叠恰好度量超边之间共享节点的程度，也就是 (H1) 所排除的短回路。第 VI 节若测得阈值随 </w:t>
-      </w:r>
-      <w:r>
-        <w:rPr>
-          <w:rFonts w:ascii="Cambria Math" w:eastAsia="SimSun" w:hAnsi="Cambria Math"/>
-          <w:i w:val="false"/>
-          <w:iCs w:val="false"/>
-        </w:rPr>
-        <w:t xml:space="preserve">α</w:t>
-      </w:r>
-      <w:r>
-        <w:rPr>
-          <w:rFonts w:ascii="Times New Roman" w:cs="Times New Roman" w:eastAsia="SimSun" w:hAnsi="Times New Roman"/>
-        </w:rPr>
-        <w:t xml:space="preserve"> 移动，其幅度即为树状闭合失效的定量刻度；若测不到，则 </w:t>
-      </w:r>
-      <w:r>
-        <w:rPr>
-          <w:rFonts w:ascii="Cambria Math" w:eastAsia="SimSun" w:hAnsi="Cambria Math"/>
-          <w:i w:val="false"/>
-          <w:iCs w:val="false"/>
-        </w:rPr>
-        <w:t xml:space="preserve">α</w:t>
-      </w:r>
-      <w:r>
-        <w:rPr>
-          <w:rFonts w:ascii="Times New Roman" w:cs="Times New Roman" w:eastAsia="SimSun" w:hAnsi="Times New Roman"/>
-        </w:rPr>
-        <w:t xml:space="preserve"> 的作用只体现在阈值以外的量上。无论哪一种结果，都是有内容的。</w:t>
+        </w:rPr>
+        <w:t xml:space="preserve"> 推到有意义的范围。极性失衡 </w:t>
+      </w:r>
+      <w:r>
+        <w:rPr>
+          <w:rFonts w:ascii="Cambria Math" w:eastAsia="SimSun" w:hAnsi="Cambria Math"/>
+          <w:i w:val="false"/>
+          <w:iCs w:val="false"/>
+        </w:rPr>
+        <w:t xml:space="preserve">Δα</w:t>
+      </w:r>
+      <w:r>
+        <w:rPr>
+          <w:rFonts w:ascii="Times New Roman" w:cs="Times New Roman" w:eastAsia="SimSun" w:hAnsi="Times New Roman"/>
+        </w:rPr>
+        <w:t xml:space="preserve"> 是例外，它可被驱动到 </w:t>
+      </w:r>
+      <w:r>
+        <w:rPr>
+          <w:rFonts w:ascii="Cambria Math" w:eastAsia="SimSun" w:hAnsi="Cambria Math"/>
+          <w:i w:val="false"/>
+          <w:iCs w:val="false"/>
+        </w:rPr>
+        <w:t xml:space="preserve">0.108</w:t>
+      </w:r>
+      <w:r>
+        <w:rPr>
+          <w:rFonts w:ascii="Times New Roman" w:cs="Times New Roman" w:eastAsia="SimSun" w:hAnsi="Times New Roman"/>
+        </w:rPr>
+        <w:t xml:space="preserve">，故第 VI 节对它的上界测量不受此限。</w:t>
       </w:r>
     </w:p>
     <w:p>

--- a/drafts/sir-directed-hypergraphs/section3.docx
+++ b/drafts/sir-directed-hypergraphs/section3.docx
@@ -6544,7 +6544,7 @@
         <w:rPr>
           <w:rFonts w:ascii="Times New Roman" w:cs="Times New Roman" w:eastAsia="SimSun" w:hAnsi="Times New Roman"/>
         </w:rPr>
-        <w:t xml:space="preserve">。一阶量只有 </w:t>
+        <w:t xml:space="preserve">。一阶量是恰有一个尾成员曾被感染的两个态，</w:t>
       </w:r>
       <w:r>
         <w:rPr>
@@ -6622,6 +6622,36 @@
         <w:rPr>
           <w:rFonts w:ascii="Times New Roman" w:cs="Times New Roman" w:eastAsia="SimSun" w:hAnsi="Times New Roman"/>
         </w:rPr>
+        <w:t xml:space="preserve">；判据是曾被感染的成员数 </w:t>
+      </w:r>
+      <w:r>
+        <w:rPr>
+          <w:rFonts w:ascii="Cambria Math" w:eastAsia="SimSun" w:hAnsi="Cambria Math"/>
+          <w:i/>
+          <w:iCs/>
+        </w:rPr>
+        <w:t xml:space="preserve">b</w:t>
+      </w:r>
+      <w:r>
+        <w:rPr>
+          <w:rFonts w:ascii="Cambria Math" w:eastAsia="SimSun" w:hAnsi="Cambria Math"/>
+          <w:i w:val="false"/>
+          <w:iCs w:val="false"/>
+        </w:rPr>
+        <w:t xml:space="preserve">+</w:t>
+      </w:r>
+      <w:r>
+        <w:rPr>
+          <w:rFonts w:ascii="Cambria Math" w:eastAsia="SimSun" w:hAnsi="Cambria Math"/>
+          <w:i/>
+          <w:iCs/>
+        </w:rPr>
+        <w:t xml:space="preserve">c</w:t>
+      </w:r>
+      <w:r>
+        <w:rPr>
+          <w:rFonts w:ascii="Times New Roman" w:cs="Times New Roman" w:eastAsia="SimSun" w:hAnsi="Times New Roman"/>
+        </w:rPr>
         <w:t xml:space="preserve">，</w:t>
       </w:r>
       <w:r>
@@ -6638,13 +6668,181 @@
           <w:i w:val="false"/>
           <w:iCs w:val="false"/>
         </w:rPr>
+        <w:t xml:space="preserve">+</w:t>
+      </w:r>
+      <w:r>
+        <w:rPr>
+          <w:rFonts w:ascii="Cambria Math" w:eastAsia="SimSun" w:hAnsi="Cambria Math"/>
+          <w:i/>
+          <w:iCs/>
+        </w:rPr>
+        <w:t xml:space="preserve">c</w:t>
+      </w:r>
+      <w:r>
+        <w:rPr>
+          <w:rFonts w:ascii="Cambria Math" w:eastAsia="SimSun" w:hAnsi="Cambria Math"/>
+          <w:i w:val="false"/>
+          <w:iCs w:val="false"/>
+        </w:rPr>
         <w:t xml:space="preserve">≥2</w:t>
       </w:r>
       <w:r>
         <w:rPr>
           <w:rFonts w:ascii="Times New Roman" w:cs="Times New Roman" w:eastAsia="SimSun" w:hAnsi="Times New Roman"/>
         </w:rPr>
-        <w:t xml:space="preserve"> 的态为二阶。由 (28) 有 </w:t>
+        <w:t xml:space="preserve"> 的态为二阶——注意 </w:t>
+      </w:r>
+      <w:r>
+        <w:rPr>
+          <w:rFonts w:ascii="Cambria Math" w:eastAsia="SimSun" w:hAnsi="Cambria Math"/>
+          <w:i/>
+          <w:iCs/>
+        </w:rPr>
+        <w:t xml:space="preserve">x</w:t>
+      </w:r>
+      <w:r>
+        <w:rPr>
+          <w:rFonts w:ascii="Cambria Math" w:eastAsia="SimSun" w:hAnsi="Cambria Math"/>
+          <w:i w:val="false"/>
+          <w:iCs w:val="false"/>
+          <w:vertAlign w:val="subscript"/>
+        </w:rPr>
+        <w:t xml:space="preserve">τ-2,1,1</w:t>
+      </w:r>
+      <w:r>
+        <w:rPr>
+          <w:rFonts w:ascii="Times New Roman" w:cs="Times New Roman" w:eastAsia="SimSun" w:hAnsi="Times New Roman"/>
+        </w:rPr>
+        <w:t xml:space="preserve"> 虽然 </w:t>
+      </w:r>
+      <w:r>
+        <w:rPr>
+          <w:rFonts w:ascii="Cambria Math" w:eastAsia="SimSun" w:hAnsi="Cambria Math"/>
+          <w:i/>
+          <w:iCs/>
+        </w:rPr>
+        <w:t xml:space="preserve">b</w:t>
+      </w:r>
+      <w:r>
+        <w:rPr>
+          <w:rFonts w:ascii="Cambria Math" w:eastAsia="SimSun" w:hAnsi="Cambria Math"/>
+          <w:i w:val="false"/>
+          <w:iCs w:val="false"/>
+        </w:rPr>
+        <w:t xml:space="preserve">=1</w:t>
+      </w:r>
+      <w:r>
+        <w:rPr>
+          <w:rFonts w:ascii="Times New Roman" w:cs="Times New Roman" w:eastAsia="SimSun" w:hAnsi="Times New Roman"/>
+        </w:rPr>
+        <w:t xml:space="preserve"> 也在其中。由两个种子规模积分读出各态随 </w:t>
+      </w:r>
+      <w:r>
+        <w:rPr>
+          <w:rFonts w:ascii="Cambria Math" w:eastAsia="SimSun" w:hAnsi="Cambria Math"/>
+          <w:i w:val="false"/>
+          <w:iCs w:val="false"/>
+        </w:rPr>
+        <w:t xml:space="preserve">ε</w:t>
+      </w:r>
+      <w:r>
+        <w:rPr>
+          <w:rFonts w:ascii="Times New Roman" w:cs="Times New Roman" w:eastAsia="SimSun" w:hAnsi="Times New Roman"/>
+        </w:rPr>
+        <w:t xml:space="preserve"> 的幂次，测得阶数逐态等于 </w:t>
+      </w:r>
+      <w:r>
+        <w:rPr>
+          <w:rFonts w:ascii="Cambria Math" w:eastAsia="SimSun" w:hAnsi="Cambria Math"/>
+          <w:i/>
+          <w:iCs/>
+        </w:rPr>
+        <w:t xml:space="preserve">b</w:t>
+      </w:r>
+      <w:r>
+        <w:rPr>
+          <w:rFonts w:ascii="Cambria Math" w:eastAsia="SimSun" w:hAnsi="Cambria Math"/>
+          <w:i w:val="false"/>
+          <w:iCs w:val="false"/>
+        </w:rPr>
+        <w:t xml:space="preserve">+</w:t>
+      </w:r>
+      <w:r>
+        <w:rPr>
+          <w:rFonts w:ascii="Cambria Math" w:eastAsia="SimSun" w:hAnsi="Cambria Math"/>
+          <w:i/>
+          <w:iCs/>
+        </w:rPr>
+        <w:t xml:space="preserve">c</w:t>
+      </w:r>
+      <w:r>
+        <w:rPr>
+          <w:rFonts w:ascii="Times New Roman" w:cs="Times New Roman" w:eastAsia="SimSun" w:hAnsi="Times New Roman"/>
+        </w:rPr>
+        <w:t xml:space="preserve">（</w:t>
+      </w:r>
+      <w:r>
+        <w:rPr>
+          <w:rFonts w:ascii="Cambria Math" w:eastAsia="SimSun" w:hAnsi="Cambria Math"/>
+          <w:i w:val="false"/>
+          <w:iCs w:val="false"/>
+        </w:rPr>
+        <w:t xml:space="preserve">τ=3</w:t>
+      </w:r>
+      <w:r>
+        <w:rPr>
+          <w:rFonts w:ascii="Times New Roman" w:cs="Times New Roman" w:eastAsia="SimSun" w:hAnsi="Times New Roman"/>
+        </w:rPr>
+        <w:t xml:space="preserve">，见 </w:t>
+      </w:r>
+      <w:r>
+        <w:rPr>
+          <w:rFonts w:ascii="Consolas" w:eastAsia="SimSun" w:hAnsi="Consolas"/>
+        </w:rPr>
+        <w:t xml:space="preserve">tools/check_order_counting.py</w:t>
+      </w:r>
+      <w:r>
+        <w:rPr>
+          <w:rFonts w:ascii="Times New Roman" w:cs="Times New Roman" w:eastAsia="SimSun" w:hAnsi="Times New Roman"/>
+        </w:rPr>
+        <w:t xml:space="preserve">）。</w:t>
+      </w:r>
+      <w:r>
+        <w:rPr>
+          <w:rFonts w:ascii="Cambria Math" w:eastAsia="SimSun" w:hAnsi="Cambria Math"/>
+          <w:i w:val="false"/>
+          <w:iCs w:val="false"/>
+        </w:rPr>
+        <w:t xml:space="preserve">Φ</w:t>
+      </w:r>
+      <w:r>
+        <w:rPr>
+          <w:rFonts w:ascii="Cambria Math" w:eastAsia="SimSun" w:hAnsi="Cambria Math"/>
+          <w:i w:val="false"/>
+          <w:iCs w:val="false"/>
+          <w:vertAlign w:val="subscript"/>
+        </w:rPr>
+        <w:t xml:space="preserve">A</w:t>
+      </w:r>
+      <w:r>
+        <w:rPr>
+          <w:rFonts w:ascii="Times New Roman" w:cs="Times New Roman" w:eastAsia="SimSun" w:hAnsi="Times New Roman"/>
+        </w:rPr>
+        <w:t xml:space="preserve"> 的一阶部分因而只有 </w:t>
+      </w:r>
+      <w:r>
+        <w:rPr>
+          <w:rFonts w:ascii="Cambria Math" w:eastAsia="SimSun" w:hAnsi="Cambria Math"/>
+          <w:i/>
+          <w:iCs/>
+        </w:rPr>
+        <w:t xml:space="preserve">p</w:t>
+      </w:r>
+      <w:r>
+        <w:rPr>
+          <w:rFonts w:ascii="Times New Roman" w:cs="Times New Roman" w:eastAsia="SimSun" w:hAnsi="Times New Roman"/>
+        </w:rPr>
+        <w:t xml:space="preserve">。由 (28) 有 </w:t>
       </w:r>
       <w:r>
         <w:rPr>
@@ -9281,7 +9479,7 @@
         <w:rPr>
           <w:rFonts w:ascii="Times New Roman" w:cs="Times New Roman" w:eastAsia="SimSun" w:hAnsi="Times New Roman"/>
         </w:rPr>
-        <w:t xml:space="preserve"> 挪动约 </w:t>
+        <w:t xml:space="preserve"> 挪动 </w:t>
       </w:r>
       <w:r>
         <w:rPr>
@@ -9295,6 +9493,20 @@
         <w:rPr>
           <w:rFonts w:ascii="Times New Roman" w:cs="Times New Roman" w:eastAsia="SimSun" w:hAnsi="Times New Roman"/>
         </w:rPr>
+        <w:t xml:space="preserve">–</w:t>
+      </w:r>
+      <w:r>
+        <w:rPr>
+          <w:rFonts w:ascii="Cambria Math" w:eastAsia="SimSun" w:hAnsi="Cambria Math"/>
+          <w:i w:val="false"/>
+          <w:iCs w:val="false"/>
+        </w:rPr>
+        <w:t xml:space="preserve">0.006</w:t>
+      </w:r>
+      <w:r>
+        <w:rPr>
+          <w:rFonts w:ascii="Times New Roman" w:cs="Times New Roman" w:eastAsia="SimSun" w:hAnsi="Times New Roman"/>
+        </w:rPr>
         <w:t xml:space="preserve">（</w:t>
       </w:r>
       <w:r>
@@ -9339,7 +9551,7 @@
         <w:rPr>
           <w:rFonts w:ascii="Times New Roman" w:cs="Times New Roman" w:eastAsia="SimSun" w:hAnsi="Times New Roman"/>
         </w:rPr>
-        <w:t xml:space="preserve"> 两处测量一致），在如此窄的区间上仿真的变化不可分辨，因而检验这一预言必须先有第 V 节的定向重连工具把 </w:t>
+        <w:t xml:space="preserve"> 两处测量），在如此窄的区间上仿真的变化不可分辨，因而检验这一预言必须先有第 V 节的定向重连工具把 </w:t>
       </w:r>
       <w:r>
         <w:rPr>
@@ -12359,7 +12571,7 @@
         <w:rPr>
           <w:rFonts w:ascii="Times New Roman" w:cs="Times New Roman" w:eastAsia="SimSun" w:hAnsi="Times New Roman"/>
         </w:rPr>
-        <w:t xml:space="preserve">）。偏差始终为正，且在阈值邻域出现尖峰。这一高估是有限尺寸效应而非闭合误差，已直接验证：在 </w:t>
+        <w:t xml:space="preserve">）。偏差在亚临界区与阈值邻域一律为正，并在阈值邻域出现尖峰，深超临界区则收敛到零。这一高估是有限尺寸效应而非闭合误差，已直接验证：在 </w:t>
       </w:r>
       <w:r>
         <w:rPr>

--- a/drafts/sir-directed-hypergraphs/section3.docx
+++ b/drafts/sir-directed-hypergraphs/section3.docx
@@ -3234,7 +3234,92 @@
         <w:rPr>
           <w:rFonts w:ascii="Times New Roman" w:cs="Times New Roman" w:eastAsia="SimSun" w:hAnsi="Times New Roman"/>
         </w:rPr>
-        <w:t xml:space="preserve"> 把概率移出"未传递"类，即一个</w:t>
+        <w:t xml:space="preserve"> 把概率移出"未传递"类。等价地，在 </w:t>
+      </w:r>
+      <w:r>
+        <w:rPr>
+          <w:rFonts w:ascii="Cambria Math" w:eastAsia="SimSun" w:hAnsi="Cambria Math"/>
+          <w:i w:val="false"/>
+          <w:iCs w:val="false"/>
+        </w:rPr>
+        <w:t xml:space="preserve">(</w:t>
+      </w:r>
+      <w:r>
+        <w:rPr>
+          <w:rFonts w:ascii="Cambria Math" w:eastAsia="SimSun" w:hAnsi="Cambria Math"/>
+          <w:i/>
+          <w:iCs/>
+        </w:rPr>
+        <w:t xml:space="preserve">a</w:t>
+      </w:r>
+      <w:r>
+        <w:rPr>
+          <w:rFonts w:ascii="Cambria Math" w:eastAsia="SimSun" w:hAnsi="Cambria Math"/>
+          <w:i w:val="false"/>
+          <w:iCs w:val="false"/>
+        </w:rPr>
+        <w:t xml:space="preserve">,</w:t>
+      </w:r>
+      <w:r>
+        <w:rPr>
+          <w:rFonts w:ascii="Cambria Math" w:eastAsia="SimSun" w:hAnsi="Cambria Math"/>
+          <w:i/>
+          <w:iCs/>
+        </w:rPr>
+        <w:t xml:space="preserve">b</w:t>
+      </w:r>
+      <w:r>
+        <w:rPr>
+          <w:rFonts w:ascii="Cambria Math" w:eastAsia="SimSun" w:hAnsi="Cambria Math"/>
+          <w:i w:val="false"/>
+          <w:iCs w:val="false"/>
+        </w:rPr>
+        <w:t xml:space="preserve">,</w:t>
+      </w:r>
+      <w:r>
+        <w:rPr>
+          <w:rFonts w:ascii="Cambria Math" w:eastAsia="SimSun" w:hAnsi="Cambria Math"/>
+          <w:i/>
+          <w:iCs/>
+        </w:rPr>
+        <w:t xml:space="preserve">c</w:t>
+      </w:r>
+      <w:r>
+        <w:rPr>
+          <w:rFonts w:ascii="Cambria Math" w:eastAsia="SimSun" w:hAnsi="Cambria Math"/>
+          <w:i w:val="false"/>
+          <w:iCs w:val="false"/>
+        </w:rPr>
+        <w:t xml:space="preserve">)</w:t>
+      </w:r>
+      <w:r>
+        <w:rPr>
+          <w:rFonts w:ascii="Times New Roman" w:cs="Times New Roman" w:eastAsia="SimSun" w:hAnsi="Times New Roman"/>
+        </w:rPr>
+        <w:t xml:space="preserve"> 之外添一个"已传递"的吸收态，则整体是一条标准的连续时间 Markov 链，而 </w:t>
+      </w:r>
+      <w:r>
+        <w:rPr>
+          <w:rFonts w:ascii="Cambria Math" w:eastAsia="SimSun" w:hAnsi="Cambria Math"/>
+          <w:i/>
+          <w:iCs/>
+        </w:rPr>
+        <w:t xml:space="preserve">x</w:t>
+      </w:r>
+      <w:r>
+        <w:rPr>
+          <w:rFonts w:ascii="Cambria Math" w:eastAsia="SimSun" w:hAnsi="Cambria Math"/>
+          <w:i w:val="false"/>
+          <w:iCs w:val="false"/>
+          <w:vertAlign w:val="subscript"/>
+        </w:rPr>
+        <w:t xml:space="preserve">abc</w:t>
+      </w:r>
+      <w:r>
+        <w:rPr>
+          <w:rFonts w:ascii="Times New Roman" w:cs="Times New Roman" w:eastAsia="SimSun" w:hAnsi="Times New Roman"/>
+        </w:rPr>
+        <w:t xml:space="preserve"> 是其未被吸收部分的</w:t>
       </w:r>
       <w:r>
         <w:rPr>
@@ -3242,13 +3327,105 @@
           <w:b/>
           <w:bCs/>
         </w:rPr>
-        <w:t xml:space="preserve">带湮灭的 Markov 链</w:t>
-      </w:r>
-      <w:r>
-        <w:rPr>
-          <w:rFonts w:ascii="Times New Roman" w:cs="Times New Roman" w:eastAsia="SimSun" w:hAnsi="Times New Roman"/>
-        </w:rPr>
-        <w:t xml:space="preserve">。据此</w:t>
+        <w:t xml:space="preserve">子概率</w:t>
+      </w:r>
+      <w:r>
+        <w:rPr>
+          <w:rFonts w:ascii="Times New Roman" w:cs="Times New Roman" w:eastAsia="SimSun" w:hAnsi="Times New Roman"/>
+        </w:rPr>
+        <w:t xml:space="preserve">，</w:t>
+      </w:r>
+      <w:r>
+        <w:rPr>
+          <w:rFonts w:ascii="Cambria Math" w:eastAsia="SimSun" w:hAnsi="Cambria Math"/>
+          <w:i w:val="false"/>
+          <w:iCs w:val="false"/>
+        </w:rPr>
+        <w:t xml:space="preserve">Σ</w:t>
+      </w:r>
+      <w:r>
+        <w:rPr>
+          <w:rFonts w:ascii="Cambria Math" w:eastAsia="SimSun" w:hAnsi="Cambria Math"/>
+          <w:i w:val="false"/>
+          <w:iCs w:val="false"/>
+          <w:vertAlign w:val="subscript"/>
+        </w:rPr>
+        <w:t xml:space="preserve">abc</w:t>
+      </w:r>
+      <w:r>
+        <w:rPr>
+          <w:rFonts w:ascii="Cambria Math" w:eastAsia="SimSun" w:hAnsi="Cambria Math"/>
+          <w:i/>
+          <w:iCs/>
+        </w:rPr>
+        <w:t xml:space="preserve">x</w:t>
+      </w:r>
+      <w:r>
+        <w:rPr>
+          <w:rFonts w:ascii="Cambria Math" w:eastAsia="SimSun" w:hAnsi="Cambria Math"/>
+          <w:i w:val="false"/>
+          <w:iCs w:val="false"/>
+          <w:vertAlign w:val="subscript"/>
+        </w:rPr>
+        <w:t xml:space="preserve">abc</w:t>
+      </w:r>
+      <w:r>
+        <w:rPr>
+          <w:rFonts w:ascii="Cambria Math" w:eastAsia="SimSun" w:hAnsi="Cambria Math"/>
+          <w:i w:val="false"/>
+          <w:iCs w:val="false"/>
+        </w:rPr>
+        <w:t xml:space="preserve">=Φ≤1</w:t>
+      </w:r>
+      <w:r>
+        <w:rPr>
+          <w:rFonts w:ascii="Times New Roman" w:cs="Times New Roman" w:eastAsia="SimSun" w:hAnsi="Times New Roman"/>
+        </w:rPr>
+        <w:t xml:space="preserve">；概率论中这称为以速率 </w:t>
+      </w:r>
+      <w:r>
+        <w:rPr>
+          <w:rFonts w:ascii="Cambria Math" w:eastAsia="SimSun" w:hAnsi="Cambria Math"/>
+          <w:i w:val="false"/>
+          <w:iCs w:val="false"/>
+        </w:rPr>
+        <w:t xml:space="preserve">β 1[</w:t>
+      </w:r>
+      <w:r>
+        <w:rPr>
+          <w:rFonts w:ascii="Cambria Math" w:eastAsia="SimSun" w:hAnsi="Cambria Math"/>
+          <w:i/>
+          <w:iCs/>
+        </w:rPr>
+        <w:t xml:space="preserve">b</w:t>
+      </w:r>
+      <w:r>
+        <w:rPr>
+          <w:rFonts w:ascii="Cambria Math" w:eastAsia="SimSun" w:hAnsi="Cambria Math"/>
+          <w:i w:val="false"/>
+          <w:iCs w:val="false"/>
+        </w:rPr>
+        <w:t xml:space="preserve">≥θ]</w:t>
+      </w:r>
+      <w:r>
+        <w:rPr>
+          <w:rFonts w:ascii="Times New Roman" w:cs="Times New Roman" w:eastAsia="SimSun" w:hAnsi="Times New Roman"/>
+        </w:rPr>
+        <w:t xml:space="preserve"> </w:t>
+      </w:r>
+      <w:r>
+        <w:rPr>
+          <w:rFonts w:ascii="Times New Roman" w:cs="Times New Roman" w:eastAsia="SimSun" w:hAnsi="Times New Roman"/>
+          <w:b/>
+          <w:bCs/>
+        </w:rPr>
+        <w:t xml:space="preserve">消灭</w:t>
+      </w:r>
+      <w:r>
+        <w:rPr>
+          <w:rFonts w:ascii="Times New Roman" w:cs="Times New Roman" w:eastAsia="SimSun" w:hAnsi="Times New Roman"/>
+        </w:rPr>
+        <w:t xml:space="preserve">（killing）的 Markov 链，其半群为次随机的，而 (22) 正是它的 Feynman–Kac 表示。据此</w:t>
       </w:r>
     </w:p>
     <w:p>
@@ -6256,7 +6433,7 @@
         <w:rPr>
           <w:rFonts w:ascii="Times New Roman" w:cs="Times New Roman" w:eastAsia="SimSun" w:hAnsi="Times New Roman"/>
         </w:rPr>
-        <w:t xml:space="preserve"> (29) 中只有湮灭项的指示函数依赖于 </w:t>
+        <w:t xml:space="preserve"> (29) 中只有消灭项的指示函数依赖于 </w:t>
       </w:r>
       <w:r>
         <w:rPr>

--- a/drafts/sir-directed-hypergraphs/section3.docx
+++ b/drafts/sir-directed-hypergraphs/section3.docx
@@ -95,21 +95,7 @@
         <w:rPr>
           <w:rFonts w:ascii="Times New Roman" w:cs="Times New Roman" w:eastAsia="SimSun" w:hAnsi="Times New Roman"/>
         </w:rPr>
-        <w:t xml:space="preserve">固定一个</w:t>
-      </w:r>
-      <w:r>
-        <w:rPr>
-          <w:rFonts w:ascii="Times New Roman" w:cs="Times New Roman" w:eastAsia="SimSun" w:hAnsi="Times New Roman"/>
-          <w:b/>
-          <w:bCs/>
-        </w:rPr>
-        <w:t xml:space="preserve">检验节点</w:t>
-      </w:r>
-      <w:r>
-        <w:rPr>
-          <w:rFonts w:ascii="Times New Roman" w:cs="Times New Roman" w:eastAsia="SimSun" w:hAnsi="Times New Roman"/>
-        </w:rPr>
-        <w:t xml:space="preserve"> </w:t>
+        <w:t xml:space="preserve">固定一个检验节点 </w:t>
       </w:r>
       <w:r>
         <w:rPr>
@@ -783,35 +769,7 @@
         <w:rPr>
           <w:rFonts w:ascii="Times New Roman" w:cs="Times New Roman" w:eastAsia="SimSun" w:hAnsi="Times New Roman"/>
         </w:rPr>
-        <w:t xml:space="preserve"> 的</w:t>
-      </w:r>
-      <w:r>
-        <w:rPr>
-          <w:rFonts w:ascii="Times New Roman" w:cs="Times New Roman" w:eastAsia="SimSun" w:hAnsi="Times New Roman"/>
-          <w:b/>
-          <w:bCs/>
-        </w:rPr>
-        <w:t xml:space="preserve">激活时长</w:t>
-      </w:r>
-      <w:r>
-        <w:rPr>
-          <w:rFonts w:ascii="Times New Roman" w:cs="Times New Roman" w:eastAsia="SimSun" w:hAnsi="Times New Roman"/>
-        </w:rPr>
-        <w:t xml:space="preserve">，也就是其各尾成员感染期之</w:t>
-      </w:r>
-      <w:r>
-        <w:rPr>
-          <w:rFonts w:ascii="Times New Roman" w:cs="Times New Roman" w:eastAsia="SimSun" w:hAnsi="Times New Roman"/>
-          <w:b/>
-          <w:bCs/>
-        </w:rPr>
-        <w:t xml:space="preserve">并</w:t>
-      </w:r>
-      <w:r>
-        <w:rPr>
-          <w:rFonts w:ascii="Times New Roman" w:cs="Times New Roman" w:eastAsia="SimSun" w:hAnsi="Times New Roman"/>
-        </w:rPr>
-        <w:t xml:space="preserve">的测度。并的测度不等于各成员贡献之和，因而</w:t>
+        <w:t xml:space="preserve"> 的激活时长，也就是其各尾成员感染期之并的测度。并的测度不等于各成员贡献之和，因而</w:t>
       </w:r>
     </w:p>
     <w:p>
@@ -1537,21 +1495,7 @@
         <w:rPr>
           <w:rFonts w:ascii="Times New Roman" w:cs="Times New Roman" w:eastAsia="SimSun" w:hAnsi="Times New Roman"/>
         </w:rPr>
-        <w:t xml:space="preserve">还需注意一处</w:t>
-      </w:r>
-      <w:r>
-        <w:rPr>
-          <w:rFonts w:ascii="Times New Roman" w:cs="Times New Roman" w:eastAsia="SimSun" w:hAnsi="Times New Roman"/>
-          <w:b/>
-          <w:bCs/>
-        </w:rPr>
-        <w:t xml:space="preserve">度偏置</w:t>
-      </w:r>
-      <w:r>
-        <w:rPr>
-          <w:rFonts w:ascii="Times New Roman" w:cs="Times New Roman" w:eastAsia="SimSun" w:hAnsi="Times New Roman"/>
-        </w:rPr>
-        <w:t xml:space="preserve">。沿 </w:t>
+        <w:t xml:space="preserve">还需注意一处度偏置。沿 </w:t>
       </w:r>
       <w:r>
         <w:rPr>
@@ -1705,21 +1649,7 @@
         <w:rPr>
           <w:rFonts w:ascii="Times New Roman" w:cs="Times New Roman" w:eastAsia="SimSun" w:hAnsi="Times New Roman"/>
         </w:rPr>
-        <w:t xml:space="preserve"> 的入超边，因而</w:t>
-      </w:r>
-      <w:r>
-        <w:rPr>
-          <w:rFonts w:ascii="Times New Roman" w:cs="Times New Roman" w:eastAsia="SimSun" w:hAnsi="Times New Roman"/>
-          <w:b/>
-          <w:bCs/>
-        </w:rPr>
-        <w:t xml:space="preserve">不出现无向 EBCM 中的余度相减</w:t>
-      </w:r>
-      <w:r>
-        <w:rPr>
-          <w:rFonts w:ascii="Times New Roman" w:cs="Times New Roman" w:eastAsia="SimSun" w:hAnsi="Times New Roman"/>
-        </w:rPr>
-        <w:t xml:space="preserve">——偏置变量与计数变量是两个不同的量。据此定义尾侧生成函数</w:t>
+        <w:t xml:space="preserve"> 的入超边，因而不出现无向 EBCM 中的余度相减——偏置变量与计数变量是两个不同的量。据此定义尾侧生成函数</w:t>
       </w:r>
     </w:p>
     <w:p>
@@ -1999,21 +1929,7 @@
         <w:rPr>
           <w:rFonts w:ascii="Times New Roman" w:cs="Times New Roman" w:eastAsia="SimSun" w:hAnsi="Times New Roman"/>
         </w:rPr>
-        <w:t xml:space="preserve"> 显式依赖于</w:t>
-      </w:r>
-      <w:r>
-        <w:rPr>
-          <w:rFonts w:ascii="Times New Roman" w:cs="Times New Roman" w:eastAsia="SimSun" w:hAnsi="Times New Roman"/>
-          <w:b/>
-          <w:bCs/>
-        </w:rPr>
-        <w:t xml:space="preserve">联合</w:t>
-      </w:r>
-      <w:r>
-        <w:rPr>
-          <w:rFonts w:ascii="Times New Roman" w:cs="Times New Roman" w:eastAsia="SimSun" w:hAnsi="Times New Roman"/>
-        </w:rPr>
-        <w:t xml:space="preserve">分布 </w:t>
+        <w:t xml:space="preserve"> 显式依赖于联合分布 </w:t>
       </w:r>
       <w:r>
         <w:rPr>
@@ -2369,15 +2285,7 @@
         <w:rPr>
           <w:rFonts w:ascii="Times New Roman" w:cs="Times New Roman" w:eastAsia="SimSun" w:hAnsi="Times New Roman"/>
         </w:rPr>
-        <w:t xml:space="preserve">。定义</w:t>
-      </w:r>
-      <w:r>
-        <w:rPr>
-          <w:rFonts w:ascii="Times New Roman" w:cs="Times New Roman" w:eastAsia="SimSun" w:hAnsi="Times New Roman"/>
-          <w:b/>
-          <w:bCs/>
-        </w:rPr>
-        <w:t xml:space="preserve">未传递子概率</w:t>
+        <w:t xml:space="preserve">。定义未传递子概率</w:t>
       </w:r>
     </w:p>
     <w:p>
@@ -3319,21 +3227,7 @@
         <w:rPr>
           <w:rFonts w:ascii="Times New Roman" w:cs="Times New Roman" w:eastAsia="SimSun" w:hAnsi="Times New Roman"/>
         </w:rPr>
-        <w:t xml:space="preserve"> 是其未被吸收部分的</w:t>
-      </w:r>
-      <w:r>
-        <w:rPr>
-          <w:rFonts w:ascii="Times New Roman" w:cs="Times New Roman" w:eastAsia="SimSun" w:hAnsi="Times New Roman"/>
-          <w:b/>
-          <w:bCs/>
-        </w:rPr>
-        <w:t xml:space="preserve">子概率</w:t>
-      </w:r>
-      <w:r>
-        <w:rPr>
-          <w:rFonts w:ascii="Times New Roman" w:cs="Times New Roman" w:eastAsia="SimSun" w:hAnsi="Times New Roman"/>
-        </w:rPr>
-        <w:t xml:space="preserve">，</w:t>
+        <w:t xml:space="preserve"> 是其未被吸收部分的子概率，</w:t>
       </w:r>
       <w:r>
         <w:rPr>
@@ -3411,21 +3305,7 @@
         <w:rPr>
           <w:rFonts w:ascii="Times New Roman" w:cs="Times New Roman" w:eastAsia="SimSun" w:hAnsi="Times New Roman"/>
         </w:rPr>
-        <w:t xml:space="preserve"> </w:t>
-      </w:r>
-      <w:r>
-        <w:rPr>
-          <w:rFonts w:ascii="Times New Roman" w:cs="Times New Roman" w:eastAsia="SimSun" w:hAnsi="Times New Roman"/>
-          <w:b/>
-          <w:bCs/>
-        </w:rPr>
-        <w:t xml:space="preserve">消灭</w:t>
-      </w:r>
-      <w:r>
-        <w:rPr>
-          <w:rFonts w:ascii="Times New Roman" w:cs="Times New Roman" w:eastAsia="SimSun" w:hAnsi="Times New Roman"/>
-        </w:rPr>
-        <w:t xml:space="preserve">（killing）的 Markov 链，其半群为次随机的，而 (22) 正是它的 Feynman–Kac 表示。据此</w:t>
+        <w:t xml:space="preserve"> 消灭（killing）的 Markov 链，其半群为次随机的，而 (22) 正是它的 Feynman–Kac 表示。据此</w:t>
       </w:r>
     </w:p>
     <w:p>
@@ -6242,21 +6122,7 @@
         <w:rPr>
           <w:rFonts w:ascii="Times New Roman" w:cs="Times New Roman" w:eastAsia="SimSun" w:hAnsi="Times New Roman"/>
         </w:rPr>
-        <w:t xml:space="preserve"> 时终态</w:t>
-      </w:r>
-      <w:r>
-        <w:rPr>
-          <w:rFonts w:ascii="Times New Roman" w:cs="Times New Roman" w:eastAsia="SimSun" w:hAnsi="Times New Roman"/>
-          <w:b/>
-          <w:bCs/>
-        </w:rPr>
-        <w:t xml:space="preserve">没有</w:t>
-      </w:r>
-      <w:r>
-        <w:rPr>
-          <w:rFonts w:ascii="Times New Roman" w:cs="Times New Roman" w:eastAsia="SimSun" w:hAnsi="Times New Roman"/>
-        </w:rPr>
-        <w:t xml:space="preserve">闭式，原因是结构性的而非技术性的：</w:t>
+        <w:t xml:space="preserve"> 时终态没有闭式，原因是结构性的而非技术性的：</w:t>
       </w:r>
       <w:r>
         <w:rPr>
@@ -6279,21 +6145,7 @@
         <w:rPr>
           <w:rFonts w:ascii="Times New Roman" w:cs="Times New Roman" w:eastAsia="SimSun" w:hAnsi="Times New Roman"/>
         </w:rPr>
-        <w:t xml:space="preserve"> 取决于各尾成员感染期之</w:t>
-      </w:r>
-      <w:r>
-        <w:rPr>
-          <w:rFonts w:ascii="Times New Roman" w:cs="Times New Roman" w:eastAsia="SimSun" w:hAnsi="Times New Roman"/>
-          <w:b/>
-          <w:bCs/>
-        </w:rPr>
-        <w:t xml:space="preserve">并</w:t>
-      </w:r>
-      <w:r>
-        <w:rPr>
-          <w:rFonts w:ascii="Times New Roman" w:cs="Times New Roman" w:eastAsia="SimSun" w:hAnsi="Times New Roman"/>
-        </w:rPr>
-        <w:t xml:space="preserve">的长度；</w:t>
+        <w:t xml:space="preserve"> 取决于各尾成员感染期之并的长度；</w:t>
       </w:r>
       <w:r>
         <w:rPr>
@@ -8462,21 +8314,7 @@
         <w:rPr>
           <w:rFonts w:ascii="Times New Roman" w:cs="Times New Roman" w:eastAsia="SimSun" w:hAnsi="Times New Roman"/>
         </w:rPr>
-        <w:t xml:space="preserve"> 并</w:t>
-      </w:r>
-      <w:r>
-        <w:rPr>
-          <w:rFonts w:ascii="Times New Roman" w:cs="Times New Roman" w:eastAsia="SimSun" w:hAnsi="Times New Roman"/>
-          <w:b/>
-          <w:bCs/>
-        </w:rPr>
-        <w:t xml:space="preserve">不</w:t>
-      </w:r>
-      <w:r>
-        <w:rPr>
-          <w:rFonts w:ascii="Times New Roman" w:cs="Times New Roman" w:eastAsia="SimSun" w:hAnsi="Times New Roman"/>
-        </w:rPr>
-        <w:t xml:space="preserve">回到无向网络的结果：无向情形的余度相减源于"来路那条边不可再用"，而有向情形下来路超边根本不在 </w:t>
+        <w:t xml:space="preserve"> 并不回到无向网络的结果：无向情形的余度相减源于"来路那条边不可再用"，而有向情形下来路超边根本不在 </w:t>
       </w:r>
       <w:r>
         <w:rPr>
@@ -9317,21 +9155,7 @@
         <w:rPr>
           <w:rFonts w:ascii="Times New Roman" w:cs="Times New Roman" w:eastAsia="SimSun" w:hAnsi="Times New Roman"/>
         </w:rPr>
-        <w:t xml:space="preserve"> 的系数。需要提醒的是这一方向并非普适于一切传播机制：有向网络的阈值型级联中，正的入出度相关反而</w:t>
-      </w:r>
-      <w:r>
-        <w:rPr>
-          <w:rFonts w:ascii="Times New Roman" w:cs="Times New Roman" w:eastAsia="SimSun" w:hAnsi="Times New Roman"/>
-          <w:b/>
-          <w:bCs/>
-        </w:rPr>
-        <w:t xml:space="preserve">提高</w:t>
-      </w:r>
-      <w:r>
-        <w:rPr>
-          <w:rFonts w:ascii="Times New Roman" w:cs="Times New Roman" w:eastAsia="SimSun" w:hAnsi="Times New Roman"/>
-        </w:rPr>
-        <w:t xml:space="preserve">系统稳健性 [6]。二者并不冲突——阈值模型按活跃邻居的比例判定激活，高入度抬高激活门槛；SIR 中高入度只增加暴露，故 </w:t>
+        <w:t xml:space="preserve"> 的系数。需要提醒的是这一方向并非普适于一切传播机制：有向网络的阈值型级联中，正的入出度相关反而提高系统稳健性 [6]。二者并不冲突——阈值模型按活跃邻居的比例判定激活，高入度抬高激活门槛；SIR 中高入度只增加暴露，故 </w:t>
       </w:r>
       <w:r>
         <w:rPr>
@@ -9471,21 +9295,11 @@
         <w:rPr>
           <w:rFonts w:ascii="Times New Roman" w:cs="Times New Roman" w:eastAsia="SimSun" w:hAnsi="Times New Roman"/>
         </w:rPr>
-        <w:t xml:space="preserve">）。更强地说，(24) 与 (25) 也只读取双度序列，故</w:t>
-      </w:r>
-      <w:r>
-        <w:rPr>
-          <w:rFonts w:ascii="Times New Roman" w:cs="Times New Roman" w:eastAsia="SimSun" w:hAnsi="Times New Roman"/>
-          <w:b/>
-          <w:bCs/>
-        </w:rPr>
-        <w:t xml:space="preserve">整个闭合而不止阈值都看不见重叠 </w:t>
-      </w:r>
-      <w:r>
-        <w:rPr>
-          <w:rFonts w:ascii="Cambria Math" w:eastAsia="SimSun" w:hAnsi="Cambria Math"/>
-          <w:b/>
-          <w:bCs/>
+        <w:t xml:space="preserve">）。更强地说，(24) 与 (25) 也只读取双度序列，故整个闭合而不止阈值都看不见重叠 </w:t>
+      </w:r>
+      <w:r>
+        <w:rPr>
+          <w:rFonts w:ascii="Cambria Math" w:eastAsia="SimSun" w:hAnsi="Cambria Math"/>
           <w:i w:val="false"/>
           <w:iCs w:val="false"/>
         </w:rPr>
@@ -10587,21 +10401,7 @@
         <w:rPr>
           <w:rFonts w:ascii="Times New Roman" w:cs="Times New Roman" w:eastAsia="SimSun" w:hAnsi="Times New Roman"/>
         </w:rPr>
-        <w:t xml:space="preserve"> 时发散：</w:t>
-      </w:r>
-      <w:r>
-        <w:rPr>
-          <w:rFonts w:ascii="Times New Roman" w:cs="Times New Roman" w:eastAsia="SimSun" w:hAnsi="Times New Roman"/>
-          <w:b/>
-          <w:bCs/>
-        </w:rPr>
-        <w:t xml:space="preserve">均场的误差在阈值邻域最大</w:t>
-      </w:r>
-      <w:r>
-        <w:rPr>
-          <w:rFonts w:ascii="Times New Roman" w:cs="Times New Roman" w:eastAsia="SimSun" w:hAnsi="Times New Roman"/>
-        </w:rPr>
-        <w:t xml:space="preserve">，而这正是最需要理论的区域。这与成对网络上 EBCM 相对均场的增益同源 [1, 2]，本文把它推广到有向超图并给出闭式。</w:t>
+        <w:t xml:space="preserve"> 时发散：均场的误差在阈值邻域最大，而这正是最需要理论的区域。这与成对网络上 EBCM 相对均场的增益同源 [1, 2]，本文把它推广到有向超图并给出闭式。</w:t>
       </w:r>
     </w:p>
     <w:p>
@@ -10613,21 +10413,7 @@
         <w:rPr>
           <w:rFonts w:ascii="Times New Roman" w:cs="Times New Roman" w:eastAsia="SimSun" w:hAnsi="Times New Roman"/>
         </w:rPr>
-        <w:t xml:space="preserve">需要说明，(41) 是我们为本模型构造的均场对照，而非 [7] 中模型的复述——后者是社会传播而非 SIR，其方向性由单一标量强度参数调节。此处比较的是</w:t>
-      </w:r>
-      <w:r>
-        <w:rPr>
-          <w:rFonts w:ascii="Times New Roman" w:cs="Times New Roman" w:eastAsia="SimSun" w:hAnsi="Times New Roman"/>
-          <w:b/>
-          <w:bCs/>
-        </w:rPr>
-        <w:t xml:space="preserve">闭合层级</w:t>
-      </w:r>
-      <w:r>
-        <w:rPr>
-          <w:rFonts w:ascii="Times New Roman" w:cs="Times New Roman" w:eastAsia="SimSun" w:hAnsi="Times New Roman"/>
-        </w:rPr>
-        <w:t xml:space="preserve">，不是两项工作的模型。</w:t>
+        <w:t xml:space="preserve">需要说明，(41) 是我们为本模型构造的均场对照，而非 [7] 中模型的复述——后者是社会传播而非 SIR，其方向性由单一标量强度参数调节。此处比较的是闭合层级，不是两项工作的模型。</w:t>
       </w:r>
     </w:p>
     <w:p>

--- a/drafts/sir-directed-hypergraphs/section3.docx
+++ b/drafts/sir-directed-hypergraphs/section3.docx
@@ -17,7 +17,7 @@
           <w:sz w:val="32"/>
           <w:szCs w:val="32"/>
         </w:rPr>
-        <w:t xml:space="preserve">III. 并发型边基房室方程</w:t>
+        <w:t xml:space="preserve">3. 并发型边基房室方程</w:t>
       </w:r>
     </w:p>
     <w:p>
@@ -34,7 +34,7 @@
           <w:sz w:val="26"/>
           <w:szCs w:val="26"/>
         </w:rPr>
-        <w:t xml:space="preserve">A. 空腔构造与闭合假设</w:t>
+        <w:t xml:space="preserve">3.1. 空腔构造与闭合假设</w:t>
       </w:r>
     </w:p>
     <w:p>
@@ -46,7 +46,7 @@
         <w:rPr>
           <w:rFonts w:ascii="Times New Roman" w:cs="Times New Roman" w:eastAsia="SimSun" w:hAnsi="Times New Roman"/>
         </w:rPr>
-        <w:t xml:space="preserve">成对网络上的边基房室模型（EBCM）以"沿一条边尚未传来感染"的概率为核心变量，把 SIR 的含时演化压缩到少数常微分方程 [1, 2]。移到有向超图上有两重并发需要处理：一个头节点同时暴露于 </w:t>
+        <w:t xml:space="preserve">成对网络上的边基房室模型（EBCM）以"沿一条边尚未传来感染"的概率为核心变量，把 SIR 的含时演化压缩到少数常微分方程 [6, 7]。移到有向超图上有两重并发需要处理：一个头节点同时暴露于 </w:t>
       </w:r>
       <w:r>
         <w:rPr>
@@ -345,7 +345,7 @@
           <w:sz w:val="21"/>
           <w:szCs w:val="21"/>
         </w:rPr>
-        <w:t xml:space="preserve">	(21)</w:t>
+        <w:t xml:space="preserve">	(3.1)</w:t>
       </w:r>
     </w:p>
     <w:p>
@@ -357,7 +357,7 @@
         <w:rPr>
           <w:rFonts w:ascii="Times New Roman" w:cs="Times New Roman" w:eastAsia="SimSun" w:hAnsi="Times New Roman"/>
         </w:rPr>
-        <w:t xml:space="preserve">由 II.B 的速率规则，</w:t>
+        <w:t xml:space="preserve">由 2.2 的速率规则，</w:t>
       </w:r>
       <w:r>
         <w:rPr>
@@ -657,7 +657,7 @@
           <w:sz w:val="21"/>
           <w:szCs w:val="21"/>
         </w:rPr>
-        <w:t xml:space="preserve">	(22)</w:t>
+        <w:t xml:space="preserve">	(3.2)</w:t>
       </w:r>
     </w:p>
     <w:p>
@@ -885,7 +885,7 @@
           <w:sz w:val="21"/>
           <w:szCs w:val="21"/>
         </w:rPr>
-        <w:t xml:space="preserve">	(23)</w:t>
+        <w:t xml:space="preserve">	(3.3)</w:t>
       </w:r>
     </w:p>
     <w:p>
@@ -897,7 +897,7 @@
         <w:rPr>
           <w:rFonts w:ascii="Times New Roman" w:cs="Times New Roman" w:eastAsia="SimSun" w:hAnsi="Times New Roman"/>
         </w:rPr>
-        <w:t xml:space="preserve">朴素的逐成员乘积闭合在此失效。这与 II.D 中破坏命题 2 假设 (ii) 的是同一件事——超边级激活：一条超边只有一个激活时钟，它由全体尾成员共同驱动，又被全体头成员共享。</w:t>
+        <w:t xml:space="preserve">朴素的逐成员乘积闭合在此失效。这与 2.4 中破坏命题 2.2 假设 (ii) 的是同一件事——超边级激活：一条超边只有一个激活时钟，它由全体尾成员共同驱动，又被全体头成员共享。</w:t>
       </w:r>
     </w:p>
     <w:p>
@@ -1275,7 +1275,7 @@
           <w:sz w:val="21"/>
           <w:szCs w:val="21"/>
         </w:rPr>
-        <w:t xml:space="preserve">	(24)</w:t>
+        <w:t xml:space="preserve">	(3.4)</w:t>
       </w:r>
     </w:p>
     <w:p>
@@ -1900,7 +1900,7 @@
           <w:sz w:val="21"/>
           <w:szCs w:val="21"/>
         </w:rPr>
-        <w:t xml:space="preserve">	(25)</w:t>
+        <w:t xml:space="preserve">	(3.5)</w:t>
       </w:r>
     </w:p>
     <w:p>
@@ -2001,7 +2001,7 @@
         <w:rPr>
           <w:rFonts w:ascii="Times New Roman" w:cs="Times New Roman" w:eastAsia="SimSun" w:hAnsi="Times New Roman"/>
         </w:rPr>
-        <w:t xml:space="preserve">，而 (24) 的 </w:t>
+        <w:t xml:space="preserve">，而 (3.4) 的 </w:t>
       </w:r>
       <w:r>
         <w:rPr>
@@ -2024,7 +2024,7 @@
         <w:rPr>
           <w:rFonts w:ascii="Times New Roman" w:cs="Times New Roman" w:eastAsia="SimSun" w:hAnsi="Times New Roman"/>
         </w:rPr>
-        <w:t xml:space="preserve"> 只依赖于其边际。这是 II.A 的入出度相关 </w:t>
+        <w:t xml:space="preserve"> 只依赖于其边际。这是 2.1 的入出度相关 </w:t>
       </w:r>
       <w:r>
         <w:rPr>
@@ -2087,7 +2087,7 @@
           <w:sz w:val="26"/>
           <w:szCs w:val="26"/>
         </w:rPr>
-        <w:t xml:space="preserve">B. 方程组</w:t>
+        <w:t xml:space="preserve">3.2. 方程组</w:t>
       </w:r>
     </w:p>
     <w:p>
@@ -2590,7 +2590,7 @@
           <w:sz w:val="21"/>
           <w:szCs w:val="21"/>
         </w:rPr>
-        <w:t xml:space="preserve">	(26)</w:t>
+        <w:t xml:space="preserve">	(3.6)</w:t>
       </w:r>
     </w:p>
     <w:p>
@@ -2779,7 +2779,7 @@
           <w:sz w:val="21"/>
           <w:szCs w:val="21"/>
         </w:rPr>
-        <w:t xml:space="preserve">	(27)</w:t>
+        <w:t xml:space="preserve">	(3.7)</w:t>
       </w:r>
     </w:p>
     <w:p>
@@ -2817,7 +2817,7 @@
         <w:rPr>
           <w:rFonts w:ascii="Times New Roman" w:cs="Times New Roman" w:eastAsia="SimSun" w:hAnsi="Times New Roman"/>
         </w:rPr>
-        <w:t xml:space="preserve">尾成员的感染是一个时间非齐次的 Markov 过程。由 (24) 与 (25)，一个尾成员到 </w:t>
+        <w:t xml:space="preserve">尾成员的感染是一个时间非齐次的 Markov 过程。由 (3.4) 与 (3.5)，一个尾成员到 </w:t>
       </w:r>
       <w:r>
         <w:rPr>
@@ -3086,7 +3086,7 @@
           <w:sz w:val="21"/>
           <w:szCs w:val="21"/>
         </w:rPr>
-        <w:t xml:space="preserve">	(28)</w:t>
+        <w:t xml:space="preserve">	(3.8)</w:t>
       </w:r>
     </w:p>
     <w:p>
@@ -3098,7 +3098,7 @@
         <w:rPr>
           <w:rFonts w:ascii="Times New Roman" w:cs="Times New Roman" w:eastAsia="SimSun" w:hAnsi="Times New Roman"/>
         </w:rPr>
-        <w:t xml:space="preserve">末一步用了下面的 (30)。向 </w:t>
+        <w:t xml:space="preserve">末一步用了下面的 (3.10)。向 </w:t>
       </w:r>
       <w:r>
         <w:rPr>
@@ -3305,7 +3305,7 @@
         <w:rPr>
           <w:rFonts w:ascii="Times New Roman" w:cs="Times New Roman" w:eastAsia="SimSun" w:hAnsi="Times New Roman"/>
         </w:rPr>
-        <w:t xml:space="preserve"> 消灭（killing）的 Markov 链，其半群为次随机的，而 (22) 正是它的 Feynman–Kac 表示。据此</w:t>
+        <w:t xml:space="preserve"> 消灭（killing）的 Markov 链，其半群为次随机的，而 (3.2) 正是它的 Feynman–Kac 表示。据此</w:t>
       </w:r>
     </w:p>
     <w:p>
@@ -3635,7 +3635,7 @@
           <w:sz w:val="21"/>
           <w:szCs w:val="21"/>
         </w:rPr>
-        <w:t xml:space="preserve">	(29)</w:t>
+        <w:t xml:space="preserve">	(3.9)</w:t>
       </w:r>
     </w:p>
     <w:p>
@@ -3647,7 +3647,7 @@
         <w:rPr>
           <w:rFonts w:ascii="Times New Roman" w:cs="Times New Roman" w:eastAsia="SimSun" w:hAnsi="Times New Roman"/>
         </w:rPr>
-        <w:t xml:space="preserve">（越界下标记为零）。对 (29) 求和，</w:t>
+        <w:t xml:space="preserve">（越界下标记为零）。对 (3.9) 求和，</w:t>
       </w:r>
       <w:r>
         <w:rPr>
@@ -3720,7 +3720,7 @@
           <w:sz w:val="21"/>
           <w:szCs w:val="21"/>
         </w:rPr>
-        <w:t xml:space="preserve">	(30)</w:t>
+        <w:t xml:space="preserve">	(3.10)</w:t>
       </w:r>
     </w:p>
     <w:p>
@@ -3732,7 +3732,7 @@
         <w:rPr>
           <w:rFonts w:ascii="Times New Roman" w:cs="Times New Roman" w:eastAsia="SimSun" w:hAnsi="Times New Roman"/>
         </w:rPr>
-        <w:t xml:space="preserve">与 (28) 自洽。终态由 </w:t>
+        <w:t xml:space="preserve">与 (3.8) 自洽。终态由 </w:t>
       </w:r>
       <w:r>
         <w:rPr>
@@ -3808,7 +3808,7 @@
         <w:rPr>
           <w:rFonts w:ascii="Times New Roman" w:cs="Times New Roman" w:eastAsia="SimSun" w:hAnsi="Times New Roman"/>
         </w:rPr>
-        <w:t xml:space="preserve"> 与 (24) 闭合。初始条件为 </w:t>
+        <w:t xml:space="preserve"> 与 (3.4) 闭合。初始条件为 </w:t>
       </w:r>
       <w:r>
         <w:rPr>
@@ -3909,7 +3909,7 @@
         <w:rPr>
           <w:rFonts w:ascii="Times New Roman" w:cs="Times New Roman" w:eastAsia="SimSun" w:hAnsi="Times New Roman"/>
         </w:rPr>
-        <w:t xml:space="preserve">方程 (24) 与 (29)–(30) 构成一个 </w:t>
+        <w:t xml:space="preserve">方程 (3.4) 与 (3.9)–(3.10) 构成一个 </w:t>
       </w:r>
       <w:r>
         <w:rPr>
@@ -4003,7 +4003,7 @@
         <w:rPr>
           <w:rFonts w:ascii="Times New Roman" w:cs="Times New Roman" w:eastAsia="SimSun" w:hAnsi="Times New Roman"/>
         </w:rPr>
-        <w:t xml:space="preserve"> 此时只有三个变量，(29) 化为</w:t>
+        <w:t xml:space="preserve"> 此时只有三个变量，(3.9) 化为</w:t>
       </w:r>
     </w:p>
     <w:p>
@@ -4304,7 +4304,7 @@
           <w:sz w:val="21"/>
           <w:szCs w:val="21"/>
         </w:rPr>
-        <w:t xml:space="preserve">	(31)</w:t>
+        <w:t xml:space="preserve">	(3.11)</w:t>
       </w:r>
     </w:p>
     <w:p>
@@ -4381,7 +4381,7 @@
         <w:rPr>
           <w:rFonts w:ascii="Times New Roman" w:cs="Times New Roman" w:eastAsia="SimSun" w:hAnsi="Times New Roman"/>
         </w:rPr>
-        <w:t xml:space="preserve"> [2]——依次为伙伴处于易感、已感染但尚未传递、已康复且未曾传递的概率——唯一的实质替换是把余度生成函数换成 (25) 的 </w:t>
+        <w:t xml:space="preserve"> [6]——依次为伙伴处于易感、已感染但尚未传递、已康复且未曾传递的概率——唯一的实质替换是把余度生成函数换成 (3.5) 的 </w:t>
       </w:r>
       <w:r>
         <w:rPr>
@@ -4709,7 +4709,7 @@
         <w:rPr>
           <w:rFonts w:ascii="Times New Roman" w:cs="Times New Roman" w:eastAsia="SimSun" w:hAnsi="Times New Roman"/>
         </w:rPr>
-        <w:t xml:space="preserve">，(29) 展开为</w:t>
+        <w:t xml:space="preserve">，(3.9) 展开为</w:t>
       </w:r>
     </w:p>
     <w:p>
@@ -5081,7 +5081,7 @@
           <w:sz w:val="21"/>
           <w:szCs w:val="21"/>
         </w:rPr>
-        <w:t xml:space="preserve">	(32)</w:t>
+        <w:t xml:space="preserve">	(3.12)</w:t>
       </w:r>
     </w:p>
     <w:p>
@@ -5444,7 +5444,7 @@
           <w:sz w:val="21"/>
           <w:szCs w:val="21"/>
         </w:rPr>
-        <w:t xml:space="preserve">	(33)</w:t>
+        <w:t xml:space="preserve">	(3.13)</w:t>
       </w:r>
     </w:p>
     <w:p>
@@ -5605,7 +5605,7 @@
         <w:rPr>
           <w:rFonts w:ascii="Times New Roman" w:cs="Times New Roman" w:eastAsia="SimSun" w:hAnsi="Times New Roman"/>
         </w:rPr>
-        <w:t xml:space="preserve">，即 (30)。手写的这六个方程与按 (29) 自动生成的方程组，其积分在 </w:t>
+        <w:t xml:space="preserve">，即 (3.10)。手写的这六个方程与按 (3.9) 自动生成的方程组，其积分在 </w:t>
       </w:r>
       <w:r>
         <w:rPr>
@@ -5811,7 +5811,7 @@
           <w:sz w:val="21"/>
           <w:szCs w:val="21"/>
         </w:rPr>
-        <w:t xml:space="preserve">	(34)</w:t>
+        <w:t xml:space="preserve">	(3.14)</w:t>
       </w:r>
     </w:p>
     <w:p>
@@ -5837,7 +5837,7 @@
         <w:rPr>
           <w:rFonts w:ascii="Times New Roman" w:cs="Times New Roman" w:eastAsia="SimSun" w:hAnsi="Times New Roman"/>
         </w:rPr>
-        <w:t xml:space="preserve"> 成立。(34) 不是额外假设，而是 (29) 的推论：对右端求导得 </w:t>
+        <w:t xml:space="preserve"> 成立。(3.14) 不是额外假设，而是 (3.9) 的推论：对右端求导得 </w:t>
       </w:r>
       <w:r>
         <w:rPr>
@@ -5884,7 +5884,7 @@
         <w:rPr>
           <w:rFonts w:ascii="Times New Roman" w:cs="Times New Roman" w:eastAsia="SimSun" w:hAnsi="Times New Roman"/>
         </w:rPr>
-        <w:t xml:space="preserve">，与 (29) 在 </w:t>
+        <w:t xml:space="preserve">，与 (3.9) 在 </w:t>
       </w:r>
       <w:r>
         <w:rPr>
@@ -5980,7 +5980,7 @@
         <w:rPr>
           <w:rFonts w:ascii="Times New Roman" w:cs="Times New Roman" w:eastAsia="SimSun" w:hAnsi="Times New Roman"/>
         </w:rPr>
-        <w:t xml:space="preserve"> 时，(24) 与 (29)–(30) 构成一个封闭的低维系统，其积分给出完整的 </w:t>
+        <w:t xml:space="preserve"> 时，(3.4) 与 (3.9)–(3.10) 构成一个封闭的低维系统，其积分给出完整的 </w:t>
       </w:r>
       <w:r>
         <w:rPr>
@@ -6094,7 +6094,7 @@
         <w:rPr>
           <w:rFonts w:ascii="Times New Roman" w:cs="Times New Roman" w:eastAsia="SimSun" w:hAnsi="Times New Roman"/>
         </w:rPr>
-        <w:t xml:space="preserve"> 与终态规模，精度由 III.E 逐项校验；爆发阈值 (37) 是闭式，</w:t>
+        <w:t xml:space="preserve"> 与终态规模，精度由 3.5 逐项校验；爆发阈值 (3.17) 是闭式，</w:t>
       </w:r>
       <w:r>
         <w:rPr>
@@ -6108,7 +6108,7 @@
         <w:rPr>
           <w:rFonts w:ascii="Times New Roman" w:cs="Times New Roman" w:eastAsia="SimSun" w:hAnsi="Times New Roman"/>
         </w:rPr>
-        <w:t xml:space="preserve"> 时终态亦有闭式 (44)。但 </w:t>
+        <w:t xml:space="preserve"> 时终态亦有闭式 (3.24)。但 </w:t>
       </w:r>
       <w:r>
         <w:rPr>
@@ -6195,7 +6195,7 @@
         <w:rPr>
           <w:rFonts w:ascii="Times New Roman" w:cs="Times New Roman" w:eastAsia="SimSun" w:hAnsi="Times New Roman"/>
         </w:rPr>
-        <w:t xml:space="preserve"> 时并的长度依赖于各感染时刻的相对先后，终态量不足以确定它。这与 (23) 是同一个障碍。取线性核 </w:t>
+        <w:t xml:space="preserve"> 时并的长度依赖于各感染时刻的相对先后，终态量不足以确定它。这与 (3.3) 是同一个障碍。取线性核 </w:t>
       </w:r>
       <w:r>
         <w:rPr>
@@ -6285,7 +6285,7 @@
         <w:rPr>
           <w:rFonts w:ascii="Times New Roman" w:cs="Times New Roman" w:eastAsia="SimSun" w:hAnsi="Times New Roman"/>
         </w:rPr>
-        <w:t xml:space="preserve"> (29) 中只有消灭项的指示函数依赖于 </w:t>
+        <w:t xml:space="preserve"> (3.9) 中只有消灭项的指示函数依赖于 </w:t>
       </w:r>
       <w:r>
         <w:rPr>
@@ -6327,7 +6327,7 @@
         <w:rPr>
           <w:rFonts w:ascii="Times New Roman" w:cs="Times New Roman" w:eastAsia="SimSun" w:hAnsi="Times New Roman"/>
         </w:rPr>
-        <w:t xml:space="preserve"> 时单个感染尾成员不足以激活超边，(29) 在无病定态附近的线性化没有增长模式，这与 II.B 所述 bootstrap 图像一致，须按第 IV 节的 </w:t>
+        <w:t xml:space="preserve"> 时单个感染尾成员不足以激活超边，(3.9) 在无病定态附近的线性化没有增长模式，这与 2.2 所述 bootstrap 图像一致，须按第 4 节的 </w:t>
       </w:r>
       <w:r>
         <w:rPr>
@@ -6358,7 +6358,7 @@
           <w:sz w:val="26"/>
           <w:szCs w:val="26"/>
         </w:rPr>
-        <w:t xml:space="preserve">C. 爆发阈值</w:t>
+        <w:t xml:space="preserve">3.3. 爆发阈值</w:t>
       </w:r>
     </w:p>
     <w:p>
@@ -6508,7 +6508,7 @@
           <w:sz w:val="21"/>
           <w:szCs w:val="21"/>
         </w:rPr>
-        <w:t xml:space="preserve">	(35)</w:t>
+        <w:t xml:space="preserve">	(3.15)</w:t>
       </w:r>
     </w:p>
     <w:p>
@@ -6871,7 +6871,7 @@
         <w:rPr>
           <w:rFonts w:ascii="Times New Roman" w:cs="Times New Roman" w:eastAsia="SimSun" w:hAnsi="Times New Roman"/>
         </w:rPr>
-        <w:t xml:space="preserve">。由 (28) 有 </w:t>
+        <w:t xml:space="preserve">。由 (3.8) 有 </w:t>
       </w:r>
       <w:r>
         <w:rPr>
@@ -6901,7 +6901,7 @@
         <w:rPr>
           <w:rFonts w:ascii="Times New Roman" w:cs="Times New Roman" w:eastAsia="SimSun" w:hAnsi="Times New Roman"/>
         </w:rPr>
-        <w:t xml:space="preserve">，代入 (29) 得</w:t>
+        <w:t xml:space="preserve">，代入 (3.9) 得</w:t>
       </w:r>
     </w:p>
     <w:p>
@@ -6955,7 +6955,7 @@
           <w:sz w:val="21"/>
           <w:szCs w:val="21"/>
         </w:rPr>
-        <w:t xml:space="preserve">	(36)</w:t>
+        <w:t xml:space="preserve">	(3.16)</w:t>
       </w:r>
     </w:p>
     <w:p>
@@ -7072,7 +7072,7 @@
           <w:sz w:val="21"/>
           <w:szCs w:val="21"/>
         </w:rPr>
-        <w:t xml:space="preserve">	(37)</w:t>
+        <w:t xml:space="preserve">	(3.17)</w:t>
       </w:r>
     </w:p>
     <w:p>
@@ -7405,7 +7405,7 @@
         <w:rPr>
           <w:rFonts w:ascii="Times New Roman" w:cs="Times New Roman" w:eastAsia="SimSun" w:hAnsi="Times New Roman"/>
         </w:rPr>
-        <w:t xml:space="preserve"> 正是有向图中"后继节点的平均出度"，亦即其再生数 [3]。由握手关系 (3) 有 </w:t>
+        <w:t xml:space="preserve"> 正是有向图中"后继节点的平均出度"，亦即其再生数 [1]。由握手关系 (2.3) 有 </w:t>
       </w:r>
       <w:r>
         <w:rPr>
@@ -7669,7 +7669,7 @@
           <w:sz w:val="21"/>
           <w:szCs w:val="21"/>
         </w:rPr>
-        <w:t xml:space="preserve">	(38)</w:t>
+        <w:t xml:space="preserve">	(3.18)</w:t>
       </w:r>
     </w:p>
     <w:p>
@@ -7735,7 +7735,7 @@
         <w:rPr>
           <w:rFonts w:ascii="Times New Roman" w:cs="Times New Roman" w:eastAsia="SimSun" w:hAnsi="Times New Roman"/>
         </w:rPr>
-        <w:t xml:space="preserve"> 与 (37) 等价。</w:t>
+        <w:t xml:space="preserve"> 与 (3.17) 等价。</w:t>
       </w:r>
     </w:p>
     <w:p>
@@ -7765,7 +7765,7 @@
         <w:rPr>
           <w:rFonts w:ascii="Times New Roman" w:cs="Times New Roman" w:eastAsia="SimSun" w:hAnsi="Times New Roman"/>
         </w:rPr>
-        <w:t xml:space="preserve"> (37) 化为 </w:t>
+        <w:t xml:space="preserve"> (3.17) 化为 </w:t>
       </w:r>
       <w:r>
         <w:rPr>
@@ -7872,7 +7872,7 @@
         <w:rPr>
           <w:rFonts w:ascii="Times New Roman" w:cs="Times New Roman" w:eastAsia="SimSun" w:hAnsi="Times New Roman"/>
         </w:rPr>
-        <w:t xml:space="preserve">，即有向随机图上 SIR 的已知阈值 [3, 4, 5]。[4] 的半有向阈值条件在纯有向极限下化为临界传播率 </w:t>
+        <w:t xml:space="preserve">，即有向随机图上 SIR 的已知阈值 [1, 2, 5]。[5] 的半有向阈值条件在纯有向极限下化为临界传播率 </w:t>
       </w:r>
       <w:r>
         <w:rPr>
@@ -7970,7 +7970,7 @@
         <w:rPr>
           <w:rFonts w:ascii="Times New Roman" w:cs="Times New Roman" w:eastAsia="SimSun" w:hAnsi="Times New Roman"/>
         </w:rPr>
-        <w:t xml:space="preserve">，[3] 亦以再生数 </w:t>
+        <w:t xml:space="preserve">，[1] 亦以再生数 </w:t>
       </w:r>
       <w:r>
         <w:rPr>
@@ -8090,7 +8090,7 @@
         <w:rPr>
           <w:rFonts w:ascii="Times New Roman" w:cs="Times New Roman" w:eastAsia="SimSun" w:hAnsi="Times New Roman"/>
         </w:rPr>
-        <w:t xml:space="preserve"> 代入 (37) 得 </w:t>
+        <w:t xml:space="preserve"> 代入 (3.17) 得 </w:t>
       </w:r>
       <w:r>
         <w:rPr>
@@ -8202,7 +8202,7 @@
         <w:rPr>
           <w:rFonts w:ascii="Times New Roman" w:cs="Times New Roman" w:eastAsia="SimSun" w:hAnsi="Times New Roman"/>
         </w:rPr>
-        <w:t xml:space="preserve"> 时握手关系 (3) 给出 </w:t>
+        <w:t xml:space="preserve"> 时握手关系 (2.3) 给出 </w:t>
       </w:r>
       <w:r>
         <w:rPr>
@@ -8328,7 +8328,7 @@
         <w:rPr>
           <w:rFonts w:ascii="Times New Roman" w:cs="Times New Roman" w:eastAsia="SimSun" w:hAnsi="Times New Roman"/>
         </w:rPr>
-        <w:t xml:space="preserve"> 的入超边之列。(37) 分母中的 </w:t>
+        <w:t xml:space="preserve"> 的入超边之列。(3.17) 分母中的 </w:t>
       </w:r>
       <w:r>
         <w:rPr>
@@ -8584,7 +8584,7 @@
         <w:rPr>
           <w:rFonts w:ascii="Times New Roman" w:cs="Times New Roman" w:eastAsia="SimSun" w:hAnsi="Times New Roman"/>
         </w:rPr>
-        <w:t xml:space="preserve"> 与握手关系 (3)，</w:t>
+        <w:t xml:space="preserve"> 与握手关系 (2.3)，</w:t>
       </w:r>
     </w:p>
     <w:p>
@@ -8752,7 +8752,7 @@
           <w:sz w:val="21"/>
           <w:szCs w:val="21"/>
         </w:rPr>
-        <w:t xml:space="preserve">	(39)</w:t>
+        <w:t xml:space="preserve">	(3.19)</w:t>
       </w:r>
     </w:p>
     <w:p>
@@ -8974,7 +8974,7 @@
           <w:sz w:val="21"/>
           <w:szCs w:val="21"/>
         </w:rPr>
-        <w:t xml:space="preserve">	(40)</w:t>
+        <w:t xml:space="preserve">	(3.20)</w:t>
       </w:r>
     </w:p>
     <w:p>
@@ -9111,7 +9111,7 @@
         <w:rPr>
           <w:rFonts w:ascii="Times New Roman" w:cs="Times New Roman" w:eastAsia="SimSun" w:hAnsi="Times New Roman"/>
         </w:rPr>
-        <w:t xml:space="preserve"> 依赖于入出度的协方差 [3]；(40) 把该依赖推广到有向超图，并显式给出 </w:t>
+        <w:t xml:space="preserve"> 依赖于入出度的协方差 [1]；(3.20) 把该依赖推广到有向超图，并显式给出 </w:t>
       </w:r>
       <w:r>
         <w:rPr>
@@ -9155,7 +9155,7 @@
         <w:rPr>
           <w:rFonts w:ascii="Times New Roman" w:cs="Times New Roman" w:eastAsia="SimSun" w:hAnsi="Times New Roman"/>
         </w:rPr>
-        <w:t xml:space="preserve"> 的系数。需要提醒的是这一方向并非普适于一切传播机制：有向网络的阈值型级联中，正的入出度相关反而提高系统稳健性 [6]。二者并不冲突——阈值模型按活跃邻居的比例判定激活，高入度抬高激活门槛；SIR 中高入度只增加暴露，故 </w:t>
+        <w:t xml:space="preserve"> 的系数。需要提醒的是这一方向并非普适于一切传播机制：有向网络的阈值型级联中，正的入出度相关反而提高系统稳健性 [8]。二者并不冲突——阈值模型按活跃邻居的比例判定激活，高入度抬高激活门槛；SIR 中高入度只增加暴露，故 </w:t>
       </w:r>
       <w:r>
         <w:rPr>
@@ -9224,7 +9224,7 @@
         <w:rPr>
           <w:rFonts w:ascii="Times New Roman" w:cs="Times New Roman" w:eastAsia="SimSun" w:hAnsi="Times New Roman"/>
         </w:rPr>
-        <w:t xml:space="preserve">，在阈值级联中却既难被激活又本可广播。这是第 VI 节 </w:t>
+        <w:t xml:space="preserve">，在阈值级联中却既难被激活又本可广播。这是第 6 节 </w:t>
       </w:r>
       <w:r>
         <w:rPr>
@@ -9267,7 +9267,7 @@
         <w:rPr>
           <w:rFonts w:ascii="Times New Roman" w:cs="Times New Roman" w:eastAsia="SimSun" w:hAnsi="Times New Roman"/>
         </w:rPr>
-        <w:t xml:space="preserve"> (37) 只依赖于阶数 </w:t>
+        <w:t xml:space="preserve"> (3.17) 只依赖于阶数 </w:t>
       </w:r>
       <w:r>
         <w:rPr>
@@ -9295,7 +9295,7 @@
         <w:rPr>
           <w:rFonts w:ascii="Times New Roman" w:cs="Times New Roman" w:eastAsia="SimSun" w:hAnsi="Times New Roman"/>
         </w:rPr>
-        <w:t xml:space="preserve">）。更强地说，(24) 与 (25) 也只读取双度序列，故整个闭合而不止阈值都看不见重叠 </w:t>
+        <w:t xml:space="preserve">）。更强地说，(3.4) 与 (3.5) 也只读取双度序列，故整个闭合而不止阈值都看不见重叠 </w:t>
       </w:r>
       <w:r>
         <w:rPr>
@@ -9309,7 +9309,7 @@
         <w:rPr>
           <w:rFonts w:ascii="Times New Roman" w:cs="Times New Roman" w:eastAsia="SimSun" w:hAnsi="Times New Roman"/>
         </w:rPr>
-        <w:t xml:space="preserve">。由 II.C 的求和规则，双度序列锁死的只是四个通道的重叠总量 </w:t>
+        <w:t xml:space="preserve">。由 2.3 的求和规则，双度序列锁死的只是四个通道的重叠总量 </w:t>
       </w:r>
       <w:r>
         <w:rPr>
@@ -9419,7 +9419,7 @@
         <w:rPr>
           <w:rFonts w:ascii="Times New Roman" w:cs="Times New Roman" w:eastAsia="SimSun" w:hAnsi="Times New Roman"/>
         </w:rPr>
-        <w:t xml:space="preserve"> 因而在固定度序列下仍是可动的自由度。这不是疏漏而是可检验的预言：重叠恰好度量超边之间共享节点的程度，也就是 (H1) 所排除的短回路。第 VI 节若测得阈值随 </w:t>
+        <w:t xml:space="preserve"> 因而在固定度序列下仍是可动的自由度。这不是疏漏而是可检验的预言：重叠恰好度量超边之间共享节点的程度，也就是 (H1) 所排除的短回路。第 6 节若测得阈值随 </w:t>
       </w:r>
       <w:r>
         <w:rPr>
@@ -9542,7 +9542,7 @@
         <w:rPr>
           <w:rFonts w:ascii="Times New Roman" w:cs="Times New Roman" w:eastAsia="SimSun" w:hAnsi="Times New Roman"/>
         </w:rPr>
-        <w:t xml:space="preserve"> 两处测量），在如此窄的区间上仿真的变化不可分辨，因而检验这一预言必须先有第 V 节的定向重连工具把 </w:t>
+        <w:t xml:space="preserve"> 两处测量），在如此窄的区间上仿真的变化不可分辨，因而检验这一预言必须先有第 5 节的定向重连工具把 </w:t>
       </w:r>
       <w:r>
         <w:rPr>
@@ -9584,7 +9584,7 @@
         <w:rPr>
           <w:rFonts w:ascii="Times New Roman" w:cs="Times New Roman" w:eastAsia="SimSun" w:hAnsi="Times New Roman"/>
         </w:rPr>
-        <w:t xml:space="preserve">，故第 VI 节对它的上界测量不受此限。</w:t>
+        <w:t xml:space="preserve">，故第 6 节对它的上界测量不受此限。</w:t>
       </w:r>
     </w:p>
     <w:p>
@@ -9601,7 +9601,7 @@
           <w:sz w:val="26"/>
           <w:szCs w:val="26"/>
         </w:rPr>
-        <w:t xml:space="preserve">D. 与均场闭合的比较</w:t>
+        <w:t xml:space="preserve">3.4. 与均场闭合的比较</w:t>
       </w:r>
     </w:p>
     <w:p>
@@ -10133,7 +10133,7 @@
           <w:sz w:val="21"/>
           <w:szCs w:val="21"/>
         </w:rPr>
-        <w:t xml:space="preserve">	(41)</w:t>
+        <w:t xml:space="preserve">	(3.21)</w:t>
       </w:r>
     </w:p>
     <w:p>
@@ -10225,7 +10225,7 @@
           <w:sz w:val="21"/>
           <w:szCs w:val="21"/>
         </w:rPr>
-        <w:t xml:space="preserve">	(42)</w:t>
+        <w:t xml:space="preserve">	(3.22)</w:t>
       </w:r>
     </w:p>
     <w:p>
@@ -10237,7 +10237,7 @@
         <w:rPr>
           <w:rFonts w:ascii="Times New Roman" w:cs="Times New Roman" w:eastAsia="SimSun" w:hAnsi="Times New Roman"/>
         </w:rPr>
-        <w:t xml:space="preserve">与 (37) 相比，均场丢掉的恰是分母中的 </w:t>
+        <w:t xml:space="preserve">与 (3.17) 相比，均场丢掉的恰是分母中的 </w:t>
       </w:r>
       <w:r>
         <w:rPr>
@@ -10366,7 +10366,7 @@
           <w:sz w:val="21"/>
           <w:szCs w:val="21"/>
         </w:rPr>
-        <w:t xml:space="preserve">	(43)</w:t>
+        <w:t xml:space="preserve">	(3.23)</w:t>
       </w:r>
     </w:p>
     <w:p>
@@ -10401,7 +10401,7 @@
         <w:rPr>
           <w:rFonts w:ascii="Times New Roman" w:cs="Times New Roman" w:eastAsia="SimSun" w:hAnsi="Times New Roman"/>
         </w:rPr>
-        <w:t xml:space="preserve"> 时发散：均场的误差在阈值邻域最大，而这正是最需要理论的区域。这与成对网络上 EBCM 相对均场的增益同源 [1, 2]，本文把它推广到有向超图并给出闭式。</w:t>
+        <w:t xml:space="preserve"> 时发散：均场的误差在阈值邻域最大，而这正是最需要理论的区域。这与成对网络上 EBCM 相对均场的增益同源 [6, 7]，本文把它推广到有向超图并给出闭式。</w:t>
       </w:r>
     </w:p>
     <w:p>
@@ -10413,7 +10413,7 @@
         <w:rPr>
           <w:rFonts w:ascii="Times New Roman" w:cs="Times New Roman" w:eastAsia="SimSun" w:hAnsi="Times New Roman"/>
         </w:rPr>
-        <w:t xml:space="preserve">需要说明，(41) 是我们为本模型构造的均场对照，而非 [7] 中模型的复述——后者是社会传播而非 SIR，其方向性由单一标量强度参数调节。此处比较的是闭合层级，不是两项工作的模型。</w:t>
+        <w:t xml:space="preserve">需要说明，(3.21) 是我们为本模型构造的均场对照，而非 [4] 中模型的复述——后者是社会传播而非 SIR，其方向性由单一标量强度参数调节。此处比较的是闭合层级，不是两项工作的模型。</w:t>
       </w:r>
     </w:p>
     <w:p>
@@ -10430,7 +10430,7 @@
           <w:sz w:val="26"/>
           <w:szCs w:val="26"/>
         </w:rPr>
-        <w:t xml:space="preserve">E. 数值校验</w:t>
+        <w:t xml:space="preserve">3.5. 数值校验</w:t>
       </w:r>
     </w:p>
     <w:p>
@@ -10466,7 +10466,7 @@
         <w:rPr>
           <w:rFonts w:ascii="Times New Roman" w:cs="Times New Roman" w:eastAsia="SimSun" w:hAnsi="Times New Roman"/>
         </w:rPr>
-        <w:t xml:space="preserve">；仿真为 II.B 所定义连续时间 Markov 过程的精确 Gillespie 抽样 [8]，取 </w:t>
+        <w:t xml:space="preserve">；仿真为 2.2 所定义连续时间 Markov 过程的精确 Gillespie 抽样 [3]，取 </w:t>
       </w:r>
       <w:r>
         <w:rPr>
@@ -10500,7 +10500,7 @@
         <w:rPr>
           <w:rFonts w:ascii="Times New Roman" w:cs="Times New Roman" w:eastAsia="SimSun" w:hAnsi="Times New Roman"/>
         </w:rPr>
-        <w:t xml:space="preserve"> 恒等式 (34) 的残差随 Euler 步长线性收敛：</w:t>
+        <w:t xml:space="preserve"> 恒等式 (3.14) 的残差随 Euler 步长线性收敛：</w:t>
       </w:r>
       <w:r>
         <w:rPr>
@@ -10602,7 +10602,7 @@
         <w:rPr>
           <w:rFonts w:ascii="Times New Roman" w:cs="Times New Roman" w:eastAsia="SimSun" w:hAnsi="Times New Roman"/>
         </w:rPr>
-        <w:t xml:space="preserve">。残差因而是积分误差而非闭合的破缺。两种分支计数 (38) 在 </w:t>
+        <w:t xml:space="preserve">。残差因而是积分误差而非闭合的破缺。两种分支计数 (3.18) 在 </w:t>
       </w:r>
       <w:r>
         <w:rPr>
@@ -10639,7 +10639,7 @@
         <w:rPr>
           <w:rFonts w:ascii="Times New Roman" w:cs="Times New Roman" w:eastAsia="SimSun" w:hAnsi="Times New Roman"/>
         </w:rPr>
-        <w:t xml:space="preserve">；(40) 与 (37) 在全部 </w:t>
+        <w:t xml:space="preserve">；(3.20) 与 (3.17) 在全部 </w:t>
       </w:r>
       <w:r>
         <w:rPr>
@@ -10739,7 +10739,7 @@
         <w:rPr>
           <w:rFonts w:ascii="Times New Roman" w:cs="Times New Roman" w:eastAsia="SimSun" w:hAnsi="Times New Roman"/>
         </w:rPr>
-        <w:t xml:space="preserve">阈值公式 (37) 与方程组自身的失稳点独立比对：对 (29) 由 </w:t>
+        <w:t xml:space="preserve">阈值公式 (3.17) 与方程组自身的失稳点独立比对：对 (3.9) 由 </w:t>
       </w:r>
       <w:r>
         <w:rPr>
@@ -11238,7 +11238,7 @@
       <w:r>
         <w:drawing>
           <wp:inline distT="0" distB="0" distL="0" distR="0">
-            <wp:extent cx="5943600" cy="2184471"/>
+            <wp:extent cx="5029200" cy="1983914"/>
             <wp:effectExtent t="0" r="0" b="0" l="0"/>
             <wp:docPr id="1" name="" descr="" title=""/>
             <wp:cNvGraphicFramePr>
@@ -11263,7 +11263,7 @@
                   <pic:spPr bwMode="auto">
                     <a:xfrm>
                       <a:off x="0" y="0"/>
-                      <a:ext cx="5943600" cy="2184471"/>
+                      <a:ext cx="5029200" cy="1983914"/>
                     </a:xfrm>
                     <a:prstGeom prst="rect">
                       <a:avLst/>
@@ -11416,7 +11416,7 @@
           <w:sz w:val="19"/>
           <w:szCs w:val="19"/>
         </w:rPr>
-        <w:t xml:space="preserve"> 置信区间，最宽处约与线宽相当；蓝虚线为并发型 EBCM (29)，橙点线为均场闭合 (41)。(a) 易感比例；(b) 感染比例。</w:t>
+        <w:t xml:space="preserve"> 置信区间，最宽处约与线宽相当；蓝虚线为并发型 EBCM (3.9)，橙点线为均场闭合 (3.21)。(a) 易感比例；(b) 感染比例。</w:t>
       </w:r>
     </w:p>
     <w:p>
@@ -11447,7 +11447,7 @@
       <w:r>
         <w:drawing>
           <wp:inline distT="0" distB="0" distL="0" distR="0">
-            <wp:extent cx="5943600" cy="2017399"/>
+            <wp:extent cx="5029200" cy="2297399"/>
             <wp:effectExtent t="0" r="0" b="0" l="0"/>
             <wp:docPr id="1" name="" descr="" title=""/>
             <wp:cNvGraphicFramePr>
@@ -11472,7 +11472,7 @@
                   <pic:spPr bwMode="auto">
                     <a:xfrm>
                       <a:off x="0" y="0"/>
-                      <a:ext cx="5943600" cy="2017399"/>
+                      <a:ext cx="5029200" cy="2297399"/>
                     </a:xfrm>
                     <a:prstGeom prst="rect">
                       <a:avLst/>
@@ -11866,7 +11866,7 @@
           <w:sz w:val="19"/>
           <w:szCs w:val="19"/>
         </w:rPr>
-        <w:t xml:space="preserve"> 个独立双度序列，两个方向的误差棒均为标准误，实线为 (40)。</w:t>
+        <w:t xml:space="preserve"> 个独立双度序列，两个方向的误差棒均为标准误，实线为 (3.20)。</w:t>
       </w:r>
     </w:p>
     <w:p>
@@ -12172,7 +12172,7 @@
         <w:rPr>
           <w:rFonts w:ascii="Times New Roman" w:cs="Times New Roman" w:eastAsia="SimSun" w:hAnsi="Times New Roman"/>
         </w:rPr>
-        <w:t xml:space="preserve">图 2(b) 检验 (43) 所预言的形状——均场的误差集中在阈值邻域。均场把阈值压低到 </w:t>
+        <w:t xml:space="preserve">图 2(b) 检验 (3.23) 所预言的形状——均场的误差集中在阈值邻域。均场把阈值压低到 </w:t>
       </w:r>
       <w:r>
         <w:rPr>
@@ -12309,7 +12309,7 @@
         <w:rPr>
           <w:rFonts w:ascii="Times New Roman" w:cs="Times New Roman" w:eastAsia="SimSun" w:hAnsi="Times New Roman"/>
         </w:rPr>
-        <w:t xml:space="preserve"> 倍。第 I 节所称"边基闭合相对均场的增益"由此定量化：增益不是均匀的百分数，而集中在最需要理论的区域。</w:t>
+        <w:t xml:space="preserve"> 倍。第 1 节所称"边基闭合相对均场的增益"由此定量化：增益不是均匀的百分数，而集中在最需要理论的区域。</w:t>
       </w:r>
     </w:p>
     <w:p>
@@ -12699,7 +12699,7 @@
         <w:rPr>
           <w:rFonts w:ascii="Times New Roman" w:cs="Times New Roman" w:eastAsia="SimSun" w:hAnsi="Times New Roman"/>
         </w:rPr>
-        <w:t xml:space="preserve"> 倍。这与 (24)–(29) 是 </w:t>
+        <w:t xml:space="preserve"> 倍。这与 (3.4)–(3.9) 是 </w:t>
       </w:r>
       <w:r>
         <w:rPr>
@@ -12889,7 +12889,7 @@
         <w:rPr>
           <w:rFonts w:ascii="Times New Roman" w:cs="Times New Roman" w:eastAsia="SimSun" w:hAnsi="Times New Roman"/>
         </w:rPr>
-        <w:t xml:space="preserve">，变动近四倍，与 (40) 逐点吻合。需要说明，图 2(c) 的纵轴由 (37) 经 </w:t>
+        <w:t xml:space="preserve">，变动近四倍，与 (3.20) 逐点吻合。需要说明，图 2(c) 的纵轴由 (3.17) 经 </w:t>
       </w:r>
       <w:r>
         <w:rPr>
@@ -12926,7 +12926,7 @@
         <w:rPr>
           <w:rFonts w:ascii="Times New Roman" w:cs="Times New Roman" w:eastAsia="SimSun" w:hAnsi="Times New Roman"/>
         </w:rPr>
-        <w:t xml:space="preserve"> 能把阈值推到多远"以及改写 (40) 的恒等性，而非对阈值的独立测量；对 </w:t>
+        <w:t xml:space="preserve"> 能把阈值推到多远"以及改写 (3.20) 的恒等性，而非对阈值的独立测量；对 </w:t>
       </w:r>
       <w:r>
         <w:rPr>
@@ -12982,7 +12982,7 @@
         <w:rPr>
           <w:rFonts w:ascii="Times New Roman" w:cs="Times New Roman" w:eastAsia="SimSun" w:hAnsi="Times New Roman"/>
         </w:rPr>
-        <w:t xml:space="preserve"> 的仿真检验属于第 VI 节。同时须记住 II.D 的宇称结论——</w:t>
+        <w:t xml:space="preserve"> 的仿真检验属于第 6 节。同时须记住 2.4 的宇称结论——</w:t>
       </w:r>
       <w:r>
         <w:rPr>
@@ -13305,7 +13305,7 @@
           <w:sz w:val="21"/>
           <w:szCs w:val="21"/>
         </w:rPr>
-        <w:t xml:space="preserve">	(44)</w:t>
+        <w:t xml:space="preserve">	(3.24)</w:t>
       </w:r>
     </w:p>
     <w:p>
@@ -13543,7 +13543,7 @@
         <w:rPr>
           <w:rFonts w:ascii="Times New Roman" w:cs="Times New Roman" w:eastAsia="SimSun" w:hAnsi="Times New Roman"/>
         </w:rPr>
-        <w:t xml:space="preserve">，均在统计误差以内。该检验既不使用方程组也不使用 (44)。均场阈值 (42) 同样以其自身终态二分复核，</w:t>
+        <w:t xml:space="preserve">，均在统计误差以内。该检验既不使用方程组也不使用 (3.24)。均场阈值 (3.22) 同样以其自身终态二分复核，</w:t>
       </w:r>
       <w:r>
         <w:rPr>
@@ -13838,7 +13838,7 @@
         <w:rPr>
           <w:rFonts w:ascii="Times New Roman" w:cs="Times New Roman" w:eastAsia="SimSun" w:hAnsi="Times New Roman"/>
         </w:rPr>
-        <w:t xml:space="preserve">，与 (37) 给出的 </w:t>
+        <w:t xml:space="preserve">，与 (3.17) 给出的 </w:t>
       </w:r>
       <w:r>
         <w:rPr>
@@ -14156,35 +14156,21 @@
         <w:rPr>
           <w:rFonts w:ascii="Times New Roman" w:cs="Times New Roman" w:eastAsia="SimSun" w:hAnsi="Times New Roman"/>
         </w:rPr>
-        <w:t xml:space="preserve">E. Volz, </w:t>
-      </w:r>
-      <w:r>
-        <w:rPr>
-          <w:rFonts w:ascii="Times New Roman" w:cs="Times New Roman" w:eastAsia="SimSun" w:hAnsi="Times New Roman"/>
-          <w:i/>
-          <w:iCs/>
-        </w:rPr>
-        <w:t xml:space="preserve">Journal of Mathematical Biology</w:t>
-      </w:r>
-      <w:r>
-        <w:rPr>
-          <w:rFonts w:ascii="Times New Roman" w:cs="Times New Roman" w:eastAsia="SimSun" w:hAnsi="Times New Roman"/>
-        </w:rPr>
-        <w:t xml:space="preserve">, </w:t>
-      </w:r>
-      <w:r>
-        <w:rPr>
-          <w:rFonts w:ascii="Times New Roman" w:cs="Times New Roman" w:eastAsia="SimSun" w:hAnsi="Times New Roman"/>
-          <w:b/>
-          <w:bCs/>
-        </w:rPr>
-        <w:t xml:space="preserve">56</w:t>
-      </w:r>
-      <w:r>
-        <w:rPr>
-          <w:rFonts w:ascii="Times New Roman" w:cs="Times New Roman" w:eastAsia="SimSun" w:hAnsi="Times New Roman"/>
-        </w:rPr>
-        <w:t xml:space="preserve">, 293–310 (2008). doi:10.1007/s00285-007-0116-4</w:t>
+        <w:t xml:space="preserve">A. Allard, C. Moore, S. V. Scarpino, B. M. Althouse, and L. Hébert-Dufresne, </w:t>
+      </w:r>
+      <w:r>
+        <w:rPr>
+          <w:rFonts w:ascii="Times New Roman" w:cs="Times New Roman" w:eastAsia="SimSun" w:hAnsi="Times New Roman"/>
+          <w:i/>
+          <w:iCs/>
+        </w:rPr>
+        <w:t xml:space="preserve">The Role of Directionality, Heterogeneity, and Correlations in Epidemic Risk and Spread</w:t>
+      </w:r>
+      <w:r>
+        <w:rPr>
+          <w:rFonts w:ascii="Times New Roman" w:cs="Times New Roman" w:eastAsia="SimSun" w:hAnsi="Times New Roman"/>
+        </w:rPr>
+        <w:t xml:space="preserve">, SIAM Review, 65 (2023), pp. 471–492, https://doi.org/10.1137/20M1383811.</w:t>
       </w:r>
     </w:p>
     <w:p>
@@ -14200,35 +14186,21 @@
         <w:rPr>
           <w:rFonts w:ascii="Times New Roman" w:cs="Times New Roman" w:eastAsia="SimSun" w:hAnsi="Times New Roman"/>
         </w:rPr>
-        <w:t xml:space="preserve">J. C. Miller, A. C. Slim, E. M. Volz, </w:t>
-      </w:r>
-      <w:r>
-        <w:rPr>
-          <w:rFonts w:ascii="Times New Roman" w:cs="Times New Roman" w:eastAsia="SimSun" w:hAnsi="Times New Roman"/>
-          <w:i/>
-          <w:iCs/>
-        </w:rPr>
-        <w:t xml:space="preserve">Journal of the Royal Society Interface</w:t>
-      </w:r>
-      <w:r>
-        <w:rPr>
-          <w:rFonts w:ascii="Times New Roman" w:cs="Times New Roman" w:eastAsia="SimSun" w:hAnsi="Times New Roman"/>
-        </w:rPr>
-        <w:t xml:space="preserve">, </w:t>
-      </w:r>
-      <w:r>
-        <w:rPr>
-          <w:rFonts w:ascii="Times New Roman" w:cs="Times New Roman" w:eastAsia="SimSun" w:hAnsi="Times New Roman"/>
-          <w:b/>
-          <w:bCs/>
-        </w:rPr>
-        <w:t xml:space="preserve">9</w:t>
-      </w:r>
-      <w:r>
-        <w:rPr>
-          <w:rFonts w:ascii="Times New Roman" w:cs="Times New Roman" w:eastAsia="SimSun" w:hAnsi="Times New Roman"/>
-        </w:rPr>
-        <w:t xml:space="preserve">, 890–906 (2012). doi:10.1098/rsif.2011.0403</w:t>
+        <w:t xml:space="preserve">M. Boguñá and M. Á. Serrano, </w:t>
+      </w:r>
+      <w:r>
+        <w:rPr>
+          <w:rFonts w:ascii="Times New Roman" w:cs="Times New Roman" w:eastAsia="SimSun" w:hAnsi="Times New Roman"/>
+          <w:i/>
+          <w:iCs/>
+        </w:rPr>
+        <w:t xml:space="preserve">Generalized percolation in random directed networks</w:t>
+      </w:r>
+      <w:r>
+        <w:rPr>
+          <w:rFonts w:ascii="Times New Roman" w:cs="Times New Roman" w:eastAsia="SimSun" w:hAnsi="Times New Roman"/>
+        </w:rPr>
+        <w:t xml:space="preserve">, Physical Review E, 72 (2005), p. 016106, https://doi.org/10.1103/PhysRevE.72.016106.</w:t>
       </w:r>
     </w:p>
     <w:p>
@@ -14244,35 +14216,21 @@
         <w:rPr>
           <w:rFonts w:ascii="Times New Roman" w:cs="Times New Roman" w:eastAsia="SimSun" w:hAnsi="Times New Roman"/>
         </w:rPr>
-        <w:t xml:space="preserve">A. Allard, C. Moore, S. V. Scarpino, B. M. Althouse, L. Hébert-Dufresne, </w:t>
-      </w:r>
-      <w:r>
-        <w:rPr>
-          <w:rFonts w:ascii="Times New Roman" w:cs="Times New Roman" w:eastAsia="SimSun" w:hAnsi="Times New Roman"/>
-          <w:i/>
-          <w:iCs/>
-        </w:rPr>
-        <w:t xml:space="preserve">SIAM Review</w:t>
-      </w:r>
-      <w:r>
-        <w:rPr>
-          <w:rFonts w:ascii="Times New Roman" w:cs="Times New Roman" w:eastAsia="SimSun" w:hAnsi="Times New Roman"/>
-        </w:rPr>
-        <w:t xml:space="preserve">, </w:t>
-      </w:r>
-      <w:r>
-        <w:rPr>
-          <w:rFonts w:ascii="Times New Roman" w:cs="Times New Roman" w:eastAsia="SimSun" w:hAnsi="Times New Roman"/>
-          <w:b/>
-          <w:bCs/>
-        </w:rPr>
-        <w:t xml:space="preserve">65</w:t>
-      </w:r>
-      <w:r>
-        <w:rPr>
-          <w:rFonts w:ascii="Times New Roman" w:cs="Times New Roman" w:eastAsia="SimSun" w:hAnsi="Times New Roman"/>
-        </w:rPr>
-        <w:t xml:space="preserve">, 471–492 (2023). doi:10.1137/20M1383811</w:t>
+        <w:t xml:space="preserve">D. T. Gillespie, </w:t>
+      </w:r>
+      <w:r>
+        <w:rPr>
+          <w:rFonts w:ascii="Times New Roman" w:cs="Times New Roman" w:eastAsia="SimSun" w:hAnsi="Times New Roman"/>
+          <w:i/>
+          <w:iCs/>
+        </w:rPr>
+        <w:t xml:space="preserve">Exact stochastic simulation of coupled chemical reactions</w:t>
+      </w:r>
+      <w:r>
+        <w:rPr>
+          <w:rFonts w:ascii="Times New Roman" w:cs="Times New Roman" w:eastAsia="SimSun" w:hAnsi="Times New Roman"/>
+        </w:rPr>
+        <w:t xml:space="preserve">, The Journal of Physical Chemistry, 81 (1977), pp. 2340–2361, https://doi.org/10.1021/j100540a008.</w:t>
       </w:r>
     </w:p>
     <w:p>
@@ -14288,35 +14246,21 @@
         <w:rPr>
           <w:rFonts w:ascii="Times New Roman" w:cs="Times New Roman" w:eastAsia="SimSun" w:hAnsi="Times New Roman"/>
         </w:rPr>
-        <w:t xml:space="preserve">L. A. Meyers, M. E. J. Newman, B. Pourbohloul, </w:t>
-      </w:r>
-      <w:r>
-        <w:rPr>
-          <w:rFonts w:ascii="Times New Roman" w:cs="Times New Roman" w:eastAsia="SimSun" w:hAnsi="Times New Roman"/>
-          <w:i/>
-          <w:iCs/>
-        </w:rPr>
-        <w:t xml:space="preserve">Journal of Theoretical Biology</w:t>
-      </w:r>
-      <w:r>
-        <w:rPr>
-          <w:rFonts w:ascii="Times New Roman" w:cs="Times New Roman" w:eastAsia="SimSun" w:hAnsi="Times New Roman"/>
-        </w:rPr>
-        <w:t xml:space="preserve">, </w:t>
-      </w:r>
-      <w:r>
-        <w:rPr>
-          <w:rFonts w:ascii="Times New Roman" w:cs="Times New Roman" w:eastAsia="SimSun" w:hAnsi="Times New Roman"/>
-          <w:b/>
-          <w:bCs/>
-        </w:rPr>
-        <w:t xml:space="preserve">240</w:t>
-      </w:r>
-      <w:r>
-        <w:rPr>
-          <w:rFonts w:ascii="Times New Roman" w:cs="Times New Roman" w:eastAsia="SimSun" w:hAnsi="Times New Roman"/>
-        </w:rPr>
-        <w:t xml:space="preserve">, 400–418 (2006). doi:10.1016/j.jtbi.2005.10.004</w:t>
+        <w:t xml:space="preserve">J. Li, X. Wu, J. Lü, and L. Lei, </w:t>
+      </w:r>
+      <w:r>
+        <w:rPr>
+          <w:rFonts w:ascii="Times New Roman" w:cs="Times New Roman" w:eastAsia="SimSun" w:hAnsi="Times New Roman"/>
+          <w:i/>
+          <w:iCs/>
+        </w:rPr>
+        <w:t xml:space="preserve">Enhancing predictive accuracy in social contagion dynamics via directed hypergraph structures</w:t>
+      </w:r>
+      <w:r>
+        <w:rPr>
+          <w:rFonts w:ascii="Times New Roman" w:cs="Times New Roman" w:eastAsia="SimSun" w:hAnsi="Times New Roman"/>
+        </w:rPr>
+        <w:t xml:space="preserve">, Communications Physics, 7 (2024), https://doi.org/10.1038/s42005-024-01614-9.</w:t>
       </w:r>
     </w:p>
     <w:p>
@@ -14332,35 +14276,21 @@
         <w:rPr>
           <w:rFonts w:ascii="Times New Roman" w:cs="Times New Roman" w:eastAsia="SimSun" w:hAnsi="Times New Roman"/>
         </w:rPr>
-        <w:t xml:space="preserve">M. Boguñá, M. Á. Serrano, </w:t>
-      </w:r>
-      <w:r>
-        <w:rPr>
-          <w:rFonts w:ascii="Times New Roman" w:cs="Times New Roman" w:eastAsia="SimSun" w:hAnsi="Times New Roman"/>
-          <w:i/>
-          <w:iCs/>
-        </w:rPr>
-        <w:t xml:space="preserve">Physical Review E</w:t>
-      </w:r>
-      <w:r>
-        <w:rPr>
-          <w:rFonts w:ascii="Times New Roman" w:cs="Times New Roman" w:eastAsia="SimSun" w:hAnsi="Times New Roman"/>
-        </w:rPr>
-        <w:t xml:space="preserve">, </w:t>
-      </w:r>
-      <w:r>
-        <w:rPr>
-          <w:rFonts w:ascii="Times New Roman" w:cs="Times New Roman" w:eastAsia="SimSun" w:hAnsi="Times New Roman"/>
-          <w:b/>
-          <w:bCs/>
-        </w:rPr>
-        <w:t xml:space="preserve">72</w:t>
-      </w:r>
-      <w:r>
-        <w:rPr>
-          <w:rFonts w:ascii="Times New Roman" w:cs="Times New Roman" w:eastAsia="SimSun" w:hAnsi="Times New Roman"/>
-        </w:rPr>
-        <w:t xml:space="preserve">, 016106 (2005). doi:10.1103/PhysRevE.72.016106</w:t>
+        <w:t xml:space="preserve">L. A. Meyers, M. E. J. Newman, and B. Pourbohloul, </w:t>
+      </w:r>
+      <w:r>
+        <w:rPr>
+          <w:rFonts w:ascii="Times New Roman" w:cs="Times New Roman" w:eastAsia="SimSun" w:hAnsi="Times New Roman"/>
+          <w:i/>
+          <w:iCs/>
+        </w:rPr>
+        <w:t xml:space="preserve">Predicting epidemics on directed contact networks</w:t>
+      </w:r>
+      <w:r>
+        <w:rPr>
+          <w:rFonts w:ascii="Times New Roman" w:cs="Times New Roman" w:eastAsia="SimSun" w:hAnsi="Times New Roman"/>
+        </w:rPr>
+        <w:t xml:space="preserve">, Journal of Theoretical Biology, 240 (2006), pp. 400–418, https://doi.org/10.1016/j.jtbi.2005.10.004.</w:t>
       </w:r>
     </w:p>
     <w:p>
@@ -14376,35 +14306,21 @@
         <w:rPr>
           <w:rFonts w:ascii="Times New Roman" w:cs="Times New Roman" w:eastAsia="SimSun" w:hAnsi="Times New Roman"/>
         </w:rPr>
-        <w:t xml:space="preserve">X. J. Xu, J. Y. Li, X. Fu, L. J. Zhang, </w:t>
-      </w:r>
-      <w:r>
-        <w:rPr>
-          <w:rFonts w:ascii="Times New Roman" w:cs="Times New Roman" w:eastAsia="SimSun" w:hAnsi="Times New Roman"/>
-          <w:i/>
-          <w:iCs/>
-        </w:rPr>
-        <w:t xml:space="preserve">Scientific Reports</w:t>
-      </w:r>
-      <w:r>
-        <w:rPr>
-          <w:rFonts w:ascii="Times New Roman" w:cs="Times New Roman" w:eastAsia="SimSun" w:hAnsi="Times New Roman"/>
-        </w:rPr>
-        <w:t xml:space="preserve">, </w:t>
-      </w:r>
-      <w:r>
-        <w:rPr>
-          <w:rFonts w:ascii="Times New Roman" w:cs="Times New Roman" w:eastAsia="SimSun" w:hAnsi="Times New Roman"/>
-          <w:b/>
-          <w:bCs/>
-        </w:rPr>
-        <w:t xml:space="preserve">8</w:t>
-      </w:r>
-      <w:r>
-        <w:rPr>
-          <w:rFonts w:ascii="Times New Roman" w:cs="Times New Roman" w:eastAsia="SimSun" w:hAnsi="Times New Roman"/>
-        </w:rPr>
-        <w:t xml:space="preserve"> (2018). doi:10.1038/s41598-018-22508-1</w:t>
+        <w:t xml:space="preserve">J. C. Miller, A. C. Slim, and E. M. Volz, </w:t>
+      </w:r>
+      <w:r>
+        <w:rPr>
+          <w:rFonts w:ascii="Times New Roman" w:cs="Times New Roman" w:eastAsia="SimSun" w:hAnsi="Times New Roman"/>
+          <w:i/>
+          <w:iCs/>
+        </w:rPr>
+        <w:t xml:space="preserve">Edge-based compartmental modelling for infectious disease spread</w:t>
+      </w:r>
+      <w:r>
+        <w:rPr>
+          <w:rFonts w:ascii="Times New Roman" w:cs="Times New Roman" w:eastAsia="SimSun" w:hAnsi="Times New Roman"/>
+        </w:rPr>
+        <w:t xml:space="preserve">, Journal of the Royal Society Interface, 9 (2012), pp. 890–906, https://doi.org/10.1098/rsif.2011.0403.</w:t>
       </w:r>
     </w:p>
     <w:p>
@@ -14420,35 +14336,21 @@
         <w:rPr>
           <w:rFonts w:ascii="Times New Roman" w:cs="Times New Roman" w:eastAsia="SimSun" w:hAnsi="Times New Roman"/>
         </w:rPr>
-        <w:t xml:space="preserve">J. Li, X. Wu, J. Lü, L. Lei, </w:t>
-      </w:r>
-      <w:r>
-        <w:rPr>
-          <w:rFonts w:ascii="Times New Roman" w:cs="Times New Roman" w:eastAsia="SimSun" w:hAnsi="Times New Roman"/>
-          <w:i/>
-          <w:iCs/>
-        </w:rPr>
-        <w:t xml:space="preserve">Communications Physics</w:t>
-      </w:r>
-      <w:r>
-        <w:rPr>
-          <w:rFonts w:ascii="Times New Roman" w:cs="Times New Roman" w:eastAsia="SimSun" w:hAnsi="Times New Roman"/>
-        </w:rPr>
-        <w:t xml:space="preserve">, </w:t>
-      </w:r>
-      <w:r>
-        <w:rPr>
-          <w:rFonts w:ascii="Times New Roman" w:cs="Times New Roman" w:eastAsia="SimSun" w:hAnsi="Times New Roman"/>
-          <w:b/>
-          <w:bCs/>
-        </w:rPr>
-        <w:t xml:space="preserve">7</w:t>
-      </w:r>
-      <w:r>
-        <w:rPr>
-          <w:rFonts w:ascii="Times New Roman" w:cs="Times New Roman" w:eastAsia="SimSun" w:hAnsi="Times New Roman"/>
-        </w:rPr>
-        <w:t xml:space="preserve"> (2024). doi:10.1038/s42005-024-01614-9</w:t>
+        <w:t xml:space="preserve">E. Volz, </w:t>
+      </w:r>
+      <w:r>
+        <w:rPr>
+          <w:rFonts w:ascii="Times New Roman" w:cs="Times New Roman" w:eastAsia="SimSun" w:hAnsi="Times New Roman"/>
+          <w:i/>
+          <w:iCs/>
+        </w:rPr>
+        <w:t xml:space="preserve">SIR dynamics in random networks with heterogeneous connectivity</w:t>
+      </w:r>
+      <w:r>
+        <w:rPr>
+          <w:rFonts w:ascii="Times New Roman" w:cs="Times New Roman" w:eastAsia="SimSun" w:hAnsi="Times New Roman"/>
+        </w:rPr>
+        <w:t xml:space="preserve">, Journal of Mathematical Biology, 56 (2008), pp. 293–310, https://doi.org/10.1007/s00285-007-0116-4.</w:t>
       </w:r>
     </w:p>
     <w:p>
@@ -14464,35 +14366,21 @@
         <w:rPr>
           <w:rFonts w:ascii="Times New Roman" w:cs="Times New Roman" w:eastAsia="SimSun" w:hAnsi="Times New Roman"/>
         </w:rPr>
-        <w:t xml:space="preserve">D. T. Gillespie, </w:t>
-      </w:r>
-      <w:r>
-        <w:rPr>
-          <w:rFonts w:ascii="Times New Roman" w:cs="Times New Roman" w:eastAsia="SimSun" w:hAnsi="Times New Roman"/>
-          <w:i/>
-          <w:iCs/>
-        </w:rPr>
-        <w:t xml:space="preserve">The Journal of Physical Chemistry</w:t>
-      </w:r>
-      <w:r>
-        <w:rPr>
-          <w:rFonts w:ascii="Times New Roman" w:cs="Times New Roman" w:eastAsia="SimSun" w:hAnsi="Times New Roman"/>
-        </w:rPr>
-        <w:t xml:space="preserve">, </w:t>
-      </w:r>
-      <w:r>
-        <w:rPr>
-          <w:rFonts w:ascii="Times New Roman" w:cs="Times New Roman" w:eastAsia="SimSun" w:hAnsi="Times New Roman"/>
-          <w:b/>
-          <w:bCs/>
-        </w:rPr>
-        <w:t xml:space="preserve">81</w:t>
-      </w:r>
-      <w:r>
-        <w:rPr>
-          <w:rFonts w:ascii="Times New Roman" w:cs="Times New Roman" w:eastAsia="SimSun" w:hAnsi="Times New Roman"/>
-        </w:rPr>
-        <w:t xml:space="preserve">, 2340–2361 (1977). doi:10.1021/j100540a008</w:t>
+        <w:t xml:space="preserve">X. J. Xu, J. Y. Li, X. Fu, and L. J. Zhang, </w:t>
+      </w:r>
+      <w:r>
+        <w:rPr>
+          <w:rFonts w:ascii="Times New Roman" w:cs="Times New Roman" w:eastAsia="SimSun" w:hAnsi="Times New Roman"/>
+          <w:i/>
+          <w:iCs/>
+        </w:rPr>
+        <w:t xml:space="preserve">Impact of directionality and correlation on contagion</w:t>
+      </w:r>
+      <w:r>
+        <w:rPr>
+          <w:rFonts w:ascii="Times New Roman" w:cs="Times New Roman" w:eastAsia="SimSun" w:hAnsi="Times New Roman"/>
+        </w:rPr>
+        <w:t xml:space="preserve">, Scientific Reports, 8 (2018), https://doi.org/10.1038/s41598-018-22508-1.</w:t>
       </w:r>
     </w:p>
     <w:sectPr>

--- a/drafts/sir-directed-hypergraphs/section3.docx
+++ b/drafts/sir-directed-hypergraphs/section3.docx
@@ -897,7 +897,7 @@
         <w:rPr>
           <w:rFonts w:ascii="Times New Roman" w:cs="Times New Roman" w:eastAsia="SimSun" w:hAnsi="Times New Roman"/>
         </w:rPr>
-        <w:t xml:space="preserve">朴素的逐成员乘积闭合在此失效。这与 2.4 中破坏命题 2.2 假设 (ii) 的是同一件事——超边级激活：一条超边只有一个激活时钟，它由全体尾成员共同驱动，又被全体头成员共享。</w:t>
+        <w:t xml:space="preserve">朴素的逐成员乘积闭合在此失效。这与 2.4 中使命题 2.2 假设 (ii) 失效的是同一件事——超边级激活：一条超边只有一个激活时钟，它由全体尾成员共同驱动，又被全体头成员共享。</w:t>
       </w:r>
     </w:p>
     <w:p>
@@ -1495,7 +1495,7 @@
         <w:rPr>
           <w:rFonts w:ascii="Times New Roman" w:cs="Times New Roman" w:eastAsia="SimSun" w:hAnsi="Times New Roman"/>
         </w:rPr>
-        <w:t xml:space="preserve">还需注意一处度偏置。沿 </w:t>
+        <w:t xml:space="preserve">尚有一处度偏置。沿 </w:t>
       </w:r>
       <w:r>
         <w:rPr>
@@ -3142,31 +3142,86 @@
         <w:rPr>
           <w:rFonts w:ascii="Times New Roman" w:cs="Times New Roman" w:eastAsia="SimSun" w:hAnsi="Times New Roman"/>
         </w:rPr>
-        <w:t xml:space="preserve"> 把概率移出"未传递"类。等价地，在 </w:t>
-      </w:r>
-      <w:r>
-        <w:rPr>
-          <w:rFonts w:ascii="Cambria Math" w:eastAsia="SimSun" w:hAnsi="Cambria Math"/>
-          <w:i w:val="false"/>
-          <w:iCs w:val="false"/>
-        </w:rPr>
-        <w:t xml:space="preserve">(</w:t>
-      </w:r>
-      <w:r>
-        <w:rPr>
-          <w:rFonts w:ascii="Cambria Math" w:eastAsia="SimSun" w:hAnsi="Cambria Math"/>
-          <w:i/>
-          <w:iCs/>
-        </w:rPr>
-        <w:t xml:space="preserve">a</w:t>
-      </w:r>
-      <w:r>
-        <w:rPr>
-          <w:rFonts w:ascii="Cambria Math" w:eastAsia="SimSun" w:hAnsi="Cambria Math"/>
-          <w:i w:val="false"/>
-          <w:iCs w:val="false"/>
-        </w:rPr>
-        <w:t xml:space="preserve">,</w:t>
+        <w:t xml:space="preserve"> 把概率移出"未传递"类。等价地，添一个"已传递"的吸收态即得一条标准的连续时间 Markov 链，</w:t>
+      </w:r>
+      <w:r>
+        <w:rPr>
+          <w:rFonts w:ascii="Cambria Math" w:eastAsia="SimSun" w:hAnsi="Cambria Math"/>
+          <w:i/>
+          <w:iCs/>
+        </w:rPr>
+        <w:t xml:space="preserve">x</w:t>
+      </w:r>
+      <w:r>
+        <w:rPr>
+          <w:rFonts w:ascii="Cambria Math" w:eastAsia="SimSun" w:hAnsi="Cambria Math"/>
+          <w:i w:val="false"/>
+          <w:iCs w:val="false"/>
+          <w:vertAlign w:val="subscript"/>
+        </w:rPr>
+        <w:t xml:space="preserve">abc</w:t>
+      </w:r>
+      <w:r>
+        <w:rPr>
+          <w:rFonts w:ascii="Times New Roman" w:cs="Times New Roman" w:eastAsia="SimSun" w:hAnsi="Times New Roman"/>
+        </w:rPr>
+        <w:t xml:space="preserve"> 是其未被吸收部分的子概率，</w:t>
+      </w:r>
+      <w:r>
+        <w:rPr>
+          <w:rFonts w:ascii="Cambria Math" w:eastAsia="SimSun" w:hAnsi="Cambria Math"/>
+          <w:i w:val="false"/>
+          <w:iCs w:val="false"/>
+        </w:rPr>
+        <w:t xml:space="preserve">Σ</w:t>
+      </w:r>
+      <w:r>
+        <w:rPr>
+          <w:rFonts w:ascii="Cambria Math" w:eastAsia="SimSun" w:hAnsi="Cambria Math"/>
+          <w:i w:val="false"/>
+          <w:iCs w:val="false"/>
+          <w:vertAlign w:val="subscript"/>
+        </w:rPr>
+        <w:t xml:space="preserve">abc</w:t>
+      </w:r>
+      <w:r>
+        <w:rPr>
+          <w:rFonts w:ascii="Cambria Math" w:eastAsia="SimSun" w:hAnsi="Cambria Math"/>
+          <w:i/>
+          <w:iCs/>
+        </w:rPr>
+        <w:t xml:space="preserve">x</w:t>
+      </w:r>
+      <w:r>
+        <w:rPr>
+          <w:rFonts w:ascii="Cambria Math" w:eastAsia="SimSun" w:hAnsi="Cambria Math"/>
+          <w:i w:val="false"/>
+          <w:iCs w:val="false"/>
+          <w:vertAlign w:val="subscript"/>
+        </w:rPr>
+        <w:t xml:space="preserve">abc</w:t>
+      </w:r>
+      <w:r>
+        <w:rPr>
+          <w:rFonts w:ascii="Cambria Math" w:eastAsia="SimSun" w:hAnsi="Cambria Math"/>
+          <w:i w:val="false"/>
+          <w:iCs w:val="false"/>
+        </w:rPr>
+        <w:t xml:space="preserve">=Φ≤1</w:t>
+      </w:r>
+      <w:r>
+        <w:rPr>
+          <w:rFonts w:ascii="Times New Roman" w:cs="Times New Roman" w:eastAsia="SimSun" w:hAnsi="Times New Roman"/>
+        </w:rPr>
+        <w:t xml:space="preserve">。这是以速率 </w:t>
+      </w:r>
+      <w:r>
+        <w:rPr>
+          <w:rFonts w:ascii="Cambria Math" w:eastAsia="SimSun" w:hAnsi="Cambria Math"/>
+          <w:i w:val="false"/>
+          <w:iCs w:val="false"/>
+        </w:rPr>
+        <w:t xml:space="preserve">β 1[</w:t>
       </w:r>
       <w:r>
         <w:rPr>
@@ -3182,130 +3237,13 @@
           <w:i w:val="false"/>
           <w:iCs w:val="false"/>
         </w:rPr>
-        <w:t xml:space="preserve">,</w:t>
-      </w:r>
-      <w:r>
-        <w:rPr>
-          <w:rFonts w:ascii="Cambria Math" w:eastAsia="SimSun" w:hAnsi="Cambria Math"/>
-          <w:i/>
-          <w:iCs/>
-        </w:rPr>
-        <w:t xml:space="preserve">c</w:t>
-      </w:r>
-      <w:r>
-        <w:rPr>
-          <w:rFonts w:ascii="Cambria Math" w:eastAsia="SimSun" w:hAnsi="Cambria Math"/>
-          <w:i w:val="false"/>
-          <w:iCs w:val="false"/>
-        </w:rPr>
-        <w:t xml:space="preserve">)</w:t>
-      </w:r>
-      <w:r>
-        <w:rPr>
-          <w:rFonts w:ascii="Times New Roman" w:cs="Times New Roman" w:eastAsia="SimSun" w:hAnsi="Times New Roman"/>
-        </w:rPr>
-        <w:t xml:space="preserve"> 之外添一个"已传递"的吸收态，则整体是一条标准的连续时间 Markov 链，而 </w:t>
-      </w:r>
-      <w:r>
-        <w:rPr>
-          <w:rFonts w:ascii="Cambria Math" w:eastAsia="SimSun" w:hAnsi="Cambria Math"/>
-          <w:i/>
-          <w:iCs/>
-        </w:rPr>
-        <w:t xml:space="preserve">x</w:t>
-      </w:r>
-      <w:r>
-        <w:rPr>
-          <w:rFonts w:ascii="Cambria Math" w:eastAsia="SimSun" w:hAnsi="Cambria Math"/>
-          <w:i w:val="false"/>
-          <w:iCs w:val="false"/>
-          <w:vertAlign w:val="subscript"/>
-        </w:rPr>
-        <w:t xml:space="preserve">abc</w:t>
-      </w:r>
-      <w:r>
-        <w:rPr>
-          <w:rFonts w:ascii="Times New Roman" w:cs="Times New Roman" w:eastAsia="SimSun" w:hAnsi="Times New Roman"/>
-        </w:rPr>
-        <w:t xml:space="preserve"> 是其未被吸收部分的子概率，</w:t>
-      </w:r>
-      <w:r>
-        <w:rPr>
-          <w:rFonts w:ascii="Cambria Math" w:eastAsia="SimSun" w:hAnsi="Cambria Math"/>
-          <w:i w:val="false"/>
-          <w:iCs w:val="false"/>
-        </w:rPr>
-        <w:t xml:space="preserve">Σ</w:t>
-      </w:r>
-      <w:r>
-        <w:rPr>
-          <w:rFonts w:ascii="Cambria Math" w:eastAsia="SimSun" w:hAnsi="Cambria Math"/>
-          <w:i w:val="false"/>
-          <w:iCs w:val="false"/>
-          <w:vertAlign w:val="subscript"/>
-        </w:rPr>
-        <w:t xml:space="preserve">abc</w:t>
-      </w:r>
-      <w:r>
-        <w:rPr>
-          <w:rFonts w:ascii="Cambria Math" w:eastAsia="SimSun" w:hAnsi="Cambria Math"/>
-          <w:i/>
-          <w:iCs/>
-        </w:rPr>
-        <w:t xml:space="preserve">x</w:t>
-      </w:r>
-      <w:r>
-        <w:rPr>
-          <w:rFonts w:ascii="Cambria Math" w:eastAsia="SimSun" w:hAnsi="Cambria Math"/>
-          <w:i w:val="false"/>
-          <w:iCs w:val="false"/>
-          <w:vertAlign w:val="subscript"/>
-        </w:rPr>
-        <w:t xml:space="preserve">abc</w:t>
-      </w:r>
-      <w:r>
-        <w:rPr>
-          <w:rFonts w:ascii="Cambria Math" w:eastAsia="SimSun" w:hAnsi="Cambria Math"/>
-          <w:i w:val="false"/>
-          <w:iCs w:val="false"/>
-        </w:rPr>
-        <w:t xml:space="preserve">=Φ≤1</w:t>
-      </w:r>
-      <w:r>
-        <w:rPr>
-          <w:rFonts w:ascii="Times New Roman" w:cs="Times New Roman" w:eastAsia="SimSun" w:hAnsi="Times New Roman"/>
-        </w:rPr>
-        <w:t xml:space="preserve">；概率论中这称为以速率 </w:t>
-      </w:r>
-      <w:r>
-        <w:rPr>
-          <w:rFonts w:ascii="Cambria Math" w:eastAsia="SimSun" w:hAnsi="Cambria Math"/>
-          <w:i w:val="false"/>
-          <w:iCs w:val="false"/>
-        </w:rPr>
-        <w:t xml:space="preserve">β 1[</w:t>
-      </w:r>
-      <w:r>
-        <w:rPr>
-          <w:rFonts w:ascii="Cambria Math" w:eastAsia="SimSun" w:hAnsi="Cambria Math"/>
-          <w:i/>
-          <w:iCs/>
-        </w:rPr>
-        <w:t xml:space="preserve">b</w:t>
-      </w:r>
-      <w:r>
-        <w:rPr>
-          <w:rFonts w:ascii="Cambria Math" w:eastAsia="SimSun" w:hAnsi="Cambria Math"/>
-          <w:i w:val="false"/>
-          <w:iCs w:val="false"/>
-        </w:rPr>
         <w:t xml:space="preserve">≥θ]</w:t>
       </w:r>
       <w:r>
         <w:rPr>
           <w:rFonts w:ascii="Times New Roman" w:cs="Times New Roman" w:eastAsia="SimSun" w:hAnsi="Times New Roman"/>
         </w:rPr>
-        <w:t xml:space="preserve"> 消灭（killing）的 Markov 链，其半群为次随机的，而 (3.2) 正是它的 Feynman–Kac 表示。据此</w:t>
+        <w:t xml:space="preserve"> 消灭（killing）的 Markov 链，其半群次随机，而 (3.2) 是它的 Feynman–Kac 表示。据此</w:t>
       </w:r>
     </w:p>
     <w:p>
@@ -4404,7 +4342,7 @@
         <w:rPr>
           <w:rFonts w:ascii="Times New Roman" w:cs="Times New Roman" w:eastAsia="SimSun" w:hAnsi="Times New Roman"/>
         </w:rPr>
-        <w:t xml:space="preserve">。需注意记号差异：本文的 </w:t>
+        <w:t xml:space="preserve">。记号上，本文的 </w:t>
       </w:r>
       <w:r>
         <w:rPr>
@@ -4418,7 +4356,7 @@
         <w:rPr>
           <w:rFonts w:ascii="Times New Roman" w:cs="Times New Roman" w:eastAsia="SimSun" w:hAnsi="Times New Roman"/>
         </w:rPr>
-        <w:t xml:space="preserve"> 对应该文中三者之和 </w:t>
+        <w:t xml:space="preserve"> 对应该文的 </w:t>
       </w:r>
       <w:r>
         <w:rPr>
@@ -4432,7 +4370,7 @@
         <w:rPr>
           <w:rFonts w:ascii="Times New Roman" w:cs="Times New Roman" w:eastAsia="SimSun" w:hAnsi="Times New Roman"/>
         </w:rPr>
-        <w:t xml:space="preserve">，而本文的 </w:t>
+        <w:t xml:space="preserve">，本文的 </w:t>
       </w:r>
       <w:r>
         <w:rPr>
@@ -5966,7 +5904,7 @@
         <w:rPr>
           <w:rFonts w:ascii="Times New Roman" w:cs="Times New Roman" w:eastAsia="SimSun" w:hAnsi="Times New Roman"/>
         </w:rPr>
-        <w:t xml:space="preserve"> 有必要把"求解"的含义说清楚。</w:t>
+        <w:t xml:space="preserve"> </w:t>
       </w:r>
       <w:r>
         <w:rPr>
@@ -8266,7 +8204,19 @@
         <w:rPr>
           <w:rFonts w:ascii="Times New Roman" w:cs="Times New Roman" w:eastAsia="SimSun" w:hAnsi="Times New Roman"/>
         </w:rPr>
-        <w:t xml:space="preserve">，两式因而恒等。需要强调，令 </w:t>
+        <w:t xml:space="preserve">，两式因而恒等。</w:t>
+      </w:r>
+    </w:p>
+    <w:p>
+      <w:pPr>
+        <w:spacing w:after="120" w:before="120" w:line="320" w:lineRule="auto"/>
+        <w:jc w:val="both"/>
+      </w:pPr>
+      <w:r>
+        <w:rPr>
+          <w:rFonts w:ascii="Times New Roman" w:cs="Times New Roman" w:eastAsia="SimSun" w:hAnsi="Times New Roman"/>
+        </w:rPr>
+        <w:t xml:space="preserve">令 </w:t>
       </w:r>
       <w:r>
         <w:rPr>
@@ -8378,7 +8328,7 @@
         <w:rPr>
           <w:rFonts w:ascii="Times New Roman" w:cs="Times New Roman" w:eastAsia="SimSun" w:hAnsi="Times New Roman"/>
         </w:rPr>
-        <w:t xml:space="preserve">，与余度无关。两者是不同的结构，不应混为一谈。</w:t>
+        <w:t xml:space="preserve">，与余度无关。</w:t>
       </w:r>
     </w:p>
     <w:p>
@@ -9155,7 +9105,7 @@
         <w:rPr>
           <w:rFonts w:ascii="Times New Roman" w:cs="Times New Roman" w:eastAsia="SimSun" w:hAnsi="Times New Roman"/>
         </w:rPr>
-        <w:t xml:space="preserve"> 的系数。需要提醒的是这一方向并非普适于一切传播机制：有向网络的阈值型级联中，正的入出度相关反而提高系统稳健性 [8]。二者并不冲突——阈值模型按活跃邻居的比例判定激活，高入度抬高激活门槛；SIR 中高入度只增加暴露，故 </w:t>
+        <w:t xml:space="preserve"> 的系数。这一方向并不普适于一切传播机制：有向网络的阈值型级联中，正的入出度相关反而提高系统稳健性 [8]。二者并不冲突——阈值模型按活跃邻居的比例判定激活，高入度抬高激活门槛；SIR 中高入度只增加暴露。</w:t>
       </w:r>
       <w:r>
         <w:rPr>
@@ -9201,7 +9151,7 @@
         <w:rPr>
           <w:rFonts w:ascii="Times New Roman" w:cs="Times New Roman" w:eastAsia="SimSun" w:hAnsi="Times New Roman"/>
         </w:rPr>
-        <w:t xml:space="preserve"> 同时偏大的节点在 SIR 中放大 </w:t>
+        <w:t xml:space="preserve"> 同时偏大的节点因而在 SIR 中放大 </w:t>
       </w:r>
       <w:r>
         <w:rPr>
@@ -9295,7 +9245,7 @@
         <w:rPr>
           <w:rFonts w:ascii="Times New Roman" w:cs="Times New Roman" w:eastAsia="SimSun" w:hAnsi="Times New Roman"/>
         </w:rPr>
-        <w:t xml:space="preserve">）。更强地说，(3.4) 与 (3.5) 也只读取双度序列，故整个闭合而不止阈值都看不见重叠 </w:t>
+        <w:t xml:space="preserve">）。进一步，(3.4) 与 (3.5) 也只读取双度序列，故整个闭合而不止阈值都看不见重叠 </w:t>
       </w:r>
       <w:r>
         <w:rPr>
@@ -9447,7 +9397,19 @@
         <w:rPr>
           <w:rFonts w:ascii="Times New Roman" w:cs="Times New Roman" w:eastAsia="SimSun" w:hAnsi="Times New Roman"/>
         </w:rPr>
-        <w:t xml:space="preserve"> 的作用只体现在阈值以外的量上。但须说明，可动不等于易动：单纯的保度双边交换只能把 </w:t>
+        <w:t xml:space="preserve"> 的作用只体现在阈值以外的量上。</w:t>
+      </w:r>
+    </w:p>
+    <w:p>
+      <w:pPr>
+        <w:spacing w:after="120" w:before="120" w:line="320" w:lineRule="auto"/>
+        <w:jc w:val="both"/>
+      </w:pPr>
+      <w:r>
+        <w:rPr>
+          <w:rFonts w:ascii="Times New Roman" w:cs="Times New Roman" w:eastAsia="SimSun" w:hAnsi="Times New Roman"/>
+        </w:rPr>
+        <w:t xml:space="preserve">但可动不等于易动：单纯的保度双边交换只能把 </w:t>
       </w:r>
       <w:r>
         <w:rPr>
@@ -10413,7 +10375,7 @@
         <w:rPr>
           <w:rFonts w:ascii="Times New Roman" w:cs="Times New Roman" w:eastAsia="SimSun" w:hAnsi="Times New Roman"/>
         </w:rPr>
-        <w:t xml:space="preserve">需要说明，(3.21) 是我们为本模型构造的均场对照，而非 [4] 中模型的复述——后者是社会传播而非 SIR，其方向性由单一标量强度参数调节。此处比较的是闭合层级，不是两项工作的模型。</w:t>
+        <w:t xml:space="preserve">(3.21) 是我们为本模型构造的均场对照，而非 [4] 中模型的复述——后者是社会传播而非 SIR，其方向性由单一标量强度参数调节。此处比较的是闭合层级，不是两项工作的模型。</w:t>
       </w:r>
     </w:p>
     <w:p>
@@ -12309,7 +12271,7 @@
         <w:rPr>
           <w:rFonts w:ascii="Times New Roman" w:cs="Times New Roman" w:eastAsia="SimSun" w:hAnsi="Times New Roman"/>
         </w:rPr>
-        <w:t xml:space="preserve"> 倍。第 1 节所称"边基闭合相对均场的增益"由此定量化：增益不是均匀的百分数，而集中在最需要理论的区域。</w:t>
+        <w:t xml:space="preserve"> 倍。第 1 节所称"边基闭合相对均场的增益"由此定量化：它不是一个均匀的百分数，而集中在阈值邻域。</w:t>
       </w:r>
     </w:p>
     <w:p>
@@ -12321,7 +12283,7 @@
         <w:rPr>
           <w:rFonts w:ascii="Times New Roman" w:cs="Times New Roman" w:eastAsia="SimSun" w:hAnsi="Times New Roman"/>
         </w:rPr>
-        <w:t xml:space="preserve">同一张图也暴露出 EBCM 自身的限度，须如实报告。偏差在深超临界区最小（</w:t>
+        <w:t xml:space="preserve">同一张图也暴露出 EBCM 自身的限度。偏差在深超临界区最小（</w:t>
       </w:r>
       <w:r>
         <w:rPr>
@@ -12534,222 +12496,7 @@
         <w:rPr>
           <w:rFonts w:ascii="Times New Roman" w:cs="Times New Roman" w:eastAsia="SimSun" w:hAnsi="Times New Roman"/>
         </w:rPr>
-        <w:t xml:space="preserve">）。偏差在亚临界区与阈值邻域一律为正，并在阈值邻域出现尖峰，深超临界区则收敛到零。这一高估是有限尺寸效应而非闭合误差，已直接验证：在 </w:t>
-      </w:r>
-      <w:r>
-        <w:rPr>
-          <w:rFonts w:ascii="Cambria Math" w:eastAsia="SimSun" w:hAnsi="Cambria Math"/>
-          <w:i w:val="false"/>
-          <w:iCs w:val="false"/>
-        </w:rPr>
-        <w:t xml:space="preserve">λ=λ</w:t>
-      </w:r>
-      <w:r>
-        <w:rPr>
-          <w:rFonts w:ascii="Cambria Math" w:eastAsia="SimSun" w:hAnsi="Cambria Math"/>
-          <w:i w:val="false"/>
-          <w:iCs w:val="false"/>
-          <w:vertAlign w:val="subscript"/>
-        </w:rPr>
-        <w:t xml:space="preserve">c</w:t>
-      </w:r>
-      <w:r>
-        <w:rPr>
-          <w:rFonts w:ascii="Times New Roman" w:cs="Times New Roman" w:eastAsia="SimSun" w:hAnsi="Times New Roman"/>
-        </w:rPr>
-        <w:t xml:space="preserve"> 处固定 </w:t>
-      </w:r>
-      <w:r>
-        <w:rPr>
-          <w:rFonts w:ascii="Cambria Math" w:eastAsia="SimSun" w:hAnsi="Cambria Math"/>
-          <w:i w:val="false"/>
-          <w:iCs w:val="false"/>
-        </w:rPr>
-        <w:t xml:space="preserve">ε=0.005</w:t>
-      </w:r>
-      <w:r>
-        <w:rPr>
-          <w:rFonts w:ascii="Times New Roman" w:cs="Times New Roman" w:eastAsia="SimSun" w:hAnsi="Times New Roman"/>
-        </w:rPr>
-        <w:t xml:space="preserve">、每点取 </w:t>
-      </w:r>
-      <w:r>
-        <w:rPr>
-          <w:rFonts w:ascii="Cambria Math" w:eastAsia="SimSun" w:hAnsi="Cambria Math"/>
-          <w:i w:val="false"/>
-          <w:iCs w:val="false"/>
-        </w:rPr>
-        <w:t xml:space="preserve">3</w:t>
-      </w:r>
-      <w:r>
-        <w:rPr>
-          <w:rFonts w:ascii="Times New Roman" w:cs="Times New Roman" w:eastAsia="SimSun" w:hAnsi="Times New Roman"/>
-        </w:rPr>
-        <w:t xml:space="preserve"> 个独立结构逐一增大系统，高估由 </w:t>
-      </w:r>
-      <w:r>
-        <w:rPr>
-          <w:rFonts w:ascii="Cambria Math" w:eastAsia="SimSun" w:hAnsi="Cambria Math"/>
-          <w:i/>
-          <w:iCs/>
-        </w:rPr>
-        <w:t xml:space="preserve">N</w:t>
-      </w:r>
-      <w:r>
-        <w:rPr>
-          <w:rFonts w:ascii="Cambria Math" w:eastAsia="SimSun" w:hAnsi="Cambria Math"/>
-          <w:i w:val="false"/>
-          <w:iCs w:val="false"/>
-        </w:rPr>
-        <w:t xml:space="preserve">=1000</w:t>
-      </w:r>
-      <w:r>
-        <w:rPr>
-          <w:rFonts w:ascii="Times New Roman" w:cs="Times New Roman" w:eastAsia="SimSun" w:hAnsi="Times New Roman"/>
-        </w:rPr>
-        <w:t xml:space="preserve"> 的 </w:t>
-      </w:r>
-      <w:r>
-        <w:rPr>
-          <w:rFonts w:ascii="Cambria Math" w:eastAsia="SimSun" w:hAnsi="Cambria Math"/>
-          <w:i w:val="false"/>
-          <w:iCs w:val="false"/>
-        </w:rPr>
-        <w:t xml:space="preserve">+54%</w:t>
-      </w:r>
-      <w:r>
-        <w:rPr>
-          <w:rFonts w:ascii="Times New Roman" w:cs="Times New Roman" w:eastAsia="SimSun" w:hAnsi="Times New Roman"/>
-        </w:rPr>
-        <w:t xml:space="preserve"> 单调降至 </w:t>
-      </w:r>
-      <w:r>
-        <w:rPr>
-          <w:rFonts w:ascii="Cambria Math" w:eastAsia="SimSun" w:hAnsi="Cambria Math"/>
-          <w:i/>
-          <w:iCs/>
-        </w:rPr>
-        <w:t xml:space="preserve">N</w:t>
-      </w:r>
-      <w:r>
-        <w:rPr>
-          <w:rFonts w:ascii="Cambria Math" w:eastAsia="SimSun" w:hAnsi="Cambria Math"/>
-          <w:i w:val="false"/>
-          <w:iCs w:val="false"/>
-        </w:rPr>
-        <w:t xml:space="preserve">=16000</w:t>
-      </w:r>
-      <w:r>
-        <w:rPr>
-          <w:rFonts w:ascii="Times New Roman" w:cs="Times New Roman" w:eastAsia="SimSun" w:hAnsi="Times New Roman"/>
-        </w:rPr>
-        <w:t xml:space="preserve"> 的 </w:t>
-      </w:r>
-      <w:r>
-        <w:rPr>
-          <w:rFonts w:ascii="Cambria Math" w:eastAsia="SimSun" w:hAnsi="Cambria Math"/>
-          <w:i w:val="false"/>
-          <w:iCs w:val="false"/>
-        </w:rPr>
-        <w:t xml:space="preserve">+4.4%</w:t>
-      </w:r>
-      <w:r>
-        <w:rPr>
-          <w:rFonts w:ascii="Times New Roman" w:cs="Times New Roman" w:eastAsia="SimSun" w:hAnsi="Times New Roman"/>
-        </w:rPr>
-        <w:t xml:space="preserve">——</w:t>
-      </w:r>
-      <w:r>
-        <w:rPr>
-          <w:rFonts w:ascii="Cambria Math" w:eastAsia="SimSun" w:hAnsi="Cambria Math"/>
-          <w:i/>
-          <w:iCs/>
-        </w:rPr>
-        <w:t xml:space="preserve">N</w:t>
-      </w:r>
-      <w:r>
-        <w:rPr>
-          <w:rFonts w:ascii="Times New Roman" w:cs="Times New Roman" w:eastAsia="SimSun" w:hAnsi="Times New Roman"/>
-        </w:rPr>
-        <w:t xml:space="preserve"> 增大 </w:t>
-      </w:r>
-      <w:r>
-        <w:rPr>
-          <w:rFonts w:ascii="Cambria Math" w:eastAsia="SimSun" w:hAnsi="Cambria Math"/>
-          <w:i w:val="false"/>
-          <w:iCs w:val="false"/>
-        </w:rPr>
-        <w:t xml:space="preserve">16</w:t>
-      </w:r>
-      <w:r>
-        <w:rPr>
-          <w:rFonts w:ascii="Times New Roman" w:cs="Times New Roman" w:eastAsia="SimSun" w:hAnsi="Times New Roman"/>
-        </w:rPr>
-        <w:t xml:space="preserve"> 倍，高估缩小约 </w:t>
-      </w:r>
-      <w:r>
-        <w:rPr>
-          <w:rFonts w:ascii="Cambria Math" w:eastAsia="SimSun" w:hAnsi="Cambria Math"/>
-          <w:i w:val="false"/>
-          <w:iCs w:val="false"/>
-        </w:rPr>
-        <w:t xml:space="preserve">12</w:t>
-      </w:r>
-      <w:r>
-        <w:rPr>
-          <w:rFonts w:ascii="Times New Roman" w:cs="Times New Roman" w:eastAsia="SimSun" w:hAnsi="Times New Roman"/>
-        </w:rPr>
-        <w:t xml:space="preserve"> 倍。这与 (3.4)–(3.9) 是 </w:t>
-      </w:r>
-      <w:r>
-        <w:rPr>
-          <w:rFonts w:ascii="Cambria Math" w:eastAsia="SimSun" w:hAnsi="Cambria Math"/>
-          <w:i/>
-          <w:iCs/>
-        </w:rPr>
-        <w:t xml:space="preserve">N</w:t>
-      </w:r>
-      <w:r>
-        <w:rPr>
-          <w:rFonts w:ascii="Cambria Math" w:eastAsia="SimSun" w:hAnsi="Cambria Math"/>
-          <w:i w:val="false"/>
-          <w:iCs w:val="false"/>
-        </w:rPr>
-        <w:t xml:space="preserve">→∞</w:t>
-      </w:r>
-      <w:r>
-        <w:rPr>
-          <w:rFonts w:ascii="Times New Roman" w:cs="Times New Roman" w:eastAsia="SimSun" w:hAnsi="Times New Roman"/>
-        </w:rPr>
-        <w:t xml:space="preserve"> 理论一致（阈值邻域关联长度发散，有限系统的偏离在此最大），也与均场那个不随 </w:t>
-      </w:r>
-      <w:r>
-        <w:rPr>
-          <w:rFonts w:ascii="Cambria Math" w:eastAsia="SimSun" w:hAnsi="Cambria Math"/>
-          <w:i/>
-          <w:iCs/>
-        </w:rPr>
-        <w:t xml:space="preserve">N</w:t>
-      </w:r>
-      <w:r>
-        <w:rPr>
-          <w:rFonts w:ascii="Times New Roman" w:cs="Times New Roman" w:eastAsia="SimSun" w:hAnsi="Times New Roman"/>
-        </w:rPr>
-        <w:t xml:space="preserve"> 消失的平台形成对照。即便如此，生产运行仍须在阈值邻域做有限尺寸标度外推，不能直接引用有限 </w:t>
-      </w:r>
-      <w:r>
-        <w:rPr>
-          <w:rFonts w:ascii="Cambria Math" w:eastAsia="SimSun" w:hAnsi="Cambria Math"/>
-          <w:i/>
-          <w:iCs/>
-        </w:rPr>
-        <w:t xml:space="preserve">N</w:t>
-      </w:r>
-      <w:r>
-        <w:rPr>
-          <w:rFonts w:ascii="Times New Roman" w:cs="Times New Roman" w:eastAsia="SimSun" w:hAnsi="Times New Roman"/>
-        </w:rPr>
-        <w:t xml:space="preserve"> 的 EBCM 值。</w:t>
+        <w:t xml:space="preserve">）。偏差在亚临界区与阈值邻域一律为正，并在阈值邻域出现尖峰，深超临界区则收敛到零。</w:t>
       </w:r>
     </w:p>
     <w:p>
@@ -12761,6 +12508,219 @@
         <w:rPr>
           <w:rFonts w:ascii="Times New Roman" w:cs="Times New Roman" w:eastAsia="SimSun" w:hAnsi="Times New Roman"/>
         </w:rPr>
+        <w:t xml:space="preserve">这一高估是有限尺寸效应而非闭合误差，已直接验证：在 </w:t>
+      </w:r>
+      <w:r>
+        <w:rPr>
+          <w:rFonts w:ascii="Cambria Math" w:eastAsia="SimSun" w:hAnsi="Cambria Math"/>
+          <w:i w:val="false"/>
+          <w:iCs w:val="false"/>
+        </w:rPr>
+        <w:t xml:space="preserve">λ=λ</w:t>
+      </w:r>
+      <w:r>
+        <w:rPr>
+          <w:rFonts w:ascii="Cambria Math" w:eastAsia="SimSun" w:hAnsi="Cambria Math"/>
+          <w:i w:val="false"/>
+          <w:iCs w:val="false"/>
+          <w:vertAlign w:val="subscript"/>
+        </w:rPr>
+        <w:t xml:space="preserve">c</w:t>
+      </w:r>
+      <w:r>
+        <w:rPr>
+          <w:rFonts w:ascii="Times New Roman" w:cs="Times New Roman" w:eastAsia="SimSun" w:hAnsi="Times New Roman"/>
+        </w:rPr>
+        <w:t xml:space="preserve"> 处固定 </w:t>
+      </w:r>
+      <w:r>
+        <w:rPr>
+          <w:rFonts w:ascii="Cambria Math" w:eastAsia="SimSun" w:hAnsi="Cambria Math"/>
+          <w:i w:val="false"/>
+          <w:iCs w:val="false"/>
+        </w:rPr>
+        <w:t xml:space="preserve">ε=0.005</w:t>
+      </w:r>
+      <w:r>
+        <w:rPr>
+          <w:rFonts w:ascii="Times New Roman" w:cs="Times New Roman" w:eastAsia="SimSun" w:hAnsi="Times New Roman"/>
+        </w:rPr>
+        <w:t xml:space="preserve">、每点取 </w:t>
+      </w:r>
+      <w:r>
+        <w:rPr>
+          <w:rFonts w:ascii="Cambria Math" w:eastAsia="SimSun" w:hAnsi="Cambria Math"/>
+          <w:i w:val="false"/>
+          <w:iCs w:val="false"/>
+        </w:rPr>
+        <w:t xml:space="preserve">3</w:t>
+      </w:r>
+      <w:r>
+        <w:rPr>
+          <w:rFonts w:ascii="Times New Roman" w:cs="Times New Roman" w:eastAsia="SimSun" w:hAnsi="Times New Roman"/>
+        </w:rPr>
+        <w:t xml:space="preserve"> 个独立结构逐一增大系统，高估由 </w:t>
+      </w:r>
+      <w:r>
+        <w:rPr>
+          <w:rFonts w:ascii="Cambria Math" w:eastAsia="SimSun" w:hAnsi="Cambria Math"/>
+          <w:i/>
+          <w:iCs/>
+        </w:rPr>
+        <w:t xml:space="preserve">N</w:t>
+      </w:r>
+      <w:r>
+        <w:rPr>
+          <w:rFonts w:ascii="Cambria Math" w:eastAsia="SimSun" w:hAnsi="Cambria Math"/>
+          <w:i w:val="false"/>
+          <w:iCs w:val="false"/>
+        </w:rPr>
+        <w:t xml:space="preserve">=1000</w:t>
+      </w:r>
+      <w:r>
+        <w:rPr>
+          <w:rFonts w:ascii="Times New Roman" w:cs="Times New Roman" w:eastAsia="SimSun" w:hAnsi="Times New Roman"/>
+        </w:rPr>
+        <w:t xml:space="preserve"> 的 </w:t>
+      </w:r>
+      <w:r>
+        <w:rPr>
+          <w:rFonts w:ascii="Cambria Math" w:eastAsia="SimSun" w:hAnsi="Cambria Math"/>
+          <w:i w:val="false"/>
+          <w:iCs w:val="false"/>
+        </w:rPr>
+        <w:t xml:space="preserve">+54%</w:t>
+      </w:r>
+      <w:r>
+        <w:rPr>
+          <w:rFonts w:ascii="Times New Roman" w:cs="Times New Roman" w:eastAsia="SimSun" w:hAnsi="Times New Roman"/>
+        </w:rPr>
+        <w:t xml:space="preserve"> 单调降至 </w:t>
+      </w:r>
+      <w:r>
+        <w:rPr>
+          <w:rFonts w:ascii="Cambria Math" w:eastAsia="SimSun" w:hAnsi="Cambria Math"/>
+          <w:i/>
+          <w:iCs/>
+        </w:rPr>
+        <w:t xml:space="preserve">N</w:t>
+      </w:r>
+      <w:r>
+        <w:rPr>
+          <w:rFonts w:ascii="Cambria Math" w:eastAsia="SimSun" w:hAnsi="Cambria Math"/>
+          <w:i w:val="false"/>
+          <w:iCs w:val="false"/>
+        </w:rPr>
+        <w:t xml:space="preserve">=16000</w:t>
+      </w:r>
+      <w:r>
+        <w:rPr>
+          <w:rFonts w:ascii="Times New Roman" w:cs="Times New Roman" w:eastAsia="SimSun" w:hAnsi="Times New Roman"/>
+        </w:rPr>
+        <w:t xml:space="preserve"> 的 </w:t>
+      </w:r>
+      <w:r>
+        <w:rPr>
+          <w:rFonts w:ascii="Cambria Math" w:eastAsia="SimSun" w:hAnsi="Cambria Math"/>
+          <w:i w:val="false"/>
+          <w:iCs w:val="false"/>
+        </w:rPr>
+        <w:t xml:space="preserve">+4.4%</w:t>
+      </w:r>
+      <w:r>
+        <w:rPr>
+          <w:rFonts w:ascii="Times New Roman" w:cs="Times New Roman" w:eastAsia="SimSun" w:hAnsi="Times New Roman"/>
+        </w:rPr>
+        <w:t xml:space="preserve">——</w:t>
+      </w:r>
+      <w:r>
+        <w:rPr>
+          <w:rFonts w:ascii="Cambria Math" w:eastAsia="SimSun" w:hAnsi="Cambria Math"/>
+          <w:i/>
+          <w:iCs/>
+        </w:rPr>
+        <w:t xml:space="preserve">N</w:t>
+      </w:r>
+      <w:r>
+        <w:rPr>
+          <w:rFonts w:ascii="Times New Roman" w:cs="Times New Roman" w:eastAsia="SimSun" w:hAnsi="Times New Roman"/>
+        </w:rPr>
+        <w:t xml:space="preserve"> 增大 </w:t>
+      </w:r>
+      <w:r>
+        <w:rPr>
+          <w:rFonts w:ascii="Cambria Math" w:eastAsia="SimSun" w:hAnsi="Cambria Math"/>
+          <w:i w:val="false"/>
+          <w:iCs w:val="false"/>
+        </w:rPr>
+        <w:t xml:space="preserve">16</w:t>
+      </w:r>
+      <w:r>
+        <w:rPr>
+          <w:rFonts w:ascii="Times New Roman" w:cs="Times New Roman" w:eastAsia="SimSun" w:hAnsi="Times New Roman"/>
+        </w:rPr>
+        <w:t xml:space="preserve"> 倍，高估缩小约 </w:t>
+      </w:r>
+      <w:r>
+        <w:rPr>
+          <w:rFonts w:ascii="Cambria Math" w:eastAsia="SimSun" w:hAnsi="Cambria Math"/>
+          <w:i w:val="false"/>
+          <w:iCs w:val="false"/>
+        </w:rPr>
+        <w:t xml:space="preserve">12</w:t>
+      </w:r>
+      <w:r>
+        <w:rPr>
+          <w:rFonts w:ascii="Times New Roman" w:cs="Times New Roman" w:eastAsia="SimSun" w:hAnsi="Times New Roman"/>
+        </w:rPr>
+        <w:t xml:space="preserve"> 倍。这与 (3.4)–(3.9) 是 </w:t>
+      </w:r>
+      <w:r>
+        <w:rPr>
+          <w:rFonts w:ascii="Cambria Math" w:eastAsia="SimSun" w:hAnsi="Cambria Math"/>
+          <w:i/>
+          <w:iCs/>
+        </w:rPr>
+        <w:t xml:space="preserve">N</w:t>
+      </w:r>
+      <w:r>
+        <w:rPr>
+          <w:rFonts w:ascii="Cambria Math" w:eastAsia="SimSun" w:hAnsi="Cambria Math"/>
+          <w:i w:val="false"/>
+          <w:iCs w:val="false"/>
+        </w:rPr>
+        <w:t xml:space="preserve">→∞</w:t>
+      </w:r>
+      <w:r>
+        <w:rPr>
+          <w:rFonts w:ascii="Times New Roman" w:cs="Times New Roman" w:eastAsia="SimSun" w:hAnsi="Times New Roman"/>
+        </w:rPr>
+        <w:t xml:space="preserve"> 理论一致（阈值邻域关联长度发散，有限系统的偏离在此最大），也与均场那个不随 </w:t>
+      </w:r>
+      <w:r>
+        <w:rPr>
+          <w:rFonts w:ascii="Cambria Math" w:eastAsia="SimSun" w:hAnsi="Cambria Math"/>
+          <w:i/>
+          <w:iCs/>
+        </w:rPr>
+        <w:t xml:space="preserve">N</w:t>
+      </w:r>
+      <w:r>
+        <w:rPr>
+          <w:rFonts w:ascii="Times New Roman" w:cs="Times New Roman" w:eastAsia="SimSun" w:hAnsi="Times New Roman"/>
+        </w:rPr>
+        <w:t xml:space="preserve"> 消失的平台形成对照。因此在阈值邻域引用 EBCM 值时须先做有限尺寸外推。</w:t>
+      </w:r>
+    </w:p>
+    <w:p>
+      <w:pPr>
+        <w:spacing w:after="120" w:before="120" w:line="320" w:lineRule="auto"/>
+        <w:jc w:val="both"/>
+      </w:pPr>
+      <w:r>
+        <w:rPr>
+          <w:rFonts w:ascii="Times New Roman" w:cs="Times New Roman" w:eastAsia="SimSun" w:hAnsi="Times New Roman"/>
+        </w:rPr>
         <w:t xml:space="preserve">图 2(c) 给出阈值对结构的依赖。保持两条边际度序列不变、只重新配置 </w:t>
       </w:r>
       <w:r>
@@ -12889,7 +12849,7 @@
         <w:rPr>
           <w:rFonts w:ascii="Times New Roman" w:cs="Times New Roman" w:eastAsia="SimSun" w:hAnsi="Times New Roman"/>
         </w:rPr>
-        <w:t xml:space="preserve">，变动近四倍，与 (3.20) 逐点吻合。需要说明，图 2(c) 的纵轴由 (3.17) 经 </w:t>
+        <w:t xml:space="preserve">，变动近四倍，与 (3.20) 逐点吻合。图 2(c) 的纵轴由 (3.17) 经 </w:t>
       </w:r>
       <w:r>
         <w:rPr>
@@ -12982,7 +12942,7 @@
         <w:rPr>
           <w:rFonts w:ascii="Times New Roman" w:cs="Times New Roman" w:eastAsia="SimSun" w:hAnsi="Times New Roman"/>
         </w:rPr>
-        <w:t xml:space="preserve"> 的仿真检验属于第 6 节。同时须记住 2.4 的宇称结论——</w:t>
+        <w:t xml:space="preserve"> 的仿真检验属于第 6 节。这与 2.4 的宇称结论不矛盾：</w:t>
       </w:r>
       <w:r>
         <w:rPr>
@@ -13005,7 +12965,7 @@
         <w:rPr>
           <w:rFonts w:ascii="Times New Roman" w:cs="Times New Roman" w:eastAsia="SimSun" w:hAnsi="Times New Roman"/>
         </w:rPr>
-        <w:t xml:space="preserve"> 移动阈值，却不产生方向对称性破缺，二者并不矛盾。</w:t>
+        <w:t xml:space="preserve"> 移动阈值，却不产生方向对称性破缺。</w:t>
       </w:r>
     </w:p>
     <w:p>
@@ -13972,7 +13932,7 @@
         <w:rPr>
           <w:rFonts w:ascii="Times New Roman" w:cs="Times New Roman" w:eastAsia="SimSun" w:hAnsi="Times New Roman"/>
         </w:rPr>
-        <w:t xml:space="preserve">另有四项针对数值实现而非理论的核查，结果一并记录：位形模型的修复步在全部五种配置下未丢弃任何超边，实现的双度序列与请求值逐点相同；RK4 在 </w:t>
+        <w:t xml:space="preserve">另有四项核查针对数值实现而非理论：位形模型的修复步在全部五种配置下未丢弃任何超边，实现的双度序列与请求值逐点相同；RK4 在 </w:t>
       </w:r>
       <w:r>
         <w:rPr>

--- a/drafts/sir-directed-hypergraphs/section3.docx
+++ b/drafts/sir-directed-hypergraphs/section3.docx
@@ -11200,7 +11200,7 @@
       <w:r>
         <w:drawing>
           <wp:inline distT="0" distB="0" distL="0" distR="0">
-            <wp:extent cx="5029200" cy="1983914"/>
+            <wp:extent cx="5029200" cy="2073481"/>
             <wp:effectExtent t="0" r="0" b="0" l="0"/>
             <wp:docPr id="1" name="" descr="" title=""/>
             <wp:cNvGraphicFramePr>
@@ -11225,7 +11225,7 @@
                   <pic:spPr bwMode="auto">
                     <a:xfrm>
                       <a:off x="0" y="0"/>
-                      <a:ext cx="5029200" cy="1983914"/>
+                      <a:ext cx="5029200" cy="2073481"/>
                     </a:xfrm>
                     <a:prstGeom prst="rect">
                       <a:avLst/>
@@ -11409,7 +11409,7 @@
       <w:r>
         <w:drawing>
           <wp:inline distT="0" distB="0" distL="0" distR="0">
-            <wp:extent cx="5029200" cy="2297399"/>
+            <wp:extent cx="5029200" cy="2207832"/>
             <wp:effectExtent t="0" r="0" b="0" l="0"/>
             <wp:docPr id="1" name="" descr="" title=""/>
             <wp:cNvGraphicFramePr>
@@ -11434,7 +11434,7 @@
                   <pic:spPr bwMode="auto">
                     <a:xfrm>
                       <a:off x="0" y="0"/>
-                      <a:ext cx="5029200" cy="2297399"/>
+                      <a:ext cx="5029200" cy="2207832"/>
                     </a:xfrm>
                     <a:prstGeom prst="rect">
                       <a:avLst/>
@@ -11782,7 +11782,76 @@
           <w:sz w:val="19"/>
           <w:szCs w:val="19"/>
         </w:rPr>
-        <w:t xml:space="preserve"> 置信区间。(c) 爆发阈值随入出度相关的变化，</w:t>
+        <w:t xml:space="preserve"> 置信区间；两条竖线分别标出均场阈值 </w:t>
+      </w:r>
+      <w:r>
+        <w:rPr>
+          <w:rFonts w:ascii="Cambria Math" w:eastAsia="SimSun" w:hAnsi="Cambria Math"/>
+          <w:i w:val="false"/>
+          <w:iCs w:val="false"/>
+          <w:sz w:val="19"/>
+          <w:szCs w:val="19"/>
+        </w:rPr>
+        <w:t xml:space="preserve">λ</w:t>
+      </w:r>
+      <w:r>
+        <w:rPr>
+          <w:rFonts w:ascii="Cambria Math" w:eastAsia="SimSun" w:hAnsi="Cambria Math"/>
+          <w:i w:val="false"/>
+          <w:iCs w:val="false"/>
+          <w:sz w:val="19"/>
+          <w:szCs w:val="19"/>
+          <w:vertAlign w:val="subscript"/>
+        </w:rPr>
+        <w:t xml:space="preserve">c</w:t>
+      </w:r>
+      <w:r>
+        <w:rPr>
+          <w:rFonts w:ascii="Cambria Math" w:eastAsia="SimSun" w:hAnsi="Cambria Math"/>
+          <w:i w:val="false"/>
+          <w:iCs w:val="false"/>
+          <w:sz w:val="19"/>
+          <w:szCs w:val="19"/>
+          <w:vertAlign w:val="superscript"/>
+        </w:rPr>
+        <w:t xml:space="preserve">MF</w:t>
+      </w:r>
+      <w:r>
+        <w:rPr>
+          <w:rFonts w:ascii="Times New Roman" w:cs="Times New Roman" w:eastAsia="SimSun" w:hAnsi="Times New Roman"/>
+          <w:sz w:val="19"/>
+          <w:szCs w:val="19"/>
+        </w:rPr>
+        <w:t xml:space="preserve"> 与真实阈值 </w:t>
+      </w:r>
+      <w:r>
+        <w:rPr>
+          <w:rFonts w:ascii="Cambria Math" w:eastAsia="SimSun" w:hAnsi="Cambria Math"/>
+          <w:i w:val="false"/>
+          <w:iCs w:val="false"/>
+          <w:sz w:val="19"/>
+          <w:szCs w:val="19"/>
+        </w:rPr>
+        <w:t xml:space="preserve">λ</w:t>
+      </w:r>
+      <w:r>
+        <w:rPr>
+          <w:rFonts w:ascii="Cambria Math" w:eastAsia="SimSun" w:hAnsi="Cambria Math"/>
+          <w:i w:val="false"/>
+          <w:iCs w:val="false"/>
+          <w:sz w:val="19"/>
+          <w:szCs w:val="19"/>
+          <w:vertAlign w:val="subscript"/>
+        </w:rPr>
+        <w:t xml:space="preserve">c</w:t>
+      </w:r>
+      <w:r>
+        <w:rPr>
+          <w:rFonts w:ascii="Times New Roman" w:cs="Times New Roman" w:eastAsia="SimSun" w:hAnsi="Times New Roman"/>
+          <w:sz w:val="19"/>
+          <w:szCs w:val="19"/>
+        </w:rPr>
+        <w:t xml:space="preserve">。(c) 爆发阈值随入出度相关的变化，</w:t>
       </w:r>
       <w:r>
         <w:rPr>

--- a/drafts/sir-directed-hypergraphs/section3.docx
+++ b/drafts/sir-directed-hypergraphs/section3.docx
@@ -11409,7 +11409,7 @@
       <w:r>
         <w:drawing>
           <wp:inline distT="0" distB="0" distL="0" distR="0">
-            <wp:extent cx="5029200" cy="2207832"/>
+            <wp:extent cx="5029200" cy="1894347"/>
             <wp:effectExtent t="0" r="0" b="0" l="0"/>
             <wp:docPr id="1" name="" descr="" title=""/>
             <wp:cNvGraphicFramePr>
@@ -11434,7 +11434,7 @@
                   <pic:spPr bwMode="auto">
                     <a:xfrm>
                       <a:off x="0" y="0"/>
-                      <a:ext cx="5029200" cy="2207832"/>
+                      <a:ext cx="5029200" cy="1894347"/>
                     </a:xfrm>
                     <a:prstGeom prst="rect">
                       <a:avLst/>
